--- a/Final Major Project.docx
+++ b/Final Major Project.docx
@@ -267,6 +267,13 @@
     </w:p>
     <w:sdt>
       <w:sdtPr>
+        <w:rPr>
+          <w:caps w:val="0"/>
+          <w:color w:val="auto"/>
+          <w:spacing w:val="0"/>
+          <w:sz w:val="20"/>
+          <w:szCs w:val="20"/>
+        </w:rPr>
         <w:id w:val="-816721996"/>
         <w:docPartObj>
           <w:docPartGallery w:val="Table of Contents"/>
@@ -277,12 +284,7 @@
         <w:rPr>
           <w:b/>
           <w:bCs/>
-          <w:caps w:val="0"/>
           <w:noProof/>
-          <w:color w:val="auto"/>
-          <w:spacing w:val="0"/>
-          <w:sz w:val="20"/>
-          <w:szCs w:val="20"/>
         </w:rPr>
       </w:sdtEndPr>
       <w:sdtContent>
@@ -2578,42 +2580,6 @@
           <w:lang w:val="en-US"/>
         </w:rPr>
       </w:pPr>
-    </w:p>
-    <w:p>
-      <w:pPr>
-        <w:rPr>
-          <w:sz w:val="24"/>
-          <w:szCs w:val="24"/>
-          <w:lang w:val="en-US"/>
-        </w:rPr>
-      </w:pPr>
-    </w:p>
-    <w:p>
-      <w:pPr>
-        <w:rPr>
-          <w:sz w:val="24"/>
-          <w:szCs w:val="24"/>
-          <w:lang w:val="en-US"/>
-        </w:rPr>
-      </w:pPr>
-    </w:p>
-    <w:p>
-      <w:pPr>
-        <w:rPr>
-          <w:sz w:val="24"/>
-          <w:szCs w:val="24"/>
-          <w:lang w:val="en-US"/>
-        </w:rPr>
-      </w:pPr>
-    </w:p>
-    <w:p>
-      <w:pPr>
-        <w:rPr>
-          <w:sz w:val="24"/>
-          <w:szCs w:val="24"/>
-          <w:lang w:val="en-US"/>
-        </w:rPr>
-      </w:pPr>
       <w:r>
         <w:rPr>
           <w:noProof/>
@@ -2621,6 +2587,7 @@
           <w:szCs w:val="24"/>
           <w:lang w:val="en-US"/>
         </w:rPr>
+        <w:lastRenderedPageBreak/>
         <w:drawing>
           <wp:anchor distT="0" distB="0" distL="114300" distR="114300" simplePos="0" relativeHeight="251659264" behindDoc="0" locked="0" layoutInCell="1" allowOverlap="1" wp14:anchorId="53BD4873" wp14:editId="54C77E56">
             <wp:simplePos x="0" y="0"/>
@@ -3572,20 +3539,1217 @@
           <w:lang w:val="en-US"/>
         </w:rPr>
       </w:pPr>
-    </w:p>
-    <w:p>
-      <w:pPr>
-        <w:rPr>
-          <w:sz w:val="24"/>
-          <w:szCs w:val="24"/>
-          <w:lang w:val="en-US"/>
-        </w:rPr>
-      </w:pPr>
+      <w:proofErr w:type="spellStart"/>
+      <w:r>
+        <w:rPr>
+          <w:sz w:val="24"/>
+          <w:szCs w:val="24"/>
+          <w:lang w:val="en-US"/>
+        </w:rPr>
+        <w:t>Uml</w:t>
+      </w:r>
+      <w:proofErr w:type="spellEnd"/>
+    </w:p>
+    <w:p>
+      <w:pPr>
+        <w:rPr>
+          <w:sz w:val="24"/>
+          <w:szCs w:val="24"/>
+          <w:lang w:val="en-US"/>
+        </w:rPr>
+      </w:pPr>
+      <w:r>
+        <w:rPr>
+          <w:sz w:val="24"/>
+          <w:szCs w:val="24"/>
+          <w:lang w:val="en-US"/>
+        </w:rPr>
+        <w:t>Flowchart</w:t>
+      </w:r>
+    </w:p>
+    <w:p>
+      <w:pPr>
+        <w:rPr>
+          <w:sz w:val="24"/>
+          <w:szCs w:val="24"/>
+          <w:lang w:val="en-US"/>
+        </w:rPr>
+      </w:pPr>
+      <w:proofErr w:type="spellStart"/>
+      <w:r>
+        <w:rPr>
+          <w:sz w:val="24"/>
+          <w:szCs w:val="24"/>
+          <w:lang w:val="en-US"/>
+        </w:rPr>
+        <w:t>PseudoCode</w:t>
+      </w:r>
+      <w:proofErr w:type="spellEnd"/>
+    </w:p>
+    <w:p>
+      <w:pPr>
+        <w:rPr>
+          <w:sz w:val="24"/>
+          <w:szCs w:val="24"/>
+          <w:lang w:val="en-US"/>
+        </w:rPr>
+      </w:pPr>
+    </w:p>
+    <w:p>
+      <w:pPr>
+        <w:rPr>
+          <w:caps/>
+          <w:color w:val="FFFFFF" w:themeColor="background1"/>
+          <w:spacing w:val="15"/>
+          <w:sz w:val="22"/>
+          <w:szCs w:val="22"/>
+          <w:lang w:val="en-US"/>
+        </w:rPr>
+      </w:pPr>
+      <w:r>
+        <w:rPr>
+          <w:lang w:val="en-US"/>
+        </w:rPr>
+        <w:br w:type="page"/>
+      </w:r>
     </w:p>
     <w:p>
       <w:pPr>
         <w:pStyle w:val="Heading1"/>
         <w:rPr>
+          <w:lang w:val="en-US"/>
+        </w:rPr>
+      </w:pPr>
+      <w:r>
+        <w:rPr>
+          <w:lang w:val="en-US"/>
+        </w:rPr>
+        <w:lastRenderedPageBreak/>
+        <w:t>Testing</w:t>
+      </w:r>
+    </w:p>
+    <w:tbl>
+      <w:tblPr>
+        <w:tblStyle w:val="TableGrid"/>
+        <w:tblW w:w="0" w:type="auto"/>
+        <w:tblLook w:val="04A0" w:firstRow="1" w:lastRow="0" w:firstColumn="1" w:lastColumn="0" w:noHBand="0" w:noVBand="1"/>
+      </w:tblPr>
+      <w:tblGrid>
+        <w:gridCol w:w="704"/>
+        <w:gridCol w:w="2300"/>
+        <w:gridCol w:w="1503"/>
+        <w:gridCol w:w="1503"/>
+        <w:gridCol w:w="1503"/>
+        <w:gridCol w:w="1503"/>
+      </w:tblGrid>
+      <w:tr>
+        <w:tc>
+          <w:tcPr>
+            <w:tcW w:w="704" w:type="dxa"/>
+          </w:tcPr>
+          <w:p>
+            <w:pPr>
+              <w:rPr>
+                <w:sz w:val="24"/>
+                <w:szCs w:val="24"/>
+                <w:lang w:val="en-US"/>
+              </w:rPr>
+            </w:pPr>
+            <w:r>
+              <w:rPr>
+                <w:sz w:val="24"/>
+                <w:szCs w:val="24"/>
+                <w:lang w:val="en-US"/>
+              </w:rPr>
+              <w:t>Test ID</w:t>
+            </w:r>
+          </w:p>
+        </w:tc>
+        <w:tc>
+          <w:tcPr>
+            <w:tcW w:w="2300" w:type="dxa"/>
+          </w:tcPr>
+          <w:p>
+            <w:pPr>
+              <w:rPr>
+                <w:sz w:val="24"/>
+                <w:szCs w:val="24"/>
+                <w:lang w:val="en-US"/>
+              </w:rPr>
+            </w:pPr>
+            <w:r>
+              <w:rPr>
+                <w:sz w:val="24"/>
+                <w:szCs w:val="24"/>
+                <w:lang w:val="en-US"/>
+              </w:rPr>
+              <w:t xml:space="preserve">Test </w:t>
+            </w:r>
+          </w:p>
+        </w:tc>
+        <w:tc>
+          <w:tcPr>
+            <w:tcW w:w="1503" w:type="dxa"/>
+          </w:tcPr>
+          <w:p>
+            <w:pPr>
+              <w:rPr>
+                <w:sz w:val="24"/>
+                <w:szCs w:val="24"/>
+                <w:lang w:val="en-US"/>
+              </w:rPr>
+            </w:pPr>
+            <w:r>
+              <w:rPr>
+                <w:sz w:val="24"/>
+                <w:szCs w:val="24"/>
+                <w:lang w:val="en-US"/>
+              </w:rPr>
+              <w:t>Expected Result</w:t>
+            </w:r>
+          </w:p>
+        </w:tc>
+        <w:tc>
+          <w:tcPr>
+            <w:tcW w:w="1503" w:type="dxa"/>
+          </w:tcPr>
+          <w:p>
+            <w:pPr>
+              <w:rPr>
+                <w:sz w:val="24"/>
+                <w:szCs w:val="24"/>
+                <w:lang w:val="en-US"/>
+              </w:rPr>
+            </w:pPr>
+            <w:r>
+              <w:rPr>
+                <w:sz w:val="24"/>
+                <w:szCs w:val="24"/>
+                <w:lang w:val="en-US"/>
+              </w:rPr>
+              <w:t>Actual Result</w:t>
+            </w:r>
+          </w:p>
+        </w:tc>
+        <w:tc>
+          <w:tcPr>
+            <w:tcW w:w="1503" w:type="dxa"/>
+          </w:tcPr>
+          <w:p>
+            <w:pPr>
+              <w:rPr>
+                <w:sz w:val="24"/>
+                <w:szCs w:val="24"/>
+                <w:lang w:val="en-US"/>
+              </w:rPr>
+            </w:pPr>
+            <w:r>
+              <w:rPr>
+                <w:sz w:val="24"/>
+                <w:szCs w:val="24"/>
+                <w:lang w:val="en-US"/>
+              </w:rPr>
+              <w:t>Pass/Fail</w:t>
+            </w:r>
+          </w:p>
+        </w:tc>
+        <w:tc>
+          <w:tcPr>
+            <w:tcW w:w="1503" w:type="dxa"/>
+          </w:tcPr>
+          <w:p>
+            <w:pPr>
+              <w:rPr>
+                <w:sz w:val="24"/>
+                <w:szCs w:val="24"/>
+                <w:lang w:val="en-US"/>
+              </w:rPr>
+            </w:pPr>
+            <w:r>
+              <w:rPr>
+                <w:sz w:val="24"/>
+                <w:szCs w:val="24"/>
+                <w:lang w:val="en-US"/>
+              </w:rPr>
+              <w:t>Changes</w:t>
+            </w:r>
+          </w:p>
+        </w:tc>
+      </w:tr>
+      <w:tr>
+        <w:tc>
+          <w:tcPr>
+            <w:tcW w:w="704" w:type="dxa"/>
+          </w:tcPr>
+          <w:p>
+            <w:pPr>
+              <w:rPr>
+                <w:sz w:val="24"/>
+                <w:szCs w:val="24"/>
+                <w:lang w:val="en-US"/>
+              </w:rPr>
+            </w:pPr>
+            <w:r>
+              <w:rPr>
+                <w:sz w:val="24"/>
+                <w:szCs w:val="24"/>
+                <w:lang w:val="en-US"/>
+              </w:rPr>
+              <w:t>01</w:t>
+            </w:r>
+          </w:p>
+        </w:tc>
+        <w:tc>
+          <w:tcPr>
+            <w:tcW w:w="2300" w:type="dxa"/>
+          </w:tcPr>
+          <w:p>
+            <w:pPr>
+              <w:jc w:val="center"/>
+              <w:rPr>
+                <w:sz w:val="24"/>
+                <w:szCs w:val="24"/>
+                <w:lang w:val="en-US"/>
+              </w:rPr>
+            </w:pPr>
+            <w:r>
+              <w:rPr>
+                <w:sz w:val="24"/>
+                <w:szCs w:val="24"/>
+                <w:lang w:val="en-US"/>
+              </w:rPr>
+              <w:t>Display tiles from array</w:t>
+            </w:r>
+          </w:p>
+        </w:tc>
+        <w:tc>
+          <w:tcPr>
+            <w:tcW w:w="1503" w:type="dxa"/>
+          </w:tcPr>
+          <w:p>
+            <w:pPr>
+              <w:rPr>
+                <w:sz w:val="24"/>
+                <w:szCs w:val="24"/>
+                <w:lang w:val="en-US"/>
+              </w:rPr>
+            </w:pPr>
+          </w:p>
+        </w:tc>
+        <w:tc>
+          <w:tcPr>
+            <w:tcW w:w="1503" w:type="dxa"/>
+          </w:tcPr>
+          <w:p>
+            <w:pPr>
+              <w:rPr>
+                <w:sz w:val="24"/>
+                <w:szCs w:val="24"/>
+                <w:lang w:val="en-US"/>
+              </w:rPr>
+            </w:pPr>
+          </w:p>
+        </w:tc>
+        <w:tc>
+          <w:tcPr>
+            <w:tcW w:w="1503" w:type="dxa"/>
+          </w:tcPr>
+          <w:p>
+            <w:pPr>
+              <w:rPr>
+                <w:sz w:val="24"/>
+                <w:szCs w:val="24"/>
+                <w:lang w:val="en-US"/>
+              </w:rPr>
+            </w:pPr>
+          </w:p>
+        </w:tc>
+        <w:tc>
+          <w:tcPr>
+            <w:tcW w:w="1503" w:type="dxa"/>
+          </w:tcPr>
+          <w:p>
+            <w:pPr>
+              <w:jc w:val="center"/>
+              <w:rPr>
+                <w:sz w:val="24"/>
+                <w:szCs w:val="24"/>
+                <w:lang w:val="en-US"/>
+              </w:rPr>
+            </w:pPr>
+          </w:p>
+        </w:tc>
+      </w:tr>
+      <w:tr>
+        <w:tc>
+          <w:tcPr>
+            <w:tcW w:w="704" w:type="dxa"/>
+          </w:tcPr>
+          <w:p>
+            <w:pPr>
+              <w:rPr>
+                <w:sz w:val="24"/>
+                <w:szCs w:val="24"/>
+                <w:lang w:val="en-US"/>
+              </w:rPr>
+            </w:pPr>
+            <w:r>
+              <w:rPr>
+                <w:sz w:val="24"/>
+                <w:szCs w:val="24"/>
+                <w:lang w:val="en-US"/>
+              </w:rPr>
+              <w:t>02</w:t>
+            </w:r>
+          </w:p>
+        </w:tc>
+        <w:tc>
+          <w:tcPr>
+            <w:tcW w:w="2300" w:type="dxa"/>
+          </w:tcPr>
+          <w:p>
+            <w:pPr>
+              <w:rPr>
+                <w:sz w:val="24"/>
+                <w:szCs w:val="24"/>
+                <w:lang w:val="en-US"/>
+              </w:rPr>
+            </w:pPr>
+            <w:r>
+              <w:rPr>
+                <w:sz w:val="24"/>
+                <w:szCs w:val="24"/>
+                <w:lang w:val="en-US"/>
+              </w:rPr>
+              <w:t>Display multiple different tiles</w:t>
+            </w:r>
+          </w:p>
+        </w:tc>
+        <w:tc>
+          <w:tcPr>
+            <w:tcW w:w="1503" w:type="dxa"/>
+          </w:tcPr>
+          <w:p>
+            <w:pPr>
+              <w:rPr>
+                <w:sz w:val="24"/>
+                <w:szCs w:val="24"/>
+                <w:lang w:val="en-US"/>
+              </w:rPr>
+            </w:pPr>
+          </w:p>
+        </w:tc>
+        <w:tc>
+          <w:tcPr>
+            <w:tcW w:w="1503" w:type="dxa"/>
+          </w:tcPr>
+          <w:p>
+            <w:pPr>
+              <w:rPr>
+                <w:sz w:val="24"/>
+                <w:szCs w:val="24"/>
+                <w:lang w:val="en-US"/>
+              </w:rPr>
+            </w:pPr>
+          </w:p>
+        </w:tc>
+        <w:tc>
+          <w:tcPr>
+            <w:tcW w:w="1503" w:type="dxa"/>
+          </w:tcPr>
+          <w:p>
+            <w:pPr>
+              <w:rPr>
+                <w:sz w:val="24"/>
+                <w:szCs w:val="24"/>
+                <w:lang w:val="en-US"/>
+              </w:rPr>
+            </w:pPr>
+          </w:p>
+        </w:tc>
+        <w:tc>
+          <w:tcPr>
+            <w:tcW w:w="1503" w:type="dxa"/>
+          </w:tcPr>
+          <w:p>
+            <w:pPr>
+              <w:rPr>
+                <w:sz w:val="24"/>
+                <w:szCs w:val="24"/>
+                <w:lang w:val="en-US"/>
+              </w:rPr>
+            </w:pPr>
+          </w:p>
+        </w:tc>
+      </w:tr>
+      <w:tr>
+        <w:tc>
+          <w:tcPr>
+            <w:tcW w:w="704" w:type="dxa"/>
+          </w:tcPr>
+          <w:p>
+            <w:pPr>
+              <w:rPr>
+                <w:sz w:val="24"/>
+                <w:szCs w:val="24"/>
+                <w:lang w:val="en-US"/>
+              </w:rPr>
+            </w:pPr>
+            <w:r>
+              <w:rPr>
+                <w:sz w:val="24"/>
+                <w:szCs w:val="24"/>
+                <w:lang w:val="en-US"/>
+              </w:rPr>
+              <w:t>03</w:t>
+            </w:r>
+          </w:p>
+        </w:tc>
+        <w:tc>
+          <w:tcPr>
+            <w:tcW w:w="2300" w:type="dxa"/>
+          </w:tcPr>
+          <w:p>
+            <w:pPr>
+              <w:rPr>
+                <w:sz w:val="24"/>
+                <w:szCs w:val="24"/>
+                <w:lang w:val="en-US"/>
+              </w:rPr>
+            </w:pPr>
+          </w:p>
+        </w:tc>
+        <w:tc>
+          <w:tcPr>
+            <w:tcW w:w="1503" w:type="dxa"/>
+          </w:tcPr>
+          <w:p>
+            <w:pPr>
+              <w:rPr>
+                <w:sz w:val="24"/>
+                <w:szCs w:val="24"/>
+                <w:lang w:val="en-US"/>
+              </w:rPr>
+            </w:pPr>
+          </w:p>
+        </w:tc>
+        <w:tc>
+          <w:tcPr>
+            <w:tcW w:w="1503" w:type="dxa"/>
+          </w:tcPr>
+          <w:p>
+            <w:pPr>
+              <w:rPr>
+                <w:sz w:val="24"/>
+                <w:szCs w:val="24"/>
+                <w:lang w:val="en-US"/>
+              </w:rPr>
+            </w:pPr>
+          </w:p>
+        </w:tc>
+        <w:tc>
+          <w:tcPr>
+            <w:tcW w:w="1503" w:type="dxa"/>
+          </w:tcPr>
+          <w:p>
+            <w:pPr>
+              <w:rPr>
+                <w:sz w:val="24"/>
+                <w:szCs w:val="24"/>
+                <w:lang w:val="en-US"/>
+              </w:rPr>
+            </w:pPr>
+          </w:p>
+        </w:tc>
+        <w:tc>
+          <w:tcPr>
+            <w:tcW w:w="1503" w:type="dxa"/>
+          </w:tcPr>
+          <w:p>
+            <w:pPr>
+              <w:rPr>
+                <w:sz w:val="24"/>
+                <w:szCs w:val="24"/>
+                <w:lang w:val="en-US"/>
+              </w:rPr>
+            </w:pPr>
+          </w:p>
+        </w:tc>
+      </w:tr>
+      <w:tr>
+        <w:tc>
+          <w:tcPr>
+            <w:tcW w:w="704" w:type="dxa"/>
+          </w:tcPr>
+          <w:p>
+            <w:pPr>
+              <w:rPr>
+                <w:sz w:val="24"/>
+                <w:szCs w:val="24"/>
+                <w:lang w:val="en-US"/>
+              </w:rPr>
+            </w:pPr>
+            <w:r>
+              <w:rPr>
+                <w:sz w:val="24"/>
+                <w:szCs w:val="24"/>
+                <w:lang w:val="en-US"/>
+              </w:rPr>
+              <w:t>04</w:t>
+            </w:r>
+          </w:p>
+        </w:tc>
+        <w:tc>
+          <w:tcPr>
+            <w:tcW w:w="2300" w:type="dxa"/>
+          </w:tcPr>
+          <w:p>
+            <w:pPr>
+              <w:rPr>
+                <w:sz w:val="24"/>
+                <w:szCs w:val="24"/>
+                <w:lang w:val="en-US"/>
+              </w:rPr>
+            </w:pPr>
+          </w:p>
+        </w:tc>
+        <w:tc>
+          <w:tcPr>
+            <w:tcW w:w="1503" w:type="dxa"/>
+          </w:tcPr>
+          <w:p>
+            <w:pPr>
+              <w:rPr>
+                <w:sz w:val="24"/>
+                <w:szCs w:val="24"/>
+                <w:lang w:val="en-US"/>
+              </w:rPr>
+            </w:pPr>
+          </w:p>
+        </w:tc>
+        <w:tc>
+          <w:tcPr>
+            <w:tcW w:w="1503" w:type="dxa"/>
+          </w:tcPr>
+          <w:p>
+            <w:pPr>
+              <w:rPr>
+                <w:sz w:val="24"/>
+                <w:szCs w:val="24"/>
+                <w:lang w:val="en-US"/>
+              </w:rPr>
+            </w:pPr>
+          </w:p>
+        </w:tc>
+        <w:tc>
+          <w:tcPr>
+            <w:tcW w:w="1503" w:type="dxa"/>
+          </w:tcPr>
+          <w:p>
+            <w:pPr>
+              <w:rPr>
+                <w:sz w:val="24"/>
+                <w:szCs w:val="24"/>
+                <w:lang w:val="en-US"/>
+              </w:rPr>
+            </w:pPr>
+          </w:p>
+        </w:tc>
+        <w:tc>
+          <w:tcPr>
+            <w:tcW w:w="1503" w:type="dxa"/>
+          </w:tcPr>
+          <w:p>
+            <w:pPr>
+              <w:rPr>
+                <w:sz w:val="24"/>
+                <w:szCs w:val="24"/>
+                <w:lang w:val="en-US"/>
+              </w:rPr>
+            </w:pPr>
+          </w:p>
+        </w:tc>
+      </w:tr>
+      <w:tr>
+        <w:tc>
+          <w:tcPr>
+            <w:tcW w:w="704" w:type="dxa"/>
+          </w:tcPr>
+          <w:p>
+            <w:pPr>
+              <w:rPr>
+                <w:sz w:val="24"/>
+                <w:szCs w:val="24"/>
+                <w:lang w:val="en-US"/>
+              </w:rPr>
+            </w:pPr>
+            <w:r>
+              <w:rPr>
+                <w:sz w:val="24"/>
+                <w:szCs w:val="24"/>
+                <w:lang w:val="en-US"/>
+              </w:rPr>
+              <w:t>05</w:t>
+            </w:r>
+          </w:p>
+        </w:tc>
+        <w:tc>
+          <w:tcPr>
+            <w:tcW w:w="2300" w:type="dxa"/>
+          </w:tcPr>
+          <w:p>
+            <w:pPr>
+              <w:rPr>
+                <w:sz w:val="24"/>
+                <w:szCs w:val="24"/>
+                <w:lang w:val="en-US"/>
+              </w:rPr>
+            </w:pPr>
+          </w:p>
+        </w:tc>
+        <w:tc>
+          <w:tcPr>
+            <w:tcW w:w="1503" w:type="dxa"/>
+          </w:tcPr>
+          <w:p>
+            <w:pPr>
+              <w:rPr>
+                <w:sz w:val="24"/>
+                <w:szCs w:val="24"/>
+                <w:lang w:val="en-US"/>
+              </w:rPr>
+            </w:pPr>
+          </w:p>
+        </w:tc>
+        <w:tc>
+          <w:tcPr>
+            <w:tcW w:w="1503" w:type="dxa"/>
+          </w:tcPr>
+          <w:p>
+            <w:pPr>
+              <w:rPr>
+                <w:sz w:val="24"/>
+                <w:szCs w:val="24"/>
+                <w:lang w:val="en-US"/>
+              </w:rPr>
+            </w:pPr>
+          </w:p>
+        </w:tc>
+        <w:tc>
+          <w:tcPr>
+            <w:tcW w:w="1503" w:type="dxa"/>
+          </w:tcPr>
+          <w:p>
+            <w:pPr>
+              <w:rPr>
+                <w:sz w:val="24"/>
+                <w:szCs w:val="24"/>
+                <w:lang w:val="en-US"/>
+              </w:rPr>
+            </w:pPr>
+          </w:p>
+        </w:tc>
+        <w:tc>
+          <w:tcPr>
+            <w:tcW w:w="1503" w:type="dxa"/>
+          </w:tcPr>
+          <w:p>
+            <w:pPr>
+              <w:rPr>
+                <w:sz w:val="24"/>
+                <w:szCs w:val="24"/>
+                <w:lang w:val="en-US"/>
+              </w:rPr>
+            </w:pPr>
+          </w:p>
+        </w:tc>
+      </w:tr>
+      <w:tr>
+        <w:tc>
+          <w:tcPr>
+            <w:tcW w:w="704" w:type="dxa"/>
+          </w:tcPr>
+          <w:p>
+            <w:pPr>
+              <w:rPr>
+                <w:sz w:val="24"/>
+                <w:szCs w:val="24"/>
+                <w:lang w:val="en-US"/>
+              </w:rPr>
+            </w:pPr>
+            <w:r>
+              <w:rPr>
+                <w:sz w:val="24"/>
+                <w:szCs w:val="24"/>
+                <w:lang w:val="en-US"/>
+              </w:rPr>
+              <w:t>06</w:t>
+            </w:r>
+          </w:p>
+        </w:tc>
+        <w:tc>
+          <w:tcPr>
+            <w:tcW w:w="2300" w:type="dxa"/>
+          </w:tcPr>
+          <w:p>
+            <w:pPr>
+              <w:rPr>
+                <w:sz w:val="24"/>
+                <w:szCs w:val="24"/>
+                <w:lang w:val="en-US"/>
+              </w:rPr>
+            </w:pPr>
+          </w:p>
+        </w:tc>
+        <w:tc>
+          <w:tcPr>
+            <w:tcW w:w="1503" w:type="dxa"/>
+          </w:tcPr>
+          <w:p>
+            <w:pPr>
+              <w:rPr>
+                <w:sz w:val="24"/>
+                <w:szCs w:val="24"/>
+                <w:lang w:val="en-US"/>
+              </w:rPr>
+            </w:pPr>
+          </w:p>
+        </w:tc>
+        <w:tc>
+          <w:tcPr>
+            <w:tcW w:w="1503" w:type="dxa"/>
+          </w:tcPr>
+          <w:p>
+            <w:pPr>
+              <w:rPr>
+                <w:sz w:val="24"/>
+                <w:szCs w:val="24"/>
+                <w:lang w:val="en-US"/>
+              </w:rPr>
+            </w:pPr>
+          </w:p>
+        </w:tc>
+        <w:tc>
+          <w:tcPr>
+            <w:tcW w:w="1503" w:type="dxa"/>
+          </w:tcPr>
+          <w:p>
+            <w:pPr>
+              <w:rPr>
+                <w:sz w:val="24"/>
+                <w:szCs w:val="24"/>
+                <w:lang w:val="en-US"/>
+              </w:rPr>
+            </w:pPr>
+          </w:p>
+        </w:tc>
+        <w:tc>
+          <w:tcPr>
+            <w:tcW w:w="1503" w:type="dxa"/>
+          </w:tcPr>
+          <w:p>
+            <w:pPr>
+              <w:rPr>
+                <w:sz w:val="24"/>
+                <w:szCs w:val="24"/>
+                <w:lang w:val="en-US"/>
+              </w:rPr>
+            </w:pPr>
+          </w:p>
+        </w:tc>
+      </w:tr>
+      <w:tr>
+        <w:tc>
+          <w:tcPr>
+            <w:tcW w:w="704" w:type="dxa"/>
+          </w:tcPr>
+          <w:p>
+            <w:pPr>
+              <w:rPr>
+                <w:sz w:val="24"/>
+                <w:szCs w:val="24"/>
+                <w:lang w:val="en-US"/>
+              </w:rPr>
+            </w:pPr>
+            <w:r>
+              <w:rPr>
+                <w:sz w:val="24"/>
+                <w:szCs w:val="24"/>
+                <w:lang w:val="en-US"/>
+              </w:rPr>
+              <w:t>07</w:t>
+            </w:r>
+          </w:p>
+        </w:tc>
+        <w:tc>
+          <w:tcPr>
+            <w:tcW w:w="2300" w:type="dxa"/>
+          </w:tcPr>
+          <w:p>
+            <w:pPr>
+              <w:rPr>
+                <w:sz w:val="24"/>
+                <w:szCs w:val="24"/>
+                <w:lang w:val="en-US"/>
+              </w:rPr>
+            </w:pPr>
+          </w:p>
+        </w:tc>
+        <w:tc>
+          <w:tcPr>
+            <w:tcW w:w="1503" w:type="dxa"/>
+          </w:tcPr>
+          <w:p>
+            <w:pPr>
+              <w:rPr>
+                <w:sz w:val="24"/>
+                <w:szCs w:val="24"/>
+                <w:lang w:val="en-US"/>
+              </w:rPr>
+            </w:pPr>
+          </w:p>
+        </w:tc>
+        <w:tc>
+          <w:tcPr>
+            <w:tcW w:w="1503" w:type="dxa"/>
+          </w:tcPr>
+          <w:p>
+            <w:pPr>
+              <w:rPr>
+                <w:sz w:val="24"/>
+                <w:szCs w:val="24"/>
+                <w:lang w:val="en-US"/>
+              </w:rPr>
+            </w:pPr>
+          </w:p>
+        </w:tc>
+        <w:tc>
+          <w:tcPr>
+            <w:tcW w:w="1503" w:type="dxa"/>
+          </w:tcPr>
+          <w:p>
+            <w:pPr>
+              <w:rPr>
+                <w:sz w:val="24"/>
+                <w:szCs w:val="24"/>
+                <w:lang w:val="en-US"/>
+              </w:rPr>
+            </w:pPr>
+          </w:p>
+        </w:tc>
+        <w:tc>
+          <w:tcPr>
+            <w:tcW w:w="1503" w:type="dxa"/>
+          </w:tcPr>
+          <w:p>
+            <w:pPr>
+              <w:rPr>
+                <w:sz w:val="24"/>
+                <w:szCs w:val="24"/>
+                <w:lang w:val="en-US"/>
+              </w:rPr>
+            </w:pPr>
+          </w:p>
+        </w:tc>
+      </w:tr>
+      <w:tr>
+        <w:tc>
+          <w:tcPr>
+            <w:tcW w:w="704" w:type="dxa"/>
+          </w:tcPr>
+          <w:p>
+            <w:pPr>
+              <w:rPr>
+                <w:sz w:val="24"/>
+                <w:szCs w:val="24"/>
+                <w:lang w:val="en-US"/>
+              </w:rPr>
+            </w:pPr>
+            <w:r>
+              <w:rPr>
+                <w:sz w:val="24"/>
+                <w:szCs w:val="24"/>
+                <w:lang w:val="en-US"/>
+              </w:rPr>
+              <w:t>08</w:t>
+            </w:r>
+          </w:p>
+        </w:tc>
+        <w:tc>
+          <w:tcPr>
+            <w:tcW w:w="2300" w:type="dxa"/>
+          </w:tcPr>
+          <w:p>
+            <w:pPr>
+              <w:rPr>
+                <w:sz w:val="24"/>
+                <w:szCs w:val="24"/>
+                <w:lang w:val="en-US"/>
+              </w:rPr>
+            </w:pPr>
+          </w:p>
+        </w:tc>
+        <w:tc>
+          <w:tcPr>
+            <w:tcW w:w="1503" w:type="dxa"/>
+          </w:tcPr>
+          <w:p>
+            <w:pPr>
+              <w:rPr>
+                <w:sz w:val="24"/>
+                <w:szCs w:val="24"/>
+                <w:lang w:val="en-US"/>
+              </w:rPr>
+            </w:pPr>
+          </w:p>
+        </w:tc>
+        <w:tc>
+          <w:tcPr>
+            <w:tcW w:w="1503" w:type="dxa"/>
+          </w:tcPr>
+          <w:p>
+            <w:pPr>
+              <w:rPr>
+                <w:sz w:val="24"/>
+                <w:szCs w:val="24"/>
+                <w:lang w:val="en-US"/>
+              </w:rPr>
+            </w:pPr>
+          </w:p>
+        </w:tc>
+        <w:tc>
+          <w:tcPr>
+            <w:tcW w:w="1503" w:type="dxa"/>
+          </w:tcPr>
+          <w:p>
+            <w:pPr>
+              <w:rPr>
+                <w:sz w:val="24"/>
+                <w:szCs w:val="24"/>
+                <w:lang w:val="en-US"/>
+              </w:rPr>
+            </w:pPr>
+          </w:p>
+        </w:tc>
+        <w:tc>
+          <w:tcPr>
+            <w:tcW w:w="1503" w:type="dxa"/>
+          </w:tcPr>
+          <w:p>
+            <w:pPr>
+              <w:rPr>
+                <w:sz w:val="24"/>
+                <w:szCs w:val="24"/>
+                <w:lang w:val="en-US"/>
+              </w:rPr>
+            </w:pPr>
+          </w:p>
+        </w:tc>
+      </w:tr>
+      <w:tr>
+        <w:tc>
+          <w:tcPr>
+            <w:tcW w:w="704" w:type="dxa"/>
+          </w:tcPr>
+          <w:p>
+            <w:pPr>
+              <w:rPr>
+                <w:sz w:val="24"/>
+                <w:szCs w:val="24"/>
+                <w:lang w:val="en-US"/>
+              </w:rPr>
+            </w:pPr>
+            <w:r>
+              <w:rPr>
+                <w:sz w:val="24"/>
+                <w:szCs w:val="24"/>
+                <w:lang w:val="en-US"/>
+              </w:rPr>
+              <w:t>09</w:t>
+            </w:r>
+          </w:p>
+        </w:tc>
+        <w:tc>
+          <w:tcPr>
+            <w:tcW w:w="2300" w:type="dxa"/>
+          </w:tcPr>
+          <w:p>
+            <w:pPr>
+              <w:rPr>
+                <w:sz w:val="24"/>
+                <w:szCs w:val="24"/>
+                <w:lang w:val="en-US"/>
+              </w:rPr>
+            </w:pPr>
+          </w:p>
+        </w:tc>
+        <w:tc>
+          <w:tcPr>
+            <w:tcW w:w="1503" w:type="dxa"/>
+          </w:tcPr>
+          <w:p>
+            <w:pPr>
+              <w:rPr>
+                <w:sz w:val="24"/>
+                <w:szCs w:val="24"/>
+                <w:lang w:val="en-US"/>
+              </w:rPr>
+            </w:pPr>
+          </w:p>
+        </w:tc>
+        <w:tc>
+          <w:tcPr>
+            <w:tcW w:w="1503" w:type="dxa"/>
+          </w:tcPr>
+          <w:p>
+            <w:pPr>
+              <w:rPr>
+                <w:sz w:val="24"/>
+                <w:szCs w:val="24"/>
+                <w:lang w:val="en-US"/>
+              </w:rPr>
+            </w:pPr>
+          </w:p>
+        </w:tc>
+        <w:tc>
+          <w:tcPr>
+            <w:tcW w:w="1503" w:type="dxa"/>
+          </w:tcPr>
+          <w:p>
+            <w:pPr>
+              <w:rPr>
+                <w:sz w:val="24"/>
+                <w:szCs w:val="24"/>
+                <w:lang w:val="en-US"/>
+              </w:rPr>
+            </w:pPr>
+          </w:p>
+        </w:tc>
+        <w:tc>
+          <w:tcPr>
+            <w:tcW w:w="1503" w:type="dxa"/>
+          </w:tcPr>
+          <w:p>
+            <w:pPr>
+              <w:rPr>
+                <w:sz w:val="24"/>
+                <w:szCs w:val="24"/>
+                <w:lang w:val="en-US"/>
+              </w:rPr>
+            </w:pPr>
+          </w:p>
+        </w:tc>
+      </w:tr>
+      <w:tr>
+        <w:tc>
+          <w:tcPr>
+            <w:tcW w:w="704" w:type="dxa"/>
+          </w:tcPr>
+          <w:p>
+            <w:pPr>
+              <w:rPr>
+                <w:sz w:val="24"/>
+                <w:szCs w:val="24"/>
+                <w:lang w:val="en-US"/>
+              </w:rPr>
+            </w:pPr>
+            <w:r>
+              <w:rPr>
+                <w:sz w:val="24"/>
+                <w:szCs w:val="24"/>
+                <w:lang w:val="en-US"/>
+              </w:rPr>
+              <w:t>10</w:t>
+            </w:r>
+          </w:p>
+        </w:tc>
+        <w:tc>
+          <w:tcPr>
+            <w:tcW w:w="2300" w:type="dxa"/>
+          </w:tcPr>
+          <w:p>
+            <w:pPr>
+              <w:rPr>
+                <w:sz w:val="24"/>
+                <w:szCs w:val="24"/>
+                <w:lang w:val="en-US"/>
+              </w:rPr>
+            </w:pPr>
+          </w:p>
+        </w:tc>
+        <w:tc>
+          <w:tcPr>
+            <w:tcW w:w="1503" w:type="dxa"/>
+          </w:tcPr>
+          <w:p>
+            <w:pPr>
+              <w:rPr>
+                <w:sz w:val="24"/>
+                <w:szCs w:val="24"/>
+                <w:lang w:val="en-US"/>
+              </w:rPr>
+            </w:pPr>
+          </w:p>
+        </w:tc>
+        <w:tc>
+          <w:tcPr>
+            <w:tcW w:w="1503" w:type="dxa"/>
+          </w:tcPr>
+          <w:p>
+            <w:pPr>
+              <w:rPr>
+                <w:sz w:val="24"/>
+                <w:szCs w:val="24"/>
+                <w:lang w:val="en-US"/>
+              </w:rPr>
+            </w:pPr>
+          </w:p>
+        </w:tc>
+        <w:tc>
+          <w:tcPr>
+            <w:tcW w:w="1503" w:type="dxa"/>
+          </w:tcPr>
+          <w:p>
+            <w:pPr>
+              <w:rPr>
+                <w:sz w:val="24"/>
+                <w:szCs w:val="24"/>
+                <w:lang w:val="en-US"/>
+              </w:rPr>
+            </w:pPr>
+          </w:p>
+        </w:tc>
+        <w:tc>
+          <w:tcPr>
+            <w:tcW w:w="1503" w:type="dxa"/>
+          </w:tcPr>
+          <w:p>
+            <w:pPr>
+              <w:rPr>
+                <w:sz w:val="24"/>
+                <w:szCs w:val="24"/>
+                <w:lang w:val="en-US"/>
+              </w:rPr>
+            </w:pPr>
+          </w:p>
+        </w:tc>
+      </w:tr>
+    </w:tbl>
+    <w:p>
+      <w:pPr>
+        <w:rPr>
+          <w:sz w:val="24"/>
+          <w:szCs w:val="24"/>
+          <w:lang w:val="en-US"/>
+        </w:rPr>
+      </w:pPr>
+    </w:p>
+    <w:p>
+      <w:pPr>
+        <w:rPr>
+          <w:caps/>
+          <w:color w:val="FFFFFF" w:themeColor="background1"/>
+          <w:spacing w:val="15"/>
           <w:sz w:val="24"/>
           <w:szCs w:val="24"/>
           <w:lang w:val="en-US"/>
@@ -3598,6 +4762,25 @@
           <w:szCs w:val="24"/>
           <w:lang w:val="en-US"/>
         </w:rPr>
+        <w:br w:type="page"/>
+      </w:r>
+    </w:p>
+    <w:p>
+      <w:pPr>
+        <w:pStyle w:val="Heading1"/>
+        <w:rPr>
+          <w:sz w:val="24"/>
+          <w:szCs w:val="24"/>
+          <w:lang w:val="en-US"/>
+        </w:rPr>
+      </w:pPr>
+      <w:r>
+        <w:rPr>
+          <w:sz w:val="24"/>
+          <w:szCs w:val="24"/>
+          <w:lang w:val="en-US"/>
+        </w:rPr>
+        <w:lastRenderedPageBreak/>
         <w:t>Reference List</w:t>
       </w:r>
       <w:bookmarkEnd w:id="14"/>
@@ -6001,6 +7184,25 @@
       <w:shd w:val="clear" w:color="auto" w:fill="E1DFDD"/>
     </w:rPr>
   </w:style>
+  <w:style w:type="table" w:styleId="TableGrid">
+    <w:name w:val="Table Grid"/>
+    <w:basedOn w:val="TableNormal"/>
+    <w:uiPriority w:val="39"/>
+    <w:rsid w:val="00792711"/>
+    <w:pPr>
+      <w:spacing w:before="0" w:after="0" w:line="240" w:lineRule="auto"/>
+    </w:pPr>
+    <w:tblPr>
+      <w:tblBorders>
+        <w:top w:val="single" w:sz="4" w:space="0" w:color="auto"/>
+        <w:left w:val="single" w:sz="4" w:space="0" w:color="auto"/>
+        <w:bottom w:val="single" w:sz="4" w:space="0" w:color="auto"/>
+        <w:right w:val="single" w:sz="4" w:space="0" w:color="auto"/>
+        <w:insideH w:val="single" w:sz="4" w:space="0" w:color="auto"/>
+        <w:insideV w:val="single" w:sz="4" w:space="0" w:color="auto"/>
+      </w:tblBorders>
+    </w:tblPr>
+  </w:style>
 </w:styles>
 </file>
 

--- a/Final Major Project.docx
+++ b/Final Major Project.docx
@@ -1464,80 +1464,6 @@
     </w:p>
     <w:p>
       <w:pPr>
-        <w:pStyle w:val="ListParagraph"/>
-        <w:numPr>
-          <w:ilvl w:val="0"/>
-          <w:numId w:val="3"/>
-        </w:numPr>
-        <w:rPr>
-          <w:sz w:val="24"/>
-          <w:szCs w:val="24"/>
-          <w:lang w:val="en-US"/>
-        </w:rPr>
-      </w:pPr>
-      <w:r>
-        <w:rPr>
-          <w:sz w:val="24"/>
-          <w:szCs w:val="24"/>
-          <w:lang w:val="en-US"/>
-        </w:rPr>
-        <w:t>Develop a bespoke procedural generation algorithm</w:t>
-      </w:r>
-      <w:r>
-        <w:rPr>
-          <w:sz w:val="24"/>
-          <w:szCs w:val="24"/>
-          <w:lang w:val="en-US"/>
-        </w:rPr>
-        <w:t xml:space="preserve"> </w:t>
-      </w:r>
-    </w:p>
-    <w:p>
-      <w:pPr>
-        <w:pStyle w:val="ListParagraph"/>
-        <w:numPr>
-          <w:ilvl w:val="0"/>
-          <w:numId w:val="3"/>
-        </w:numPr>
-        <w:rPr>
-          <w:sz w:val="24"/>
-          <w:szCs w:val="24"/>
-          <w:lang w:val="en-US"/>
-        </w:rPr>
-      </w:pPr>
-      <w:r>
-        <w:rPr>
-          <w:sz w:val="24"/>
-          <w:szCs w:val="24"/>
-          <w:lang w:val="en-US"/>
-        </w:rPr>
-        <w:t>Gain experience with procedural generation</w:t>
-      </w:r>
-    </w:p>
-    <w:p>
-      <w:pPr>
-        <w:pStyle w:val="ListParagraph"/>
-        <w:numPr>
-          <w:ilvl w:val="0"/>
-          <w:numId w:val="3"/>
-        </w:numPr>
-        <w:rPr>
-          <w:sz w:val="24"/>
-          <w:szCs w:val="24"/>
-          <w:lang w:val="en-US"/>
-        </w:rPr>
-      </w:pPr>
-      <w:r>
-        <w:rPr>
-          <w:sz w:val="24"/>
-          <w:szCs w:val="24"/>
-          <w:lang w:val="en-US"/>
-        </w:rPr>
-        <w:t>Turn the product into a tool with some amount of user customization (optional)</w:t>
-      </w:r>
-    </w:p>
-    <w:p>
-      <w:pPr>
         <w:ind w:left="360"/>
         <w:rPr>
           <w:sz w:val="24"/>
@@ -1551,7 +1477,41 @@
           <w:szCs w:val="24"/>
           <w:lang w:val="en-US"/>
         </w:rPr>
-        <w:t>elaborate (paragraph)</w:t>
+        <w:t xml:space="preserve">My main aims I want to achieve or get closer to by undertaking this project are to gain experience regarding procedural generation, getting more familiar with the algorithms and the approach to randomly generating worlds, which effectively leads into </w:t>
+      </w:r>
+      <w:proofErr w:type="gramStart"/>
+      <w:r>
+        <w:rPr>
+          <w:sz w:val="24"/>
+          <w:szCs w:val="24"/>
+          <w:lang w:val="en-US"/>
+        </w:rPr>
+        <w:t>actually developing</w:t>
+      </w:r>
+      <w:proofErr w:type="gramEnd"/>
+      <w:r>
+        <w:rPr>
+          <w:sz w:val="24"/>
+          <w:szCs w:val="24"/>
+          <w:lang w:val="en-US"/>
+        </w:rPr>
+        <w:t xml:space="preserve"> a bespoke procedural generation product. I also wish to step foot into tool development, since after completing this, I plan to turn it into an extension of Unity’s tools. Lastly, this counts for both aim and motivation, I wish to create something as close as possible to a Terraria clone</w:t>
+      </w:r>
+      <w:r>
+        <w:rPr>
+          <w:sz w:val="24"/>
+          <w:szCs w:val="24"/>
+          <w:lang w:val="en-US"/>
+        </w:rPr>
+        <w:t>, since I am a very big fan of the game</w:t>
+      </w:r>
+      <w:r>
+        <w:rPr>
+          <w:sz w:val="24"/>
+          <w:szCs w:val="24"/>
+          <w:lang w:val="en-US"/>
+        </w:rPr>
+        <w:t>.</w:t>
       </w:r>
     </w:p>
     <w:p>
@@ -1799,7 +1759,23 @@
           <w:szCs w:val="24"/>
           <w:lang w:val="en-US"/>
         </w:rPr>
-        <w:t xml:space="preserve"> [w/c 29.03]</w:t>
+        <w:t xml:space="preserve"> </w:t>
+      </w:r>
+      <w:r>
+        <w:rPr>
+          <w:sz w:val="24"/>
+          <w:szCs w:val="24"/>
+          <w:lang w:val="en-US"/>
+        </w:rPr>
+        <w:t xml:space="preserve">Have at least 5 different types of tiles </w:t>
+      </w:r>
+      <w:r>
+        <w:rPr>
+          <w:sz w:val="24"/>
+          <w:szCs w:val="24"/>
+          <w:lang w:val="en-US"/>
+        </w:rPr>
+        <w:t>[w/c 29.03]</w:t>
       </w:r>
       <w:r>
         <w:rPr>
@@ -1808,6 +1784,32 @@
           <w:lang w:val="en-US"/>
         </w:rPr>
         <w:t xml:space="preserve"> – </w:t>
+      </w:r>
+      <w:r>
+        <w:rPr>
+          <w:sz w:val="24"/>
+          <w:szCs w:val="24"/>
+          <w:lang w:val="en-US"/>
+        </w:rPr>
+        <w:t xml:space="preserve">a biome should comprise of at least 5 tiles, which some would be </w:t>
+      </w:r>
+      <w:proofErr w:type="gramStart"/>
+      <w:r>
+        <w:rPr>
+          <w:sz w:val="24"/>
+          <w:szCs w:val="24"/>
+          <w:lang w:val="en-US"/>
+        </w:rPr>
+        <w:t>general</w:t>
+      </w:r>
+      <w:proofErr w:type="gramEnd"/>
+      <w:r>
+        <w:rPr>
+          <w:sz w:val="24"/>
+          <w:szCs w:val="24"/>
+          <w:lang w:val="en-US"/>
+        </w:rPr>
+        <w:t xml:space="preserve"> and others would be exclusive to the biome</w:t>
       </w:r>
     </w:p>
     <w:p>
@@ -1829,7 +1831,23 @@
           <w:szCs w:val="24"/>
           <w:lang w:val="en-US"/>
         </w:rPr>
-        <w:t>Add more tiles/generate a new biome</w:t>
+        <w:t xml:space="preserve">Create a secondary </w:t>
+      </w:r>
+      <w:r>
+        <w:rPr>
+          <w:sz w:val="24"/>
+          <w:szCs w:val="24"/>
+          <w:lang w:val="en-US"/>
+        </w:rPr>
+        <w:t>biome</w:t>
+      </w:r>
+      <w:r>
+        <w:rPr>
+          <w:sz w:val="24"/>
+          <w:szCs w:val="24"/>
+          <w:lang w:val="en-US"/>
+        </w:rPr>
+        <w:t xml:space="preserve"> – desert or jungle</w:t>
       </w:r>
       <w:r>
         <w:rPr>
@@ -1839,6 +1857,14 @@
         </w:rPr>
         <w:t xml:space="preserve"> [w/c 12.04]</w:t>
       </w:r>
+      <w:r>
+        <w:rPr>
+          <w:sz w:val="24"/>
+          <w:szCs w:val="24"/>
+          <w:lang w:val="en-US"/>
+        </w:rPr>
+        <w:t xml:space="preserve"> – follow the same principles to create another biome containing new tiles and slightly different generation in the case of caves and ore</w:t>
+      </w:r>
     </w:p>
     <w:p>
       <w:pPr>
@@ -1864,65 +1890,6 @@
           <w:szCs w:val="24"/>
           <w:lang w:val="en-US"/>
         </w:rPr>
-        <w:t xml:space="preserve">Examples – </w:t>
-      </w:r>
-      <w:r>
-        <w:rPr>
-          <w:sz w:val="24"/>
-          <w:szCs w:val="24"/>
-          <w:lang w:val="en-US"/>
-        </w:rPr>
-        <w:t>expand upon them</w:t>
-      </w:r>
-    </w:p>
-    <w:p>
-      <w:pPr>
-        <w:rPr>
-          <w:sz w:val="24"/>
-          <w:szCs w:val="24"/>
-          <w:lang w:val="en-US"/>
-        </w:rPr>
-      </w:pPr>
-      <w:r>
-        <w:rPr>
-          <w:sz w:val="24"/>
-          <w:szCs w:val="24"/>
-          <w:lang w:val="en-US"/>
-        </w:rPr>
-        <w:t>Create at least 8 different tiles</w:t>
-      </w:r>
-    </w:p>
-    <w:p>
-      <w:pPr>
-        <w:rPr>
-          <w:sz w:val="24"/>
-          <w:szCs w:val="24"/>
-          <w:lang w:val="en-US"/>
-        </w:rPr>
-      </w:pPr>
-      <w:r>
-        <w:rPr>
-          <w:sz w:val="24"/>
-          <w:szCs w:val="24"/>
-          <w:lang w:val="en-US"/>
-        </w:rPr>
-        <w:t>Create 2 biomes, one forest and one desert</w:t>
-      </w:r>
-    </w:p>
-    <w:p>
-      <w:pPr>
-        <w:rPr>
-          <w:sz w:val="24"/>
-          <w:szCs w:val="24"/>
-          <w:lang w:val="en-US"/>
-        </w:rPr>
-      </w:pPr>
-      <w:r>
-        <w:rPr>
-          <w:sz w:val="24"/>
-          <w:szCs w:val="24"/>
-          <w:lang w:val="en-US"/>
-        </w:rPr>
         <w:t>Surface level generation – hills, trees, lake maybe</w:t>
       </w:r>
     </w:p>
@@ -1942,6 +1909,7 @@
           <w:szCs w:val="24"/>
           <w:lang w:val="en-US"/>
         </w:rPr>
+        <w:lastRenderedPageBreak/>
         <w:t>Strech Goals</w:t>
       </w:r>
       <w:bookmarkEnd w:id="4"/>
@@ -1965,7 +1933,23 @@
           <w:szCs w:val="24"/>
           <w:lang w:val="en-US"/>
         </w:rPr>
-        <w:t>Generate different chests in caves (just visual for this scope)</w:t>
+        <w:t xml:space="preserve">Generate </w:t>
+      </w:r>
+      <w:r>
+        <w:rPr>
+          <w:sz w:val="24"/>
+          <w:szCs w:val="24"/>
+          <w:lang w:val="en-US"/>
+        </w:rPr>
+        <w:t>some</w:t>
+      </w:r>
+      <w:r>
+        <w:rPr>
+          <w:sz w:val="24"/>
+          <w:szCs w:val="24"/>
+          <w:lang w:val="en-US"/>
+        </w:rPr>
+        <w:t xml:space="preserve"> chests in caves (just visual for this scope)</w:t>
       </w:r>
       <w:r>
         <w:rPr>
@@ -1995,7 +1979,6 @@
           <w:szCs w:val="24"/>
           <w:lang w:val="en-US"/>
         </w:rPr>
-        <w:lastRenderedPageBreak/>
         <w:t>Add certain level of customization to migrate to a tool</w:t>
       </w:r>
       <w:r>
@@ -2026,7 +2009,7 @@
           <w:szCs w:val="24"/>
           <w:lang w:val="en-US"/>
         </w:rPr>
-        <w:t>Generate biome specific tiles/objects</w:t>
+        <w:t>Generate biome specific objects</w:t>
       </w:r>
       <w:r>
         <w:rPr>
@@ -2042,7 +2025,23 @@
           <w:szCs w:val="24"/>
           <w:lang w:val="en-US"/>
         </w:rPr>
-        <w:t xml:space="preserve"> (unique chest/ore vein)</w:t>
+        <w:t xml:space="preserve"> (unique chest/</w:t>
+      </w:r>
+      <w:r>
+        <w:rPr>
+          <w:sz w:val="24"/>
+          <w:szCs w:val="24"/>
+          <w:lang w:val="en-US"/>
+        </w:rPr>
+        <w:t>back walls</w:t>
+      </w:r>
+      <w:r>
+        <w:rPr>
+          <w:sz w:val="24"/>
+          <w:szCs w:val="24"/>
+          <w:lang w:val="en-US"/>
+        </w:rPr>
+        <w:t>)</w:t>
       </w:r>
       <w:r>
         <w:rPr>
@@ -3506,6 +3505,15 @@
           <w:lang w:val="en-US"/>
         </w:rPr>
       </w:pPr>
+    </w:p>
+    <w:p>
+      <w:pPr>
+        <w:rPr>
+          <w:sz w:val="24"/>
+          <w:szCs w:val="24"/>
+          <w:lang w:val="en-US"/>
+        </w:rPr>
+      </w:pPr>
       <w:r>
         <w:rPr>
           <w:sz w:val="24"/>
@@ -3533,21 +3541,24 @@
     </w:p>
     <w:p>
       <w:pPr>
-        <w:rPr>
-          <w:sz w:val="24"/>
-          <w:szCs w:val="24"/>
+        <w:pStyle w:val="Heading3"/>
+        <w:rPr>
           <w:lang w:val="en-US"/>
         </w:rPr>
       </w:pPr>
       <w:proofErr w:type="spellStart"/>
       <w:r>
         <w:rPr>
-          <w:sz w:val="24"/>
-          <w:szCs w:val="24"/>
           <w:lang w:val="en-US"/>
         </w:rPr>
         <w:t>Uml</w:t>
       </w:r>
+      <w:r>
+        <w:rPr>
+          <w:lang w:val="en-US"/>
+        </w:rPr>
+        <w:t>s</w:t>
+      </w:r>
       <w:proofErr w:type="spellEnd"/>
     </w:p>
     <w:p>
@@ -3564,27 +3575,266 @@
           <w:szCs w:val="24"/>
           <w:lang w:val="en-US"/>
         </w:rPr>
+        <w:t>High Level</w:t>
+      </w:r>
+      <w:r>
+        <w:rPr>
+          <w:sz w:val="24"/>
+          <w:szCs w:val="24"/>
+          <w:lang w:val="en-US"/>
+        </w:rPr>
+        <w:t xml:space="preserve"> – 1</w:t>
+      </w:r>
+      <w:r>
+        <w:rPr>
+          <w:sz w:val="24"/>
+          <w:szCs w:val="24"/>
+          <w:vertAlign w:val="superscript"/>
+          <w:lang w:val="en-US"/>
+        </w:rPr>
+        <w:t>st</w:t>
+      </w:r>
+      <w:r>
+        <w:rPr>
+          <w:sz w:val="24"/>
+          <w:szCs w:val="24"/>
+          <w:lang w:val="en-US"/>
+        </w:rPr>
+        <w:t xml:space="preserve"> pass</w:t>
+      </w:r>
+    </w:p>
+    <w:p>
+      <w:pPr>
+        <w:rPr>
+          <w:sz w:val="24"/>
+          <w:szCs w:val="24"/>
+          <w:lang w:val="en-US"/>
+        </w:rPr>
+      </w:pPr>
+      <w:r>
+        <w:rPr>
+          <w:sz w:val="24"/>
+          <w:szCs w:val="24"/>
+          <w:lang w:val="en-US"/>
+        </w:rPr>
+        <w:drawing>
+          <wp:inline distT="0" distB="0" distL="0" distR="0" wp14:anchorId="6065546F" wp14:editId="4E1B6F79">
+            <wp:extent cx="4305300" cy="2619145"/>
+            <wp:effectExtent l="0" t="0" r="0" b="0"/>
+            <wp:docPr id="84479214" name="Picture 1" descr="A diagram of a computer&#10;&#10;Description automatically generated with medium confidence"/>
+            <wp:cNvGraphicFramePr>
+              <a:graphicFrameLocks xmlns:a="http://schemas.openxmlformats.org/drawingml/2006/main" noChangeAspect="1"/>
+            </wp:cNvGraphicFramePr>
+            <a:graphic xmlns:a="http://schemas.openxmlformats.org/drawingml/2006/main">
+              <a:graphicData uri="http://schemas.openxmlformats.org/drawingml/2006/picture">
+                <pic:pic xmlns:pic="http://schemas.openxmlformats.org/drawingml/2006/picture">
+                  <pic:nvPicPr>
+                    <pic:cNvPr id="84479214" name="Picture 1" descr="A diagram of a computer&#10;&#10;Description automatically generated with medium confidence"/>
+                    <pic:cNvPicPr/>
+                  </pic:nvPicPr>
+                  <pic:blipFill>
+                    <a:blip r:embed="rId9"/>
+                    <a:stretch>
+                      <a:fillRect/>
+                    </a:stretch>
+                  </pic:blipFill>
+                  <pic:spPr>
+                    <a:xfrm>
+                      <a:off x="0" y="0"/>
+                      <a:ext cx="4315225" cy="2625183"/>
+                    </a:xfrm>
+                    <a:prstGeom prst="rect">
+                      <a:avLst/>
+                    </a:prstGeom>
+                  </pic:spPr>
+                </pic:pic>
+              </a:graphicData>
+            </a:graphic>
+          </wp:inline>
+        </w:drawing>
+      </w:r>
+    </w:p>
+    <w:p>
+      <w:pPr>
+        <w:rPr>
+          <w:sz w:val="24"/>
+          <w:szCs w:val="24"/>
+          <w:lang w:val="en-US"/>
+        </w:rPr>
+      </w:pPr>
+      <w:r>
+        <w:rPr>
+          <w:sz w:val="24"/>
+          <w:szCs w:val="24"/>
+          <w:lang w:val="en-US"/>
+        </w:rPr>
+        <w:t>Low Level</w:t>
+      </w:r>
+    </w:p>
+    <w:p>
+      <w:pPr>
+        <w:rPr>
+          <w:sz w:val="24"/>
+          <w:szCs w:val="24"/>
+          <w:lang w:val="en-US"/>
+        </w:rPr>
+      </w:pPr>
+    </w:p>
+    <w:p>
+      <w:pPr>
+        <w:rPr>
+          <w:sz w:val="24"/>
+          <w:szCs w:val="24"/>
+          <w:lang w:val="en-US"/>
+        </w:rPr>
+      </w:pPr>
+      <w:r>
+        <w:rPr>
+          <w:sz w:val="24"/>
+          <w:szCs w:val="24"/>
+          <w:lang w:val="en-US"/>
+        </w:rPr>
+        <w:br w:type="page"/>
+      </w:r>
+    </w:p>
+    <w:p>
+      <w:pPr>
+        <w:pStyle w:val="Heading3"/>
+        <w:rPr>
+          <w:lang w:val="en-US"/>
+        </w:rPr>
+      </w:pPr>
+      <w:r>
+        <w:rPr>
+          <w:lang w:val="en-US"/>
+        </w:rPr>
+        <w:lastRenderedPageBreak/>
         <w:t>Flowchart</w:t>
       </w:r>
-    </w:p>
-    <w:p>
-      <w:pPr>
-        <w:rPr>
-          <w:sz w:val="24"/>
-          <w:szCs w:val="24"/>
-          <w:lang w:val="en-US"/>
-        </w:rPr>
-      </w:pPr>
-      <w:proofErr w:type="spellStart"/>
-      <w:r>
-        <w:rPr>
-          <w:sz w:val="24"/>
-          <w:szCs w:val="24"/>
-          <w:lang w:val="en-US"/>
-        </w:rPr>
-        <w:t>PseudoCode</w:t>
-      </w:r>
-      <w:proofErr w:type="spellEnd"/>
+      <w:r>
+        <w:rPr>
+          <w:lang w:val="en-US"/>
+        </w:rPr>
+        <w:t>s</w:t>
+      </w:r>
+    </w:p>
+    <w:p>
+      <w:pPr>
+        <w:rPr>
+          <w:sz w:val="24"/>
+          <w:szCs w:val="24"/>
+          <w:lang w:val="en-US"/>
+        </w:rPr>
+      </w:pPr>
+      <w:r>
+        <w:rPr>
+          <w:sz w:val="24"/>
+          <w:szCs w:val="24"/>
+          <w:lang w:val="en-US"/>
+        </w:rPr>
+        <w:t>Terrain                                                                                    Caves                                                         Ore</w:t>
+      </w:r>
+    </w:p>
+    <w:p>
+      <w:pPr>
+        <w:rPr>
+          <w:sz w:val="24"/>
+          <w:szCs w:val="24"/>
+          <w:lang w:val="en-US"/>
+        </w:rPr>
+      </w:pPr>
+      <w:r>
+        <w:rPr>
+          <w:sz w:val="24"/>
+          <w:szCs w:val="24"/>
+          <w:lang w:val="en-US"/>
+        </w:rPr>
+        <w:drawing>
+          <wp:inline distT="0" distB="0" distL="0" distR="0" wp14:anchorId="424F5C37" wp14:editId="75388CBD">
+            <wp:extent cx="2485998" cy="5677535"/>
+            <wp:effectExtent l="0" t="0" r="0" b="0"/>
+            <wp:docPr id="510910182" name="Picture 1" descr="A diagram of a flowchart&#10;&#10;Description automatically generated"/>
+            <wp:cNvGraphicFramePr>
+              <a:graphicFrameLocks xmlns:a="http://schemas.openxmlformats.org/drawingml/2006/main" noChangeAspect="1"/>
+            </wp:cNvGraphicFramePr>
+            <a:graphic xmlns:a="http://schemas.openxmlformats.org/drawingml/2006/main">
+              <a:graphicData uri="http://schemas.openxmlformats.org/drawingml/2006/picture">
+                <pic:pic xmlns:pic="http://schemas.openxmlformats.org/drawingml/2006/picture">
+                  <pic:nvPicPr>
+                    <pic:cNvPr id="510910182" name="Picture 1" descr="A diagram of a flowchart&#10;&#10;Description automatically generated"/>
+                    <pic:cNvPicPr/>
+                  </pic:nvPicPr>
+                  <pic:blipFill rotWithShape="1">
+                    <a:blip r:embed="rId10"/>
+                    <a:srcRect l="10617"/>
+                    <a:stretch/>
+                  </pic:blipFill>
+                  <pic:spPr bwMode="auto">
+                    <a:xfrm>
+                      <a:off x="0" y="0"/>
+                      <a:ext cx="2495529" cy="5699301"/>
+                    </a:xfrm>
+                    <a:prstGeom prst="rect">
+                      <a:avLst/>
+                    </a:prstGeom>
+                    <a:ln>
+                      <a:noFill/>
+                    </a:ln>
+                    <a:extLst>
+                      <a:ext uri="{53640926-AAD7-44D8-BBD7-CCE9431645EC}">
+                        <a14:shadowObscured xmlns:a14="http://schemas.microsoft.com/office/drawing/2010/main"/>
+                      </a:ext>
+                    </a:extLst>
+                  </pic:spPr>
+                </pic:pic>
+              </a:graphicData>
+            </a:graphic>
+          </wp:inline>
+        </w:drawing>
+      </w:r>
+    </w:p>
+    <w:p>
+      <w:pPr>
+        <w:rPr>
+          <w:caps/>
+          <w:color w:val="0A2F40" w:themeColor="accent1" w:themeShade="7F"/>
+          <w:spacing w:val="15"/>
+          <w:lang w:val="en-US"/>
+        </w:rPr>
+      </w:pPr>
+      <w:r>
+        <w:rPr>
+          <w:lang w:val="en-US"/>
+        </w:rPr>
+        <w:br w:type="page"/>
+      </w:r>
+    </w:p>
+    <w:p>
+      <w:pPr>
+        <w:pStyle w:val="Heading3"/>
+        <w:rPr>
+          <w:lang w:val="en-US"/>
+        </w:rPr>
+      </w:pPr>
+      <w:r>
+        <w:rPr>
+          <w:lang w:val="en-US"/>
+        </w:rPr>
+        <w:lastRenderedPageBreak/>
+        <w:t>Pseudo</w:t>
+      </w:r>
+      <w:r>
+        <w:rPr>
+          <w:lang w:val="en-US"/>
+        </w:rPr>
+        <w:t>-</w:t>
+      </w:r>
+      <w:r>
+        <w:rPr>
+          <w:lang w:val="en-US"/>
+        </w:rPr>
+        <w:t>Code</w:t>
+      </w:r>
     </w:p>
     <w:p>
       <w:pPr>
@@ -4801,7 +5051,7 @@
         </w:rPr>
         <w:t xml:space="preserve">Know Your Meme (2023) Vergil | Know Your Meme. Available at: </w:t>
       </w:r>
-      <w:hyperlink r:id="rId9" w:history="1">
+      <w:hyperlink r:id="rId11" w:history="1">
         <w:r>
           <w:rPr>
             <w:rStyle w:val="Hyperlink"/>

--- a/Final Major Project.docx
+++ b/Final Major Project.docx
@@ -1404,25 +1404,7 @@
           <w:szCs w:val="24"/>
           <w:lang w:val="en-US"/>
         </w:rPr>
-        <w:t xml:space="preserve">I will be developing a world generation algorithm highly inspired by the sandbox game ‘Terraria’, made by Re-Logic, which has a lot of very intricate rules and details in its procedural generation. I will be aiming to recreate a small portion of a Terraria style world, focusing mainly on terrain and ignoring elements like vegetation on the surface, maybe </w:t>
-      </w:r>
-      <w:proofErr w:type="gramStart"/>
-      <w:r>
-        <w:rPr>
-          <w:sz w:val="24"/>
-          <w:szCs w:val="24"/>
-          <w:lang w:val="en-US"/>
-        </w:rPr>
-        <w:t>with the exception of</w:t>
-      </w:r>
-      <w:proofErr w:type="gramEnd"/>
-      <w:r>
-        <w:rPr>
-          <w:sz w:val="24"/>
-          <w:szCs w:val="24"/>
-          <w:lang w:val="en-US"/>
-        </w:rPr>
-        <w:t xml:space="preserve"> trees as a challenge if everything looks to be going too well. This will be done in Unity C# as I plan to turn it into a tool at some point down the line if not able to within this project.</w:t>
+        <w:t>I will be developing a world generation algorithm highly inspired by the sandbox game ‘Terraria’, made by Re-Logic, which has a lot of very intricate rules and details in its procedural generation. I will be aiming to recreate a small portion of a Terraria style world, focusing mainly on terrain and ignoring elements like vegetation on the surface, maybe with the exception of trees as a challenge if everything looks to be going too well. This will be done in Unity C# as I plan to turn it into a tool at some point down the line if not able to within this project.</w:t>
       </w:r>
     </w:p>
     <w:p>
@@ -1477,25 +1459,7 @@
           <w:szCs w:val="24"/>
           <w:lang w:val="en-US"/>
         </w:rPr>
-        <w:t xml:space="preserve">My main aims I want to achieve or get closer to by undertaking this project are to gain experience regarding procedural generation, getting more familiar with the algorithms and the approach to randomly generating worlds, which effectively leads into </w:t>
-      </w:r>
-      <w:proofErr w:type="gramStart"/>
-      <w:r>
-        <w:rPr>
-          <w:sz w:val="24"/>
-          <w:szCs w:val="24"/>
-          <w:lang w:val="en-US"/>
-        </w:rPr>
-        <w:t>actually developing</w:t>
-      </w:r>
-      <w:proofErr w:type="gramEnd"/>
-      <w:r>
-        <w:rPr>
-          <w:sz w:val="24"/>
-          <w:szCs w:val="24"/>
-          <w:lang w:val="en-US"/>
-        </w:rPr>
-        <w:t xml:space="preserve"> a bespoke procedural generation product. I also wish to step foot into tool development, since after completing this, I plan to turn it into an extension of Unity’s tools. Lastly, this counts for both aim and motivation, I wish to create something as close as possible to a Terraria clone</w:t>
+        <w:t>My main aims I want to achieve or get closer to by undertaking this project are to gain experience regarding procedural generation, getting more familiar with the algorithms and the approach to randomly generating worlds, which effectively leads into actually developing a bespoke procedural generation product. I also wish to step foot into tool development, since after completing this, I plan to turn it into an extension of Unity’s tools. Lastly, this counts for both aim and motivation, I wish to create something as close as possible to a Terraria clone</w:t>
       </w:r>
       <w:r>
         <w:rPr>
@@ -1561,18 +1525,8 @@
           <w:szCs w:val="24"/>
           <w:lang w:val="en-US"/>
         </w:rPr>
-        <w:t xml:space="preserve">2D </w:t>
-      </w:r>
-      <w:proofErr w:type="spellStart"/>
-      <w:r>
-        <w:rPr>
-          <w:sz w:val="24"/>
-          <w:szCs w:val="24"/>
-          <w:lang w:val="en-US"/>
-        </w:rPr>
-        <w:t>tilemap</w:t>
-      </w:r>
-      <w:proofErr w:type="spellEnd"/>
+        <w:t>2D tilemap</w:t>
+      </w:r>
       <w:r>
         <w:rPr>
           <w:sz w:val="24"/>
@@ -1681,25 +1635,7 @@
           <w:szCs w:val="24"/>
           <w:lang w:val="en-US"/>
         </w:rPr>
-        <w:t xml:space="preserve"> – once an ore tile spawns, more of the same tile clumps around it; size and type </w:t>
-      </w:r>
-      <w:proofErr w:type="gramStart"/>
-      <w:r>
-        <w:rPr>
-          <w:sz w:val="24"/>
-          <w:szCs w:val="24"/>
-          <w:lang w:val="en-US"/>
-        </w:rPr>
-        <w:t>is</w:t>
-      </w:r>
-      <w:proofErr w:type="gramEnd"/>
-      <w:r>
-        <w:rPr>
-          <w:sz w:val="24"/>
-          <w:szCs w:val="24"/>
-          <w:lang w:val="en-US"/>
-        </w:rPr>
-        <w:t xml:space="preserve"> decided by the depth</w:t>
+        <w:t xml:space="preserve"> – once an ore tile spawns, more of the same tile clumps around it; size and type is decided by the depth</w:t>
       </w:r>
     </w:p>
     <w:p>
@@ -1791,25 +1727,7 @@
           <w:szCs w:val="24"/>
           <w:lang w:val="en-US"/>
         </w:rPr>
-        <w:t xml:space="preserve">a biome should comprise of at least 5 tiles, which some would be </w:t>
-      </w:r>
-      <w:proofErr w:type="gramStart"/>
-      <w:r>
-        <w:rPr>
-          <w:sz w:val="24"/>
-          <w:szCs w:val="24"/>
-          <w:lang w:val="en-US"/>
-        </w:rPr>
-        <w:t>general</w:t>
-      </w:r>
-      <w:proofErr w:type="gramEnd"/>
-      <w:r>
-        <w:rPr>
-          <w:sz w:val="24"/>
-          <w:szCs w:val="24"/>
-          <w:lang w:val="en-US"/>
-        </w:rPr>
-        <w:t xml:space="preserve"> and others would be exclusive to the biome</w:t>
+        <w:t>a biome should comprise of at least 5 tiles, which some would be general and others would be exclusive to the biome</w:t>
       </w:r>
     </w:p>
     <w:p>
@@ -2611,7 +2529,7 @@
                     <pic:cNvPicPr/>
                   </pic:nvPicPr>
                   <pic:blipFill>
-                    <a:blip r:embed="rId6">
+                    <a:blip r:embed="rId8">
                       <a:extLst>
                         <a:ext uri="{28A0092B-C50C-407E-A947-70E740481C1C}">
                           <a14:useLocalDpi xmlns:a14="http://schemas.microsoft.com/office/drawing/2010/main" val="0"/>
@@ -2695,7 +2613,7 @@
                     </pic:cNvPicPr>
                   </pic:nvPicPr>
                   <pic:blipFill>
-                    <a:blip r:embed="rId7" cstate="print">
+                    <a:blip r:embed="rId9" cstate="print">
                       <a:extLst>
                         <a:ext uri="{28A0092B-C50C-407E-A947-70E740481C1C}">
                           <a14:useLocalDpi xmlns:a14="http://schemas.microsoft.com/office/drawing/2010/main" val="0"/>
@@ -2953,7 +2871,6 @@
           <w:lang w:val="en-US"/>
         </w:rPr>
       </w:pPr>
-      <w:proofErr w:type="spellStart"/>
       <w:r>
         <w:rPr>
           <w:sz w:val="24"/>
@@ -2962,7 +2879,6 @@
         </w:rPr>
         <w:t>Customisation</w:t>
       </w:r>
-      <w:proofErr w:type="spellEnd"/>
       <w:r>
         <w:rPr>
           <w:sz w:val="24"/>
@@ -3168,25 +3084,7 @@
           <w:szCs w:val="24"/>
           <w:lang w:val="en-US"/>
         </w:rPr>
-        <w:t xml:space="preserve">Once satisfied, I am going to introduce some level of tool development, which would include basic UI and a few </w:t>
-      </w:r>
-      <w:proofErr w:type="gramStart"/>
-      <w:r>
-        <w:rPr>
-          <w:sz w:val="24"/>
-          <w:szCs w:val="24"/>
-          <w:lang w:val="en-US"/>
-        </w:rPr>
-        <w:t>drop down</w:t>
-      </w:r>
-      <w:proofErr w:type="gramEnd"/>
-      <w:r>
-        <w:rPr>
-          <w:sz w:val="24"/>
-          <w:szCs w:val="24"/>
-          <w:lang w:val="en-US"/>
-        </w:rPr>
-        <w:t xml:space="preserve"> options for the user to create something more to their liking.</w:t>
+        <w:t>Once satisfied, I am going to introduce some level of tool development, which would include basic UI and a few drop down options for the user to create something more to their liking.</w:t>
       </w:r>
       <w:r>
         <w:rPr>
@@ -3248,25 +3146,7 @@
           <w:szCs w:val="24"/>
           <w:lang w:val="en-US"/>
         </w:rPr>
-        <w:t xml:space="preserve"> studio, researching Perlin noise and the like since I was assigned to making levels </w:t>
-      </w:r>
-      <w:proofErr w:type="gramStart"/>
-      <w:r>
-        <w:rPr>
-          <w:sz w:val="24"/>
-          <w:szCs w:val="24"/>
-          <w:lang w:val="en-US"/>
-        </w:rPr>
-        <w:t>mid-way</w:t>
-      </w:r>
-      <w:proofErr w:type="gramEnd"/>
-      <w:r>
-        <w:rPr>
-          <w:sz w:val="24"/>
-          <w:szCs w:val="24"/>
-          <w:lang w:val="en-US"/>
-        </w:rPr>
-        <w:t>, which didn’t really lead anywhere; and during summer, working on a project under Thunder Blossom</w:t>
+        <w:t xml:space="preserve"> studio, researching Perlin noise and the like since I was assigned to making levels mid-way, which didn’t really lead anywhere; and during summer, working on a project under Thunder Blossom</w:t>
       </w:r>
       <w:r>
         <w:rPr>
@@ -3334,7 +3214,7 @@
                     </pic:cNvPicPr>
                   </pic:nvPicPr>
                   <pic:blipFill>
-                    <a:blip r:embed="rId8">
+                    <a:blip r:embed="rId10">
                       <a:extLst>
                         <a:ext uri="{28A0092B-C50C-407E-A947-70E740481C1C}">
                           <a14:useLocalDpi xmlns:a14="http://schemas.microsoft.com/office/drawing/2010/main" val="0"/>
@@ -3546,7 +3426,6 @@
           <w:lang w:val="en-US"/>
         </w:rPr>
       </w:pPr>
-      <w:proofErr w:type="spellStart"/>
       <w:r>
         <w:rPr>
           <w:lang w:val="en-US"/>
@@ -3559,7 +3438,6 @@
         </w:rPr>
         <w:t>s</w:t>
       </w:r>
-      <w:proofErr w:type="spellEnd"/>
     </w:p>
     <w:p>
       <w:pPr>
@@ -3613,6 +3491,7 @@
       </w:pPr>
       <w:r>
         <w:rPr>
+          <w:noProof/>
           <w:sz w:val="24"/>
           <w:szCs w:val="24"/>
           <w:lang w:val="en-US"/>
@@ -3633,7 +3512,7 @@
                     <pic:cNvPicPr/>
                   </pic:nvPicPr>
                   <pic:blipFill>
-                    <a:blip r:embed="rId9"/>
+                    <a:blip r:embed="rId11"/>
                     <a:stretch>
                       <a:fillRect/>
                     </a:stretch>
@@ -3745,6 +3624,7 @@
       </w:pPr>
       <w:r>
         <w:rPr>
+          <w:noProof/>
           <w:sz w:val="24"/>
           <w:szCs w:val="24"/>
           <w:lang w:val="en-US"/>
@@ -3765,7 +3645,7 @@
                     <pic:cNvPicPr/>
                   </pic:nvPicPr>
                   <pic:blipFill rotWithShape="1">
-                    <a:blip r:embed="rId10"/>
+                    <a:blip r:embed="rId12"/>
                     <a:srcRect l="10617"/>
                     <a:stretch/>
                   </pic:blipFill>
@@ -3881,21 +3761,23 @@
     <w:tbl>
       <w:tblPr>
         <w:tblStyle w:val="TableGrid"/>
-        <w:tblW w:w="0" w:type="auto"/>
+        <w:tblW w:w="10916" w:type="dxa"/>
+        <w:tblInd w:w="-998" w:type="dxa"/>
+        <w:tblLayout w:type="fixed"/>
         <w:tblLook w:val="04A0" w:firstRow="1" w:lastRow="0" w:firstColumn="1" w:lastColumn="0" w:noHBand="0" w:noVBand="1"/>
       </w:tblPr>
       <w:tblGrid>
-        <w:gridCol w:w="704"/>
-        <w:gridCol w:w="2300"/>
-        <w:gridCol w:w="1503"/>
-        <w:gridCol w:w="1503"/>
-        <w:gridCol w:w="1503"/>
-        <w:gridCol w:w="1503"/>
+        <w:gridCol w:w="709"/>
+        <w:gridCol w:w="2127"/>
+        <w:gridCol w:w="2126"/>
+        <w:gridCol w:w="2127"/>
+        <w:gridCol w:w="850"/>
+        <w:gridCol w:w="2977"/>
       </w:tblGrid>
       <w:tr>
         <w:tc>
           <w:tcPr>
-            <w:tcW w:w="704" w:type="dxa"/>
+            <w:tcW w:w="709" w:type="dxa"/>
           </w:tcPr>
           <w:p>
             <w:pPr>
@@ -3917,7 +3799,7 @@
         </w:tc>
         <w:tc>
           <w:tcPr>
-            <w:tcW w:w="2300" w:type="dxa"/>
+            <w:tcW w:w="2127" w:type="dxa"/>
           </w:tcPr>
           <w:p>
             <w:pPr>
@@ -3939,7 +3821,7 @@
         </w:tc>
         <w:tc>
           <w:tcPr>
-            <w:tcW w:w="1503" w:type="dxa"/>
+            <w:tcW w:w="2126" w:type="dxa"/>
           </w:tcPr>
           <w:p>
             <w:pPr>
@@ -3961,7 +3843,7 @@
         </w:tc>
         <w:tc>
           <w:tcPr>
-            <w:tcW w:w="1503" w:type="dxa"/>
+            <w:tcW w:w="2127" w:type="dxa"/>
           </w:tcPr>
           <w:p>
             <w:pPr>
@@ -3983,7 +3865,7 @@
         </w:tc>
         <w:tc>
           <w:tcPr>
-            <w:tcW w:w="1503" w:type="dxa"/>
+            <w:tcW w:w="850" w:type="dxa"/>
           </w:tcPr>
           <w:p>
             <w:pPr>
@@ -4005,7 +3887,7 @@
         </w:tc>
         <w:tc>
           <w:tcPr>
-            <w:tcW w:w="1503" w:type="dxa"/>
+            <w:tcW w:w="2977" w:type="dxa"/>
           </w:tcPr>
           <w:p>
             <w:pPr>
@@ -4029,7 +3911,7 @@
       <w:tr>
         <w:tc>
           <w:tcPr>
-            <w:tcW w:w="704" w:type="dxa"/>
+            <w:tcW w:w="709" w:type="dxa"/>
           </w:tcPr>
           <w:p>
             <w:pPr>
@@ -4051,11 +3933,10 @@
         </w:tc>
         <w:tc>
           <w:tcPr>
-            <w:tcW w:w="2300" w:type="dxa"/>
+            <w:tcW w:w="2127" w:type="dxa"/>
           </w:tcPr>
           <w:p>
             <w:pPr>
-              <w:jc w:val="center"/>
               <w:rPr>
                 <w:sz w:val="24"/>
                 <w:szCs w:val="24"/>
@@ -4074,7 +3955,7 @@
         </w:tc>
         <w:tc>
           <w:tcPr>
-            <w:tcW w:w="1503" w:type="dxa"/>
+            <w:tcW w:w="2126" w:type="dxa"/>
           </w:tcPr>
           <w:p>
             <w:pPr>
@@ -4084,11 +3965,19 @@
                 <w:lang w:val="en-US"/>
               </w:rPr>
             </w:pPr>
+            <w:r>
+              <w:rPr>
+                <w:sz w:val="24"/>
+                <w:szCs w:val="24"/>
+                <w:lang w:val="en-US"/>
+              </w:rPr>
+              <w:t xml:space="preserve">Grid of tiles appears on screen </w:t>
+            </w:r>
           </w:p>
         </w:tc>
         <w:tc>
           <w:tcPr>
-            <w:tcW w:w="1503" w:type="dxa"/>
+            <w:tcW w:w="2127" w:type="dxa"/>
           </w:tcPr>
           <w:p>
             <w:pPr>
@@ -4098,11 +3987,19 @@
                 <w:lang w:val="en-US"/>
               </w:rPr>
             </w:pPr>
+            <w:r>
+              <w:rPr>
+                <w:sz w:val="24"/>
+                <w:szCs w:val="24"/>
+                <w:lang w:val="en-US"/>
+              </w:rPr>
+              <w:t>Screen is blank</w:t>
+            </w:r>
           </w:p>
         </w:tc>
         <w:tc>
           <w:tcPr>
-            <w:tcW w:w="1503" w:type="dxa"/>
+            <w:tcW w:w="850" w:type="dxa"/>
           </w:tcPr>
           <w:p>
             <w:pPr>
@@ -4112,15 +4009,156 @@
                 <w:lang w:val="en-US"/>
               </w:rPr>
             </w:pPr>
+            <w:r>
+              <w:rPr>
+                <w:sz w:val="24"/>
+                <w:szCs w:val="24"/>
+                <w:lang w:val="en-US"/>
+              </w:rPr>
+              <w:t>Fail</w:t>
+            </w:r>
           </w:p>
         </w:tc>
         <w:tc>
           <w:tcPr>
-            <w:tcW w:w="1503" w:type="dxa"/>
+            <w:tcW w:w="2977" w:type="dxa"/>
           </w:tcPr>
           <w:p>
             <w:pPr>
-              <w:jc w:val="center"/>
+              <w:rPr>
+                <w:sz w:val="24"/>
+                <w:szCs w:val="24"/>
+                <w:lang w:val="en-US"/>
+              </w:rPr>
+            </w:pPr>
+            <w:r>
+              <w:rPr>
+                <w:sz w:val="24"/>
+                <w:szCs w:val="24"/>
+                <w:lang w:val="en-US"/>
+              </w:rPr>
+              <w:t>Had to set the reference of the world gen script to the actual component</w:t>
+            </w:r>
+          </w:p>
+        </w:tc>
+      </w:tr>
+      <w:tr>
+        <w:tc>
+          <w:tcPr>
+            <w:tcW w:w="709" w:type="dxa"/>
+          </w:tcPr>
+          <w:p>
+            <w:pPr>
+              <w:rPr>
+                <w:sz w:val="24"/>
+                <w:szCs w:val="24"/>
+                <w:lang w:val="en-US"/>
+              </w:rPr>
+            </w:pPr>
+            <w:r>
+              <w:rPr>
+                <w:sz w:val="24"/>
+                <w:szCs w:val="24"/>
+                <w:lang w:val="en-US"/>
+              </w:rPr>
+              <w:t>02</w:t>
+            </w:r>
+          </w:p>
+        </w:tc>
+        <w:tc>
+          <w:tcPr>
+            <w:tcW w:w="2127" w:type="dxa"/>
+          </w:tcPr>
+          <w:p>
+            <w:pPr>
+              <w:rPr>
+                <w:sz w:val="24"/>
+                <w:szCs w:val="24"/>
+                <w:lang w:val="en-US"/>
+              </w:rPr>
+            </w:pPr>
+            <w:r>
+              <w:rPr>
+                <w:sz w:val="24"/>
+                <w:szCs w:val="24"/>
+                <w:lang w:val="en-US"/>
+              </w:rPr>
+              <w:t>Display multiple different tiles</w:t>
+            </w:r>
+          </w:p>
+        </w:tc>
+        <w:tc>
+          <w:tcPr>
+            <w:tcW w:w="2126" w:type="dxa"/>
+          </w:tcPr>
+          <w:p>
+            <w:pPr>
+              <w:rPr>
+                <w:sz w:val="24"/>
+                <w:szCs w:val="24"/>
+                <w:lang w:val="en-US"/>
+              </w:rPr>
+            </w:pPr>
+            <w:r>
+              <w:rPr>
+                <w:sz w:val="24"/>
+                <w:szCs w:val="24"/>
+                <w:lang w:val="en-US"/>
+              </w:rPr>
+              <w:t>The 3 default tiles all get drawn</w:t>
+            </w:r>
+          </w:p>
+        </w:tc>
+        <w:tc>
+          <w:tcPr>
+            <w:tcW w:w="2127" w:type="dxa"/>
+          </w:tcPr>
+          <w:p>
+            <w:pPr>
+              <w:rPr>
+                <w:sz w:val="24"/>
+                <w:szCs w:val="24"/>
+                <w:lang w:val="en-US"/>
+              </w:rPr>
+            </w:pPr>
+            <w:r>
+              <w:rPr>
+                <w:sz w:val="24"/>
+                <w:szCs w:val="24"/>
+                <w:lang w:val="en-US"/>
+              </w:rPr>
+              <w:t>Just as expected</w:t>
+            </w:r>
+          </w:p>
+        </w:tc>
+        <w:tc>
+          <w:tcPr>
+            <w:tcW w:w="850" w:type="dxa"/>
+          </w:tcPr>
+          <w:p>
+            <w:pPr>
+              <w:rPr>
+                <w:sz w:val="24"/>
+                <w:szCs w:val="24"/>
+                <w:lang w:val="en-US"/>
+              </w:rPr>
+            </w:pPr>
+            <w:r>
+              <w:rPr>
+                <w:sz w:val="24"/>
+                <w:szCs w:val="24"/>
+                <w:lang w:val="en-US"/>
+              </w:rPr>
+              <w:t>Pass</w:t>
+            </w:r>
+          </w:p>
+        </w:tc>
+        <w:tc>
+          <w:tcPr>
+            <w:tcW w:w="2977" w:type="dxa"/>
+          </w:tcPr>
+          <w:p>
+            <w:pPr>
               <w:rPr>
                 <w:sz w:val="24"/>
                 <w:szCs w:val="24"/>
@@ -4133,7 +4171,7 @@
       <w:tr>
         <w:tc>
           <w:tcPr>
-            <w:tcW w:w="704" w:type="dxa"/>
+            <w:tcW w:w="709" w:type="dxa"/>
           </w:tcPr>
           <w:p>
             <w:pPr>
@@ -4149,13 +4187,13 @@
                 <w:szCs w:val="24"/>
                 <w:lang w:val="en-US"/>
               </w:rPr>
-              <w:t>02</w:t>
+              <w:t>03</w:t>
             </w:r>
           </w:p>
         </w:tc>
         <w:tc>
           <w:tcPr>
-            <w:tcW w:w="2300" w:type="dxa"/>
+            <w:tcW w:w="2127" w:type="dxa"/>
           </w:tcPr>
           <w:p>
             <w:pPr>
@@ -4171,13 +4209,13 @@
                 <w:szCs w:val="24"/>
                 <w:lang w:val="en-US"/>
               </w:rPr>
-              <w:t>Display multiple different tiles</w:t>
+              <w:t>Layer the different tiles</w:t>
             </w:r>
           </w:p>
         </w:tc>
         <w:tc>
           <w:tcPr>
-            <w:tcW w:w="1503" w:type="dxa"/>
+            <w:tcW w:w="2126" w:type="dxa"/>
           </w:tcPr>
           <w:p>
             <w:pPr>
@@ -4187,11 +4225,19 @@
                 <w:lang w:val="en-US"/>
               </w:rPr>
             </w:pPr>
+            <w:r>
+              <w:rPr>
+                <w:sz w:val="24"/>
+                <w:szCs w:val="24"/>
+                <w:lang w:val="en-US"/>
+              </w:rPr>
+              <w:t>Grass first, dirt second and rocks last</w:t>
+            </w:r>
           </w:p>
         </w:tc>
         <w:tc>
           <w:tcPr>
-            <w:tcW w:w="1503" w:type="dxa"/>
+            <w:tcW w:w="2127" w:type="dxa"/>
           </w:tcPr>
           <w:p>
             <w:pPr>
@@ -4201,11 +4247,19 @@
                 <w:lang w:val="en-US"/>
               </w:rPr>
             </w:pPr>
+            <w:r>
+              <w:rPr>
+                <w:sz w:val="24"/>
+                <w:szCs w:val="24"/>
+                <w:lang w:val="en-US"/>
+              </w:rPr>
+              <w:t>Complete opposite order</w:t>
+            </w:r>
           </w:p>
         </w:tc>
         <w:tc>
           <w:tcPr>
-            <w:tcW w:w="1503" w:type="dxa"/>
+            <w:tcW w:w="850" w:type="dxa"/>
           </w:tcPr>
           <w:p>
             <w:pPr>
@@ -4215,11 +4269,153 @@
                 <w:lang w:val="en-US"/>
               </w:rPr>
             </w:pPr>
+            <w:r>
+              <w:rPr>
+                <w:sz w:val="24"/>
+                <w:szCs w:val="24"/>
+                <w:lang w:val="en-US"/>
+              </w:rPr>
+              <w:t>Fail</w:t>
+            </w:r>
           </w:p>
         </w:tc>
         <w:tc>
           <w:tcPr>
-            <w:tcW w:w="1503" w:type="dxa"/>
+            <w:tcW w:w="2977" w:type="dxa"/>
+          </w:tcPr>
+          <w:p>
+            <w:pPr>
+              <w:rPr>
+                <w:sz w:val="24"/>
+                <w:szCs w:val="24"/>
+                <w:lang w:val="en-US"/>
+              </w:rPr>
+            </w:pPr>
+            <w:r>
+              <w:rPr>
+                <w:sz w:val="24"/>
+                <w:szCs w:val="24"/>
+                <w:lang w:val="en-US"/>
+              </w:rPr>
+              <w:t>Scraped it and decided to start using noise algorithms</w:t>
+            </w:r>
+          </w:p>
+        </w:tc>
+      </w:tr>
+      <w:tr>
+        <w:tc>
+          <w:tcPr>
+            <w:tcW w:w="709" w:type="dxa"/>
+          </w:tcPr>
+          <w:p>
+            <w:pPr>
+              <w:rPr>
+                <w:sz w:val="24"/>
+                <w:szCs w:val="24"/>
+                <w:lang w:val="en-US"/>
+              </w:rPr>
+            </w:pPr>
+            <w:r>
+              <w:rPr>
+                <w:sz w:val="24"/>
+                <w:szCs w:val="24"/>
+                <w:lang w:val="en-US"/>
+              </w:rPr>
+              <w:t>04</w:t>
+            </w:r>
+          </w:p>
+        </w:tc>
+        <w:tc>
+          <w:tcPr>
+            <w:tcW w:w="2127" w:type="dxa"/>
+          </w:tcPr>
+          <w:p>
+            <w:pPr>
+              <w:rPr>
+                <w:sz w:val="24"/>
+                <w:szCs w:val="24"/>
+                <w:lang w:val="en-US"/>
+              </w:rPr>
+            </w:pPr>
+            <w:r>
+              <w:rPr>
+                <w:sz w:val="24"/>
+                <w:szCs w:val="24"/>
+                <w:lang w:val="en-US"/>
+              </w:rPr>
+              <w:t>Noise generation</w:t>
+            </w:r>
+          </w:p>
+        </w:tc>
+        <w:tc>
+          <w:tcPr>
+            <w:tcW w:w="2126" w:type="dxa"/>
+          </w:tcPr>
+          <w:p>
+            <w:pPr>
+              <w:rPr>
+                <w:sz w:val="24"/>
+                <w:szCs w:val="24"/>
+                <w:lang w:val="en-US"/>
+              </w:rPr>
+            </w:pPr>
+            <w:r>
+              <w:rPr>
+                <w:sz w:val="24"/>
+                <w:szCs w:val="24"/>
+                <w:lang w:val="en-US"/>
+              </w:rPr>
+              <w:t>Generates a dirt and rock layer using noise</w:t>
+            </w:r>
+          </w:p>
+        </w:tc>
+        <w:tc>
+          <w:tcPr>
+            <w:tcW w:w="2127" w:type="dxa"/>
+          </w:tcPr>
+          <w:p>
+            <w:pPr>
+              <w:rPr>
+                <w:sz w:val="24"/>
+                <w:szCs w:val="24"/>
+                <w:lang w:val="en-US"/>
+              </w:rPr>
+            </w:pPr>
+            <w:r>
+              <w:rPr>
+                <w:sz w:val="24"/>
+                <w:szCs w:val="24"/>
+                <w:lang w:val="en-US"/>
+              </w:rPr>
+              <w:t>As expected</w:t>
+            </w:r>
+          </w:p>
+        </w:tc>
+        <w:tc>
+          <w:tcPr>
+            <w:tcW w:w="850" w:type="dxa"/>
+          </w:tcPr>
+          <w:p>
+            <w:pPr>
+              <w:rPr>
+                <w:sz w:val="24"/>
+                <w:szCs w:val="24"/>
+                <w:lang w:val="en-US"/>
+              </w:rPr>
+            </w:pPr>
+            <w:r>
+              <w:rPr>
+                <w:sz w:val="24"/>
+                <w:szCs w:val="24"/>
+                <w:lang w:val="en-US"/>
+              </w:rPr>
+              <w:t>Pass</w:t>
+            </w:r>
+          </w:p>
+        </w:tc>
+        <w:tc>
+          <w:tcPr>
+            <w:tcW w:w="2977" w:type="dxa"/>
           </w:tcPr>
           <w:p>
             <w:pPr>
@@ -4235,7 +4431,7 @@
       <w:tr>
         <w:tc>
           <w:tcPr>
-            <w:tcW w:w="704" w:type="dxa"/>
+            <w:tcW w:w="709" w:type="dxa"/>
           </w:tcPr>
           <w:p>
             <w:pPr>
@@ -4251,13 +4447,13 @@
                 <w:szCs w:val="24"/>
                 <w:lang w:val="en-US"/>
               </w:rPr>
-              <w:t>03</w:t>
+              <w:t>05</w:t>
             </w:r>
           </w:p>
         </w:tc>
         <w:tc>
           <w:tcPr>
-            <w:tcW w:w="2300" w:type="dxa"/>
+            <w:tcW w:w="2127" w:type="dxa"/>
           </w:tcPr>
           <w:p>
             <w:pPr>
@@ -4271,7 +4467,7 @@
         </w:tc>
         <w:tc>
           <w:tcPr>
-            <w:tcW w:w="1503" w:type="dxa"/>
+            <w:tcW w:w="2126" w:type="dxa"/>
           </w:tcPr>
           <w:p>
             <w:pPr>
@@ -4285,7 +4481,7 @@
         </w:tc>
         <w:tc>
           <w:tcPr>
-            <w:tcW w:w="1503" w:type="dxa"/>
+            <w:tcW w:w="2127" w:type="dxa"/>
           </w:tcPr>
           <w:p>
             <w:pPr>
@@ -4299,7 +4495,7 @@
         </w:tc>
         <w:tc>
           <w:tcPr>
-            <w:tcW w:w="1503" w:type="dxa"/>
+            <w:tcW w:w="850" w:type="dxa"/>
           </w:tcPr>
           <w:p>
             <w:pPr>
@@ -4313,7 +4509,7 @@
         </w:tc>
         <w:tc>
           <w:tcPr>
-            <w:tcW w:w="1503" w:type="dxa"/>
+            <w:tcW w:w="2977" w:type="dxa"/>
           </w:tcPr>
           <w:p>
             <w:pPr>
@@ -4329,7 +4525,7 @@
       <w:tr>
         <w:tc>
           <w:tcPr>
-            <w:tcW w:w="704" w:type="dxa"/>
+            <w:tcW w:w="709" w:type="dxa"/>
           </w:tcPr>
           <w:p>
             <w:pPr>
@@ -4345,13 +4541,13 @@
                 <w:szCs w:val="24"/>
                 <w:lang w:val="en-US"/>
               </w:rPr>
-              <w:t>04</w:t>
+              <w:t>06</w:t>
             </w:r>
           </w:p>
         </w:tc>
         <w:tc>
           <w:tcPr>
-            <w:tcW w:w="2300" w:type="dxa"/>
+            <w:tcW w:w="2127" w:type="dxa"/>
           </w:tcPr>
           <w:p>
             <w:pPr>
@@ -4365,7 +4561,7 @@
         </w:tc>
         <w:tc>
           <w:tcPr>
-            <w:tcW w:w="1503" w:type="dxa"/>
+            <w:tcW w:w="2126" w:type="dxa"/>
           </w:tcPr>
           <w:p>
             <w:pPr>
@@ -4379,7 +4575,7 @@
         </w:tc>
         <w:tc>
           <w:tcPr>
-            <w:tcW w:w="1503" w:type="dxa"/>
+            <w:tcW w:w="2127" w:type="dxa"/>
           </w:tcPr>
           <w:p>
             <w:pPr>
@@ -4393,7 +4589,7 @@
         </w:tc>
         <w:tc>
           <w:tcPr>
-            <w:tcW w:w="1503" w:type="dxa"/>
+            <w:tcW w:w="850" w:type="dxa"/>
           </w:tcPr>
           <w:p>
             <w:pPr>
@@ -4407,7 +4603,7 @@
         </w:tc>
         <w:tc>
           <w:tcPr>
-            <w:tcW w:w="1503" w:type="dxa"/>
+            <w:tcW w:w="2977" w:type="dxa"/>
           </w:tcPr>
           <w:p>
             <w:pPr>
@@ -4423,7 +4619,7 @@
       <w:tr>
         <w:tc>
           <w:tcPr>
-            <w:tcW w:w="704" w:type="dxa"/>
+            <w:tcW w:w="709" w:type="dxa"/>
           </w:tcPr>
           <w:p>
             <w:pPr>
@@ -4439,13 +4635,13 @@
                 <w:szCs w:val="24"/>
                 <w:lang w:val="en-US"/>
               </w:rPr>
-              <w:t>05</w:t>
+              <w:t>07</w:t>
             </w:r>
           </w:p>
         </w:tc>
         <w:tc>
           <w:tcPr>
-            <w:tcW w:w="2300" w:type="dxa"/>
+            <w:tcW w:w="2127" w:type="dxa"/>
           </w:tcPr>
           <w:p>
             <w:pPr>
@@ -4459,7 +4655,7 @@
         </w:tc>
         <w:tc>
           <w:tcPr>
-            <w:tcW w:w="1503" w:type="dxa"/>
+            <w:tcW w:w="2126" w:type="dxa"/>
           </w:tcPr>
           <w:p>
             <w:pPr>
@@ -4473,7 +4669,7 @@
         </w:tc>
         <w:tc>
           <w:tcPr>
-            <w:tcW w:w="1503" w:type="dxa"/>
+            <w:tcW w:w="2127" w:type="dxa"/>
           </w:tcPr>
           <w:p>
             <w:pPr>
@@ -4487,7 +4683,7 @@
         </w:tc>
         <w:tc>
           <w:tcPr>
-            <w:tcW w:w="1503" w:type="dxa"/>
+            <w:tcW w:w="850" w:type="dxa"/>
           </w:tcPr>
           <w:p>
             <w:pPr>
@@ -4501,7 +4697,7 @@
         </w:tc>
         <w:tc>
           <w:tcPr>
-            <w:tcW w:w="1503" w:type="dxa"/>
+            <w:tcW w:w="2977" w:type="dxa"/>
           </w:tcPr>
           <w:p>
             <w:pPr>
@@ -4517,7 +4713,7 @@
       <w:tr>
         <w:tc>
           <w:tcPr>
-            <w:tcW w:w="704" w:type="dxa"/>
+            <w:tcW w:w="709" w:type="dxa"/>
           </w:tcPr>
           <w:p>
             <w:pPr>
@@ -4533,13 +4729,13 @@
                 <w:szCs w:val="24"/>
                 <w:lang w:val="en-US"/>
               </w:rPr>
-              <w:t>06</w:t>
+              <w:t>08</w:t>
             </w:r>
           </w:p>
         </w:tc>
         <w:tc>
           <w:tcPr>
-            <w:tcW w:w="2300" w:type="dxa"/>
+            <w:tcW w:w="2127" w:type="dxa"/>
           </w:tcPr>
           <w:p>
             <w:pPr>
@@ -4553,7 +4749,7 @@
         </w:tc>
         <w:tc>
           <w:tcPr>
-            <w:tcW w:w="1503" w:type="dxa"/>
+            <w:tcW w:w="2126" w:type="dxa"/>
           </w:tcPr>
           <w:p>
             <w:pPr>
@@ -4567,7 +4763,7 @@
         </w:tc>
         <w:tc>
           <w:tcPr>
-            <w:tcW w:w="1503" w:type="dxa"/>
+            <w:tcW w:w="2127" w:type="dxa"/>
           </w:tcPr>
           <w:p>
             <w:pPr>
@@ -4581,7 +4777,7 @@
         </w:tc>
         <w:tc>
           <w:tcPr>
-            <w:tcW w:w="1503" w:type="dxa"/>
+            <w:tcW w:w="850" w:type="dxa"/>
           </w:tcPr>
           <w:p>
             <w:pPr>
@@ -4595,7 +4791,7 @@
         </w:tc>
         <w:tc>
           <w:tcPr>
-            <w:tcW w:w="1503" w:type="dxa"/>
+            <w:tcW w:w="2977" w:type="dxa"/>
           </w:tcPr>
           <w:p>
             <w:pPr>
@@ -4611,7 +4807,7 @@
       <w:tr>
         <w:tc>
           <w:tcPr>
-            <w:tcW w:w="704" w:type="dxa"/>
+            <w:tcW w:w="709" w:type="dxa"/>
           </w:tcPr>
           <w:p>
             <w:pPr>
@@ -4627,13 +4823,13 @@
                 <w:szCs w:val="24"/>
                 <w:lang w:val="en-US"/>
               </w:rPr>
-              <w:t>07</w:t>
+              <w:t>09</w:t>
             </w:r>
           </w:p>
         </w:tc>
         <w:tc>
           <w:tcPr>
-            <w:tcW w:w="2300" w:type="dxa"/>
+            <w:tcW w:w="2127" w:type="dxa"/>
           </w:tcPr>
           <w:p>
             <w:pPr>
@@ -4647,7 +4843,7 @@
         </w:tc>
         <w:tc>
           <w:tcPr>
-            <w:tcW w:w="1503" w:type="dxa"/>
+            <w:tcW w:w="2126" w:type="dxa"/>
           </w:tcPr>
           <w:p>
             <w:pPr>
@@ -4661,7 +4857,7 @@
         </w:tc>
         <w:tc>
           <w:tcPr>
-            <w:tcW w:w="1503" w:type="dxa"/>
+            <w:tcW w:w="2127" w:type="dxa"/>
           </w:tcPr>
           <w:p>
             <w:pPr>
@@ -4675,7 +4871,7 @@
         </w:tc>
         <w:tc>
           <w:tcPr>
-            <w:tcW w:w="1503" w:type="dxa"/>
+            <w:tcW w:w="850" w:type="dxa"/>
           </w:tcPr>
           <w:p>
             <w:pPr>
@@ -4689,7 +4885,7 @@
         </w:tc>
         <w:tc>
           <w:tcPr>
-            <w:tcW w:w="1503" w:type="dxa"/>
+            <w:tcW w:w="2977" w:type="dxa"/>
           </w:tcPr>
           <w:p>
             <w:pPr>
@@ -4705,7 +4901,7 @@
       <w:tr>
         <w:tc>
           <w:tcPr>
-            <w:tcW w:w="704" w:type="dxa"/>
+            <w:tcW w:w="709" w:type="dxa"/>
           </w:tcPr>
           <w:p>
             <w:pPr>
@@ -4721,13 +4917,13 @@
                 <w:szCs w:val="24"/>
                 <w:lang w:val="en-US"/>
               </w:rPr>
-              <w:t>08</w:t>
+              <w:t>10</w:t>
             </w:r>
           </w:p>
         </w:tc>
         <w:tc>
           <w:tcPr>
-            <w:tcW w:w="2300" w:type="dxa"/>
+            <w:tcW w:w="2127" w:type="dxa"/>
           </w:tcPr>
           <w:p>
             <w:pPr>
@@ -4741,7 +4937,7 @@
         </w:tc>
         <w:tc>
           <w:tcPr>
-            <w:tcW w:w="1503" w:type="dxa"/>
+            <w:tcW w:w="2126" w:type="dxa"/>
           </w:tcPr>
           <w:p>
             <w:pPr>
@@ -4755,7 +4951,7 @@
         </w:tc>
         <w:tc>
           <w:tcPr>
-            <w:tcW w:w="1503" w:type="dxa"/>
+            <w:tcW w:w="2127" w:type="dxa"/>
           </w:tcPr>
           <w:p>
             <w:pPr>
@@ -4769,7 +4965,7 @@
         </w:tc>
         <w:tc>
           <w:tcPr>
-            <w:tcW w:w="1503" w:type="dxa"/>
+            <w:tcW w:w="850" w:type="dxa"/>
           </w:tcPr>
           <w:p>
             <w:pPr>
@@ -4783,195 +4979,7 @@
         </w:tc>
         <w:tc>
           <w:tcPr>
-            <w:tcW w:w="1503" w:type="dxa"/>
-          </w:tcPr>
-          <w:p>
-            <w:pPr>
-              <w:rPr>
-                <w:sz w:val="24"/>
-                <w:szCs w:val="24"/>
-                <w:lang w:val="en-US"/>
-              </w:rPr>
-            </w:pPr>
-          </w:p>
-        </w:tc>
-      </w:tr>
-      <w:tr>
-        <w:tc>
-          <w:tcPr>
-            <w:tcW w:w="704" w:type="dxa"/>
-          </w:tcPr>
-          <w:p>
-            <w:pPr>
-              <w:rPr>
-                <w:sz w:val="24"/>
-                <w:szCs w:val="24"/>
-                <w:lang w:val="en-US"/>
-              </w:rPr>
-            </w:pPr>
-            <w:r>
-              <w:rPr>
-                <w:sz w:val="24"/>
-                <w:szCs w:val="24"/>
-                <w:lang w:val="en-US"/>
-              </w:rPr>
-              <w:t>09</w:t>
-            </w:r>
-          </w:p>
-        </w:tc>
-        <w:tc>
-          <w:tcPr>
-            <w:tcW w:w="2300" w:type="dxa"/>
-          </w:tcPr>
-          <w:p>
-            <w:pPr>
-              <w:rPr>
-                <w:sz w:val="24"/>
-                <w:szCs w:val="24"/>
-                <w:lang w:val="en-US"/>
-              </w:rPr>
-            </w:pPr>
-          </w:p>
-        </w:tc>
-        <w:tc>
-          <w:tcPr>
-            <w:tcW w:w="1503" w:type="dxa"/>
-          </w:tcPr>
-          <w:p>
-            <w:pPr>
-              <w:rPr>
-                <w:sz w:val="24"/>
-                <w:szCs w:val="24"/>
-                <w:lang w:val="en-US"/>
-              </w:rPr>
-            </w:pPr>
-          </w:p>
-        </w:tc>
-        <w:tc>
-          <w:tcPr>
-            <w:tcW w:w="1503" w:type="dxa"/>
-          </w:tcPr>
-          <w:p>
-            <w:pPr>
-              <w:rPr>
-                <w:sz w:val="24"/>
-                <w:szCs w:val="24"/>
-                <w:lang w:val="en-US"/>
-              </w:rPr>
-            </w:pPr>
-          </w:p>
-        </w:tc>
-        <w:tc>
-          <w:tcPr>
-            <w:tcW w:w="1503" w:type="dxa"/>
-          </w:tcPr>
-          <w:p>
-            <w:pPr>
-              <w:rPr>
-                <w:sz w:val="24"/>
-                <w:szCs w:val="24"/>
-                <w:lang w:val="en-US"/>
-              </w:rPr>
-            </w:pPr>
-          </w:p>
-        </w:tc>
-        <w:tc>
-          <w:tcPr>
-            <w:tcW w:w="1503" w:type="dxa"/>
-          </w:tcPr>
-          <w:p>
-            <w:pPr>
-              <w:rPr>
-                <w:sz w:val="24"/>
-                <w:szCs w:val="24"/>
-                <w:lang w:val="en-US"/>
-              </w:rPr>
-            </w:pPr>
-          </w:p>
-        </w:tc>
-      </w:tr>
-      <w:tr>
-        <w:tc>
-          <w:tcPr>
-            <w:tcW w:w="704" w:type="dxa"/>
-          </w:tcPr>
-          <w:p>
-            <w:pPr>
-              <w:rPr>
-                <w:sz w:val="24"/>
-                <w:szCs w:val="24"/>
-                <w:lang w:val="en-US"/>
-              </w:rPr>
-            </w:pPr>
-            <w:r>
-              <w:rPr>
-                <w:sz w:val="24"/>
-                <w:szCs w:val="24"/>
-                <w:lang w:val="en-US"/>
-              </w:rPr>
-              <w:t>10</w:t>
-            </w:r>
-          </w:p>
-        </w:tc>
-        <w:tc>
-          <w:tcPr>
-            <w:tcW w:w="2300" w:type="dxa"/>
-          </w:tcPr>
-          <w:p>
-            <w:pPr>
-              <w:rPr>
-                <w:sz w:val="24"/>
-                <w:szCs w:val="24"/>
-                <w:lang w:val="en-US"/>
-              </w:rPr>
-            </w:pPr>
-          </w:p>
-        </w:tc>
-        <w:tc>
-          <w:tcPr>
-            <w:tcW w:w="1503" w:type="dxa"/>
-          </w:tcPr>
-          <w:p>
-            <w:pPr>
-              <w:rPr>
-                <w:sz w:val="24"/>
-                <w:szCs w:val="24"/>
-                <w:lang w:val="en-US"/>
-              </w:rPr>
-            </w:pPr>
-          </w:p>
-        </w:tc>
-        <w:tc>
-          <w:tcPr>
-            <w:tcW w:w="1503" w:type="dxa"/>
-          </w:tcPr>
-          <w:p>
-            <w:pPr>
-              <w:rPr>
-                <w:sz w:val="24"/>
-                <w:szCs w:val="24"/>
-                <w:lang w:val="en-US"/>
-              </w:rPr>
-            </w:pPr>
-          </w:p>
-        </w:tc>
-        <w:tc>
-          <w:tcPr>
-            <w:tcW w:w="1503" w:type="dxa"/>
-          </w:tcPr>
-          <w:p>
-            <w:pPr>
-              <w:rPr>
-                <w:sz w:val="24"/>
-                <w:szCs w:val="24"/>
-                <w:lang w:val="en-US"/>
-              </w:rPr>
-            </w:pPr>
-          </w:p>
-        </w:tc>
-        <w:tc>
-          <w:tcPr>
-            <w:tcW w:w="1503" w:type="dxa"/>
+            <w:tcW w:w="2977" w:type="dxa"/>
           </w:tcPr>
           <w:p>
             <w:pPr>
@@ -4988,6 +4996,201 @@
     <w:p>
       <w:pPr>
         <w:rPr>
+          <w:caps/>
+          <w:spacing w:val="15"/>
+          <w:lang w:val="en-US"/>
+        </w:rPr>
+      </w:pPr>
+      <w:r>
+        <w:rPr>
+          <w:lang w:val="en-US"/>
+        </w:rPr>
+        <w:br w:type="page"/>
+      </w:r>
+    </w:p>
+    <w:p>
+      <w:pPr>
+        <w:pStyle w:val="Heading2"/>
+        <w:rPr>
+          <w:lang w:val="en-US"/>
+        </w:rPr>
+      </w:pPr>
+      <w:r>
+        <w:rPr>
+          <w:lang w:val="en-US"/>
+        </w:rPr>
+        <w:lastRenderedPageBreak/>
+        <w:t>Test Evidence</w:t>
+      </w:r>
+      <w:bookmarkStart w:id="14" w:name="_Toc189051129"/>
+    </w:p>
+    <w:p>
+      <w:pPr>
+        <w:rPr>
+          <w:lang w:val="en-US"/>
+        </w:rPr>
+      </w:pPr>
+      <w:r>
+        <w:rPr>
+          <w:sz w:val="24"/>
+          <w:szCs w:val="24"/>
+          <w:lang w:val="en-US"/>
+        </w:rPr>
+        <w:drawing>
+          <wp:anchor distT="0" distB="0" distL="114300" distR="114300" simplePos="0" relativeHeight="251662336" behindDoc="0" locked="0" layoutInCell="1" allowOverlap="1" wp14:anchorId="333C9734" wp14:editId="011DA875">
+            <wp:simplePos x="0" y="0"/>
+            <wp:positionH relativeFrom="column">
+              <wp:posOffset>3067050</wp:posOffset>
+            </wp:positionH>
+            <wp:positionV relativeFrom="paragraph">
+              <wp:posOffset>78740</wp:posOffset>
+            </wp:positionV>
+            <wp:extent cx="3143250" cy="2392680"/>
+            <wp:effectExtent l="0" t="0" r="0" b="7620"/>
+            <wp:wrapThrough wrapText="bothSides">
+              <wp:wrapPolygon edited="0">
+                <wp:start x="0" y="0"/>
+                <wp:lineTo x="0" y="21497"/>
+                <wp:lineTo x="21469" y="21497"/>
+                <wp:lineTo x="21469" y="0"/>
+                <wp:lineTo x="0" y="0"/>
+              </wp:wrapPolygon>
+            </wp:wrapThrough>
+            <wp:docPr id="493810432" name="Picture 1"/>
+            <wp:cNvGraphicFramePr>
+              <a:graphicFrameLocks xmlns:a="http://schemas.openxmlformats.org/drawingml/2006/main" noChangeAspect="1"/>
+            </wp:cNvGraphicFramePr>
+            <a:graphic xmlns:a="http://schemas.openxmlformats.org/drawingml/2006/main">
+              <a:graphicData uri="http://schemas.openxmlformats.org/drawingml/2006/picture">
+                <pic:pic xmlns:pic="http://schemas.openxmlformats.org/drawingml/2006/picture">
+                  <pic:nvPicPr>
+                    <pic:cNvPr id="493810432" name=""/>
+                    <pic:cNvPicPr/>
+                  </pic:nvPicPr>
+                  <pic:blipFill>
+                    <a:blip r:embed="rId13">
+                      <a:extLst>
+                        <a:ext uri="{28A0092B-C50C-407E-A947-70E740481C1C}">
+                          <a14:useLocalDpi xmlns:a14="http://schemas.microsoft.com/office/drawing/2010/main" val="0"/>
+                        </a:ext>
+                      </a:extLst>
+                    </a:blip>
+                    <a:stretch>
+                      <a:fillRect/>
+                    </a:stretch>
+                  </pic:blipFill>
+                  <pic:spPr>
+                    <a:xfrm>
+                      <a:off x="0" y="0"/>
+                      <a:ext cx="3143250" cy="2392680"/>
+                    </a:xfrm>
+                    <a:prstGeom prst="rect">
+                      <a:avLst/>
+                    </a:prstGeom>
+                  </pic:spPr>
+                </pic:pic>
+              </a:graphicData>
+            </a:graphic>
+          </wp:anchor>
+        </w:drawing>
+      </w:r>
+      <w:r>
+        <w:rPr>
+          <w:lang w:val="en-US"/>
+        </w:rPr>
+        <w:drawing>
+          <wp:anchor distT="0" distB="0" distL="114300" distR="114300" simplePos="0" relativeHeight="251661312" behindDoc="1" locked="0" layoutInCell="1" allowOverlap="1" wp14:anchorId="68A6339B" wp14:editId="5A80F870">
+            <wp:simplePos x="0" y="0"/>
+            <wp:positionH relativeFrom="column">
+              <wp:posOffset>323850</wp:posOffset>
+            </wp:positionH>
+            <wp:positionV relativeFrom="paragraph">
+              <wp:posOffset>40640</wp:posOffset>
+            </wp:positionV>
+            <wp:extent cx="2686050" cy="266700"/>
+            <wp:effectExtent l="0" t="0" r="0" b="0"/>
+            <wp:wrapNone/>
+            <wp:docPr id="267695449" name="Picture 1"/>
+            <wp:cNvGraphicFramePr>
+              <a:graphicFrameLocks xmlns:a="http://schemas.openxmlformats.org/drawingml/2006/main" noChangeAspect="1"/>
+            </wp:cNvGraphicFramePr>
+            <a:graphic xmlns:a="http://schemas.openxmlformats.org/drawingml/2006/main">
+              <a:graphicData uri="http://schemas.openxmlformats.org/drawingml/2006/picture">
+                <pic:pic xmlns:pic="http://schemas.openxmlformats.org/drawingml/2006/picture">
+                  <pic:nvPicPr>
+                    <pic:cNvPr id="267695449" name=""/>
+                    <pic:cNvPicPr/>
+                  </pic:nvPicPr>
+                  <pic:blipFill>
+                    <a:blip r:embed="rId14">
+                      <a:extLst>
+                        <a:ext uri="{28A0092B-C50C-407E-A947-70E740481C1C}">
+                          <a14:useLocalDpi xmlns:a14="http://schemas.microsoft.com/office/drawing/2010/main" val="0"/>
+                        </a:ext>
+                      </a:extLst>
+                    </a:blip>
+                    <a:stretch>
+                      <a:fillRect/>
+                    </a:stretch>
+                  </pic:blipFill>
+                  <pic:spPr>
+                    <a:xfrm>
+                      <a:off x="0" y="0"/>
+                      <a:ext cx="2686050" cy="266700"/>
+                    </a:xfrm>
+                    <a:prstGeom prst="rect">
+                      <a:avLst/>
+                    </a:prstGeom>
+                  </pic:spPr>
+                </pic:pic>
+              </a:graphicData>
+            </a:graphic>
+          </wp:anchor>
+        </w:drawing>
+      </w:r>
+      <w:r>
+        <w:rPr>
+          <w:sz w:val="24"/>
+          <w:szCs w:val="24"/>
+          <w:lang w:val="en-US"/>
+        </w:rPr>
+        <w:t>01 –</w:t>
+      </w:r>
+      <w:r>
+        <w:rPr>
+          <w:sz w:val="24"/>
+          <w:szCs w:val="24"/>
+          <w:lang w:val="en-US"/>
+        </w:rPr>
+        <w:t xml:space="preserve">  </w:t>
+      </w:r>
+      <w:r>
+        <w:rPr>
+          <w:lang w:val="en-US"/>
+        </w:rPr>
+        <w:t xml:space="preserve"> </w:t>
+      </w:r>
+    </w:p>
+    <w:p>
+      <w:pPr>
+        <w:rPr>
+          <w:sz w:val="24"/>
+          <w:szCs w:val="24"/>
+          <w:lang w:val="en-US"/>
+        </w:rPr>
+      </w:pPr>
+      <w:r>
+        <w:rPr>
+          <w:sz w:val="24"/>
+          <w:szCs w:val="24"/>
+          <w:lang w:val="en-US"/>
+        </w:rPr>
+        <w:t>03 – The generation of tiles works as intended, but this happens because the values in the array get pushed back as the algorithm runs. This means I either have to reverse the array or generate the world backwards. Too much hassle – will look into noise algorithms next.</w:t>
+      </w:r>
+    </w:p>
+    <w:p>
+      <w:pPr>
+        <w:rPr>
           <w:sz w:val="24"/>
           <w:szCs w:val="24"/>
           <w:lang w:val="en-US"/>
@@ -5005,7 +5208,112 @@
           <w:lang w:val="en-US"/>
         </w:rPr>
       </w:pPr>
-      <w:bookmarkStart w:id="14" w:name="_Toc189051129"/>
+      <w:r>
+        <w:rPr>
+          <w:sz w:val="24"/>
+          <w:szCs w:val="24"/>
+          <w:lang w:val="en-US"/>
+        </w:rPr>
+        <w:drawing>
+          <wp:anchor distT="0" distB="0" distL="114300" distR="114300" simplePos="0" relativeHeight="251663360" behindDoc="0" locked="0" layoutInCell="1" allowOverlap="1" wp14:anchorId="70A463F8" wp14:editId="4D503DDB">
+            <wp:simplePos x="0" y="0"/>
+            <wp:positionH relativeFrom="column">
+              <wp:posOffset>3095625</wp:posOffset>
+            </wp:positionH>
+            <wp:positionV relativeFrom="paragraph">
+              <wp:posOffset>139065</wp:posOffset>
+            </wp:positionV>
+            <wp:extent cx="3095625" cy="2503170"/>
+            <wp:effectExtent l="0" t="0" r="9525" b="0"/>
+            <wp:wrapThrough wrapText="bothSides">
+              <wp:wrapPolygon edited="0">
+                <wp:start x="0" y="0"/>
+                <wp:lineTo x="0" y="21370"/>
+                <wp:lineTo x="21534" y="21370"/>
+                <wp:lineTo x="21534" y="0"/>
+                <wp:lineTo x="0" y="0"/>
+              </wp:wrapPolygon>
+            </wp:wrapThrough>
+            <wp:docPr id="469236700" name="Picture 1" descr="A graph of a mountain range&#10;&#10;Description automatically generated with medium confidence"/>
+            <wp:cNvGraphicFramePr>
+              <a:graphicFrameLocks xmlns:a="http://schemas.openxmlformats.org/drawingml/2006/main" noChangeAspect="1"/>
+            </wp:cNvGraphicFramePr>
+            <a:graphic xmlns:a="http://schemas.openxmlformats.org/drawingml/2006/main">
+              <a:graphicData uri="http://schemas.openxmlformats.org/drawingml/2006/picture">
+                <pic:pic xmlns:pic="http://schemas.openxmlformats.org/drawingml/2006/picture">
+                  <pic:nvPicPr>
+                    <pic:cNvPr id="469236700" name="Picture 1" descr="A graph of a mountain range&#10;&#10;Description automatically generated with medium confidence"/>
+                    <pic:cNvPicPr/>
+                  </pic:nvPicPr>
+                  <pic:blipFill rotWithShape="1">
+                    <a:blip r:embed="rId15">
+                      <a:extLst>
+                        <a:ext uri="{28A0092B-C50C-407E-A947-70E740481C1C}">
+                          <a14:useLocalDpi xmlns:a14="http://schemas.microsoft.com/office/drawing/2010/main" val="0"/>
+                        </a:ext>
+                      </a:extLst>
+                    </a:blip>
+                    <a:srcRect l="4733" t="3535" r="4550" b="2526"/>
+                    <a:stretch/>
+                  </pic:blipFill>
+                  <pic:spPr bwMode="auto">
+                    <a:xfrm>
+                      <a:off x="0" y="0"/>
+                      <a:ext cx="3095625" cy="2503170"/>
+                    </a:xfrm>
+                    <a:prstGeom prst="rect">
+                      <a:avLst/>
+                    </a:prstGeom>
+                    <a:ln>
+                      <a:noFill/>
+                    </a:ln>
+                    <a:extLst>
+                      <a:ext uri="{53640926-AAD7-44D8-BBD7-CCE9431645EC}">
+                        <a14:shadowObscured xmlns:a14="http://schemas.microsoft.com/office/drawing/2010/main"/>
+                      </a:ext>
+                    </a:extLst>
+                  </pic:spPr>
+                </pic:pic>
+              </a:graphicData>
+            </a:graphic>
+            <wp14:sizeRelH relativeFrom="margin">
+              <wp14:pctWidth>0</wp14:pctWidth>
+            </wp14:sizeRelH>
+            <wp14:sizeRelV relativeFrom="margin">
+              <wp14:pctHeight>0</wp14:pctHeight>
+            </wp14:sizeRelV>
+          </wp:anchor>
+        </w:drawing>
+      </w:r>
+      <w:r>
+        <w:rPr>
+          <w:sz w:val="24"/>
+          <w:szCs w:val="24"/>
+          <w:lang w:val="en-US"/>
+        </w:rPr>
+        <w:t>04 – Two noise calculations (same calculation for now) for each layer</w:t>
+      </w:r>
+    </w:p>
+    <w:p>
+      <w:pPr>
+        <w:rPr>
+          <w:sz w:val="24"/>
+          <w:szCs w:val="24"/>
+          <w:lang w:val="en-US"/>
+        </w:rPr>
+      </w:pPr>
+    </w:p>
+    <w:p>
+      <w:pPr>
+        <w:rPr>
+          <w:caps/>
+          <w:color w:val="FFFFFF" w:themeColor="background1"/>
+          <w:spacing w:val="15"/>
+          <w:sz w:val="24"/>
+          <w:szCs w:val="24"/>
+          <w:lang w:val="en-US"/>
+        </w:rPr>
+      </w:pPr>
       <w:r>
         <w:rPr>
           <w:sz w:val="24"/>
@@ -5051,7 +5359,7 @@
         </w:rPr>
         <w:t xml:space="preserve">Know Your Meme (2023) Vergil | Know Your Meme. Available at: </w:t>
       </w:r>
-      <w:hyperlink r:id="rId11" w:history="1">
+      <w:hyperlink r:id="rId16" w:history="1">
         <w:r>
           <w:rPr>
             <w:rStyle w:val="Hyperlink"/>
@@ -5072,6 +5380,7 @@
       </w:r>
     </w:p>
     <w:sectPr>
+      <w:footerReference w:type="default" r:id="rId17"/>
       <w:pgSz w:w="11906" w:h="16838"/>
       <w:pgMar w:top="1440" w:right="1440" w:bottom="1440" w:left="1440" w:header="708" w:footer="708" w:gutter="0"/>
       <w:cols w:space="708"/>
@@ -5079,6 +5388,184 @@
     </w:sectPr>
   </w:body>
 </w:document>
+</file>
+
+<file path=word/endnotes.xml><?xml version="1.0" encoding="utf-8"?>
+<w:endnotes xmlns:wpc="http://schemas.microsoft.com/office/word/2010/wordprocessingCanvas" xmlns:cx="http://schemas.microsoft.com/office/drawing/2014/chartex" xmlns:cx1="http://schemas.microsoft.com/office/drawing/2015/9/8/chartex" xmlns:cx2="http://schemas.microsoft.com/office/drawing/2015/10/21/chartex" xmlns:cx3="http://schemas.microsoft.com/office/drawing/2016/5/9/chartex" xmlns:cx4="http://schemas.microsoft.com/office/drawing/2016/5/10/chartex" xmlns:cx5="http://schemas.microsoft.com/office/drawing/2016/5/11/chartex" xmlns:cx6="http://schemas.microsoft.com/office/drawing/2016/5/12/chartex" xmlns:cx7="http://schemas.microsoft.com/office/drawing/2016/5/13/chartex" xmlns:cx8="http://schemas.microsoft.com/office/drawing/2016/5/14/chartex" xmlns:mc="http://schemas.openxmlformats.org/markup-compatibility/2006" xmlns:aink="http://schemas.microsoft.com/office/drawing/2016/ink" xmlns:am3d="http://schemas.microsoft.com/office/drawing/2017/model3d" xmlns:o="urn:schemas-microsoft-com:office:office" xmlns:oel="http://schemas.microsoft.com/office/2019/extlst" xmlns:r="http://schemas.openxmlformats.org/officeDocument/2006/relationships" xmlns:m="http://schemas.openxmlformats.org/officeDocument/2006/math" xmlns:v="urn:schemas-microsoft-com:vml" xmlns:wp14="http://schemas.microsoft.com/office/word/2010/wordprocessingDrawing" xmlns:wp="http://schemas.openxmlformats.org/drawingml/2006/wordprocessingDrawing" xmlns:w10="urn:schemas-microsoft-com:office:word" xmlns:w="http://schemas.openxmlformats.org/wordprocessingml/2006/main" xmlns:w14="http://schemas.microsoft.com/office/word/2010/wordml" xmlns:w15="http://schemas.microsoft.com/office/word/2012/wordml" xmlns:w16cex="http://schemas.microsoft.com/office/word/2018/wordml/cex" xmlns:w16cid="http://schemas.microsoft.com/office/word/2016/wordml/cid" xmlns:w16="http://schemas.microsoft.com/office/word/2018/wordml" xmlns:w16du="http://schemas.microsoft.com/office/word/2023/wordml/word16du" xmlns:w16sdtdh="http://schemas.microsoft.com/office/word/2020/wordml/sdtdatahash" xmlns:w16sdtfl="http://schemas.microsoft.com/office/word/2024/wordml/sdtformatlock" xmlns:w16se="http://schemas.microsoft.com/office/word/2015/wordml/symex" xmlns:wpg="http://schemas.microsoft.com/office/word/2010/wordprocessingGroup" xmlns:wpi="http://schemas.microsoft.com/office/word/2010/wordprocessingInk" xmlns:wne="http://schemas.microsoft.com/office/word/2006/wordml" xmlns:wps="http://schemas.microsoft.com/office/word/2010/wordprocessingShape" mc:Ignorable="w14 w15 w16se w16cid w16 w16cex w16sdtdh w16sdtfl w16du wp14">
+  <w:endnote w:type="separator" w:id="-1">
+    <w:p>
+      <w:pPr>
+        <w:spacing w:before="0" w:after="0" w:line="240" w:lineRule="auto"/>
+      </w:pPr>
+      <w:r>
+        <w:separator/>
+      </w:r>
+    </w:p>
+  </w:endnote>
+  <w:endnote w:type="continuationSeparator" w:id="0">
+    <w:p>
+      <w:pPr>
+        <w:spacing w:before="0" w:after="0" w:line="240" w:lineRule="auto"/>
+      </w:pPr>
+      <w:r>
+        <w:continuationSeparator/>
+      </w:r>
+    </w:p>
+  </w:endnote>
+</w:endnotes>
+</file>
+
+<file path=word/footer1.xml><?xml version="1.0" encoding="utf-8"?>
+<w:ftr xmlns:wpc="http://schemas.microsoft.com/office/word/2010/wordprocessingCanvas" xmlns:cx="http://schemas.microsoft.com/office/drawing/2014/chartex" xmlns:cx1="http://schemas.microsoft.com/office/drawing/2015/9/8/chartex" xmlns:cx2="http://schemas.microsoft.com/office/drawing/2015/10/21/chartex" xmlns:cx3="http://schemas.microsoft.com/office/drawing/2016/5/9/chartex" xmlns:cx4="http://schemas.microsoft.com/office/drawing/2016/5/10/chartex" xmlns:cx5="http://schemas.microsoft.com/office/drawing/2016/5/11/chartex" xmlns:cx6="http://schemas.microsoft.com/office/drawing/2016/5/12/chartex" xmlns:cx7="http://schemas.microsoft.com/office/drawing/2016/5/13/chartex" xmlns:cx8="http://schemas.microsoft.com/office/drawing/2016/5/14/chartex" xmlns:mc="http://schemas.openxmlformats.org/markup-compatibility/2006" xmlns:aink="http://schemas.microsoft.com/office/drawing/2016/ink" xmlns:am3d="http://schemas.microsoft.com/office/drawing/2017/model3d" xmlns:o="urn:schemas-microsoft-com:office:office" xmlns:oel="http://schemas.microsoft.com/office/2019/extlst" xmlns:r="http://schemas.openxmlformats.org/officeDocument/2006/relationships" xmlns:m="http://schemas.openxmlformats.org/officeDocument/2006/math" xmlns:v="urn:schemas-microsoft-com:vml" xmlns:wp14="http://schemas.microsoft.com/office/word/2010/wordprocessingDrawing" xmlns:wp="http://schemas.openxmlformats.org/drawingml/2006/wordprocessingDrawing" xmlns:w10="urn:schemas-microsoft-com:office:word" xmlns:w="http://schemas.openxmlformats.org/wordprocessingml/2006/main" xmlns:w14="http://schemas.microsoft.com/office/word/2010/wordml" xmlns:w15="http://schemas.microsoft.com/office/word/2012/wordml" xmlns:w16cex="http://schemas.microsoft.com/office/word/2018/wordml/cex" xmlns:w16cid="http://schemas.microsoft.com/office/word/2016/wordml/cid" xmlns:w16="http://schemas.microsoft.com/office/word/2018/wordml" xmlns:w16du="http://schemas.microsoft.com/office/word/2023/wordml/word16du" xmlns:w16sdtdh="http://schemas.microsoft.com/office/word/2020/wordml/sdtdatahash" xmlns:w16sdtfl="http://schemas.microsoft.com/office/word/2024/wordml/sdtformatlock" xmlns:w16se="http://schemas.microsoft.com/office/word/2015/wordml/symex" xmlns:wpg="http://schemas.microsoft.com/office/word/2010/wordprocessingGroup" xmlns:wpi="http://schemas.microsoft.com/office/word/2010/wordprocessingInk" xmlns:wne="http://schemas.microsoft.com/office/word/2006/wordml" xmlns:wps="http://schemas.microsoft.com/office/word/2010/wordprocessingShape" mc:Ignorable="w14 w15 w16se w16cid w16 w16cex w16sdtdh w16sdtfl w16du wp14">
+  <w:sdt>
+    <w:sdtPr>
+      <w:id w:val="-189067444"/>
+      <w:docPartObj>
+        <w:docPartGallery w:val="Page Numbers (Bottom of Page)"/>
+        <w:docPartUnique/>
+      </w:docPartObj>
+    </w:sdtPr>
+    <w:sdtContent>
+      <w:sdt>
+        <w:sdtPr>
+          <w:id w:val="1728636285"/>
+          <w:docPartObj>
+            <w:docPartGallery w:val="Page Numbers (Top of Page)"/>
+            <w:docPartUnique/>
+          </w:docPartObj>
+        </w:sdtPr>
+        <w:sdtContent>
+          <w:p>
+            <w:pPr>
+              <w:pStyle w:val="Footer"/>
+              <w:jc w:val="center"/>
+            </w:pPr>
+            <w:r>
+              <w:t xml:space="preserve">Page </w:t>
+            </w:r>
+            <w:r>
+              <w:rPr>
+                <w:b/>
+                <w:bCs/>
+                <w:sz w:val="24"/>
+                <w:szCs w:val="24"/>
+              </w:rPr>
+              <w:fldChar w:fldCharType="begin"/>
+            </w:r>
+            <w:r>
+              <w:rPr>
+                <w:b/>
+                <w:bCs/>
+              </w:rPr>
+              <w:instrText xml:space="preserve"> PAGE </w:instrText>
+            </w:r>
+            <w:r>
+              <w:rPr>
+                <w:b/>
+                <w:bCs/>
+                <w:sz w:val="24"/>
+                <w:szCs w:val="24"/>
+              </w:rPr>
+              <w:fldChar w:fldCharType="separate"/>
+            </w:r>
+            <w:r>
+              <w:rPr>
+                <w:b/>
+                <w:bCs/>
+                <w:noProof/>
+              </w:rPr>
+              <w:t>2</w:t>
+            </w:r>
+            <w:r>
+              <w:rPr>
+                <w:b/>
+                <w:bCs/>
+                <w:sz w:val="24"/>
+                <w:szCs w:val="24"/>
+              </w:rPr>
+              <w:fldChar w:fldCharType="end"/>
+            </w:r>
+            <w:r>
+              <w:t xml:space="preserve"> of </w:t>
+            </w:r>
+            <w:r>
+              <w:rPr>
+                <w:b/>
+                <w:bCs/>
+                <w:sz w:val="24"/>
+                <w:szCs w:val="24"/>
+              </w:rPr>
+              <w:fldChar w:fldCharType="begin"/>
+            </w:r>
+            <w:r>
+              <w:rPr>
+                <w:b/>
+                <w:bCs/>
+              </w:rPr>
+              <w:instrText xml:space="preserve"> NUMPAGES  </w:instrText>
+            </w:r>
+            <w:r>
+              <w:rPr>
+                <w:b/>
+                <w:bCs/>
+                <w:sz w:val="24"/>
+                <w:szCs w:val="24"/>
+              </w:rPr>
+              <w:fldChar w:fldCharType="separate"/>
+            </w:r>
+            <w:r>
+              <w:rPr>
+                <w:b/>
+                <w:bCs/>
+                <w:noProof/>
+              </w:rPr>
+              <w:t>2</w:t>
+            </w:r>
+            <w:r>
+              <w:rPr>
+                <w:b/>
+                <w:bCs/>
+                <w:sz w:val="24"/>
+                <w:szCs w:val="24"/>
+              </w:rPr>
+              <w:fldChar w:fldCharType="end"/>
+            </w:r>
+          </w:p>
+        </w:sdtContent>
+      </w:sdt>
+    </w:sdtContent>
+  </w:sdt>
+  <w:p>
+    <w:pPr>
+      <w:pStyle w:val="Footer"/>
+    </w:pPr>
+  </w:p>
+</w:ftr>
+</file>
+
+<file path=word/footnotes.xml><?xml version="1.0" encoding="utf-8"?>
+<w:footnotes xmlns:wpc="http://schemas.microsoft.com/office/word/2010/wordprocessingCanvas" xmlns:cx="http://schemas.microsoft.com/office/drawing/2014/chartex" xmlns:cx1="http://schemas.microsoft.com/office/drawing/2015/9/8/chartex" xmlns:cx2="http://schemas.microsoft.com/office/drawing/2015/10/21/chartex" xmlns:cx3="http://schemas.microsoft.com/office/drawing/2016/5/9/chartex" xmlns:cx4="http://schemas.microsoft.com/office/drawing/2016/5/10/chartex" xmlns:cx5="http://schemas.microsoft.com/office/drawing/2016/5/11/chartex" xmlns:cx6="http://schemas.microsoft.com/office/drawing/2016/5/12/chartex" xmlns:cx7="http://schemas.microsoft.com/office/drawing/2016/5/13/chartex" xmlns:cx8="http://schemas.microsoft.com/office/drawing/2016/5/14/chartex" xmlns:mc="http://schemas.openxmlformats.org/markup-compatibility/2006" xmlns:aink="http://schemas.microsoft.com/office/drawing/2016/ink" xmlns:am3d="http://schemas.microsoft.com/office/drawing/2017/model3d" xmlns:o="urn:schemas-microsoft-com:office:office" xmlns:oel="http://schemas.microsoft.com/office/2019/extlst" xmlns:r="http://schemas.openxmlformats.org/officeDocument/2006/relationships" xmlns:m="http://schemas.openxmlformats.org/officeDocument/2006/math" xmlns:v="urn:schemas-microsoft-com:vml" xmlns:wp14="http://schemas.microsoft.com/office/word/2010/wordprocessingDrawing" xmlns:wp="http://schemas.openxmlformats.org/drawingml/2006/wordprocessingDrawing" xmlns:w10="urn:schemas-microsoft-com:office:word" xmlns:w="http://schemas.openxmlformats.org/wordprocessingml/2006/main" xmlns:w14="http://schemas.microsoft.com/office/word/2010/wordml" xmlns:w15="http://schemas.microsoft.com/office/word/2012/wordml" xmlns:w16cex="http://schemas.microsoft.com/office/word/2018/wordml/cex" xmlns:w16cid="http://schemas.microsoft.com/office/word/2016/wordml/cid" xmlns:w16="http://schemas.microsoft.com/office/word/2018/wordml" xmlns:w16du="http://schemas.microsoft.com/office/word/2023/wordml/word16du" xmlns:w16sdtdh="http://schemas.microsoft.com/office/word/2020/wordml/sdtdatahash" xmlns:w16sdtfl="http://schemas.microsoft.com/office/word/2024/wordml/sdtformatlock" xmlns:w16se="http://schemas.microsoft.com/office/word/2015/wordml/symex" xmlns:wpg="http://schemas.microsoft.com/office/word/2010/wordprocessingGroup" xmlns:wpi="http://schemas.microsoft.com/office/word/2010/wordprocessingInk" xmlns:wne="http://schemas.microsoft.com/office/word/2006/wordml" xmlns:wps="http://schemas.microsoft.com/office/word/2010/wordprocessingShape" mc:Ignorable="w14 w15 w16se w16cid w16 w16cex w16sdtdh w16sdtfl w16du wp14">
+  <w:footnote w:type="separator" w:id="-1">
+    <w:p>
+      <w:pPr>
+        <w:spacing w:before="0" w:after="0" w:line="240" w:lineRule="auto"/>
+      </w:pPr>
+      <w:r>
+        <w:separator/>
+      </w:r>
+    </w:p>
+  </w:footnote>
+  <w:footnote w:type="continuationSeparator" w:id="0">
+    <w:p>
+      <w:pPr>
+        <w:spacing w:before="0" w:after="0" w:line="240" w:lineRule="auto"/>
+      </w:pPr>
+      <w:r>
+        <w:continuationSeparator/>
+      </w:r>
+    </w:p>
+  </w:footnote>
+</w:footnotes>
 </file>
 
 <file path=word/numbering.xml><?xml version="1.0" encoding="utf-8"?>
@@ -7453,6 +7940,50 @@
       </w:tblBorders>
     </w:tblPr>
   </w:style>
+  <w:style w:type="paragraph" w:styleId="Header">
+    <w:name w:val="header"/>
+    <w:basedOn w:val="Normal"/>
+    <w:link w:val="HeaderChar"/>
+    <w:uiPriority w:val="99"/>
+    <w:unhideWhenUsed/>
+    <w:rsid w:val="00B84759"/>
+    <w:pPr>
+      <w:tabs>
+        <w:tab w:val="center" w:pos="4513"/>
+        <w:tab w:val="right" w:pos="9026"/>
+      </w:tabs>
+      <w:spacing w:before="0" w:after="0" w:line="240" w:lineRule="auto"/>
+    </w:pPr>
+  </w:style>
+  <w:style w:type="character" w:customStyle="1" w:styleId="HeaderChar">
+    <w:name w:val="Header Char"/>
+    <w:basedOn w:val="DefaultParagraphFont"/>
+    <w:link w:val="Header"/>
+    <w:uiPriority w:val="99"/>
+    <w:rsid w:val="00B84759"/>
+  </w:style>
+  <w:style w:type="paragraph" w:styleId="Footer">
+    <w:name w:val="footer"/>
+    <w:basedOn w:val="Normal"/>
+    <w:link w:val="FooterChar"/>
+    <w:uiPriority w:val="99"/>
+    <w:unhideWhenUsed/>
+    <w:rsid w:val="00B84759"/>
+    <w:pPr>
+      <w:tabs>
+        <w:tab w:val="center" w:pos="4513"/>
+        <w:tab w:val="right" w:pos="9026"/>
+      </w:tabs>
+      <w:spacing w:before="0" w:after="0" w:line="240" w:lineRule="auto"/>
+    </w:pPr>
+  </w:style>
+  <w:style w:type="character" w:customStyle="1" w:styleId="FooterChar">
+    <w:name w:val="Footer Char"/>
+    <w:basedOn w:val="DefaultParagraphFont"/>
+    <w:link w:val="Footer"/>
+    <w:uiPriority w:val="99"/>
+    <w:rsid w:val="00B84759"/>
+  </w:style>
 </w:styles>
 </file>
 

--- a/Final Major Project.docx
+++ b/Final Major Project.docx
@@ -1404,7 +1404,25 @@
           <w:szCs w:val="24"/>
           <w:lang w:val="en-US"/>
         </w:rPr>
-        <w:t>I will be developing a world generation algorithm highly inspired by the sandbox game ‘Terraria’, made by Re-Logic, which has a lot of very intricate rules and details in its procedural generation. I will be aiming to recreate a small portion of a Terraria style world, focusing mainly on terrain and ignoring elements like vegetation on the surface, maybe with the exception of trees as a challenge if everything looks to be going too well. This will be done in Unity C# as I plan to turn it into a tool at some point down the line if not able to within this project.</w:t>
+        <w:t xml:space="preserve">I will be developing a world generation algorithm highly inspired by the sandbox game ‘Terraria’, made by Re-Logic, which has a lot of very intricate rules and details in its procedural generation. I will be aiming to recreate a small portion of a Terraria style world, focusing mainly on terrain and ignoring elements like vegetation on the surface, maybe </w:t>
+      </w:r>
+      <w:proofErr w:type="gramStart"/>
+      <w:r>
+        <w:rPr>
+          <w:sz w:val="24"/>
+          <w:szCs w:val="24"/>
+          <w:lang w:val="en-US"/>
+        </w:rPr>
+        <w:t>with the exception of</w:t>
+      </w:r>
+      <w:proofErr w:type="gramEnd"/>
+      <w:r>
+        <w:rPr>
+          <w:sz w:val="24"/>
+          <w:szCs w:val="24"/>
+          <w:lang w:val="en-US"/>
+        </w:rPr>
+        <w:t xml:space="preserve"> trees as a challenge if everything looks to be going too well. This will be done in Unity C# as I plan to turn it into a tool at some point down the line if not able to within this project.</w:t>
       </w:r>
     </w:p>
     <w:p>
@@ -1459,7 +1477,25 @@
           <w:szCs w:val="24"/>
           <w:lang w:val="en-US"/>
         </w:rPr>
-        <w:t>My main aims I want to achieve or get closer to by undertaking this project are to gain experience regarding procedural generation, getting more familiar with the algorithms and the approach to randomly generating worlds, which effectively leads into actually developing a bespoke procedural generation product. I also wish to step foot into tool development, since after completing this, I plan to turn it into an extension of Unity’s tools. Lastly, this counts for both aim and motivation, I wish to create something as close as possible to a Terraria clone</w:t>
+        <w:t xml:space="preserve">My main aims I want to achieve or get closer to by undertaking this project are to gain experience regarding procedural generation, getting more familiar with the algorithms and the approach to randomly generating worlds, which effectively leads into </w:t>
+      </w:r>
+      <w:proofErr w:type="gramStart"/>
+      <w:r>
+        <w:rPr>
+          <w:sz w:val="24"/>
+          <w:szCs w:val="24"/>
+          <w:lang w:val="en-US"/>
+        </w:rPr>
+        <w:t>actually developing</w:t>
+      </w:r>
+      <w:proofErr w:type="gramEnd"/>
+      <w:r>
+        <w:rPr>
+          <w:sz w:val="24"/>
+          <w:szCs w:val="24"/>
+          <w:lang w:val="en-US"/>
+        </w:rPr>
+        <w:t xml:space="preserve"> a bespoke procedural generation product. I also wish to step foot into tool development, since after completing this, I plan to turn it into an extension of Unity’s tools. Lastly, this counts for both aim and motivation, I wish to create something as close as possible to a Terraria clone</w:t>
       </w:r>
       <w:r>
         <w:rPr>
@@ -1525,8 +1561,18 @@
           <w:szCs w:val="24"/>
           <w:lang w:val="en-US"/>
         </w:rPr>
-        <w:t>2D tilemap</w:t>
-      </w:r>
+        <w:t xml:space="preserve">2D </w:t>
+      </w:r>
+      <w:proofErr w:type="spellStart"/>
+      <w:r>
+        <w:rPr>
+          <w:sz w:val="24"/>
+          <w:szCs w:val="24"/>
+          <w:lang w:val="en-US"/>
+        </w:rPr>
+        <w:t>tilemap</w:t>
+      </w:r>
+      <w:proofErr w:type="spellEnd"/>
       <w:r>
         <w:rPr>
           <w:sz w:val="24"/>
@@ -1635,7 +1681,25 @@
           <w:szCs w:val="24"/>
           <w:lang w:val="en-US"/>
         </w:rPr>
-        <w:t xml:space="preserve"> – once an ore tile spawns, more of the same tile clumps around it; size and type is decided by the depth</w:t>
+        <w:t xml:space="preserve"> – once an ore tile spawns, more of the same tile clumps around it; size and type </w:t>
+      </w:r>
+      <w:proofErr w:type="gramStart"/>
+      <w:r>
+        <w:rPr>
+          <w:sz w:val="24"/>
+          <w:szCs w:val="24"/>
+          <w:lang w:val="en-US"/>
+        </w:rPr>
+        <w:t>is</w:t>
+      </w:r>
+      <w:proofErr w:type="gramEnd"/>
+      <w:r>
+        <w:rPr>
+          <w:sz w:val="24"/>
+          <w:szCs w:val="24"/>
+          <w:lang w:val="en-US"/>
+        </w:rPr>
+        <w:t xml:space="preserve"> decided by the depth</w:t>
       </w:r>
     </w:p>
     <w:p>
@@ -1727,7 +1791,25 @@
           <w:szCs w:val="24"/>
           <w:lang w:val="en-US"/>
         </w:rPr>
-        <w:t>a biome should comprise of at least 5 tiles, which some would be general and others would be exclusive to the biome</w:t>
+        <w:t xml:space="preserve">a biome should comprise of at least 5 tiles, which some would be </w:t>
+      </w:r>
+      <w:proofErr w:type="gramStart"/>
+      <w:r>
+        <w:rPr>
+          <w:sz w:val="24"/>
+          <w:szCs w:val="24"/>
+          <w:lang w:val="en-US"/>
+        </w:rPr>
+        <w:t>general</w:t>
+      </w:r>
+      <w:proofErr w:type="gramEnd"/>
+      <w:r>
+        <w:rPr>
+          <w:sz w:val="24"/>
+          <w:szCs w:val="24"/>
+          <w:lang w:val="en-US"/>
+        </w:rPr>
+        <w:t xml:space="preserve"> and others would be exclusive to the biome</w:t>
       </w:r>
     </w:p>
     <w:p>
@@ -2138,6 +2220,36 @@
           <w:lang w:val="en-US"/>
         </w:rPr>
         <w:t xml:space="preserve"> – set top half of rectangle empty (surface world)</w:t>
+      </w:r>
+    </w:p>
+    <w:p>
+      <w:pPr>
+        <w:pStyle w:val="ListParagraph"/>
+        <w:numPr>
+          <w:ilvl w:val="0"/>
+          <w:numId w:val="6"/>
+        </w:numPr>
+        <w:rPr>
+          <w:sz w:val="24"/>
+          <w:szCs w:val="24"/>
+          <w:lang w:val="en-US"/>
+        </w:rPr>
+      </w:pPr>
+      <w:r>
+        <w:rPr>
+          <w:sz w:val="24"/>
+          <w:szCs w:val="24"/>
+          <w:lang w:val="en-US"/>
+        </w:rPr>
+        <w:t>Use noise to generate terrain</w:t>
+      </w:r>
+      <w:r>
+        <w:rPr>
+          <w:sz w:val="24"/>
+          <w:szCs w:val="24"/>
+          <w:lang w:val="en-US"/>
+        </w:rPr>
+        <w:t xml:space="preserve"> with a random seed</w:t>
       </w:r>
     </w:p>
     <w:p>
@@ -2871,6 +2983,7 @@
           <w:lang w:val="en-US"/>
         </w:rPr>
       </w:pPr>
+      <w:proofErr w:type="spellStart"/>
       <w:r>
         <w:rPr>
           <w:sz w:val="24"/>
@@ -2879,6 +2992,7 @@
         </w:rPr>
         <w:t>Customisation</w:t>
       </w:r>
+      <w:proofErr w:type="spellEnd"/>
       <w:r>
         <w:rPr>
           <w:sz w:val="24"/>
@@ -3084,7 +3198,25 @@
           <w:szCs w:val="24"/>
           <w:lang w:val="en-US"/>
         </w:rPr>
-        <w:t>Once satisfied, I am going to introduce some level of tool development, which would include basic UI and a few drop down options for the user to create something more to their liking.</w:t>
+        <w:t xml:space="preserve">Once satisfied, I am going to introduce some level of tool development, which would include basic UI and a few </w:t>
+      </w:r>
+      <w:proofErr w:type="gramStart"/>
+      <w:r>
+        <w:rPr>
+          <w:sz w:val="24"/>
+          <w:szCs w:val="24"/>
+          <w:lang w:val="en-US"/>
+        </w:rPr>
+        <w:t>drop down</w:t>
+      </w:r>
+      <w:proofErr w:type="gramEnd"/>
+      <w:r>
+        <w:rPr>
+          <w:sz w:val="24"/>
+          <w:szCs w:val="24"/>
+          <w:lang w:val="en-US"/>
+        </w:rPr>
+        <w:t xml:space="preserve"> options for the user to create something more to their liking.</w:t>
       </w:r>
       <w:r>
         <w:rPr>
@@ -3146,7 +3278,25 @@
           <w:szCs w:val="24"/>
           <w:lang w:val="en-US"/>
         </w:rPr>
-        <w:t xml:space="preserve"> studio, researching Perlin noise and the like since I was assigned to making levels mid-way, which didn’t really lead anywhere; and during summer, working on a project under Thunder Blossom</w:t>
+        <w:t xml:space="preserve"> studio, researching Perlin noise and the like since I was assigned to making levels </w:t>
+      </w:r>
+      <w:proofErr w:type="gramStart"/>
+      <w:r>
+        <w:rPr>
+          <w:sz w:val="24"/>
+          <w:szCs w:val="24"/>
+          <w:lang w:val="en-US"/>
+        </w:rPr>
+        <w:t>mid-way</w:t>
+      </w:r>
+      <w:proofErr w:type="gramEnd"/>
+      <w:r>
+        <w:rPr>
+          <w:sz w:val="24"/>
+          <w:szCs w:val="24"/>
+          <w:lang w:val="en-US"/>
+        </w:rPr>
+        <w:t>, which didn’t really lead anywhere; and during summer, working on a project under Thunder Blossom</w:t>
       </w:r>
       <w:r>
         <w:rPr>
@@ -3325,12 +3475,16 @@
       <w:pPr>
         <w:pStyle w:val="Heading1"/>
         <w:rPr>
+          <w:sz w:val="24"/>
+          <w:szCs w:val="24"/>
           <w:lang w:val="en-US"/>
         </w:rPr>
       </w:pPr>
       <w:bookmarkStart w:id="11" w:name="_Toc189051126"/>
       <w:r>
         <w:rPr>
+          <w:sz w:val="24"/>
+          <w:szCs w:val="24"/>
           <w:lang w:val="en-US"/>
         </w:rPr>
         <w:lastRenderedPageBreak/>
@@ -3339,6 +3493,8 @@
       <w:bookmarkEnd w:id="11"/>
       <w:r>
         <w:rPr>
+          <w:sz w:val="24"/>
+          <w:szCs w:val="24"/>
           <w:lang w:val="en-US"/>
         </w:rPr>
         <w:t xml:space="preserve"> </w:t>
@@ -3348,12 +3504,16 @@
       <w:pPr>
         <w:pStyle w:val="Heading2"/>
         <w:rPr>
+          <w:sz w:val="24"/>
+          <w:szCs w:val="24"/>
           <w:lang w:val="en-US"/>
         </w:rPr>
       </w:pPr>
       <w:bookmarkStart w:id="12" w:name="_Toc189051127"/>
       <w:r>
         <w:rPr>
+          <w:sz w:val="24"/>
+          <w:szCs w:val="24"/>
           <w:lang w:val="en-US"/>
         </w:rPr>
         <w:t>The Product</w:t>
@@ -3374,17 +3534,308 @@
           <w:szCs w:val="24"/>
           <w:lang w:val="en-US"/>
         </w:rPr>
-        <w:t>Sketches/ Screenshots of Terraria for comparison</w:t>
-      </w:r>
-    </w:p>
-    <w:p>
-      <w:pPr>
-        <w:rPr>
-          <w:sz w:val="24"/>
-          <w:szCs w:val="24"/>
-          <w:lang w:val="en-US"/>
-        </w:rPr>
-      </w:pPr>
+        <w:t>Terrain</w:t>
+      </w:r>
+    </w:p>
+    <w:p>
+      <w:pPr>
+        <w:rPr>
+          <w:sz w:val="24"/>
+          <w:szCs w:val="24"/>
+          <w:lang w:val="en-US"/>
+        </w:rPr>
+      </w:pPr>
+      <w:r>
+        <w:rPr>
+          <w:noProof/>
+          <w:sz w:val="24"/>
+          <w:szCs w:val="24"/>
+          <w:lang w:val="en-US"/>
+        </w:rPr>
+        <w:drawing>
+          <wp:inline distT="0" distB="0" distL="0" distR="0" wp14:anchorId="401DE61F" wp14:editId="6B0D0DF9">
+            <wp:extent cx="5731510" cy="1120140"/>
+            <wp:effectExtent l="0" t="0" r="2540" b="3810"/>
+            <wp:docPr id="1191600407" name="Picture 1"/>
+            <wp:cNvGraphicFramePr>
+              <a:graphicFrameLocks xmlns:a="http://schemas.openxmlformats.org/drawingml/2006/main" noChangeAspect="1"/>
+            </wp:cNvGraphicFramePr>
+            <a:graphic xmlns:a="http://schemas.openxmlformats.org/drawingml/2006/main">
+              <a:graphicData uri="http://schemas.openxmlformats.org/drawingml/2006/picture">
+                <pic:pic xmlns:pic="http://schemas.openxmlformats.org/drawingml/2006/picture">
+                  <pic:nvPicPr>
+                    <pic:cNvPr id="1191600407" name=""/>
+                    <pic:cNvPicPr/>
+                  </pic:nvPicPr>
+                  <pic:blipFill>
+                    <a:blip r:embed="rId11"/>
+                    <a:stretch>
+                      <a:fillRect/>
+                    </a:stretch>
+                  </pic:blipFill>
+                  <pic:spPr>
+                    <a:xfrm>
+                      <a:off x="0" y="0"/>
+                      <a:ext cx="5731510" cy="1120140"/>
+                    </a:xfrm>
+                    <a:prstGeom prst="rect">
+                      <a:avLst/>
+                    </a:prstGeom>
+                  </pic:spPr>
+                </pic:pic>
+              </a:graphicData>
+            </a:graphic>
+          </wp:inline>
+        </w:drawing>
+      </w:r>
+    </w:p>
+    <w:p>
+      <w:pPr>
+        <w:rPr>
+          <w:sz w:val="24"/>
+          <w:szCs w:val="24"/>
+          <w:lang w:val="en-US"/>
+        </w:rPr>
+      </w:pPr>
+      <w:r>
+        <w:rPr>
+          <w:sz w:val="24"/>
+          <w:szCs w:val="24"/>
+          <w:lang w:val="en-US"/>
+        </w:rPr>
+        <w:t xml:space="preserve">This is where the basic layers of the world </w:t>
+      </w:r>
+    </w:p>
+    <w:p>
+      <w:pPr>
+        <w:rPr>
+          <w:sz w:val="24"/>
+          <w:szCs w:val="24"/>
+          <w:lang w:val="en-US"/>
+        </w:rPr>
+      </w:pPr>
+      <w:r>
+        <w:rPr>
+          <w:sz w:val="24"/>
+          <w:szCs w:val="24"/>
+          <w:lang w:val="en-US"/>
+        </w:rPr>
+        <w:t>Mixing tiles in layers</w:t>
+      </w:r>
+    </w:p>
+    <w:p>
+      <w:pPr>
+        <w:rPr>
+          <w:sz w:val="24"/>
+          <w:szCs w:val="24"/>
+          <w:lang w:val="en-US"/>
+        </w:rPr>
+      </w:pPr>
+      <w:r>
+        <w:rPr>
+          <w:noProof/>
+          <w:sz w:val="24"/>
+          <w:szCs w:val="24"/>
+          <w:lang w:val="en-US"/>
+        </w:rPr>
+        <w:drawing>
+          <wp:inline distT="0" distB="0" distL="0" distR="0" wp14:anchorId="27F2E0F4" wp14:editId="3A8DA09A">
+            <wp:extent cx="5617210" cy="1104265"/>
+            <wp:effectExtent l="0" t="0" r="2540" b="635"/>
+            <wp:docPr id="338169003" name="Picture 1"/>
+            <wp:cNvGraphicFramePr>
+              <a:graphicFrameLocks xmlns:a="http://schemas.openxmlformats.org/drawingml/2006/main" noChangeAspect="1"/>
+            </wp:cNvGraphicFramePr>
+            <a:graphic xmlns:a="http://schemas.openxmlformats.org/drawingml/2006/main">
+              <a:graphicData uri="http://schemas.openxmlformats.org/drawingml/2006/picture">
+                <pic:pic xmlns:pic="http://schemas.openxmlformats.org/drawingml/2006/picture">
+                  <pic:nvPicPr>
+                    <pic:cNvPr id="338169003" name=""/>
+                    <pic:cNvPicPr/>
+                  </pic:nvPicPr>
+                  <pic:blipFill rotWithShape="1">
+                    <a:blip r:embed="rId12"/>
+                    <a:srcRect l="1994"/>
+                    <a:stretch/>
+                  </pic:blipFill>
+                  <pic:spPr bwMode="auto">
+                    <a:xfrm>
+                      <a:off x="0" y="0"/>
+                      <a:ext cx="5617210" cy="1104265"/>
+                    </a:xfrm>
+                    <a:prstGeom prst="rect">
+                      <a:avLst/>
+                    </a:prstGeom>
+                    <a:ln>
+                      <a:noFill/>
+                    </a:ln>
+                    <a:extLst>
+                      <a:ext uri="{53640926-AAD7-44D8-BBD7-CCE9431645EC}">
+                        <a14:shadowObscured xmlns:a14="http://schemas.microsoft.com/office/drawing/2010/main"/>
+                      </a:ext>
+                    </a:extLst>
+                  </pic:spPr>
+                </pic:pic>
+              </a:graphicData>
+            </a:graphic>
+          </wp:inline>
+        </w:drawing>
+      </w:r>
+    </w:p>
+    <w:p>
+      <w:pPr>
+        <w:rPr>
+          <w:sz w:val="24"/>
+          <w:szCs w:val="24"/>
+          <w:lang w:val="en-US"/>
+        </w:rPr>
+      </w:pPr>
+      <w:r>
+        <w:rPr>
+          <w:sz w:val="24"/>
+          <w:szCs w:val="24"/>
+          <w:lang w:val="en-US"/>
+        </w:rPr>
+        <w:t>Hollow areas</w:t>
+      </w:r>
+    </w:p>
+    <w:p>
+      <w:pPr>
+        <w:rPr>
+          <w:sz w:val="24"/>
+          <w:szCs w:val="24"/>
+          <w:lang w:val="en-US"/>
+        </w:rPr>
+      </w:pPr>
+      <w:r>
+        <w:rPr>
+          <w:noProof/>
+          <w:sz w:val="24"/>
+          <w:szCs w:val="24"/>
+          <w:lang w:val="en-US"/>
+        </w:rPr>
+        <w:drawing>
+          <wp:inline distT="0" distB="0" distL="0" distR="0" wp14:anchorId="1DB151E6" wp14:editId="13173BDD">
+            <wp:extent cx="5731510" cy="1156970"/>
+            <wp:effectExtent l="0" t="0" r="2540" b="5080"/>
+            <wp:docPr id="1759176299" name="Picture 1"/>
+            <wp:cNvGraphicFramePr>
+              <a:graphicFrameLocks xmlns:a="http://schemas.openxmlformats.org/drawingml/2006/main" noChangeAspect="1"/>
+            </wp:cNvGraphicFramePr>
+            <a:graphic xmlns:a="http://schemas.openxmlformats.org/drawingml/2006/main">
+              <a:graphicData uri="http://schemas.openxmlformats.org/drawingml/2006/picture">
+                <pic:pic xmlns:pic="http://schemas.openxmlformats.org/drawingml/2006/picture">
+                  <pic:nvPicPr>
+                    <pic:cNvPr id="1759176299" name=""/>
+                    <pic:cNvPicPr/>
+                  </pic:nvPicPr>
+                  <pic:blipFill>
+                    <a:blip r:embed="rId13"/>
+                    <a:stretch>
+                      <a:fillRect/>
+                    </a:stretch>
+                  </pic:blipFill>
+                  <pic:spPr>
+                    <a:xfrm>
+                      <a:off x="0" y="0"/>
+                      <a:ext cx="5731510" cy="1156970"/>
+                    </a:xfrm>
+                    <a:prstGeom prst="rect">
+                      <a:avLst/>
+                    </a:prstGeom>
+                  </pic:spPr>
+                </pic:pic>
+              </a:graphicData>
+            </a:graphic>
+          </wp:inline>
+        </w:drawing>
+      </w:r>
+    </w:p>
+    <w:p>
+      <w:pPr>
+        <w:rPr>
+          <w:sz w:val="24"/>
+          <w:szCs w:val="24"/>
+          <w:lang w:val="en-US"/>
+        </w:rPr>
+      </w:pPr>
+      <w:r>
+        <w:rPr>
+          <w:sz w:val="24"/>
+          <w:szCs w:val="24"/>
+          <w:lang w:val="en-US"/>
+        </w:rPr>
+        <w:t>Caves</w:t>
+      </w:r>
+    </w:p>
+    <w:p>
+      <w:pPr>
+        <w:rPr>
+          <w:sz w:val="24"/>
+          <w:szCs w:val="24"/>
+          <w:lang w:val="en-US"/>
+        </w:rPr>
+      </w:pPr>
+      <w:r>
+        <w:rPr>
+          <w:noProof/>
+          <w:sz w:val="24"/>
+          <w:szCs w:val="24"/>
+          <w:lang w:val="en-US"/>
+        </w:rPr>
+        <w:drawing>
+          <wp:inline distT="0" distB="0" distL="0" distR="0" wp14:anchorId="78CB465E" wp14:editId="2324FC1D">
+            <wp:extent cx="5731510" cy="1177290"/>
+            <wp:effectExtent l="0" t="0" r="2540" b="3810"/>
+            <wp:docPr id="21827461" name="Picture 1"/>
+            <wp:cNvGraphicFramePr>
+              <a:graphicFrameLocks xmlns:a="http://schemas.openxmlformats.org/drawingml/2006/main" noChangeAspect="1"/>
+            </wp:cNvGraphicFramePr>
+            <a:graphic xmlns:a="http://schemas.openxmlformats.org/drawingml/2006/main">
+              <a:graphicData uri="http://schemas.openxmlformats.org/drawingml/2006/picture">
+                <pic:pic xmlns:pic="http://schemas.openxmlformats.org/drawingml/2006/picture">
+                  <pic:nvPicPr>
+                    <pic:cNvPr id="21827461" name=""/>
+                    <pic:cNvPicPr/>
+                  </pic:nvPicPr>
+                  <pic:blipFill>
+                    <a:blip r:embed="rId14"/>
+                    <a:stretch>
+                      <a:fillRect/>
+                    </a:stretch>
+                  </pic:blipFill>
+                  <pic:spPr>
+                    <a:xfrm>
+                      <a:off x="0" y="0"/>
+                      <a:ext cx="5731510" cy="1177290"/>
+                    </a:xfrm>
+                    <a:prstGeom prst="rect">
+                      <a:avLst/>
+                    </a:prstGeom>
+                  </pic:spPr>
+                </pic:pic>
+              </a:graphicData>
+            </a:graphic>
+          </wp:inline>
+        </w:drawing>
+      </w:r>
+    </w:p>
+    <w:p>
+      <w:pPr>
+        <w:rPr>
+          <w:sz w:val="24"/>
+          <w:szCs w:val="24"/>
+          <w:lang w:val="en-US"/>
+        </w:rPr>
+      </w:pPr>
+      <w:r>
+        <w:rPr>
+          <w:sz w:val="24"/>
+          <w:szCs w:val="24"/>
+          <w:lang w:val="en-US"/>
+        </w:rPr>
+        <w:t>Next would be ore but that is too small of a change to be shown at this scale</w:t>
+      </w:r>
     </w:p>
     <w:p>
       <w:pPr>
@@ -3407,12 +3858,16 @@
       <w:pPr>
         <w:pStyle w:val="Heading2"/>
         <w:rPr>
+          <w:sz w:val="24"/>
+          <w:szCs w:val="24"/>
           <w:lang w:val="en-US"/>
         </w:rPr>
       </w:pPr>
       <w:bookmarkStart w:id="13" w:name="_Toc189051128"/>
       <w:r>
         <w:rPr>
+          <w:sz w:val="24"/>
+          <w:szCs w:val="24"/>
           <w:lang w:val="en-US"/>
         </w:rPr>
         <w:t>The TDD</w:t>
@@ -3423,17 +3878,24 @@
       <w:pPr>
         <w:pStyle w:val="Heading3"/>
         <w:rPr>
-          <w:lang w:val="en-US"/>
-        </w:rPr>
-      </w:pPr>
-      <w:r>
-        <w:rPr>
-          <w:lang w:val="en-US"/>
-        </w:rPr>
+          <w:sz w:val="24"/>
+          <w:szCs w:val="24"/>
+          <w:lang w:val="en-US"/>
+        </w:rPr>
+      </w:pPr>
+      <w:r>
+        <w:rPr>
+          <w:sz w:val="24"/>
+          <w:szCs w:val="24"/>
+          <w:lang w:val="en-US"/>
+        </w:rPr>
+        <w:lastRenderedPageBreak/>
         <w:t>Uml</w:t>
       </w:r>
       <w:r>
         <w:rPr>
+          <w:sz w:val="24"/>
+          <w:szCs w:val="24"/>
           <w:lang w:val="en-US"/>
         </w:rPr>
         <w:t>s</w:t>
@@ -3512,7 +3974,7 @@
                     <pic:cNvPicPr/>
                   </pic:nvPicPr>
                   <pic:blipFill>
-                    <a:blip r:embed="rId11"/>
+                    <a:blip r:embed="rId15"/>
                     <a:stretch>
                       <a:fillRect/>
                     </a:stretch>
@@ -3580,11 +4042,15 @@
       <w:pPr>
         <w:pStyle w:val="Heading3"/>
         <w:rPr>
-          <w:lang w:val="en-US"/>
-        </w:rPr>
-      </w:pPr>
-      <w:r>
-        <w:rPr>
+          <w:sz w:val="24"/>
+          <w:szCs w:val="24"/>
+          <w:lang w:val="en-US"/>
+        </w:rPr>
+      </w:pPr>
+      <w:r>
+        <w:rPr>
+          <w:sz w:val="24"/>
+          <w:szCs w:val="24"/>
           <w:lang w:val="en-US"/>
         </w:rPr>
         <w:lastRenderedPageBreak/>
@@ -3592,6 +4058,8 @@
       </w:r>
       <w:r>
         <w:rPr>
+          <w:sz w:val="24"/>
+          <w:szCs w:val="24"/>
           <w:lang w:val="en-US"/>
         </w:rPr>
         <w:t>s</w:t>
@@ -3645,7 +4113,7 @@
                     <pic:cNvPicPr/>
                   </pic:nvPicPr>
                   <pic:blipFill rotWithShape="1">
-                    <a:blip r:embed="rId12"/>
+                    <a:blip r:embed="rId16"/>
                     <a:srcRect l="10617"/>
                     <a:stretch/>
                   </pic:blipFill>
@@ -3693,11 +4161,15 @@
       <w:pPr>
         <w:pStyle w:val="Heading3"/>
         <w:rPr>
-          <w:lang w:val="en-US"/>
-        </w:rPr>
-      </w:pPr>
-      <w:r>
-        <w:rPr>
+          <w:sz w:val="24"/>
+          <w:szCs w:val="24"/>
+          <w:lang w:val="en-US"/>
+        </w:rPr>
+      </w:pPr>
+      <w:r>
+        <w:rPr>
+          <w:sz w:val="24"/>
+          <w:szCs w:val="24"/>
           <w:lang w:val="en-US"/>
         </w:rPr>
         <w:lastRenderedPageBreak/>
@@ -3705,12 +4177,16 @@
       </w:r>
       <w:r>
         <w:rPr>
+          <w:sz w:val="24"/>
+          <w:szCs w:val="24"/>
           <w:lang w:val="en-US"/>
         </w:rPr>
         <w:t>-</w:t>
       </w:r>
       <w:r>
         <w:rPr>
+          <w:sz w:val="24"/>
+          <w:szCs w:val="24"/>
           <w:lang w:val="en-US"/>
         </w:rPr>
         <w:t>Code</w:t>
@@ -3731,13 +4207,15 @@
           <w:caps/>
           <w:color w:val="FFFFFF" w:themeColor="background1"/>
           <w:spacing w:val="15"/>
-          <w:sz w:val="22"/>
-          <w:szCs w:val="22"/>
-          <w:lang w:val="en-US"/>
-        </w:rPr>
-      </w:pPr>
-      <w:r>
-        <w:rPr>
+          <w:sz w:val="24"/>
+          <w:szCs w:val="24"/>
+          <w:lang w:val="en-US"/>
+        </w:rPr>
+      </w:pPr>
+      <w:r>
+        <w:rPr>
+          <w:sz w:val="24"/>
+          <w:szCs w:val="24"/>
           <w:lang w:val="en-US"/>
         </w:rPr>
         <w:br w:type="page"/>
@@ -3747,1316 +4225,54 @@
       <w:pPr>
         <w:pStyle w:val="Heading1"/>
         <w:rPr>
-          <w:lang w:val="en-US"/>
-        </w:rPr>
-      </w:pPr>
-      <w:r>
-        <w:rPr>
+          <w:sz w:val="24"/>
+          <w:szCs w:val="24"/>
+          <w:lang w:val="en-US"/>
+        </w:rPr>
+      </w:pPr>
+      <w:r>
+        <w:rPr>
+          <w:sz w:val="24"/>
+          <w:szCs w:val="24"/>
           <w:lang w:val="en-US"/>
         </w:rPr>
         <w:lastRenderedPageBreak/>
-        <w:t>Testing</w:t>
-      </w:r>
-    </w:p>
-    <w:tbl>
-      <w:tblPr>
-        <w:tblStyle w:val="TableGrid"/>
-        <w:tblW w:w="10916" w:type="dxa"/>
-        <w:tblInd w:w="-998" w:type="dxa"/>
-        <w:tblLayout w:type="fixed"/>
-        <w:tblLook w:val="04A0" w:firstRow="1" w:lastRow="0" w:firstColumn="1" w:lastColumn="0" w:noHBand="0" w:noVBand="1"/>
-      </w:tblPr>
-      <w:tblGrid>
-        <w:gridCol w:w="709"/>
-        <w:gridCol w:w="2127"/>
-        <w:gridCol w:w="2126"/>
-        <w:gridCol w:w="2127"/>
-        <w:gridCol w:w="850"/>
-        <w:gridCol w:w="2977"/>
-      </w:tblGrid>
-      <w:tr>
-        <w:tc>
-          <w:tcPr>
-            <w:tcW w:w="709" w:type="dxa"/>
-          </w:tcPr>
-          <w:p>
-            <w:pPr>
-              <w:rPr>
-                <w:sz w:val="24"/>
-                <w:szCs w:val="24"/>
-                <w:lang w:val="en-US"/>
-              </w:rPr>
-            </w:pPr>
-            <w:r>
-              <w:rPr>
-                <w:sz w:val="24"/>
-                <w:szCs w:val="24"/>
-                <w:lang w:val="en-US"/>
-              </w:rPr>
-              <w:t>Test ID</w:t>
-            </w:r>
-          </w:p>
-        </w:tc>
-        <w:tc>
-          <w:tcPr>
-            <w:tcW w:w="2127" w:type="dxa"/>
-          </w:tcPr>
-          <w:p>
-            <w:pPr>
-              <w:rPr>
-                <w:sz w:val="24"/>
-                <w:szCs w:val="24"/>
-                <w:lang w:val="en-US"/>
-              </w:rPr>
-            </w:pPr>
-            <w:r>
-              <w:rPr>
-                <w:sz w:val="24"/>
-                <w:szCs w:val="24"/>
-                <w:lang w:val="en-US"/>
-              </w:rPr>
-              <w:t xml:space="preserve">Test </w:t>
-            </w:r>
-          </w:p>
-        </w:tc>
-        <w:tc>
-          <w:tcPr>
-            <w:tcW w:w="2126" w:type="dxa"/>
-          </w:tcPr>
-          <w:p>
-            <w:pPr>
-              <w:rPr>
-                <w:sz w:val="24"/>
-                <w:szCs w:val="24"/>
-                <w:lang w:val="en-US"/>
-              </w:rPr>
-            </w:pPr>
-            <w:r>
-              <w:rPr>
-                <w:sz w:val="24"/>
-                <w:szCs w:val="24"/>
-                <w:lang w:val="en-US"/>
-              </w:rPr>
-              <w:t>Expected Result</w:t>
-            </w:r>
-          </w:p>
-        </w:tc>
-        <w:tc>
-          <w:tcPr>
-            <w:tcW w:w="2127" w:type="dxa"/>
-          </w:tcPr>
-          <w:p>
-            <w:pPr>
-              <w:rPr>
-                <w:sz w:val="24"/>
-                <w:szCs w:val="24"/>
-                <w:lang w:val="en-US"/>
-              </w:rPr>
-            </w:pPr>
-            <w:r>
-              <w:rPr>
-                <w:sz w:val="24"/>
-                <w:szCs w:val="24"/>
-                <w:lang w:val="en-US"/>
-              </w:rPr>
-              <w:t>Actual Result</w:t>
-            </w:r>
-          </w:p>
-        </w:tc>
-        <w:tc>
-          <w:tcPr>
-            <w:tcW w:w="850" w:type="dxa"/>
-          </w:tcPr>
-          <w:p>
-            <w:pPr>
-              <w:rPr>
-                <w:sz w:val="24"/>
-                <w:szCs w:val="24"/>
-                <w:lang w:val="en-US"/>
-              </w:rPr>
-            </w:pPr>
-            <w:r>
-              <w:rPr>
-                <w:sz w:val="24"/>
-                <w:szCs w:val="24"/>
-                <w:lang w:val="en-US"/>
-              </w:rPr>
-              <w:t>Pass/Fail</w:t>
-            </w:r>
-          </w:p>
-        </w:tc>
-        <w:tc>
-          <w:tcPr>
-            <w:tcW w:w="2977" w:type="dxa"/>
-          </w:tcPr>
-          <w:p>
-            <w:pPr>
-              <w:rPr>
-                <w:sz w:val="24"/>
-                <w:szCs w:val="24"/>
-                <w:lang w:val="en-US"/>
-              </w:rPr>
-            </w:pPr>
-            <w:r>
-              <w:rPr>
-                <w:sz w:val="24"/>
-                <w:szCs w:val="24"/>
-                <w:lang w:val="en-US"/>
-              </w:rPr>
-              <w:t>Changes</w:t>
-            </w:r>
-          </w:p>
-        </w:tc>
-      </w:tr>
-      <w:tr>
-        <w:tc>
-          <w:tcPr>
-            <w:tcW w:w="709" w:type="dxa"/>
-          </w:tcPr>
-          <w:p>
-            <w:pPr>
-              <w:rPr>
-                <w:sz w:val="24"/>
-                <w:szCs w:val="24"/>
-                <w:lang w:val="en-US"/>
-              </w:rPr>
-            </w:pPr>
-            <w:r>
-              <w:rPr>
-                <w:sz w:val="24"/>
-                <w:szCs w:val="24"/>
-                <w:lang w:val="en-US"/>
-              </w:rPr>
-              <w:t>01</w:t>
-            </w:r>
-          </w:p>
-        </w:tc>
-        <w:tc>
-          <w:tcPr>
-            <w:tcW w:w="2127" w:type="dxa"/>
-          </w:tcPr>
-          <w:p>
-            <w:pPr>
-              <w:rPr>
-                <w:sz w:val="24"/>
-                <w:szCs w:val="24"/>
-                <w:lang w:val="en-US"/>
-              </w:rPr>
-            </w:pPr>
-            <w:r>
-              <w:rPr>
-                <w:sz w:val="24"/>
-                <w:szCs w:val="24"/>
-                <w:lang w:val="en-US"/>
-              </w:rPr>
-              <w:t>Display tiles from array</w:t>
-            </w:r>
-          </w:p>
-        </w:tc>
-        <w:tc>
-          <w:tcPr>
-            <w:tcW w:w="2126" w:type="dxa"/>
-          </w:tcPr>
-          <w:p>
-            <w:pPr>
-              <w:rPr>
-                <w:sz w:val="24"/>
-                <w:szCs w:val="24"/>
-                <w:lang w:val="en-US"/>
-              </w:rPr>
-            </w:pPr>
-            <w:r>
-              <w:rPr>
-                <w:sz w:val="24"/>
-                <w:szCs w:val="24"/>
-                <w:lang w:val="en-US"/>
-              </w:rPr>
-              <w:t xml:space="preserve">Grid of tiles appears on screen </w:t>
-            </w:r>
-          </w:p>
-        </w:tc>
-        <w:tc>
-          <w:tcPr>
-            <w:tcW w:w="2127" w:type="dxa"/>
-          </w:tcPr>
-          <w:p>
-            <w:pPr>
-              <w:rPr>
-                <w:sz w:val="24"/>
-                <w:szCs w:val="24"/>
-                <w:lang w:val="en-US"/>
-              </w:rPr>
-            </w:pPr>
-            <w:r>
-              <w:rPr>
-                <w:sz w:val="24"/>
-                <w:szCs w:val="24"/>
-                <w:lang w:val="en-US"/>
-              </w:rPr>
-              <w:t>Screen is blank</w:t>
-            </w:r>
-          </w:p>
-        </w:tc>
-        <w:tc>
-          <w:tcPr>
-            <w:tcW w:w="850" w:type="dxa"/>
-          </w:tcPr>
-          <w:p>
-            <w:pPr>
-              <w:rPr>
-                <w:sz w:val="24"/>
-                <w:szCs w:val="24"/>
-                <w:lang w:val="en-US"/>
-              </w:rPr>
-            </w:pPr>
-            <w:r>
-              <w:rPr>
-                <w:sz w:val="24"/>
-                <w:szCs w:val="24"/>
-                <w:lang w:val="en-US"/>
-              </w:rPr>
-              <w:t>Fail</w:t>
-            </w:r>
-          </w:p>
-        </w:tc>
-        <w:tc>
-          <w:tcPr>
-            <w:tcW w:w="2977" w:type="dxa"/>
-          </w:tcPr>
-          <w:p>
-            <w:pPr>
-              <w:rPr>
-                <w:sz w:val="24"/>
-                <w:szCs w:val="24"/>
-                <w:lang w:val="en-US"/>
-              </w:rPr>
-            </w:pPr>
-            <w:r>
-              <w:rPr>
-                <w:sz w:val="24"/>
-                <w:szCs w:val="24"/>
-                <w:lang w:val="en-US"/>
-              </w:rPr>
-              <w:t>Had to set the reference of the world gen script to the actual component</w:t>
-            </w:r>
-          </w:p>
-        </w:tc>
-      </w:tr>
-      <w:tr>
-        <w:tc>
-          <w:tcPr>
-            <w:tcW w:w="709" w:type="dxa"/>
-          </w:tcPr>
-          <w:p>
-            <w:pPr>
-              <w:rPr>
-                <w:sz w:val="24"/>
-                <w:szCs w:val="24"/>
-                <w:lang w:val="en-US"/>
-              </w:rPr>
-            </w:pPr>
-            <w:r>
-              <w:rPr>
-                <w:sz w:val="24"/>
-                <w:szCs w:val="24"/>
-                <w:lang w:val="en-US"/>
-              </w:rPr>
-              <w:t>02</w:t>
-            </w:r>
-          </w:p>
-        </w:tc>
-        <w:tc>
-          <w:tcPr>
-            <w:tcW w:w="2127" w:type="dxa"/>
-          </w:tcPr>
-          <w:p>
-            <w:pPr>
-              <w:rPr>
-                <w:sz w:val="24"/>
-                <w:szCs w:val="24"/>
-                <w:lang w:val="en-US"/>
-              </w:rPr>
-            </w:pPr>
-            <w:r>
-              <w:rPr>
-                <w:sz w:val="24"/>
-                <w:szCs w:val="24"/>
-                <w:lang w:val="en-US"/>
-              </w:rPr>
-              <w:t>Display multiple different tiles</w:t>
-            </w:r>
-          </w:p>
-        </w:tc>
-        <w:tc>
-          <w:tcPr>
-            <w:tcW w:w="2126" w:type="dxa"/>
-          </w:tcPr>
-          <w:p>
-            <w:pPr>
-              <w:rPr>
-                <w:sz w:val="24"/>
-                <w:szCs w:val="24"/>
-                <w:lang w:val="en-US"/>
-              </w:rPr>
-            </w:pPr>
-            <w:r>
-              <w:rPr>
-                <w:sz w:val="24"/>
-                <w:szCs w:val="24"/>
-                <w:lang w:val="en-US"/>
-              </w:rPr>
-              <w:t>The 3 default tiles all get drawn</w:t>
-            </w:r>
-          </w:p>
-        </w:tc>
-        <w:tc>
-          <w:tcPr>
-            <w:tcW w:w="2127" w:type="dxa"/>
-          </w:tcPr>
-          <w:p>
-            <w:pPr>
-              <w:rPr>
-                <w:sz w:val="24"/>
-                <w:szCs w:val="24"/>
-                <w:lang w:val="en-US"/>
-              </w:rPr>
-            </w:pPr>
-            <w:r>
-              <w:rPr>
-                <w:sz w:val="24"/>
-                <w:szCs w:val="24"/>
-                <w:lang w:val="en-US"/>
-              </w:rPr>
-              <w:t>Just as expected</w:t>
-            </w:r>
-          </w:p>
-        </w:tc>
-        <w:tc>
-          <w:tcPr>
-            <w:tcW w:w="850" w:type="dxa"/>
-          </w:tcPr>
-          <w:p>
-            <w:pPr>
-              <w:rPr>
-                <w:sz w:val="24"/>
-                <w:szCs w:val="24"/>
-                <w:lang w:val="en-US"/>
-              </w:rPr>
-            </w:pPr>
-            <w:r>
-              <w:rPr>
-                <w:sz w:val="24"/>
-                <w:szCs w:val="24"/>
-                <w:lang w:val="en-US"/>
-              </w:rPr>
-              <w:t>Pass</w:t>
-            </w:r>
-          </w:p>
-        </w:tc>
-        <w:tc>
-          <w:tcPr>
-            <w:tcW w:w="2977" w:type="dxa"/>
-          </w:tcPr>
-          <w:p>
-            <w:pPr>
-              <w:rPr>
-                <w:sz w:val="24"/>
-                <w:szCs w:val="24"/>
-                <w:lang w:val="en-US"/>
-              </w:rPr>
-            </w:pPr>
-          </w:p>
-        </w:tc>
-      </w:tr>
-      <w:tr>
-        <w:tc>
-          <w:tcPr>
-            <w:tcW w:w="709" w:type="dxa"/>
-          </w:tcPr>
-          <w:p>
-            <w:pPr>
-              <w:rPr>
-                <w:sz w:val="24"/>
-                <w:szCs w:val="24"/>
-                <w:lang w:val="en-US"/>
-              </w:rPr>
-            </w:pPr>
-            <w:r>
-              <w:rPr>
-                <w:sz w:val="24"/>
-                <w:szCs w:val="24"/>
-                <w:lang w:val="en-US"/>
-              </w:rPr>
-              <w:t>03</w:t>
-            </w:r>
-          </w:p>
-        </w:tc>
-        <w:tc>
-          <w:tcPr>
-            <w:tcW w:w="2127" w:type="dxa"/>
-          </w:tcPr>
-          <w:p>
-            <w:pPr>
-              <w:rPr>
-                <w:sz w:val="24"/>
-                <w:szCs w:val="24"/>
-                <w:lang w:val="en-US"/>
-              </w:rPr>
-            </w:pPr>
-            <w:r>
-              <w:rPr>
-                <w:sz w:val="24"/>
-                <w:szCs w:val="24"/>
-                <w:lang w:val="en-US"/>
-              </w:rPr>
-              <w:t>Layer the different tiles</w:t>
-            </w:r>
-          </w:p>
-        </w:tc>
-        <w:tc>
-          <w:tcPr>
-            <w:tcW w:w="2126" w:type="dxa"/>
-          </w:tcPr>
-          <w:p>
-            <w:pPr>
-              <w:rPr>
-                <w:sz w:val="24"/>
-                <w:szCs w:val="24"/>
-                <w:lang w:val="en-US"/>
-              </w:rPr>
-            </w:pPr>
-            <w:r>
-              <w:rPr>
-                <w:sz w:val="24"/>
-                <w:szCs w:val="24"/>
-                <w:lang w:val="en-US"/>
-              </w:rPr>
-              <w:t>Grass first, dirt second and rocks last</w:t>
-            </w:r>
-          </w:p>
-        </w:tc>
-        <w:tc>
-          <w:tcPr>
-            <w:tcW w:w="2127" w:type="dxa"/>
-          </w:tcPr>
-          <w:p>
-            <w:pPr>
-              <w:rPr>
-                <w:sz w:val="24"/>
-                <w:szCs w:val="24"/>
-                <w:lang w:val="en-US"/>
-              </w:rPr>
-            </w:pPr>
-            <w:r>
-              <w:rPr>
-                <w:sz w:val="24"/>
-                <w:szCs w:val="24"/>
-                <w:lang w:val="en-US"/>
-              </w:rPr>
-              <w:t>Complete opposite order</w:t>
-            </w:r>
-          </w:p>
-        </w:tc>
-        <w:tc>
-          <w:tcPr>
-            <w:tcW w:w="850" w:type="dxa"/>
-          </w:tcPr>
-          <w:p>
-            <w:pPr>
-              <w:rPr>
-                <w:sz w:val="24"/>
-                <w:szCs w:val="24"/>
-                <w:lang w:val="en-US"/>
-              </w:rPr>
-            </w:pPr>
-            <w:r>
-              <w:rPr>
-                <w:sz w:val="24"/>
-                <w:szCs w:val="24"/>
-                <w:lang w:val="en-US"/>
-              </w:rPr>
-              <w:t>Fail</w:t>
-            </w:r>
-          </w:p>
-        </w:tc>
-        <w:tc>
-          <w:tcPr>
-            <w:tcW w:w="2977" w:type="dxa"/>
-          </w:tcPr>
-          <w:p>
-            <w:pPr>
-              <w:rPr>
-                <w:sz w:val="24"/>
-                <w:szCs w:val="24"/>
-                <w:lang w:val="en-US"/>
-              </w:rPr>
-            </w:pPr>
-            <w:r>
-              <w:rPr>
-                <w:sz w:val="24"/>
-                <w:szCs w:val="24"/>
-                <w:lang w:val="en-US"/>
-              </w:rPr>
-              <w:t>Scraped it and decided to start using noise algorithms</w:t>
-            </w:r>
-          </w:p>
-        </w:tc>
-      </w:tr>
-      <w:tr>
-        <w:tc>
-          <w:tcPr>
-            <w:tcW w:w="709" w:type="dxa"/>
-          </w:tcPr>
-          <w:p>
-            <w:pPr>
-              <w:rPr>
-                <w:sz w:val="24"/>
-                <w:szCs w:val="24"/>
-                <w:lang w:val="en-US"/>
-              </w:rPr>
-            </w:pPr>
-            <w:r>
-              <w:rPr>
-                <w:sz w:val="24"/>
-                <w:szCs w:val="24"/>
-                <w:lang w:val="en-US"/>
-              </w:rPr>
-              <w:t>04</w:t>
-            </w:r>
-          </w:p>
-        </w:tc>
-        <w:tc>
-          <w:tcPr>
-            <w:tcW w:w="2127" w:type="dxa"/>
-          </w:tcPr>
-          <w:p>
-            <w:pPr>
-              <w:rPr>
-                <w:sz w:val="24"/>
-                <w:szCs w:val="24"/>
-                <w:lang w:val="en-US"/>
-              </w:rPr>
-            </w:pPr>
-            <w:r>
-              <w:rPr>
-                <w:sz w:val="24"/>
-                <w:szCs w:val="24"/>
-                <w:lang w:val="en-US"/>
-              </w:rPr>
-              <w:t>Noise generation</w:t>
-            </w:r>
-          </w:p>
-        </w:tc>
-        <w:tc>
-          <w:tcPr>
-            <w:tcW w:w="2126" w:type="dxa"/>
-          </w:tcPr>
-          <w:p>
-            <w:pPr>
-              <w:rPr>
-                <w:sz w:val="24"/>
-                <w:szCs w:val="24"/>
-                <w:lang w:val="en-US"/>
-              </w:rPr>
-            </w:pPr>
-            <w:r>
-              <w:rPr>
-                <w:sz w:val="24"/>
-                <w:szCs w:val="24"/>
-                <w:lang w:val="en-US"/>
-              </w:rPr>
-              <w:t>Generates a dirt and rock layer using noise</w:t>
-            </w:r>
-          </w:p>
-        </w:tc>
-        <w:tc>
-          <w:tcPr>
-            <w:tcW w:w="2127" w:type="dxa"/>
-          </w:tcPr>
-          <w:p>
-            <w:pPr>
-              <w:rPr>
-                <w:sz w:val="24"/>
-                <w:szCs w:val="24"/>
-                <w:lang w:val="en-US"/>
-              </w:rPr>
-            </w:pPr>
-            <w:r>
-              <w:rPr>
-                <w:sz w:val="24"/>
-                <w:szCs w:val="24"/>
-                <w:lang w:val="en-US"/>
-              </w:rPr>
-              <w:t>As expected</w:t>
-            </w:r>
-          </w:p>
-        </w:tc>
-        <w:tc>
-          <w:tcPr>
-            <w:tcW w:w="850" w:type="dxa"/>
-          </w:tcPr>
-          <w:p>
-            <w:pPr>
-              <w:rPr>
-                <w:sz w:val="24"/>
-                <w:szCs w:val="24"/>
-                <w:lang w:val="en-US"/>
-              </w:rPr>
-            </w:pPr>
-            <w:r>
-              <w:rPr>
-                <w:sz w:val="24"/>
-                <w:szCs w:val="24"/>
-                <w:lang w:val="en-US"/>
-              </w:rPr>
-              <w:t>Pass</w:t>
-            </w:r>
-          </w:p>
-        </w:tc>
-        <w:tc>
-          <w:tcPr>
-            <w:tcW w:w="2977" w:type="dxa"/>
-          </w:tcPr>
-          <w:p>
-            <w:pPr>
-              <w:rPr>
-                <w:sz w:val="24"/>
-                <w:szCs w:val="24"/>
-                <w:lang w:val="en-US"/>
-              </w:rPr>
-            </w:pPr>
-          </w:p>
-        </w:tc>
-      </w:tr>
-      <w:tr>
-        <w:tc>
-          <w:tcPr>
-            <w:tcW w:w="709" w:type="dxa"/>
-          </w:tcPr>
-          <w:p>
-            <w:pPr>
-              <w:rPr>
-                <w:sz w:val="24"/>
-                <w:szCs w:val="24"/>
-                <w:lang w:val="en-US"/>
-              </w:rPr>
-            </w:pPr>
-            <w:r>
-              <w:rPr>
-                <w:sz w:val="24"/>
-                <w:szCs w:val="24"/>
-                <w:lang w:val="en-US"/>
-              </w:rPr>
-              <w:t>05</w:t>
-            </w:r>
-          </w:p>
-        </w:tc>
-        <w:tc>
-          <w:tcPr>
-            <w:tcW w:w="2127" w:type="dxa"/>
-          </w:tcPr>
-          <w:p>
-            <w:pPr>
-              <w:rPr>
-                <w:sz w:val="24"/>
-                <w:szCs w:val="24"/>
-                <w:lang w:val="en-US"/>
-              </w:rPr>
-            </w:pPr>
-          </w:p>
-        </w:tc>
-        <w:tc>
-          <w:tcPr>
-            <w:tcW w:w="2126" w:type="dxa"/>
-          </w:tcPr>
-          <w:p>
-            <w:pPr>
-              <w:rPr>
-                <w:sz w:val="24"/>
-                <w:szCs w:val="24"/>
-                <w:lang w:val="en-US"/>
-              </w:rPr>
-            </w:pPr>
-          </w:p>
-        </w:tc>
-        <w:tc>
-          <w:tcPr>
-            <w:tcW w:w="2127" w:type="dxa"/>
-          </w:tcPr>
-          <w:p>
-            <w:pPr>
-              <w:rPr>
-                <w:sz w:val="24"/>
-                <w:szCs w:val="24"/>
-                <w:lang w:val="en-US"/>
-              </w:rPr>
-            </w:pPr>
-          </w:p>
-        </w:tc>
-        <w:tc>
-          <w:tcPr>
-            <w:tcW w:w="850" w:type="dxa"/>
-          </w:tcPr>
-          <w:p>
-            <w:pPr>
-              <w:rPr>
-                <w:sz w:val="24"/>
-                <w:szCs w:val="24"/>
-                <w:lang w:val="en-US"/>
-              </w:rPr>
-            </w:pPr>
-          </w:p>
-        </w:tc>
-        <w:tc>
-          <w:tcPr>
-            <w:tcW w:w="2977" w:type="dxa"/>
-          </w:tcPr>
-          <w:p>
-            <w:pPr>
-              <w:rPr>
-                <w:sz w:val="24"/>
-                <w:szCs w:val="24"/>
-                <w:lang w:val="en-US"/>
-              </w:rPr>
-            </w:pPr>
-          </w:p>
-        </w:tc>
-      </w:tr>
-      <w:tr>
-        <w:tc>
-          <w:tcPr>
-            <w:tcW w:w="709" w:type="dxa"/>
-          </w:tcPr>
-          <w:p>
-            <w:pPr>
-              <w:rPr>
-                <w:sz w:val="24"/>
-                <w:szCs w:val="24"/>
-                <w:lang w:val="en-US"/>
-              </w:rPr>
-            </w:pPr>
-            <w:r>
-              <w:rPr>
-                <w:sz w:val="24"/>
-                <w:szCs w:val="24"/>
-                <w:lang w:val="en-US"/>
-              </w:rPr>
-              <w:t>06</w:t>
-            </w:r>
-          </w:p>
-        </w:tc>
-        <w:tc>
-          <w:tcPr>
-            <w:tcW w:w="2127" w:type="dxa"/>
-          </w:tcPr>
-          <w:p>
-            <w:pPr>
-              <w:rPr>
-                <w:sz w:val="24"/>
-                <w:szCs w:val="24"/>
-                <w:lang w:val="en-US"/>
-              </w:rPr>
-            </w:pPr>
-          </w:p>
-        </w:tc>
-        <w:tc>
-          <w:tcPr>
-            <w:tcW w:w="2126" w:type="dxa"/>
-          </w:tcPr>
-          <w:p>
-            <w:pPr>
-              <w:rPr>
-                <w:sz w:val="24"/>
-                <w:szCs w:val="24"/>
-                <w:lang w:val="en-US"/>
-              </w:rPr>
-            </w:pPr>
-          </w:p>
-        </w:tc>
-        <w:tc>
-          <w:tcPr>
-            <w:tcW w:w="2127" w:type="dxa"/>
-          </w:tcPr>
-          <w:p>
-            <w:pPr>
-              <w:rPr>
-                <w:sz w:val="24"/>
-                <w:szCs w:val="24"/>
-                <w:lang w:val="en-US"/>
-              </w:rPr>
-            </w:pPr>
-          </w:p>
-        </w:tc>
-        <w:tc>
-          <w:tcPr>
-            <w:tcW w:w="850" w:type="dxa"/>
-          </w:tcPr>
-          <w:p>
-            <w:pPr>
-              <w:rPr>
-                <w:sz w:val="24"/>
-                <w:szCs w:val="24"/>
-                <w:lang w:val="en-US"/>
-              </w:rPr>
-            </w:pPr>
-          </w:p>
-        </w:tc>
-        <w:tc>
-          <w:tcPr>
-            <w:tcW w:w="2977" w:type="dxa"/>
-          </w:tcPr>
-          <w:p>
-            <w:pPr>
-              <w:rPr>
-                <w:sz w:val="24"/>
-                <w:szCs w:val="24"/>
-                <w:lang w:val="en-US"/>
-              </w:rPr>
-            </w:pPr>
-          </w:p>
-        </w:tc>
-      </w:tr>
-      <w:tr>
-        <w:tc>
-          <w:tcPr>
-            <w:tcW w:w="709" w:type="dxa"/>
-          </w:tcPr>
-          <w:p>
-            <w:pPr>
-              <w:rPr>
-                <w:sz w:val="24"/>
-                <w:szCs w:val="24"/>
-                <w:lang w:val="en-US"/>
-              </w:rPr>
-            </w:pPr>
-            <w:r>
-              <w:rPr>
-                <w:sz w:val="24"/>
-                <w:szCs w:val="24"/>
-                <w:lang w:val="en-US"/>
-              </w:rPr>
-              <w:t>07</w:t>
-            </w:r>
-          </w:p>
-        </w:tc>
-        <w:tc>
-          <w:tcPr>
-            <w:tcW w:w="2127" w:type="dxa"/>
-          </w:tcPr>
-          <w:p>
-            <w:pPr>
-              <w:rPr>
-                <w:sz w:val="24"/>
-                <w:szCs w:val="24"/>
-                <w:lang w:val="en-US"/>
-              </w:rPr>
-            </w:pPr>
-          </w:p>
-        </w:tc>
-        <w:tc>
-          <w:tcPr>
-            <w:tcW w:w="2126" w:type="dxa"/>
-          </w:tcPr>
-          <w:p>
-            <w:pPr>
-              <w:rPr>
-                <w:sz w:val="24"/>
-                <w:szCs w:val="24"/>
-                <w:lang w:val="en-US"/>
-              </w:rPr>
-            </w:pPr>
-          </w:p>
-        </w:tc>
-        <w:tc>
-          <w:tcPr>
-            <w:tcW w:w="2127" w:type="dxa"/>
-          </w:tcPr>
-          <w:p>
-            <w:pPr>
-              <w:rPr>
-                <w:sz w:val="24"/>
-                <w:szCs w:val="24"/>
-                <w:lang w:val="en-US"/>
-              </w:rPr>
-            </w:pPr>
-          </w:p>
-        </w:tc>
-        <w:tc>
-          <w:tcPr>
-            <w:tcW w:w="850" w:type="dxa"/>
-          </w:tcPr>
-          <w:p>
-            <w:pPr>
-              <w:rPr>
-                <w:sz w:val="24"/>
-                <w:szCs w:val="24"/>
-                <w:lang w:val="en-US"/>
-              </w:rPr>
-            </w:pPr>
-          </w:p>
-        </w:tc>
-        <w:tc>
-          <w:tcPr>
-            <w:tcW w:w="2977" w:type="dxa"/>
-          </w:tcPr>
-          <w:p>
-            <w:pPr>
-              <w:rPr>
-                <w:sz w:val="24"/>
-                <w:szCs w:val="24"/>
-                <w:lang w:val="en-US"/>
-              </w:rPr>
-            </w:pPr>
-          </w:p>
-        </w:tc>
-      </w:tr>
-      <w:tr>
-        <w:tc>
-          <w:tcPr>
-            <w:tcW w:w="709" w:type="dxa"/>
-          </w:tcPr>
-          <w:p>
-            <w:pPr>
-              <w:rPr>
-                <w:sz w:val="24"/>
-                <w:szCs w:val="24"/>
-                <w:lang w:val="en-US"/>
-              </w:rPr>
-            </w:pPr>
-            <w:r>
-              <w:rPr>
-                <w:sz w:val="24"/>
-                <w:szCs w:val="24"/>
-                <w:lang w:val="en-US"/>
-              </w:rPr>
-              <w:t>08</w:t>
-            </w:r>
-          </w:p>
-        </w:tc>
-        <w:tc>
-          <w:tcPr>
-            <w:tcW w:w="2127" w:type="dxa"/>
-          </w:tcPr>
-          <w:p>
-            <w:pPr>
-              <w:rPr>
-                <w:sz w:val="24"/>
-                <w:szCs w:val="24"/>
-                <w:lang w:val="en-US"/>
-              </w:rPr>
-            </w:pPr>
-          </w:p>
-        </w:tc>
-        <w:tc>
-          <w:tcPr>
-            <w:tcW w:w="2126" w:type="dxa"/>
-          </w:tcPr>
-          <w:p>
-            <w:pPr>
-              <w:rPr>
-                <w:sz w:val="24"/>
-                <w:szCs w:val="24"/>
-                <w:lang w:val="en-US"/>
-              </w:rPr>
-            </w:pPr>
-          </w:p>
-        </w:tc>
-        <w:tc>
-          <w:tcPr>
-            <w:tcW w:w="2127" w:type="dxa"/>
-          </w:tcPr>
-          <w:p>
-            <w:pPr>
-              <w:rPr>
-                <w:sz w:val="24"/>
-                <w:szCs w:val="24"/>
-                <w:lang w:val="en-US"/>
-              </w:rPr>
-            </w:pPr>
-          </w:p>
-        </w:tc>
-        <w:tc>
-          <w:tcPr>
-            <w:tcW w:w="850" w:type="dxa"/>
-          </w:tcPr>
-          <w:p>
-            <w:pPr>
-              <w:rPr>
-                <w:sz w:val="24"/>
-                <w:szCs w:val="24"/>
-                <w:lang w:val="en-US"/>
-              </w:rPr>
-            </w:pPr>
-          </w:p>
-        </w:tc>
-        <w:tc>
-          <w:tcPr>
-            <w:tcW w:w="2977" w:type="dxa"/>
-          </w:tcPr>
-          <w:p>
-            <w:pPr>
-              <w:rPr>
-                <w:sz w:val="24"/>
-                <w:szCs w:val="24"/>
-                <w:lang w:val="en-US"/>
-              </w:rPr>
-            </w:pPr>
-          </w:p>
-        </w:tc>
-      </w:tr>
-      <w:tr>
-        <w:tc>
-          <w:tcPr>
-            <w:tcW w:w="709" w:type="dxa"/>
-          </w:tcPr>
-          <w:p>
-            <w:pPr>
-              <w:rPr>
-                <w:sz w:val="24"/>
-                <w:szCs w:val="24"/>
-                <w:lang w:val="en-US"/>
-              </w:rPr>
-            </w:pPr>
-            <w:r>
-              <w:rPr>
-                <w:sz w:val="24"/>
-                <w:szCs w:val="24"/>
-                <w:lang w:val="en-US"/>
-              </w:rPr>
-              <w:t>09</w:t>
-            </w:r>
-          </w:p>
-        </w:tc>
-        <w:tc>
-          <w:tcPr>
-            <w:tcW w:w="2127" w:type="dxa"/>
-          </w:tcPr>
-          <w:p>
-            <w:pPr>
-              <w:rPr>
-                <w:sz w:val="24"/>
-                <w:szCs w:val="24"/>
-                <w:lang w:val="en-US"/>
-              </w:rPr>
-            </w:pPr>
-          </w:p>
-        </w:tc>
-        <w:tc>
-          <w:tcPr>
-            <w:tcW w:w="2126" w:type="dxa"/>
-          </w:tcPr>
-          <w:p>
-            <w:pPr>
-              <w:rPr>
-                <w:sz w:val="24"/>
-                <w:szCs w:val="24"/>
-                <w:lang w:val="en-US"/>
-              </w:rPr>
-            </w:pPr>
-          </w:p>
-        </w:tc>
-        <w:tc>
-          <w:tcPr>
-            <w:tcW w:w="2127" w:type="dxa"/>
-          </w:tcPr>
-          <w:p>
-            <w:pPr>
-              <w:rPr>
-                <w:sz w:val="24"/>
-                <w:szCs w:val="24"/>
-                <w:lang w:val="en-US"/>
-              </w:rPr>
-            </w:pPr>
-          </w:p>
-        </w:tc>
-        <w:tc>
-          <w:tcPr>
-            <w:tcW w:w="850" w:type="dxa"/>
-          </w:tcPr>
-          <w:p>
-            <w:pPr>
-              <w:rPr>
-                <w:sz w:val="24"/>
-                <w:szCs w:val="24"/>
-                <w:lang w:val="en-US"/>
-              </w:rPr>
-            </w:pPr>
-          </w:p>
-        </w:tc>
-        <w:tc>
-          <w:tcPr>
-            <w:tcW w:w="2977" w:type="dxa"/>
-          </w:tcPr>
-          <w:p>
-            <w:pPr>
-              <w:rPr>
-                <w:sz w:val="24"/>
-                <w:szCs w:val="24"/>
-                <w:lang w:val="en-US"/>
-              </w:rPr>
-            </w:pPr>
-          </w:p>
-        </w:tc>
-      </w:tr>
-      <w:tr>
-        <w:tc>
-          <w:tcPr>
-            <w:tcW w:w="709" w:type="dxa"/>
-          </w:tcPr>
-          <w:p>
-            <w:pPr>
-              <w:rPr>
-                <w:sz w:val="24"/>
-                <w:szCs w:val="24"/>
-                <w:lang w:val="en-US"/>
-              </w:rPr>
-            </w:pPr>
-            <w:r>
-              <w:rPr>
-                <w:sz w:val="24"/>
-                <w:szCs w:val="24"/>
-                <w:lang w:val="en-US"/>
-              </w:rPr>
-              <w:t>10</w:t>
-            </w:r>
-          </w:p>
-        </w:tc>
-        <w:tc>
-          <w:tcPr>
-            <w:tcW w:w="2127" w:type="dxa"/>
-          </w:tcPr>
-          <w:p>
-            <w:pPr>
-              <w:rPr>
-                <w:sz w:val="24"/>
-                <w:szCs w:val="24"/>
-                <w:lang w:val="en-US"/>
-              </w:rPr>
-            </w:pPr>
-          </w:p>
-        </w:tc>
-        <w:tc>
-          <w:tcPr>
-            <w:tcW w:w="2126" w:type="dxa"/>
-          </w:tcPr>
-          <w:p>
-            <w:pPr>
-              <w:rPr>
-                <w:sz w:val="24"/>
-                <w:szCs w:val="24"/>
-                <w:lang w:val="en-US"/>
-              </w:rPr>
-            </w:pPr>
-          </w:p>
-        </w:tc>
-        <w:tc>
-          <w:tcPr>
-            <w:tcW w:w="2127" w:type="dxa"/>
-          </w:tcPr>
-          <w:p>
-            <w:pPr>
-              <w:rPr>
-                <w:sz w:val="24"/>
-                <w:szCs w:val="24"/>
-                <w:lang w:val="en-US"/>
-              </w:rPr>
-            </w:pPr>
-          </w:p>
-        </w:tc>
-        <w:tc>
-          <w:tcPr>
-            <w:tcW w:w="850" w:type="dxa"/>
-          </w:tcPr>
-          <w:p>
-            <w:pPr>
-              <w:rPr>
-                <w:sz w:val="24"/>
-                <w:szCs w:val="24"/>
-                <w:lang w:val="en-US"/>
-              </w:rPr>
-            </w:pPr>
-          </w:p>
-        </w:tc>
-        <w:tc>
-          <w:tcPr>
-            <w:tcW w:w="2977" w:type="dxa"/>
-          </w:tcPr>
-          <w:p>
-            <w:pPr>
-              <w:rPr>
-                <w:sz w:val="24"/>
-                <w:szCs w:val="24"/>
-                <w:lang w:val="en-US"/>
-              </w:rPr>
-            </w:pPr>
-          </w:p>
-        </w:tc>
-      </w:tr>
-    </w:tbl>
-    <w:p>
-      <w:pPr>
-        <w:rPr>
-          <w:caps/>
-          <w:spacing w:val="15"/>
-          <w:lang w:val="en-US"/>
-        </w:rPr>
-      </w:pPr>
-      <w:r>
-        <w:rPr>
-          <w:lang w:val="en-US"/>
-        </w:rPr>
-        <w:br w:type="page"/>
+        <w:t>Chapter 3 – Project Plan</w:t>
       </w:r>
     </w:p>
     <w:p>
       <w:pPr>
         <w:pStyle w:val="Heading2"/>
         <w:rPr>
-          <w:lang w:val="en-US"/>
-        </w:rPr>
-      </w:pPr>
-      <w:r>
-        <w:rPr>
-          <w:lang w:val="en-US"/>
-        </w:rPr>
-        <w:lastRenderedPageBreak/>
-        <w:t>Test Evidence</w:t>
-      </w:r>
-      <w:bookmarkStart w:id="14" w:name="_Toc189051129"/>
-    </w:p>
-    <w:p>
-      <w:pPr>
-        <w:rPr>
-          <w:lang w:val="en-US"/>
-        </w:rPr>
-      </w:pPr>
-      <w:r>
-        <w:rPr>
-          <w:sz w:val="24"/>
-          <w:szCs w:val="24"/>
+          <w:sz w:val="24"/>
+          <w:szCs w:val="24"/>
+          <w:lang w:val="en-US"/>
+        </w:rPr>
+      </w:pPr>
+      <w:r>
+        <w:rPr>
+          <w:sz w:val="24"/>
+          <w:szCs w:val="24"/>
+          <w:lang w:val="en-US"/>
+        </w:rPr>
+        <w:t>Work Breakdown Structure</w:t>
+      </w:r>
+    </w:p>
+    <w:p>
+      <w:pPr>
+        <w:rPr>
+          <w:lang w:val="en-US"/>
+        </w:rPr>
+      </w:pPr>
+      <w:r>
+        <w:rPr>
           <w:lang w:val="en-US"/>
         </w:rPr>
         <w:drawing>
-          <wp:anchor distT="0" distB="0" distL="114300" distR="114300" simplePos="0" relativeHeight="251662336" behindDoc="0" locked="0" layoutInCell="1" allowOverlap="1" wp14:anchorId="333C9734" wp14:editId="011DA875">
-            <wp:simplePos x="0" y="0"/>
-            <wp:positionH relativeFrom="column">
-              <wp:posOffset>3067050</wp:posOffset>
-            </wp:positionH>
-            <wp:positionV relativeFrom="paragraph">
-              <wp:posOffset>78740</wp:posOffset>
-            </wp:positionV>
-            <wp:extent cx="3143250" cy="2392680"/>
-            <wp:effectExtent l="0" t="0" r="0" b="7620"/>
-            <wp:wrapThrough wrapText="bothSides">
-              <wp:wrapPolygon edited="0">
-                <wp:start x="0" y="0"/>
-                <wp:lineTo x="0" y="21497"/>
-                <wp:lineTo x="21469" y="21497"/>
-                <wp:lineTo x="21469" y="0"/>
-                <wp:lineTo x="0" y="0"/>
-              </wp:wrapPolygon>
-            </wp:wrapThrough>
-            <wp:docPr id="493810432" name="Picture 1"/>
+          <wp:inline distT="0" distB="0" distL="0" distR="0" wp14:anchorId="5AF152A8" wp14:editId="354C870B">
+            <wp:extent cx="4210050" cy="5528214"/>
+            <wp:effectExtent l="0" t="0" r="0" b="0"/>
+            <wp:docPr id="156464343" name="Picture 1" descr="A diagram of a computer&#10;&#10;Description automatically generated with medium confidence"/>
             <wp:cNvGraphicFramePr>
               <a:graphicFrameLocks xmlns:a="http://schemas.openxmlformats.org/drawingml/2006/main" noChangeAspect="1"/>
             </wp:cNvGraphicFramePr>
@@ -5064,202 +4280,18 @@
               <a:graphicData uri="http://schemas.openxmlformats.org/drawingml/2006/picture">
                 <pic:pic xmlns:pic="http://schemas.openxmlformats.org/drawingml/2006/picture">
                   <pic:nvPicPr>
-                    <pic:cNvPr id="493810432" name=""/>
-                    <pic:cNvPicPr/>
-                  </pic:nvPicPr>
-                  <pic:blipFill>
-                    <a:blip r:embed="rId13">
-                      <a:extLst>
-                        <a:ext uri="{28A0092B-C50C-407E-A947-70E740481C1C}">
-                          <a14:useLocalDpi xmlns:a14="http://schemas.microsoft.com/office/drawing/2010/main" val="0"/>
-                        </a:ext>
-                      </a:extLst>
-                    </a:blip>
-                    <a:stretch>
-                      <a:fillRect/>
-                    </a:stretch>
-                  </pic:blipFill>
-                  <pic:spPr>
-                    <a:xfrm>
-                      <a:off x="0" y="0"/>
-                      <a:ext cx="3143250" cy="2392680"/>
-                    </a:xfrm>
-                    <a:prstGeom prst="rect">
-                      <a:avLst/>
-                    </a:prstGeom>
-                  </pic:spPr>
-                </pic:pic>
-              </a:graphicData>
-            </a:graphic>
-          </wp:anchor>
-        </w:drawing>
-      </w:r>
-      <w:r>
-        <w:rPr>
-          <w:lang w:val="en-US"/>
-        </w:rPr>
-        <w:drawing>
-          <wp:anchor distT="0" distB="0" distL="114300" distR="114300" simplePos="0" relativeHeight="251661312" behindDoc="1" locked="0" layoutInCell="1" allowOverlap="1" wp14:anchorId="68A6339B" wp14:editId="5A80F870">
-            <wp:simplePos x="0" y="0"/>
-            <wp:positionH relativeFrom="column">
-              <wp:posOffset>323850</wp:posOffset>
-            </wp:positionH>
-            <wp:positionV relativeFrom="paragraph">
-              <wp:posOffset>40640</wp:posOffset>
-            </wp:positionV>
-            <wp:extent cx="2686050" cy="266700"/>
-            <wp:effectExtent l="0" t="0" r="0" b="0"/>
-            <wp:wrapNone/>
-            <wp:docPr id="267695449" name="Picture 1"/>
-            <wp:cNvGraphicFramePr>
-              <a:graphicFrameLocks xmlns:a="http://schemas.openxmlformats.org/drawingml/2006/main" noChangeAspect="1"/>
-            </wp:cNvGraphicFramePr>
-            <a:graphic xmlns:a="http://schemas.openxmlformats.org/drawingml/2006/main">
-              <a:graphicData uri="http://schemas.openxmlformats.org/drawingml/2006/picture">
-                <pic:pic xmlns:pic="http://schemas.openxmlformats.org/drawingml/2006/picture">
-                  <pic:nvPicPr>
-                    <pic:cNvPr id="267695449" name=""/>
-                    <pic:cNvPicPr/>
-                  </pic:nvPicPr>
-                  <pic:blipFill>
-                    <a:blip r:embed="rId14">
-                      <a:extLst>
-                        <a:ext uri="{28A0092B-C50C-407E-A947-70E740481C1C}">
-                          <a14:useLocalDpi xmlns:a14="http://schemas.microsoft.com/office/drawing/2010/main" val="0"/>
-                        </a:ext>
-                      </a:extLst>
-                    </a:blip>
-                    <a:stretch>
-                      <a:fillRect/>
-                    </a:stretch>
-                  </pic:blipFill>
-                  <pic:spPr>
-                    <a:xfrm>
-                      <a:off x="0" y="0"/>
-                      <a:ext cx="2686050" cy="266700"/>
-                    </a:xfrm>
-                    <a:prstGeom prst="rect">
-                      <a:avLst/>
-                    </a:prstGeom>
-                  </pic:spPr>
-                </pic:pic>
-              </a:graphicData>
-            </a:graphic>
-          </wp:anchor>
-        </w:drawing>
-      </w:r>
-      <w:r>
-        <w:rPr>
-          <w:sz w:val="24"/>
-          <w:szCs w:val="24"/>
-          <w:lang w:val="en-US"/>
-        </w:rPr>
-        <w:t>01 –</w:t>
-      </w:r>
-      <w:r>
-        <w:rPr>
-          <w:sz w:val="24"/>
-          <w:szCs w:val="24"/>
-          <w:lang w:val="en-US"/>
-        </w:rPr>
-        <w:t xml:space="preserve">  </w:t>
-      </w:r>
-      <w:r>
-        <w:rPr>
-          <w:lang w:val="en-US"/>
-        </w:rPr>
-        <w:t xml:space="preserve"> </w:t>
-      </w:r>
-    </w:p>
-    <w:p>
-      <w:pPr>
-        <w:rPr>
-          <w:sz w:val="24"/>
-          <w:szCs w:val="24"/>
-          <w:lang w:val="en-US"/>
-        </w:rPr>
-      </w:pPr>
-      <w:r>
-        <w:rPr>
-          <w:sz w:val="24"/>
-          <w:szCs w:val="24"/>
-          <w:lang w:val="en-US"/>
-        </w:rPr>
-        <w:t>03 – The generation of tiles works as intended, but this happens because the values in the array get pushed back as the algorithm runs. This means I either have to reverse the array or generate the world backwards. Too much hassle – will look into noise algorithms next.</w:t>
-      </w:r>
-    </w:p>
-    <w:p>
-      <w:pPr>
-        <w:rPr>
-          <w:sz w:val="24"/>
-          <w:szCs w:val="24"/>
-          <w:lang w:val="en-US"/>
-        </w:rPr>
-      </w:pPr>
-    </w:p>
-    <w:p>
-      <w:pPr>
-        <w:rPr>
-          <w:caps/>
-          <w:color w:val="FFFFFF" w:themeColor="background1"/>
-          <w:spacing w:val="15"/>
-          <w:sz w:val="24"/>
-          <w:szCs w:val="24"/>
-          <w:lang w:val="en-US"/>
-        </w:rPr>
-      </w:pPr>
-      <w:r>
-        <w:rPr>
-          <w:sz w:val="24"/>
-          <w:szCs w:val="24"/>
-          <w:lang w:val="en-US"/>
-        </w:rPr>
-        <w:drawing>
-          <wp:anchor distT="0" distB="0" distL="114300" distR="114300" simplePos="0" relativeHeight="251663360" behindDoc="0" locked="0" layoutInCell="1" allowOverlap="1" wp14:anchorId="70A463F8" wp14:editId="4D503DDB">
-            <wp:simplePos x="0" y="0"/>
-            <wp:positionH relativeFrom="column">
-              <wp:posOffset>3095625</wp:posOffset>
-            </wp:positionH>
-            <wp:positionV relativeFrom="paragraph">
-              <wp:posOffset>139065</wp:posOffset>
-            </wp:positionV>
-            <wp:extent cx="3095625" cy="2503170"/>
-            <wp:effectExtent l="0" t="0" r="9525" b="0"/>
-            <wp:wrapThrough wrapText="bothSides">
-              <wp:wrapPolygon edited="0">
-                <wp:start x="0" y="0"/>
-                <wp:lineTo x="0" y="21370"/>
-                <wp:lineTo x="21534" y="21370"/>
-                <wp:lineTo x="21534" y="0"/>
-                <wp:lineTo x="0" y="0"/>
-              </wp:wrapPolygon>
-            </wp:wrapThrough>
-            <wp:docPr id="469236700" name="Picture 1" descr="A graph of a mountain range&#10;&#10;Description automatically generated with medium confidence"/>
-            <wp:cNvGraphicFramePr>
-              <a:graphicFrameLocks xmlns:a="http://schemas.openxmlformats.org/drawingml/2006/main" noChangeAspect="1"/>
-            </wp:cNvGraphicFramePr>
-            <a:graphic xmlns:a="http://schemas.openxmlformats.org/drawingml/2006/main">
-              <a:graphicData uri="http://schemas.openxmlformats.org/drawingml/2006/picture">
-                <pic:pic xmlns:pic="http://schemas.openxmlformats.org/drawingml/2006/picture">
-                  <pic:nvPicPr>
-                    <pic:cNvPr id="469236700" name="Picture 1" descr="A graph of a mountain range&#10;&#10;Description automatically generated with medium confidence"/>
+                    <pic:cNvPr id="156464343" name="Picture 1" descr="A diagram of a computer&#10;&#10;Description automatically generated with medium confidence"/>
                     <pic:cNvPicPr/>
                   </pic:nvPicPr>
                   <pic:blipFill rotWithShape="1">
-                    <a:blip r:embed="rId15">
-                      <a:extLst>
-                        <a:ext uri="{28A0092B-C50C-407E-A947-70E740481C1C}">
-                          <a14:useLocalDpi xmlns:a14="http://schemas.microsoft.com/office/drawing/2010/main" val="0"/>
-                        </a:ext>
-                      </a:extLst>
-                    </a:blip>
-                    <a:srcRect l="4733" t="3535" r="4550" b="2526"/>
+                    <a:blip r:embed="rId17"/>
+                    <a:srcRect l="1883" t="1994" r="1318" b="1861"/>
                     <a:stretch/>
                   </pic:blipFill>
                   <pic:spPr bwMode="auto">
                     <a:xfrm>
                       <a:off x="0" y="0"/>
-                      <a:ext cx="3095625" cy="2503170"/>
+                      <a:ext cx="4222977" cy="5545189"/>
                     </a:xfrm>
                     <a:prstGeom prst="rect">
                       <a:avLst/>
@@ -5276,32 +4308,171 @@
                 </pic:pic>
               </a:graphicData>
             </a:graphic>
-            <wp14:sizeRelH relativeFrom="margin">
-              <wp14:pctWidth>0</wp14:pctWidth>
-            </wp14:sizeRelH>
-            <wp14:sizeRelV relativeFrom="margin">
-              <wp14:pctHeight>0</wp14:pctHeight>
-            </wp14:sizeRelV>
-          </wp:anchor>
+          </wp:inline>
         </w:drawing>
       </w:r>
-      <w:r>
-        <w:rPr>
-          <w:sz w:val="24"/>
-          <w:szCs w:val="24"/>
-          <w:lang w:val="en-US"/>
-        </w:rPr>
-        <w:t>04 – Two noise calculations (same calculation for now) for each layer</w:t>
-      </w:r>
-    </w:p>
-    <w:p>
-      <w:pPr>
-        <w:rPr>
-          <w:sz w:val="24"/>
-          <w:szCs w:val="24"/>
-          <w:lang w:val="en-US"/>
-        </w:rPr>
-      </w:pPr>
+    </w:p>
+    <w:p>
+      <w:pPr>
+        <w:rPr>
+          <w:lang w:val="en-US"/>
+        </w:rPr>
+      </w:pPr>
+      <w:r>
+        <w:rPr>
+          <w:lang w:val="en-US"/>
+        </w:rPr>
+        <w:t>Red - Cut</w:t>
+      </w:r>
+    </w:p>
+    <w:p>
+      <w:pPr>
+        <w:rPr>
+          <w:caps/>
+          <w:spacing w:val="15"/>
+          <w:sz w:val="24"/>
+          <w:szCs w:val="24"/>
+          <w:lang w:val="en-US"/>
+        </w:rPr>
+      </w:pPr>
+      <w:r>
+        <w:rPr>
+          <w:sz w:val="24"/>
+          <w:szCs w:val="24"/>
+          <w:lang w:val="en-US"/>
+        </w:rPr>
+        <w:br w:type="page"/>
+      </w:r>
+    </w:p>
+    <w:p>
+      <w:pPr>
+        <w:pStyle w:val="Heading2"/>
+        <w:rPr>
+          <w:sz w:val="24"/>
+          <w:szCs w:val="24"/>
+          <w:lang w:val="en-US"/>
+        </w:rPr>
+        <w:sectPr>
+          <w:footerReference w:type="default" r:id="rId18"/>
+          <w:pgSz w:w="11906" w:h="16838" w:code="9"/>
+          <w:pgMar w:top="1440" w:right="1440" w:bottom="1440" w:left="1440" w:header="709" w:footer="709" w:gutter="0"/>
+          <w:cols w:space="708"/>
+          <w:docGrid w:linePitch="360"/>
+        </w:sectPr>
+      </w:pPr>
+    </w:p>
+    <w:p>
+      <w:pPr>
+        <w:pStyle w:val="Heading2"/>
+        <w:rPr>
+          <w:sz w:val="24"/>
+          <w:szCs w:val="24"/>
+          <w:lang w:val="en-US"/>
+        </w:rPr>
+      </w:pPr>
+      <w:r>
+        <w:rPr>
+          <w:sz w:val="24"/>
+          <w:szCs w:val="24"/>
+          <w:lang w:val="en-US"/>
+        </w:rPr>
+        <w:lastRenderedPageBreak/>
+        <w:t>Gantt Chart</w:t>
+      </w:r>
+    </w:p>
+    <w:p>
+      <w:pPr>
+        <w:rPr>
+          <w:lang w:val="en-US"/>
+        </w:rPr>
+      </w:pPr>
+    </w:p>
+    <w:p>
+      <w:pPr>
+        <w:pStyle w:val="Heading2"/>
+        <w:rPr>
+          <w:sz w:val="24"/>
+          <w:szCs w:val="24"/>
+          <w:lang w:val="en-US"/>
+        </w:rPr>
+        <w:sectPr>
+          <w:pgSz w:w="16838" w:h="11906" w:orient="landscape" w:code="9"/>
+          <w:pgMar w:top="1440" w:right="1440" w:bottom="1440" w:left="1440" w:header="709" w:footer="709" w:gutter="0"/>
+          <w:cols w:space="708"/>
+          <w:docGrid w:linePitch="360"/>
+        </w:sectPr>
+      </w:pPr>
+      <w:r>
+        <w:rPr>
+          <w:sz w:val="24"/>
+          <w:szCs w:val="24"/>
+          <w:lang w:val="en-US"/>
+        </w:rPr>
+        <w:drawing>
+          <wp:inline distT="0" distB="0" distL="0" distR="0" wp14:anchorId="3E965ACB" wp14:editId="3BD8DF64">
+            <wp:extent cx="5731510" cy="2312035"/>
+            <wp:effectExtent l="0" t="0" r="2540" b="0"/>
+            <wp:docPr id="127108943" name="Picture 1" descr="A screenshot of a computer&#10;&#10;Description automatically generated"/>
+            <wp:cNvGraphicFramePr>
+              <a:graphicFrameLocks xmlns:a="http://schemas.openxmlformats.org/drawingml/2006/main" noChangeAspect="1"/>
+            </wp:cNvGraphicFramePr>
+            <a:graphic xmlns:a="http://schemas.openxmlformats.org/drawingml/2006/main">
+              <a:graphicData uri="http://schemas.openxmlformats.org/drawingml/2006/picture">
+                <pic:pic xmlns:pic="http://schemas.openxmlformats.org/drawingml/2006/picture">
+                  <pic:nvPicPr>
+                    <pic:cNvPr id="127108943" name="Picture 1" descr="A screenshot of a computer&#10;&#10;Description automatically generated"/>
+                    <pic:cNvPicPr/>
+                  </pic:nvPicPr>
+                  <pic:blipFill>
+                    <a:blip r:embed="rId19"/>
+                    <a:stretch>
+                      <a:fillRect/>
+                    </a:stretch>
+                  </pic:blipFill>
+                  <pic:spPr>
+                    <a:xfrm>
+                      <a:off x="0" y="0"/>
+                      <a:ext cx="5731510" cy="2312035"/>
+                    </a:xfrm>
+                    <a:prstGeom prst="rect">
+                      <a:avLst/>
+                    </a:prstGeom>
+                  </pic:spPr>
+                </pic:pic>
+              </a:graphicData>
+            </a:graphic>
+          </wp:inline>
+        </w:drawing>
+      </w:r>
+    </w:p>
+    <w:p>
+      <w:pPr>
+        <w:pStyle w:val="Heading2"/>
+        <w:rPr>
+          <w:sz w:val="24"/>
+          <w:szCs w:val="24"/>
+          <w:lang w:val="en-US"/>
+        </w:rPr>
+      </w:pPr>
+      <w:r>
+        <w:rPr>
+          <w:sz w:val="24"/>
+          <w:szCs w:val="24"/>
+          <w:lang w:val="en-US"/>
+        </w:rPr>
+        <w:lastRenderedPageBreak/>
+        <w:t>Risk Assessment</w:t>
+      </w:r>
+    </w:p>
+    <w:p>
+      <w:pPr>
+        <w:rPr>
+          <w:sz w:val="24"/>
+          <w:szCs w:val="24"/>
+          <w:lang w:val="en-US"/>
+        </w:rPr>
+      </w:pPr>
+      <w:bookmarkStart w:id="14" w:name="_Toc189051129"/>
     </w:p>
     <w:p>
       <w:pPr>
@@ -5314,6 +4485,18 @@
           <w:lang w:val="en-US"/>
         </w:rPr>
       </w:pPr>
+    </w:p>
+    <w:p>
+      <w:pPr>
+        <w:rPr>
+          <w:caps/>
+          <w:color w:val="FFFFFF" w:themeColor="background1"/>
+          <w:spacing w:val="15"/>
+          <w:sz w:val="24"/>
+          <w:szCs w:val="24"/>
+          <w:lang w:val="en-US"/>
+        </w:rPr>
+      </w:pPr>
       <w:r>
         <w:rPr>
           <w:sz w:val="24"/>
@@ -5322,6 +4505,22 @@
         </w:rPr>
         <w:br w:type="page"/>
       </w:r>
+    </w:p>
+    <w:p>
+      <w:pPr>
+        <w:pStyle w:val="Heading1"/>
+        <w:rPr>
+          <w:sz w:val="24"/>
+          <w:szCs w:val="24"/>
+          <w:lang w:val="en-US"/>
+        </w:rPr>
+        <w:sectPr>
+          <w:pgSz w:w="16838" w:h="11906" w:orient="landscape" w:code="9"/>
+          <w:pgMar w:top="1440" w:right="1440" w:bottom="1440" w:left="1440" w:header="709" w:footer="709" w:gutter="0"/>
+          <w:cols w:space="708"/>
+          <w:docGrid w:linePitch="360"/>
+        </w:sectPr>
+      </w:pPr>
     </w:p>
     <w:p>
       <w:pPr>
@@ -5357,32 +4556,20 @@
           <w:szCs w:val="24"/>
           <w:lang w:val="en-US"/>
         </w:rPr>
-        <w:t xml:space="preserve">Know Your Meme (2023) Vergil | Know Your Meme. Available at: </w:t>
-      </w:r>
-      <w:hyperlink r:id="rId16" w:history="1">
-        <w:r>
-          <w:rPr>
-            <w:rStyle w:val="Hyperlink"/>
-            <w:sz w:val="24"/>
-            <w:szCs w:val="24"/>
-            <w:lang w:val="en-US"/>
-          </w:rPr>
-          <w:t>https://knowyourmeme.com/memes/vergil</w:t>
-        </w:r>
-      </w:hyperlink>
-      <w:r>
-        <w:rPr>
-          <w:sz w:val="24"/>
-          <w:szCs w:val="24"/>
-          <w:lang w:val="en-US"/>
-        </w:rPr>
-        <w:t xml:space="preserve"> [Accessed 23 January 2025]. </w:t>
+        <w:t>Vergil, Devil may cry - quote</w:t>
+      </w:r>
+      <w:r>
+        <w:rPr>
+          <w:sz w:val="24"/>
+          <w:szCs w:val="24"/>
+          <w:lang w:val="en-US"/>
+        </w:rPr>
+        <w:t xml:space="preserve"> </w:t>
       </w:r>
     </w:p>
     <w:sectPr>
-      <w:footerReference w:type="default" r:id="rId17"/>
-      <w:pgSz w:w="11906" w:h="16838"/>
-      <w:pgMar w:top="1440" w:right="1440" w:bottom="1440" w:left="1440" w:header="708" w:footer="708" w:gutter="0"/>
+      <w:pgSz w:w="11906" w:h="16838" w:code="9"/>
+      <w:pgMar w:top="1440" w:right="1440" w:bottom="1440" w:left="1440" w:header="709" w:footer="709" w:gutter="0"/>
       <w:cols w:space="708"/>
       <w:docGrid w:linePitch="360"/>
     </w:sectPr>

--- a/Final Major Project.docx
+++ b/Final Major Project.docx
@@ -1385,10 +1385,17 @@
           <w:szCs w:val="24"/>
         </w:rPr>
         <w:lastRenderedPageBreak/>
-        <w:t>Project Definition</w:t>
+        <w:t xml:space="preserve">Project </w:t>
       </w:r>
       <w:bookmarkEnd w:id="0"/>
       <w:bookmarkEnd w:id="1"/>
+      <w:r>
+        <w:rPr>
+          <w:sz w:val="24"/>
+          <w:szCs w:val="24"/>
+        </w:rPr>
+        <w:t>Rationale</w:t>
+      </w:r>
     </w:p>
     <w:p>
       <w:pPr>
@@ -2085,7 +2092,7 @@
     </w:p>
     <w:p>
       <w:pPr>
-        <w:pStyle w:val="Heading1"/>
+        <w:pStyle w:val="Heading2"/>
         <w:rPr>
           <w:sz w:val="24"/>
           <w:szCs w:val="24"/>
@@ -2102,10 +2109,18 @@
         <w:t>Product Specification</w:t>
       </w:r>
       <w:bookmarkEnd w:id="5"/>
-    </w:p>
-    <w:p>
-      <w:pPr>
-        <w:pStyle w:val="Heading2"/>
+      <w:r>
+        <w:rPr>
+          <w:sz w:val="24"/>
+          <w:szCs w:val="24"/>
+          <w:lang w:val="en-US"/>
+        </w:rPr>
+        <w:t xml:space="preserve"> and Scope</w:t>
+      </w:r>
+    </w:p>
+    <w:p>
+      <w:pPr>
+        <w:pStyle w:val="Heading3"/>
         <w:rPr>
           <w:sz w:val="24"/>
           <w:szCs w:val="24"/>
@@ -2122,6 +2137,14 @@
         <w:t>Algorithm Implementation</w:t>
       </w:r>
       <w:bookmarkEnd w:id="6"/>
+      <w:r>
+        <w:rPr>
+          <w:sz w:val="24"/>
+          <w:szCs w:val="24"/>
+          <w:lang w:val="en-US"/>
+        </w:rPr>
+        <w:t xml:space="preserve"> – main focus</w:t>
+      </w:r>
     </w:p>
     <w:p>
       <w:pPr>
@@ -2159,7 +2182,7 @@
           <w:szCs w:val="24"/>
           <w:lang w:val="en-US"/>
         </w:rPr>
-        <w:t>Rectangle grid of 1 tile just for basic generation</w:t>
+        <w:t>Generate layers of dirt and rock to simulate terrain</w:t>
       </w:r>
     </w:p>
     <w:p>
@@ -2181,7 +2204,15 @@
           <w:szCs w:val="24"/>
           <w:lang w:val="en-US"/>
         </w:rPr>
-        <w:t>Mix multiple tiles to create layers of ground/rock</w:t>
+        <w:t xml:space="preserve">Mix multiple tiles to </w:t>
+      </w:r>
+      <w:r>
+        <w:rPr>
+          <w:sz w:val="24"/>
+          <w:szCs w:val="24"/>
+          <w:lang w:val="en-US"/>
+        </w:rPr>
+        <w:t>add detail to the layers</w:t>
       </w:r>
     </w:p>
     <w:p>
@@ -2203,23 +2234,7 @@
           <w:szCs w:val="24"/>
           <w:lang w:val="en-US"/>
         </w:rPr>
-        <w:t xml:space="preserve">Create </w:t>
-      </w:r>
-      <w:r>
-        <w:rPr>
-          <w:sz w:val="24"/>
-          <w:szCs w:val="24"/>
-          <w:lang w:val="en-US"/>
-        </w:rPr>
-        <w:t>hills and slopes</w:t>
-      </w:r>
-      <w:r>
-        <w:rPr>
-          <w:sz w:val="24"/>
-          <w:szCs w:val="24"/>
-          <w:lang w:val="en-US"/>
-        </w:rPr>
-        <w:t xml:space="preserve"> – set top half of rectangle empty (surface world)</w:t>
+        <w:t xml:space="preserve">Generate hollow areas for detail and for the caves </w:t>
       </w:r>
     </w:p>
     <w:p>
@@ -2266,6 +2281,105 @@
           <w:szCs w:val="24"/>
           <w:lang w:val="en-US"/>
         </w:rPr>
+        <w:t>Generating caves</w:t>
+      </w:r>
+    </w:p>
+    <w:p>
+      <w:pPr>
+        <w:pStyle w:val="ListParagraph"/>
+        <w:numPr>
+          <w:ilvl w:val="0"/>
+          <w:numId w:val="8"/>
+        </w:numPr>
+        <w:rPr>
+          <w:sz w:val="24"/>
+          <w:szCs w:val="24"/>
+          <w:lang w:val="en-US"/>
+        </w:rPr>
+      </w:pPr>
+      <w:r>
+        <w:rPr>
+          <w:sz w:val="24"/>
+          <w:szCs w:val="24"/>
+          <w:lang w:val="en-US"/>
+        </w:rPr>
+        <w:t>Empty</w:t>
+      </w:r>
+      <w:r>
+        <w:rPr>
+          <w:sz w:val="24"/>
+          <w:szCs w:val="24"/>
+          <w:lang w:val="en-US"/>
+        </w:rPr>
+        <w:t xml:space="preserve"> out rooms underground </w:t>
+      </w:r>
+      <w:r>
+        <w:rPr>
+          <w:sz w:val="24"/>
+          <w:szCs w:val="24"/>
+          <w:lang w:val="en-US"/>
+        </w:rPr>
+        <w:t>in different shapes and sizes</w:t>
+      </w:r>
+    </w:p>
+    <w:p>
+      <w:pPr>
+        <w:pStyle w:val="ListParagraph"/>
+        <w:numPr>
+          <w:ilvl w:val="0"/>
+          <w:numId w:val="8"/>
+        </w:numPr>
+        <w:rPr>
+          <w:sz w:val="24"/>
+          <w:szCs w:val="24"/>
+          <w:lang w:val="en-US"/>
+        </w:rPr>
+      </w:pPr>
+      <w:r>
+        <w:rPr>
+          <w:sz w:val="24"/>
+          <w:szCs w:val="24"/>
+          <w:lang w:val="en-US"/>
+        </w:rPr>
+        <w:t>Generate some corridors through noise</w:t>
+      </w:r>
+    </w:p>
+    <w:p>
+      <w:pPr>
+        <w:pStyle w:val="ListParagraph"/>
+        <w:numPr>
+          <w:ilvl w:val="0"/>
+          <w:numId w:val="8"/>
+        </w:numPr>
+        <w:rPr>
+          <w:sz w:val="24"/>
+          <w:szCs w:val="24"/>
+          <w:lang w:val="en-US"/>
+        </w:rPr>
+      </w:pPr>
+      <w:r>
+        <w:rPr>
+          <w:sz w:val="24"/>
+          <w:szCs w:val="24"/>
+          <w:lang w:val="en-US"/>
+        </w:rPr>
+        <w:t>Generate ‘surface’ caves – entrance on the surface which leads to a small tunnel network</w:t>
+      </w:r>
+    </w:p>
+    <w:p>
+      <w:pPr>
+        <w:rPr>
+          <w:sz w:val="24"/>
+          <w:szCs w:val="24"/>
+          <w:lang w:val="en-US"/>
+        </w:rPr>
+      </w:pPr>
+      <w:r>
+        <w:rPr>
+          <w:sz w:val="24"/>
+          <w:szCs w:val="24"/>
+          <w:lang w:val="en-US"/>
+        </w:rPr>
         <w:t>Generating ore</w:t>
       </w:r>
     </w:p>
@@ -2288,7 +2402,7 @@
           <w:szCs w:val="24"/>
           <w:lang w:val="en-US"/>
         </w:rPr>
-        <w:t>Pick a tile at random to be ore</w:t>
+        <w:t>Ore veins generated in a similar way to caves, just filling instead of removing</w:t>
       </w:r>
     </w:p>
     <w:p>
@@ -2310,23 +2424,7 @@
           <w:szCs w:val="24"/>
           <w:lang w:val="en-US"/>
         </w:rPr>
-        <w:t xml:space="preserve">Generate similar tiles around said </w:t>
-      </w:r>
-      <w:r>
-        <w:rPr>
-          <w:sz w:val="24"/>
-          <w:szCs w:val="24"/>
-          <w:lang w:val="en-US"/>
-        </w:rPr>
-        <w:t>ore</w:t>
-      </w:r>
-      <w:r>
-        <w:rPr>
-          <w:sz w:val="24"/>
-          <w:szCs w:val="24"/>
-          <w:lang w:val="en-US"/>
-        </w:rPr>
-        <w:t xml:space="preserve"> up to a certain number</w:t>
+        <w:t>Veins increase in size based on depth</w:t>
       </w:r>
     </w:p>
     <w:p>
@@ -2348,150 +2446,26 @@
           <w:szCs w:val="24"/>
           <w:lang w:val="en-US"/>
         </w:rPr>
-        <w:t>Only spawn them underground at certain depth</w:t>
-      </w:r>
-    </w:p>
-    <w:p>
-      <w:pPr>
-        <w:rPr>
-          <w:sz w:val="24"/>
-          <w:szCs w:val="24"/>
-          <w:lang w:val="en-US"/>
-        </w:rPr>
-      </w:pPr>
-      <w:r>
-        <w:rPr>
-          <w:sz w:val="24"/>
-          <w:szCs w:val="24"/>
-          <w:lang w:val="en-US"/>
-        </w:rPr>
-        <w:t>Generating caves</w:t>
-      </w:r>
-    </w:p>
-    <w:p>
-      <w:pPr>
-        <w:pStyle w:val="ListParagraph"/>
-        <w:numPr>
-          <w:ilvl w:val="0"/>
-          <w:numId w:val="8"/>
-        </w:numPr>
-        <w:rPr>
-          <w:sz w:val="24"/>
-          <w:szCs w:val="24"/>
-          <w:lang w:val="en-US"/>
-        </w:rPr>
-      </w:pPr>
-      <w:r>
-        <w:rPr>
-          <w:sz w:val="24"/>
-          <w:szCs w:val="24"/>
-          <w:lang w:val="en-US"/>
-        </w:rPr>
-        <w:t>If a hill is a certain height, generate cave entrance on a random side</w:t>
-      </w:r>
-    </w:p>
-    <w:p>
-      <w:pPr>
-        <w:pStyle w:val="ListParagraph"/>
-        <w:numPr>
-          <w:ilvl w:val="0"/>
-          <w:numId w:val="8"/>
-        </w:numPr>
-        <w:rPr>
-          <w:sz w:val="24"/>
-          <w:szCs w:val="24"/>
-          <w:lang w:val="en-US"/>
-        </w:rPr>
-      </w:pPr>
-      <w:r>
-        <w:rPr>
-          <w:sz w:val="24"/>
-          <w:szCs w:val="24"/>
-          <w:lang w:val="en-US"/>
-        </w:rPr>
-        <w:t>Designate a few key areas at random to shape out the cave</w:t>
-      </w:r>
-    </w:p>
-    <w:p>
-      <w:pPr>
-        <w:pStyle w:val="ListParagraph"/>
-        <w:numPr>
-          <w:ilvl w:val="0"/>
-          <w:numId w:val="8"/>
-        </w:numPr>
-        <w:rPr>
-          <w:sz w:val="24"/>
-          <w:szCs w:val="24"/>
-          <w:lang w:val="en-US"/>
-        </w:rPr>
-      </w:pPr>
-      <w:r>
-        <w:rPr>
-          <w:sz w:val="24"/>
-          <w:szCs w:val="24"/>
-          <w:lang w:val="en-US"/>
-        </w:rPr>
-        <w:t>Hollow out the tiles adjacent to create a cave system (cave rooms)</w:t>
-      </w:r>
-    </w:p>
-    <w:p>
-      <w:pPr>
-        <w:pStyle w:val="ListParagraph"/>
-        <w:numPr>
-          <w:ilvl w:val="0"/>
-          <w:numId w:val="8"/>
-        </w:numPr>
-        <w:rPr>
-          <w:sz w:val="24"/>
-          <w:szCs w:val="24"/>
-          <w:lang w:val="en-US"/>
-        </w:rPr>
-      </w:pPr>
-      <w:r>
-        <w:rPr>
-          <w:sz w:val="24"/>
-          <w:szCs w:val="24"/>
-          <w:lang w:val="en-US"/>
-        </w:rPr>
-        <w:t>Link the hollowed-out areas if they are close enough (cave corridors)</w:t>
-      </w:r>
-    </w:p>
-    <w:p>
-      <w:pPr>
-        <w:rPr>
-          <w:sz w:val="24"/>
-          <w:szCs w:val="24"/>
-          <w:lang w:val="en-US"/>
-        </w:rPr>
-      </w:pPr>
-      <w:r>
-        <w:rPr>
-          <w:sz w:val="24"/>
-          <w:szCs w:val="24"/>
-          <w:lang w:val="en-US"/>
-        </w:rPr>
-        <w:t>Screenshots of Terraria world</w:t>
-      </w:r>
-    </w:p>
-    <w:p>
-      <w:pPr>
-        <w:pStyle w:val="Heading2"/>
-        <w:rPr>
-          <w:sz w:val="24"/>
-          <w:szCs w:val="24"/>
-          <w:lang w:val="en-US"/>
-        </w:rPr>
-      </w:pPr>
-      <w:bookmarkStart w:id="7" w:name="_Toc189051122"/>
-      <w:r>
-        <w:rPr>
-          <w:sz w:val="24"/>
-          <w:szCs w:val="24"/>
-          <w:lang w:val="en-US"/>
-        </w:rPr>
-        <w:t>Assets</w:t>
-      </w:r>
-      <w:bookmarkEnd w:id="7"/>
+        <w:t>Different ore spreading in different vein shapes (seems interesting to try)</w:t>
+      </w:r>
+    </w:p>
+    <w:p>
+      <w:pPr>
+        <w:pStyle w:val="Heading3"/>
+        <w:rPr>
+          <w:sz w:val="24"/>
+          <w:szCs w:val="24"/>
+          <w:lang w:val="en-US"/>
+        </w:rPr>
+      </w:pPr>
+      <w:r>
+        <w:rPr>
+          <w:sz w:val="24"/>
+          <w:szCs w:val="24"/>
+          <w:lang w:val="en-US"/>
+        </w:rPr>
+        <w:t>Helper classes and functions</w:t>
+      </w:r>
     </w:p>
     <w:p>
       <w:pPr>
@@ -2589,7 +2563,15 @@
           <w:szCs w:val="24"/>
           <w:lang w:val="en-US"/>
         </w:rPr>
-        <w:t>Make a unique one that is affected by gravity (e.g. sand)</w:t>
+        <w:t xml:space="preserve">Make a unique one that </w:t>
+      </w:r>
+      <w:r>
+        <w:rPr>
+          <w:sz w:val="24"/>
+          <w:szCs w:val="24"/>
+          <w:lang w:val="en-US"/>
+        </w:rPr>
+        <w:t>sparkles or has an effect (e.g.  ore)</w:t>
       </w:r>
     </w:p>
     <w:p>
@@ -2612,101 +2594,16 @@
       <w:r>
         <w:rPr>
           <w:noProof/>
-          <w:sz w:val="24"/>
-          <w:szCs w:val="24"/>
-          <w:lang w:val="en-US"/>
         </w:rPr>
         <w:lastRenderedPageBreak/>
         <w:drawing>
-          <wp:anchor distT="0" distB="0" distL="114300" distR="114300" simplePos="0" relativeHeight="251659264" behindDoc="0" locked="0" layoutInCell="1" allowOverlap="1" wp14:anchorId="53BD4873" wp14:editId="54C77E56">
-            <wp:simplePos x="0" y="0"/>
-            <wp:positionH relativeFrom="column">
-              <wp:posOffset>4210050</wp:posOffset>
-            </wp:positionH>
-            <wp:positionV relativeFrom="paragraph">
-              <wp:posOffset>13970</wp:posOffset>
-            </wp:positionV>
-            <wp:extent cx="1028700" cy="1087120"/>
-            <wp:effectExtent l="0" t="0" r="0" b="0"/>
-            <wp:wrapSquare wrapText="bothSides"/>
-            <wp:docPr id="605237504" name="Picture 1" descr="A pixelated video game&#10;&#10;Description automatically generated"/>
-            <wp:cNvGraphicFramePr>
-              <a:graphicFrameLocks xmlns:a="http://schemas.openxmlformats.org/drawingml/2006/main" noChangeAspect="1"/>
-            </wp:cNvGraphicFramePr>
-            <a:graphic xmlns:a="http://schemas.openxmlformats.org/drawingml/2006/main">
-              <a:graphicData uri="http://schemas.openxmlformats.org/drawingml/2006/picture">
-                <pic:pic xmlns:pic="http://schemas.openxmlformats.org/drawingml/2006/picture">
-                  <pic:nvPicPr>
-                    <pic:cNvPr id="605237504" name="Picture 1" descr="A pixelated video game&#10;&#10;Description automatically generated"/>
-                    <pic:cNvPicPr/>
-                  </pic:nvPicPr>
-                  <pic:blipFill>
-                    <a:blip r:embed="rId8">
-                      <a:extLst>
-                        <a:ext uri="{28A0092B-C50C-407E-A947-70E740481C1C}">
-                          <a14:useLocalDpi xmlns:a14="http://schemas.microsoft.com/office/drawing/2010/main" val="0"/>
-                        </a:ext>
-                      </a:extLst>
-                    </a:blip>
-                    <a:stretch>
-                      <a:fillRect/>
-                    </a:stretch>
-                  </pic:blipFill>
-                  <pic:spPr>
-                    <a:xfrm>
-                      <a:off x="0" y="0"/>
-                      <a:ext cx="1028700" cy="1087120"/>
-                    </a:xfrm>
-                    <a:prstGeom prst="rect">
-                      <a:avLst/>
-                    </a:prstGeom>
-                  </pic:spPr>
-                </pic:pic>
-              </a:graphicData>
-            </a:graphic>
-            <wp14:sizeRelH relativeFrom="margin">
-              <wp14:pctWidth>0</wp14:pctWidth>
-            </wp14:sizeRelH>
-            <wp14:sizeRelV relativeFrom="margin">
-              <wp14:pctHeight>0</wp14:pctHeight>
-            </wp14:sizeRelV>
-          </wp:anchor>
-        </w:drawing>
-      </w:r>
-      <w:r>
-        <w:rPr>
-          <w:sz w:val="24"/>
-          <w:szCs w:val="24"/>
-          <w:lang w:val="en-US"/>
-        </w:rPr>
-        <w:t>Chests</w:t>
-      </w:r>
-    </w:p>
-    <w:p>
-      <w:pPr>
-        <w:pStyle w:val="ListParagraph"/>
-        <w:numPr>
-          <w:ilvl w:val="0"/>
-          <w:numId w:val="10"/>
-        </w:numPr>
-        <w:rPr>
-          <w:sz w:val="24"/>
-          <w:szCs w:val="24"/>
-          <w:lang w:val="en-US"/>
-        </w:rPr>
-      </w:pPr>
-      <w:r>
-        <w:rPr>
-          <w:noProof/>
-        </w:rPr>
-        <w:drawing>
-          <wp:anchor distT="0" distB="0" distL="114300" distR="114300" simplePos="0" relativeHeight="251660288" behindDoc="0" locked="0" layoutInCell="1" allowOverlap="1" wp14:anchorId="5D84A278" wp14:editId="0C02584B">
+          <wp:anchor distT="0" distB="0" distL="114300" distR="114300" simplePos="0" relativeHeight="251660288" behindDoc="0" locked="0" layoutInCell="1" allowOverlap="1" wp14:anchorId="5D84A278" wp14:editId="57640E08">
             <wp:simplePos x="0" y="0"/>
             <wp:positionH relativeFrom="column">
               <wp:posOffset>5295900</wp:posOffset>
             </wp:positionH>
             <wp:positionV relativeFrom="paragraph">
-              <wp:posOffset>12700</wp:posOffset>
+              <wp:posOffset>10795</wp:posOffset>
             </wp:positionV>
             <wp:extent cx="1238250" cy="1978025"/>
             <wp:effectExtent l="0" t="0" r="0" b="3175"/>
@@ -2725,7 +2622,7 @@
                     </pic:cNvPicPr>
                   </pic:nvPicPr>
                   <pic:blipFill>
-                    <a:blip r:embed="rId9" cstate="print">
+                    <a:blip r:embed="rId8" cstate="print">
                       <a:extLst>
                         <a:ext uri="{28A0092B-C50C-407E-A947-70E740481C1C}">
                           <a14:useLocalDpi xmlns:a14="http://schemas.microsoft.com/office/drawing/2010/main" val="0"/>
@@ -2764,6 +2661,99 @@
       </w:r>
       <w:r>
         <w:rPr>
+          <w:noProof/>
+          <w:sz w:val="24"/>
+          <w:szCs w:val="24"/>
+          <w:lang w:val="en-US"/>
+        </w:rPr>
+        <w:drawing>
+          <wp:anchor distT="0" distB="0" distL="114300" distR="114300" simplePos="0" relativeHeight="251659264" behindDoc="0" locked="0" layoutInCell="1" allowOverlap="1" wp14:anchorId="53BD4873" wp14:editId="54C77E56">
+            <wp:simplePos x="0" y="0"/>
+            <wp:positionH relativeFrom="column">
+              <wp:posOffset>4210050</wp:posOffset>
+            </wp:positionH>
+            <wp:positionV relativeFrom="paragraph">
+              <wp:posOffset>13970</wp:posOffset>
+            </wp:positionV>
+            <wp:extent cx="1028700" cy="1087120"/>
+            <wp:effectExtent l="0" t="0" r="0" b="0"/>
+            <wp:wrapSquare wrapText="bothSides"/>
+            <wp:docPr id="605237504" name="Picture 1" descr="A pixelated video game&#10;&#10;Description automatically generated"/>
+            <wp:cNvGraphicFramePr>
+              <a:graphicFrameLocks xmlns:a="http://schemas.openxmlformats.org/drawingml/2006/main" noChangeAspect="1"/>
+            </wp:cNvGraphicFramePr>
+            <a:graphic xmlns:a="http://schemas.openxmlformats.org/drawingml/2006/main">
+              <a:graphicData uri="http://schemas.openxmlformats.org/drawingml/2006/picture">
+                <pic:pic xmlns:pic="http://schemas.openxmlformats.org/drawingml/2006/picture">
+                  <pic:nvPicPr>
+                    <pic:cNvPr id="605237504" name="Picture 1" descr="A pixelated video game&#10;&#10;Description automatically generated"/>
+                    <pic:cNvPicPr/>
+                  </pic:nvPicPr>
+                  <pic:blipFill>
+                    <a:blip r:embed="rId9">
+                      <a:extLst>
+                        <a:ext uri="{28A0092B-C50C-407E-A947-70E740481C1C}">
+                          <a14:useLocalDpi xmlns:a14="http://schemas.microsoft.com/office/drawing/2010/main" val="0"/>
+                        </a:ext>
+                      </a:extLst>
+                    </a:blip>
+                    <a:stretch>
+                      <a:fillRect/>
+                    </a:stretch>
+                  </pic:blipFill>
+                  <pic:spPr>
+                    <a:xfrm>
+                      <a:off x="0" y="0"/>
+                      <a:ext cx="1028700" cy="1087120"/>
+                    </a:xfrm>
+                    <a:prstGeom prst="rect">
+                      <a:avLst/>
+                    </a:prstGeom>
+                  </pic:spPr>
+                </pic:pic>
+              </a:graphicData>
+            </a:graphic>
+            <wp14:sizeRelH relativeFrom="margin">
+              <wp14:pctWidth>0</wp14:pctWidth>
+            </wp14:sizeRelH>
+            <wp14:sizeRelV relativeFrom="margin">
+              <wp14:pctHeight>0</wp14:pctHeight>
+            </wp14:sizeRelV>
+          </wp:anchor>
+        </w:drawing>
+      </w:r>
+      <w:r>
+        <w:rPr>
+          <w:sz w:val="24"/>
+          <w:szCs w:val="24"/>
+          <w:lang w:val="en-US"/>
+        </w:rPr>
+        <w:t>Chest</w:t>
+      </w:r>
+      <w:r>
+        <w:rPr>
+          <w:sz w:val="24"/>
+          <w:szCs w:val="24"/>
+          <w:lang w:val="en-US"/>
+        </w:rPr>
+        <w:t xml:space="preserve"> Spawner</w:t>
+      </w:r>
+    </w:p>
+    <w:p>
+      <w:pPr>
+        <w:pStyle w:val="ListParagraph"/>
+        <w:numPr>
+          <w:ilvl w:val="0"/>
+          <w:numId w:val="10"/>
+        </w:numPr>
+        <w:rPr>
+          <w:sz w:val="24"/>
+          <w:szCs w:val="24"/>
+          <w:lang w:val="en-US"/>
+        </w:rPr>
+      </w:pPr>
+      <w:r>
+        <w:rPr>
           <w:sz w:val="24"/>
           <w:szCs w:val="24"/>
           <w:lang w:val="en-US"/>
@@ -2844,6 +2834,14 @@
           <w:szCs w:val="24"/>
           <w:lang w:val="en-US"/>
         </w:rPr>
+        <w:t xml:space="preserve"> function</w:t>
+      </w:r>
+      <w:r>
+        <w:rPr>
+          <w:sz w:val="24"/>
+          <w:szCs w:val="24"/>
+          <w:lang w:val="en-US"/>
+        </w:rPr>
         <w:t xml:space="preserve"> </w:t>
       </w:r>
       <w:r>
@@ -2947,24 +2945,14 @@
     </w:p>
     <w:p>
       <w:pPr>
-        <w:ind w:left="360"/>
-        <w:rPr>
-          <w:sz w:val="24"/>
-          <w:szCs w:val="24"/>
-          <w:lang w:val="en-US"/>
-        </w:rPr>
-      </w:pPr>
-    </w:p>
-    <w:p>
-      <w:pPr>
-        <w:pStyle w:val="Heading2"/>
-        <w:rPr>
-          <w:sz w:val="24"/>
-          <w:szCs w:val="24"/>
-          <w:lang w:val="en-US"/>
-        </w:rPr>
-      </w:pPr>
-      <w:bookmarkStart w:id="8" w:name="_Toc189051123"/>
+        <w:pStyle w:val="Heading4"/>
+        <w:rPr>
+          <w:sz w:val="24"/>
+          <w:szCs w:val="24"/>
+          <w:lang w:val="en-US"/>
+        </w:rPr>
+      </w:pPr>
+      <w:bookmarkStart w:id="7" w:name="_Toc189051123"/>
       <w:r>
         <w:rPr>
           <w:sz w:val="24"/>
@@ -2973,17 +2961,15 @@
         </w:rPr>
         <w:t>Tool</w:t>
       </w:r>
-      <w:bookmarkEnd w:id="8"/>
-    </w:p>
-    <w:p>
-      <w:pPr>
-        <w:rPr>
-          <w:sz w:val="24"/>
-          <w:szCs w:val="24"/>
-          <w:lang w:val="en-US"/>
-        </w:rPr>
-      </w:pPr>
-      <w:proofErr w:type="spellStart"/>
+      <w:bookmarkEnd w:id="7"/>
+      <w:r>
+        <w:rPr>
+          <w:sz w:val="24"/>
+          <w:szCs w:val="24"/>
+          <w:lang w:val="en-US"/>
+        </w:rPr>
+        <w:t xml:space="preserve"> </w:t>
+      </w:r>
       <w:r>
         <w:rPr>
           <w:sz w:val="24"/>
@@ -2992,7 +2978,6 @@
         </w:rPr>
         <w:t>Customisation</w:t>
       </w:r>
-      <w:proofErr w:type="spellEnd"/>
       <w:r>
         <w:rPr>
           <w:sz w:val="24"/>
@@ -3116,14 +3101,14 @@
     </w:p>
     <w:p>
       <w:pPr>
-        <w:pStyle w:val="Heading2"/>
-        <w:rPr>
-          <w:sz w:val="24"/>
-          <w:szCs w:val="24"/>
-          <w:lang w:val="en-US"/>
-        </w:rPr>
-      </w:pPr>
-      <w:bookmarkStart w:id="9" w:name="_Toc189051124"/>
+        <w:pStyle w:val="Heading3"/>
+        <w:rPr>
+          <w:sz w:val="24"/>
+          <w:szCs w:val="24"/>
+          <w:lang w:val="en-US"/>
+        </w:rPr>
+      </w:pPr>
+      <w:bookmarkStart w:id="8" w:name="_Toc189051124"/>
       <w:r>
         <w:rPr>
           <w:sz w:val="24"/>
@@ -3132,7 +3117,7 @@
         </w:rPr>
         <w:t>Pitch</w:t>
       </w:r>
-      <w:bookmarkEnd w:id="9"/>
+      <w:bookmarkEnd w:id="8"/>
     </w:p>
     <w:p>
       <w:pPr>
@@ -3198,7 +3183,7 @@
           <w:szCs w:val="24"/>
           <w:lang w:val="en-US"/>
         </w:rPr>
-        <w:t xml:space="preserve">Once satisfied, I am going to introduce some level of tool development, which would include basic UI and a few </w:t>
+        <w:t xml:space="preserve">Once satisfied, I am going to introduce some level of tool development, which would include basic </w:t>
       </w:r>
       <w:proofErr w:type="gramStart"/>
       <w:r>
@@ -3207,6 +3192,24 @@
           <w:szCs w:val="24"/>
           <w:lang w:val="en-US"/>
         </w:rPr>
+        <w:t>UI</w:t>
+      </w:r>
+      <w:proofErr w:type="gramEnd"/>
+      <w:r>
+        <w:rPr>
+          <w:sz w:val="24"/>
+          <w:szCs w:val="24"/>
+          <w:lang w:val="en-US"/>
+        </w:rPr>
+        <w:t xml:space="preserve"> and a few </w:t>
+      </w:r>
+      <w:proofErr w:type="gramStart"/>
+      <w:r>
+        <w:rPr>
+          <w:sz w:val="24"/>
+          <w:szCs w:val="24"/>
+          <w:lang w:val="en-US"/>
+        </w:rPr>
         <w:t>drop down</w:t>
       </w:r>
       <w:proofErr w:type="gramEnd"/>
@@ -3229,14 +3232,14 @@
     </w:p>
     <w:p>
       <w:pPr>
-        <w:pStyle w:val="Heading1"/>
-        <w:rPr>
-          <w:sz w:val="24"/>
-          <w:szCs w:val="24"/>
-          <w:lang w:val="en-US"/>
-        </w:rPr>
-      </w:pPr>
-      <w:bookmarkStart w:id="10" w:name="_Toc189051125"/>
+        <w:pStyle w:val="Heading3"/>
+        <w:rPr>
+          <w:sz w:val="24"/>
+          <w:szCs w:val="24"/>
+          <w:lang w:val="en-US"/>
+        </w:rPr>
+      </w:pPr>
+      <w:bookmarkStart w:id="9" w:name="_Toc189051125"/>
       <w:r>
         <w:rPr>
           <w:sz w:val="24"/>
@@ -3246,7 +3249,7 @@
         <w:lastRenderedPageBreak/>
         <w:t>Project Feasibility</w:t>
       </w:r>
-      <w:bookmarkEnd w:id="10"/>
+      <w:bookmarkEnd w:id="9"/>
     </w:p>
     <w:p>
       <w:pPr>
@@ -3480,7 +3483,7 @@
           <w:lang w:val="en-US"/>
         </w:rPr>
       </w:pPr>
-      <w:bookmarkStart w:id="11" w:name="_Toc189051126"/>
+      <w:bookmarkStart w:id="10" w:name="_Toc189051127"/>
       <w:r>
         <w:rPr>
           <w:sz w:val="24"/>
@@ -3488,37 +3491,87 @@
           <w:lang w:val="en-US"/>
         </w:rPr>
         <w:lastRenderedPageBreak/>
-        <w:t>Chapter 2 –</w:t>
-      </w:r>
-      <w:bookmarkEnd w:id="11"/>
-      <w:r>
-        <w:rPr>
-          <w:sz w:val="24"/>
-          <w:szCs w:val="24"/>
-          <w:lang w:val="en-US"/>
-        </w:rPr>
-        <w:t xml:space="preserve"> </w:t>
-      </w:r>
-    </w:p>
-    <w:p>
-      <w:pPr>
-        <w:pStyle w:val="Heading2"/>
-        <w:rPr>
-          <w:sz w:val="24"/>
-          <w:szCs w:val="24"/>
-          <w:lang w:val="en-US"/>
-        </w:rPr>
-      </w:pPr>
-      <w:bookmarkStart w:id="12" w:name="_Toc189051127"/>
-      <w:r>
-        <w:rPr>
-          <w:sz w:val="24"/>
-          <w:szCs w:val="24"/>
-          <w:lang w:val="en-US"/>
-        </w:rPr>
-        <w:t>The Product</w:t>
-      </w:r>
-      <w:bookmarkEnd w:id="12"/>
+        <w:t>Product</w:t>
+      </w:r>
+      <w:bookmarkEnd w:id="10"/>
+      <w:r>
+        <w:rPr>
+          <w:sz w:val="24"/>
+          <w:szCs w:val="24"/>
+          <w:lang w:val="en-US"/>
+        </w:rPr>
+        <w:t xml:space="preserve"> Design</w:t>
+      </w:r>
+    </w:p>
+    <w:p>
+      <w:pPr>
+        <w:rPr>
+          <w:sz w:val="24"/>
+          <w:szCs w:val="24"/>
+          <w:lang w:val="en-US"/>
+        </w:rPr>
+      </w:pPr>
+      <w:r>
+        <w:rPr>
+          <w:sz w:val="24"/>
+          <w:szCs w:val="24"/>
+          <w:lang w:val="en-US"/>
+        </w:rPr>
+        <w:t xml:space="preserve">My product, being closer to an extension or tool, will not have any ‘Game </w:t>
+      </w:r>
+      <w:proofErr w:type="gramStart"/>
+      <w:r>
+        <w:rPr>
+          <w:sz w:val="24"/>
+          <w:szCs w:val="24"/>
+          <w:lang w:val="en-US"/>
+        </w:rPr>
+        <w:t>Design’,</w:t>
+      </w:r>
+      <w:proofErr w:type="gramEnd"/>
+      <w:r>
+        <w:rPr>
+          <w:sz w:val="24"/>
+          <w:szCs w:val="24"/>
+          <w:lang w:val="en-US"/>
+        </w:rPr>
+        <w:t xml:space="preserve"> but instead I will compare it to Terraria to show how I will ‘design’ my code to perform.</w:t>
+      </w:r>
+    </w:p>
+    <w:p>
+      <w:pPr>
+        <w:rPr>
+          <w:sz w:val="24"/>
+          <w:szCs w:val="24"/>
+          <w:lang w:val="en-US"/>
+        </w:rPr>
+      </w:pPr>
+      <w:r>
+        <w:rPr>
+          <w:sz w:val="24"/>
+          <w:szCs w:val="24"/>
+          <w:lang w:val="en-US"/>
+        </w:rPr>
+        <w:t xml:space="preserve">Below are some screenshots from the world generation of Terraria which I will essentially use as ‘sketches’ during my development. </w:t>
+      </w:r>
+      <w:proofErr w:type="gramStart"/>
+      <w:r>
+        <w:rPr>
+          <w:sz w:val="24"/>
+          <w:szCs w:val="24"/>
+          <w:lang w:val="en-US"/>
+        </w:rPr>
+        <w:t>The</w:t>
+      </w:r>
+      <w:proofErr w:type="gramEnd"/>
+      <w:r>
+        <w:rPr>
+          <w:sz w:val="24"/>
+          <w:szCs w:val="24"/>
+          <w:lang w:val="en-US"/>
+        </w:rPr>
+        <w:t xml:space="preserve"> are ordered progressively, showing the phases of the generation algorithm.</w:t>
+      </w:r>
     </w:p>
     <w:p>
       <w:pPr>
@@ -3587,23 +3640,6 @@
             </a:graphic>
           </wp:inline>
         </w:drawing>
-      </w:r>
-    </w:p>
-    <w:p>
-      <w:pPr>
-        <w:rPr>
-          <w:sz w:val="24"/>
-          <w:szCs w:val="24"/>
-          <w:lang w:val="en-US"/>
-        </w:rPr>
-      </w:pPr>
-      <w:r>
-        <w:rPr>
-          <w:sz w:val="24"/>
-          <w:szCs w:val="24"/>
-          <w:lang w:val="en-US"/>
-        </w:rPr>
-        <w:t xml:space="preserve">This is where the basic layers of the world </w:t>
       </w:r>
     </w:p>
     <w:p>
@@ -3834,24 +3870,101 @@
           <w:szCs w:val="24"/>
           <w:lang w:val="en-US"/>
         </w:rPr>
-        <w:t>Next would be ore but that is too small of a change to be shown at this scale</w:t>
-      </w:r>
-    </w:p>
-    <w:p>
-      <w:pPr>
-        <w:rPr>
-          <w:sz w:val="24"/>
-          <w:szCs w:val="24"/>
-          <w:lang w:val="en-US"/>
-        </w:rPr>
-      </w:pPr>
-      <w:r>
-        <w:rPr>
-          <w:sz w:val="24"/>
-          <w:szCs w:val="24"/>
-          <w:lang w:val="en-US"/>
-        </w:rPr>
-        <w:t>Talk about the differences and similarities</w:t>
+        <w:t>Next would be</w:t>
+      </w:r>
+      <w:r>
+        <w:rPr>
+          <w:sz w:val="24"/>
+          <w:szCs w:val="24"/>
+          <w:lang w:val="en-US"/>
+        </w:rPr>
+        <w:t xml:space="preserve"> the</w:t>
+      </w:r>
+      <w:r>
+        <w:rPr>
+          <w:sz w:val="24"/>
+          <w:szCs w:val="24"/>
+          <w:lang w:val="en-US"/>
+        </w:rPr>
+        <w:t xml:space="preserve"> ore</w:t>
+      </w:r>
+      <w:r>
+        <w:rPr>
+          <w:sz w:val="24"/>
+          <w:szCs w:val="24"/>
+          <w:lang w:val="en-US"/>
+        </w:rPr>
+        <w:t>,</w:t>
+      </w:r>
+      <w:r>
+        <w:rPr>
+          <w:sz w:val="24"/>
+          <w:szCs w:val="24"/>
+          <w:lang w:val="en-US"/>
+        </w:rPr>
+        <w:t xml:space="preserve"> but that is too small of a change to be shown </w:t>
+      </w:r>
+      <w:proofErr w:type="gramStart"/>
+      <w:r>
+        <w:rPr>
+          <w:sz w:val="24"/>
+          <w:szCs w:val="24"/>
+          <w:lang w:val="en-US"/>
+        </w:rPr>
+        <w:t>at</w:t>
+      </w:r>
+      <w:proofErr w:type="gramEnd"/>
+      <w:r>
+        <w:rPr>
+          <w:sz w:val="24"/>
+          <w:szCs w:val="24"/>
+          <w:lang w:val="en-US"/>
+        </w:rPr>
+        <w:t xml:space="preserve"> this scale</w:t>
+      </w:r>
+      <w:r>
+        <w:rPr>
+          <w:sz w:val="24"/>
+          <w:szCs w:val="24"/>
+          <w:lang w:val="en-US"/>
+        </w:rPr>
+        <w:t xml:space="preserve">. It will be </w:t>
+      </w:r>
+      <w:proofErr w:type="gramStart"/>
+      <w:r>
+        <w:rPr>
+          <w:sz w:val="24"/>
+          <w:szCs w:val="24"/>
+          <w:lang w:val="en-US"/>
+        </w:rPr>
+        <w:t>similar to</w:t>
+      </w:r>
+      <w:proofErr w:type="gramEnd"/>
+      <w:r>
+        <w:rPr>
+          <w:sz w:val="24"/>
+          <w:szCs w:val="24"/>
+          <w:lang w:val="en-US"/>
+        </w:rPr>
+        <w:t xml:space="preserve"> the mixing tiles stage, just in fewer amounts and clumped </w:t>
+      </w:r>
+      <w:proofErr w:type="spellStart"/>
+      <w:r>
+        <w:rPr>
+          <w:sz w:val="24"/>
+          <w:szCs w:val="24"/>
+          <w:lang w:val="en-US"/>
+        </w:rPr>
+        <w:t>toghether</w:t>
+      </w:r>
+      <w:proofErr w:type="spellEnd"/>
+      <w:r>
+        <w:rPr>
+          <w:sz w:val="24"/>
+          <w:szCs w:val="24"/>
+          <w:lang w:val="en-US"/>
+        </w:rPr>
+        <w:t>.</w:t>
       </w:r>
     </w:p>
     <w:p>
@@ -3863,16 +3976,41 @@
           <w:lang w:val="en-US"/>
         </w:rPr>
       </w:pPr>
-      <w:bookmarkStart w:id="13" w:name="_Toc189051128"/>
-      <w:r>
-        <w:rPr>
-          <w:sz w:val="24"/>
-          <w:szCs w:val="24"/>
-          <w:lang w:val="en-US"/>
-        </w:rPr>
-        <w:t>The TDD</w:t>
-      </w:r>
-      <w:bookmarkEnd w:id="13"/>
+      <w:bookmarkStart w:id="11" w:name="_Toc189051128"/>
+      <w:r>
+        <w:rPr>
+          <w:sz w:val="24"/>
+          <w:szCs w:val="24"/>
+          <w:lang w:val="en-US"/>
+        </w:rPr>
+        <w:lastRenderedPageBreak/>
+        <w:t>The T</w:t>
+      </w:r>
+      <w:r>
+        <w:rPr>
+          <w:sz w:val="24"/>
+          <w:szCs w:val="24"/>
+          <w:lang w:val="en-US"/>
+        </w:rPr>
+        <w:t xml:space="preserve">echnical </w:t>
+      </w:r>
+      <w:r>
+        <w:rPr>
+          <w:sz w:val="24"/>
+          <w:szCs w:val="24"/>
+          <w:lang w:val="en-US"/>
+        </w:rPr>
+        <w:t>D</w:t>
+      </w:r>
+      <w:r>
+        <w:rPr>
+          <w:sz w:val="24"/>
+          <w:szCs w:val="24"/>
+          <w:lang w:val="en-US"/>
+        </w:rPr>
+        <w:t>esign</w:t>
+      </w:r>
+      <w:bookmarkEnd w:id="11"/>
     </w:p>
     <w:p>
       <w:pPr>
@@ -3889,7 +4027,6 @@
           <w:szCs w:val="24"/>
           <w:lang w:val="en-US"/>
         </w:rPr>
-        <w:lastRenderedPageBreak/>
         <w:t>Uml</w:t>
       </w:r>
       <w:r>
@@ -4237,7 +4374,7 @@
           <w:lang w:val="en-US"/>
         </w:rPr>
         <w:lastRenderedPageBreak/>
-        <w:t>Chapter 3 – Project Plan</w:t>
+        <w:t>Project Plan</w:t>
       </w:r>
     </w:p>
     <w:p>
@@ -4266,6 +4403,7 @@
       </w:pPr>
       <w:r>
         <w:rPr>
+          <w:noProof/>
           <w:lang w:val="en-US"/>
         </w:rPr>
         <w:drawing>
@@ -4369,32 +4507,6 @@
           <w:szCs w:val="24"/>
           <w:lang w:val="en-US"/>
         </w:rPr>
-      </w:pPr>
-      <w:r>
-        <w:rPr>
-          <w:sz w:val="24"/>
-          <w:szCs w:val="24"/>
-          <w:lang w:val="en-US"/>
-        </w:rPr>
-        <w:lastRenderedPageBreak/>
-        <w:t>Gantt Chart</w:t>
-      </w:r>
-    </w:p>
-    <w:p>
-      <w:pPr>
-        <w:rPr>
-          <w:lang w:val="en-US"/>
-        </w:rPr>
-      </w:pPr>
-    </w:p>
-    <w:p>
-      <w:pPr>
-        <w:pStyle w:val="Heading2"/>
-        <w:rPr>
-          <w:sz w:val="24"/>
-          <w:szCs w:val="24"/>
-          <w:lang w:val="en-US"/>
-        </w:rPr>
         <w:sectPr>
           <w:pgSz w:w="16838" w:h="11906" w:orient="landscape" w:code="9"/>
           <w:pgMar w:top="1440" w:right="1440" w:bottom="1440" w:left="1440" w:header="709" w:footer="709" w:gutter="0"/>
@@ -4404,14 +4516,24 @@
       </w:pPr>
       <w:r>
         <w:rPr>
-          <w:sz w:val="24"/>
-          <w:szCs w:val="24"/>
-          <w:lang w:val="en-US"/>
-        </w:rPr>
+          <w:noProof/>
+          <w:sz w:val="24"/>
+          <w:szCs w:val="24"/>
+          <w:lang w:val="en-US"/>
+        </w:rPr>
+        <w:lastRenderedPageBreak/>
         <w:drawing>
-          <wp:inline distT="0" distB="0" distL="0" distR="0" wp14:anchorId="3E965ACB" wp14:editId="3BD8DF64">
-            <wp:extent cx="5731510" cy="2312035"/>
-            <wp:effectExtent l="0" t="0" r="2540" b="0"/>
+          <wp:anchor distT="0" distB="0" distL="114300" distR="114300" simplePos="0" relativeHeight="251661312" behindDoc="0" locked="0" layoutInCell="1" allowOverlap="1" wp14:anchorId="3E965ACB" wp14:editId="25E81489">
+            <wp:simplePos x="0" y="0"/>
+            <wp:positionH relativeFrom="column">
+              <wp:posOffset>-9525</wp:posOffset>
+            </wp:positionH>
+            <wp:positionV relativeFrom="paragraph">
+              <wp:posOffset>666750</wp:posOffset>
+            </wp:positionV>
+            <wp:extent cx="8801100" cy="3549650"/>
+            <wp:effectExtent l="0" t="0" r="0" b="0"/>
+            <wp:wrapSquare wrapText="bothSides"/>
             <wp:docPr id="127108943" name="Picture 1" descr="A screenshot of a computer&#10;&#10;Description automatically generated"/>
             <wp:cNvGraphicFramePr>
               <a:graphicFrameLocks xmlns:a="http://schemas.openxmlformats.org/drawingml/2006/main" noChangeAspect="1"/>
@@ -4424,7 +4546,13 @@
                     <pic:cNvPicPr/>
                   </pic:nvPicPr>
                   <pic:blipFill>
-                    <a:blip r:embed="rId19"/>
+                    <a:blip r:embed="rId19">
+                      <a:extLst>
+                        <a:ext uri="{28A0092B-C50C-407E-A947-70E740481C1C}">
+                          <a14:useLocalDpi xmlns:a14="http://schemas.microsoft.com/office/drawing/2010/main" val="0"/>
+                        </a:ext>
+                      </a:extLst>
+                    </a:blip>
                     <a:stretch>
                       <a:fillRect/>
                     </a:stretch>
@@ -4432,7 +4560,7 @@
                   <pic:spPr>
                     <a:xfrm>
                       <a:off x="0" y="0"/>
-                      <a:ext cx="5731510" cy="2312035"/>
+                      <a:ext cx="8801100" cy="3549650"/>
                     </a:xfrm>
                     <a:prstGeom prst="rect">
                       <a:avLst/>
@@ -4441,8 +4569,22 @@
                 </pic:pic>
               </a:graphicData>
             </a:graphic>
-          </wp:inline>
+            <wp14:sizeRelH relativeFrom="margin">
+              <wp14:pctWidth>0</wp14:pctWidth>
+            </wp14:sizeRelH>
+            <wp14:sizeRelV relativeFrom="margin">
+              <wp14:pctHeight>0</wp14:pctHeight>
+            </wp14:sizeRelV>
+          </wp:anchor>
         </w:drawing>
+      </w:r>
+      <w:r>
+        <w:rPr>
+          <w:sz w:val="24"/>
+          <w:szCs w:val="24"/>
+          <w:lang w:val="en-US"/>
+        </w:rPr>
+        <w:t>Gantt Chart</w:t>
       </w:r>
     </w:p>
     <w:p>
@@ -4464,15 +4606,1162 @@
         <w:t>Risk Assessment</w:t>
       </w:r>
     </w:p>
-    <w:p>
-      <w:pPr>
-        <w:rPr>
-          <w:sz w:val="24"/>
-          <w:szCs w:val="24"/>
-          <w:lang w:val="en-US"/>
-        </w:rPr>
-      </w:pPr>
-      <w:bookmarkStart w:id="14" w:name="_Toc189051129"/>
+    <w:tbl>
+      <w:tblPr>
+        <w:tblStyle w:val="TableGrid"/>
+        <w:tblW w:w="0" w:type="auto"/>
+        <w:tblLook w:val="04A0" w:firstRow="1" w:lastRow="0" w:firstColumn="1" w:lastColumn="0" w:noHBand="0" w:noVBand="1"/>
+      </w:tblPr>
+      <w:tblGrid>
+        <w:gridCol w:w="473"/>
+        <w:gridCol w:w="3962"/>
+        <w:gridCol w:w="1372"/>
+        <w:gridCol w:w="2552"/>
+        <w:gridCol w:w="2551"/>
+        <w:gridCol w:w="3038"/>
+      </w:tblGrid>
+      <w:tr>
+        <w:tc>
+          <w:tcPr>
+            <w:tcW w:w="473" w:type="dxa"/>
+          </w:tcPr>
+          <w:p>
+            <w:pPr>
+              <w:rPr>
+                <w:sz w:val="24"/>
+                <w:szCs w:val="24"/>
+                <w:lang w:val="en-US"/>
+              </w:rPr>
+            </w:pPr>
+            <w:bookmarkStart w:id="12" w:name="_Toc189051129"/>
+            <w:r>
+              <w:rPr>
+                <w:sz w:val="24"/>
+                <w:szCs w:val="24"/>
+                <w:lang w:val="en-US"/>
+              </w:rPr>
+              <w:t>ID</w:t>
+            </w:r>
+          </w:p>
+        </w:tc>
+        <w:tc>
+          <w:tcPr>
+            <w:tcW w:w="3962" w:type="dxa"/>
+          </w:tcPr>
+          <w:p>
+            <w:pPr>
+              <w:rPr>
+                <w:sz w:val="24"/>
+                <w:szCs w:val="24"/>
+                <w:lang w:val="en-US"/>
+              </w:rPr>
+            </w:pPr>
+            <w:r>
+              <w:rPr>
+                <w:sz w:val="24"/>
+                <w:szCs w:val="24"/>
+                <w:lang w:val="en-US"/>
+              </w:rPr>
+              <w:t>Risk</w:t>
+            </w:r>
+          </w:p>
+        </w:tc>
+        <w:tc>
+          <w:tcPr>
+            <w:tcW w:w="1372" w:type="dxa"/>
+          </w:tcPr>
+          <w:p>
+            <w:pPr>
+              <w:rPr>
+                <w:sz w:val="24"/>
+                <w:szCs w:val="24"/>
+                <w:lang w:val="en-US"/>
+              </w:rPr>
+            </w:pPr>
+            <w:r>
+              <w:rPr>
+                <w:sz w:val="24"/>
+                <w:szCs w:val="24"/>
+                <w:lang w:val="en-US"/>
+              </w:rPr>
+              <w:t>Probability</w:t>
+            </w:r>
+          </w:p>
+        </w:tc>
+        <w:tc>
+          <w:tcPr>
+            <w:tcW w:w="2552" w:type="dxa"/>
+          </w:tcPr>
+          <w:p>
+            <w:pPr>
+              <w:rPr>
+                <w:sz w:val="24"/>
+                <w:szCs w:val="24"/>
+                <w:lang w:val="en-US"/>
+              </w:rPr>
+            </w:pPr>
+            <w:r>
+              <w:rPr>
+                <w:sz w:val="24"/>
+                <w:szCs w:val="24"/>
+                <w:lang w:val="en-US"/>
+              </w:rPr>
+              <w:t>Trigger</w:t>
+            </w:r>
+          </w:p>
+        </w:tc>
+        <w:tc>
+          <w:tcPr>
+            <w:tcW w:w="2551" w:type="dxa"/>
+          </w:tcPr>
+          <w:p>
+            <w:pPr>
+              <w:rPr>
+                <w:sz w:val="24"/>
+                <w:szCs w:val="24"/>
+                <w:lang w:val="en-US"/>
+              </w:rPr>
+            </w:pPr>
+            <w:r>
+              <w:rPr>
+                <w:sz w:val="24"/>
+                <w:szCs w:val="24"/>
+                <w:lang w:val="en-US"/>
+              </w:rPr>
+              <w:t>Impact</w:t>
+            </w:r>
+          </w:p>
+        </w:tc>
+        <w:tc>
+          <w:tcPr>
+            <w:tcW w:w="3038" w:type="dxa"/>
+          </w:tcPr>
+          <w:p>
+            <w:pPr>
+              <w:rPr>
+                <w:sz w:val="24"/>
+                <w:szCs w:val="24"/>
+                <w:lang w:val="en-US"/>
+              </w:rPr>
+            </w:pPr>
+            <w:r>
+              <w:rPr>
+                <w:sz w:val="24"/>
+                <w:szCs w:val="24"/>
+                <w:lang w:val="en-US"/>
+              </w:rPr>
+              <w:t>Contingency</w:t>
+            </w:r>
+          </w:p>
+        </w:tc>
+      </w:tr>
+      <w:tr>
+        <w:tc>
+          <w:tcPr>
+            <w:tcW w:w="473" w:type="dxa"/>
+          </w:tcPr>
+          <w:p>
+            <w:pPr>
+              <w:rPr>
+                <w:sz w:val="24"/>
+                <w:szCs w:val="24"/>
+                <w:lang w:val="en-US"/>
+              </w:rPr>
+            </w:pPr>
+            <w:r>
+              <w:rPr>
+                <w:sz w:val="24"/>
+                <w:szCs w:val="24"/>
+                <w:lang w:val="en-US"/>
+              </w:rPr>
+              <w:t>01</w:t>
+            </w:r>
+          </w:p>
+        </w:tc>
+        <w:tc>
+          <w:tcPr>
+            <w:tcW w:w="3962" w:type="dxa"/>
+          </w:tcPr>
+          <w:p>
+            <w:pPr>
+              <w:rPr>
+                <w:sz w:val="24"/>
+                <w:szCs w:val="24"/>
+                <w:lang w:val="en-US"/>
+              </w:rPr>
+            </w:pPr>
+            <w:r>
+              <w:rPr>
+                <w:sz w:val="24"/>
+                <w:szCs w:val="24"/>
+                <w:lang w:val="en-US"/>
+              </w:rPr>
+              <w:t xml:space="preserve">Working with noise algorithms for the first time so </w:t>
+            </w:r>
+            <w:proofErr w:type="gramStart"/>
+            <w:r>
+              <w:rPr>
+                <w:sz w:val="24"/>
+                <w:szCs w:val="24"/>
+                <w:lang w:val="en-US"/>
+              </w:rPr>
+              <w:t>knowledge</w:t>
+            </w:r>
+            <w:proofErr w:type="gramEnd"/>
+            <w:r>
+              <w:rPr>
+                <w:sz w:val="24"/>
+                <w:szCs w:val="24"/>
+                <w:lang w:val="en-US"/>
+              </w:rPr>
+              <w:t xml:space="preserve"> gap setting me back</w:t>
+            </w:r>
+          </w:p>
+        </w:tc>
+        <w:tc>
+          <w:tcPr>
+            <w:tcW w:w="1372" w:type="dxa"/>
+          </w:tcPr>
+          <w:p>
+            <w:pPr>
+              <w:rPr>
+                <w:sz w:val="24"/>
+                <w:szCs w:val="24"/>
+                <w:lang w:val="en-US"/>
+              </w:rPr>
+            </w:pPr>
+            <w:r>
+              <w:rPr>
+                <w:sz w:val="24"/>
+                <w:szCs w:val="24"/>
+                <w:lang w:val="en-US"/>
+              </w:rPr>
+              <w:t>5/10</w:t>
+            </w:r>
+          </w:p>
+        </w:tc>
+        <w:tc>
+          <w:tcPr>
+            <w:tcW w:w="2552" w:type="dxa"/>
+          </w:tcPr>
+          <w:p>
+            <w:pPr>
+              <w:rPr>
+                <w:sz w:val="24"/>
+                <w:szCs w:val="24"/>
+                <w:lang w:val="en-US"/>
+              </w:rPr>
+            </w:pPr>
+            <w:r>
+              <w:rPr>
+                <w:sz w:val="24"/>
+                <w:szCs w:val="24"/>
+                <w:lang w:val="en-US"/>
+              </w:rPr>
+              <w:t>-</w:t>
+            </w:r>
+          </w:p>
+        </w:tc>
+        <w:tc>
+          <w:tcPr>
+            <w:tcW w:w="2551" w:type="dxa"/>
+          </w:tcPr>
+          <w:p>
+            <w:pPr>
+              <w:rPr>
+                <w:sz w:val="24"/>
+                <w:szCs w:val="24"/>
+                <w:lang w:val="en-US"/>
+              </w:rPr>
+            </w:pPr>
+            <w:r>
+              <w:rPr>
+                <w:sz w:val="24"/>
+                <w:szCs w:val="24"/>
+                <w:lang w:val="en-US"/>
+              </w:rPr>
+              <w:t>Progress might slow down due to necessary research or trial and error</w:t>
+            </w:r>
+          </w:p>
+        </w:tc>
+        <w:tc>
+          <w:tcPr>
+            <w:tcW w:w="3038" w:type="dxa"/>
+          </w:tcPr>
+          <w:p>
+            <w:pPr>
+              <w:rPr>
+                <w:sz w:val="24"/>
+                <w:szCs w:val="24"/>
+                <w:lang w:val="en-US"/>
+              </w:rPr>
+            </w:pPr>
+            <w:r>
+              <w:rPr>
+                <w:sz w:val="24"/>
+                <w:szCs w:val="24"/>
+                <w:lang w:val="en-US"/>
+              </w:rPr>
+              <w:t>Ask for some guidance or work in an isolated scene to better understand the process</w:t>
+            </w:r>
+          </w:p>
+        </w:tc>
+      </w:tr>
+      <w:tr>
+        <w:tc>
+          <w:tcPr>
+            <w:tcW w:w="473" w:type="dxa"/>
+          </w:tcPr>
+          <w:p>
+            <w:pPr>
+              <w:rPr>
+                <w:sz w:val="24"/>
+                <w:szCs w:val="24"/>
+                <w:lang w:val="en-US"/>
+              </w:rPr>
+            </w:pPr>
+            <w:r>
+              <w:rPr>
+                <w:sz w:val="24"/>
+                <w:szCs w:val="24"/>
+                <w:lang w:val="en-US"/>
+              </w:rPr>
+              <w:t>02</w:t>
+            </w:r>
+          </w:p>
+        </w:tc>
+        <w:tc>
+          <w:tcPr>
+            <w:tcW w:w="3962" w:type="dxa"/>
+          </w:tcPr>
+          <w:p>
+            <w:pPr>
+              <w:rPr>
+                <w:sz w:val="24"/>
+                <w:szCs w:val="24"/>
+                <w:lang w:val="en-US"/>
+              </w:rPr>
+            </w:pPr>
+          </w:p>
+        </w:tc>
+        <w:tc>
+          <w:tcPr>
+            <w:tcW w:w="1372" w:type="dxa"/>
+          </w:tcPr>
+          <w:p>
+            <w:pPr>
+              <w:rPr>
+                <w:sz w:val="24"/>
+                <w:szCs w:val="24"/>
+                <w:lang w:val="en-US"/>
+              </w:rPr>
+            </w:pPr>
+          </w:p>
+        </w:tc>
+        <w:tc>
+          <w:tcPr>
+            <w:tcW w:w="2552" w:type="dxa"/>
+          </w:tcPr>
+          <w:p>
+            <w:pPr>
+              <w:rPr>
+                <w:sz w:val="24"/>
+                <w:szCs w:val="24"/>
+                <w:lang w:val="en-US"/>
+              </w:rPr>
+            </w:pPr>
+          </w:p>
+        </w:tc>
+        <w:tc>
+          <w:tcPr>
+            <w:tcW w:w="2551" w:type="dxa"/>
+          </w:tcPr>
+          <w:p>
+            <w:pPr>
+              <w:rPr>
+                <w:sz w:val="24"/>
+                <w:szCs w:val="24"/>
+                <w:lang w:val="en-US"/>
+              </w:rPr>
+            </w:pPr>
+          </w:p>
+        </w:tc>
+        <w:tc>
+          <w:tcPr>
+            <w:tcW w:w="3038" w:type="dxa"/>
+          </w:tcPr>
+          <w:p>
+            <w:pPr>
+              <w:rPr>
+                <w:sz w:val="24"/>
+                <w:szCs w:val="24"/>
+                <w:lang w:val="en-US"/>
+              </w:rPr>
+            </w:pPr>
+          </w:p>
+        </w:tc>
+      </w:tr>
+      <w:tr>
+        <w:tc>
+          <w:tcPr>
+            <w:tcW w:w="473" w:type="dxa"/>
+          </w:tcPr>
+          <w:p>
+            <w:pPr>
+              <w:rPr>
+                <w:sz w:val="24"/>
+                <w:szCs w:val="24"/>
+                <w:lang w:val="en-US"/>
+              </w:rPr>
+            </w:pPr>
+            <w:r>
+              <w:rPr>
+                <w:sz w:val="24"/>
+                <w:szCs w:val="24"/>
+                <w:lang w:val="en-US"/>
+              </w:rPr>
+              <w:t>03</w:t>
+            </w:r>
+          </w:p>
+        </w:tc>
+        <w:tc>
+          <w:tcPr>
+            <w:tcW w:w="3962" w:type="dxa"/>
+          </w:tcPr>
+          <w:p>
+            <w:pPr>
+              <w:rPr>
+                <w:sz w:val="24"/>
+                <w:szCs w:val="24"/>
+                <w:lang w:val="en-US"/>
+              </w:rPr>
+            </w:pPr>
+          </w:p>
+        </w:tc>
+        <w:tc>
+          <w:tcPr>
+            <w:tcW w:w="1372" w:type="dxa"/>
+          </w:tcPr>
+          <w:p>
+            <w:pPr>
+              <w:rPr>
+                <w:sz w:val="24"/>
+                <w:szCs w:val="24"/>
+                <w:lang w:val="en-US"/>
+              </w:rPr>
+            </w:pPr>
+          </w:p>
+        </w:tc>
+        <w:tc>
+          <w:tcPr>
+            <w:tcW w:w="2552" w:type="dxa"/>
+          </w:tcPr>
+          <w:p>
+            <w:pPr>
+              <w:rPr>
+                <w:sz w:val="24"/>
+                <w:szCs w:val="24"/>
+                <w:lang w:val="en-US"/>
+              </w:rPr>
+            </w:pPr>
+          </w:p>
+        </w:tc>
+        <w:tc>
+          <w:tcPr>
+            <w:tcW w:w="2551" w:type="dxa"/>
+          </w:tcPr>
+          <w:p>
+            <w:pPr>
+              <w:rPr>
+                <w:sz w:val="24"/>
+                <w:szCs w:val="24"/>
+                <w:lang w:val="en-US"/>
+              </w:rPr>
+            </w:pPr>
+          </w:p>
+        </w:tc>
+        <w:tc>
+          <w:tcPr>
+            <w:tcW w:w="3038" w:type="dxa"/>
+          </w:tcPr>
+          <w:p>
+            <w:pPr>
+              <w:rPr>
+                <w:sz w:val="24"/>
+                <w:szCs w:val="24"/>
+                <w:lang w:val="en-US"/>
+              </w:rPr>
+            </w:pPr>
+          </w:p>
+        </w:tc>
+      </w:tr>
+      <w:tr>
+        <w:tc>
+          <w:tcPr>
+            <w:tcW w:w="473" w:type="dxa"/>
+          </w:tcPr>
+          <w:p>
+            <w:pPr>
+              <w:rPr>
+                <w:sz w:val="24"/>
+                <w:szCs w:val="24"/>
+                <w:lang w:val="en-US"/>
+              </w:rPr>
+            </w:pPr>
+            <w:r>
+              <w:rPr>
+                <w:sz w:val="24"/>
+                <w:szCs w:val="24"/>
+                <w:lang w:val="en-US"/>
+              </w:rPr>
+              <w:t>04</w:t>
+            </w:r>
+          </w:p>
+        </w:tc>
+        <w:tc>
+          <w:tcPr>
+            <w:tcW w:w="3962" w:type="dxa"/>
+          </w:tcPr>
+          <w:p>
+            <w:pPr>
+              <w:rPr>
+                <w:sz w:val="24"/>
+                <w:szCs w:val="24"/>
+                <w:lang w:val="en-US"/>
+              </w:rPr>
+            </w:pPr>
+          </w:p>
+        </w:tc>
+        <w:tc>
+          <w:tcPr>
+            <w:tcW w:w="1372" w:type="dxa"/>
+          </w:tcPr>
+          <w:p>
+            <w:pPr>
+              <w:rPr>
+                <w:sz w:val="24"/>
+                <w:szCs w:val="24"/>
+                <w:lang w:val="en-US"/>
+              </w:rPr>
+            </w:pPr>
+          </w:p>
+        </w:tc>
+        <w:tc>
+          <w:tcPr>
+            <w:tcW w:w="2552" w:type="dxa"/>
+          </w:tcPr>
+          <w:p>
+            <w:pPr>
+              <w:rPr>
+                <w:sz w:val="24"/>
+                <w:szCs w:val="24"/>
+                <w:lang w:val="en-US"/>
+              </w:rPr>
+            </w:pPr>
+          </w:p>
+        </w:tc>
+        <w:tc>
+          <w:tcPr>
+            <w:tcW w:w="2551" w:type="dxa"/>
+          </w:tcPr>
+          <w:p>
+            <w:pPr>
+              <w:rPr>
+                <w:sz w:val="24"/>
+                <w:szCs w:val="24"/>
+                <w:lang w:val="en-US"/>
+              </w:rPr>
+            </w:pPr>
+          </w:p>
+        </w:tc>
+        <w:tc>
+          <w:tcPr>
+            <w:tcW w:w="3038" w:type="dxa"/>
+          </w:tcPr>
+          <w:p>
+            <w:pPr>
+              <w:rPr>
+                <w:sz w:val="24"/>
+                <w:szCs w:val="24"/>
+                <w:lang w:val="en-US"/>
+              </w:rPr>
+            </w:pPr>
+          </w:p>
+        </w:tc>
+      </w:tr>
+      <w:tr>
+        <w:tc>
+          <w:tcPr>
+            <w:tcW w:w="473" w:type="dxa"/>
+          </w:tcPr>
+          <w:p>
+            <w:pPr>
+              <w:rPr>
+                <w:sz w:val="24"/>
+                <w:szCs w:val="24"/>
+                <w:lang w:val="en-US"/>
+              </w:rPr>
+            </w:pPr>
+            <w:r>
+              <w:rPr>
+                <w:sz w:val="24"/>
+                <w:szCs w:val="24"/>
+                <w:lang w:val="en-US"/>
+              </w:rPr>
+              <w:t>05</w:t>
+            </w:r>
+          </w:p>
+        </w:tc>
+        <w:tc>
+          <w:tcPr>
+            <w:tcW w:w="3962" w:type="dxa"/>
+          </w:tcPr>
+          <w:p>
+            <w:pPr>
+              <w:rPr>
+                <w:sz w:val="24"/>
+                <w:szCs w:val="24"/>
+                <w:lang w:val="en-US"/>
+              </w:rPr>
+            </w:pPr>
+          </w:p>
+        </w:tc>
+        <w:tc>
+          <w:tcPr>
+            <w:tcW w:w="1372" w:type="dxa"/>
+          </w:tcPr>
+          <w:p>
+            <w:pPr>
+              <w:rPr>
+                <w:sz w:val="24"/>
+                <w:szCs w:val="24"/>
+                <w:lang w:val="en-US"/>
+              </w:rPr>
+            </w:pPr>
+          </w:p>
+        </w:tc>
+        <w:tc>
+          <w:tcPr>
+            <w:tcW w:w="2552" w:type="dxa"/>
+          </w:tcPr>
+          <w:p>
+            <w:pPr>
+              <w:rPr>
+                <w:sz w:val="24"/>
+                <w:szCs w:val="24"/>
+                <w:lang w:val="en-US"/>
+              </w:rPr>
+            </w:pPr>
+          </w:p>
+        </w:tc>
+        <w:tc>
+          <w:tcPr>
+            <w:tcW w:w="2551" w:type="dxa"/>
+          </w:tcPr>
+          <w:p>
+            <w:pPr>
+              <w:rPr>
+                <w:sz w:val="24"/>
+                <w:szCs w:val="24"/>
+                <w:lang w:val="en-US"/>
+              </w:rPr>
+            </w:pPr>
+          </w:p>
+        </w:tc>
+        <w:tc>
+          <w:tcPr>
+            <w:tcW w:w="3038" w:type="dxa"/>
+          </w:tcPr>
+          <w:p>
+            <w:pPr>
+              <w:rPr>
+                <w:sz w:val="24"/>
+                <w:szCs w:val="24"/>
+                <w:lang w:val="en-US"/>
+              </w:rPr>
+            </w:pPr>
+          </w:p>
+        </w:tc>
+      </w:tr>
+      <w:tr>
+        <w:tc>
+          <w:tcPr>
+            <w:tcW w:w="473" w:type="dxa"/>
+          </w:tcPr>
+          <w:p>
+            <w:pPr>
+              <w:rPr>
+                <w:sz w:val="24"/>
+                <w:szCs w:val="24"/>
+                <w:lang w:val="en-US"/>
+              </w:rPr>
+            </w:pPr>
+            <w:r>
+              <w:rPr>
+                <w:sz w:val="24"/>
+                <w:szCs w:val="24"/>
+                <w:lang w:val="en-US"/>
+              </w:rPr>
+              <w:t>06</w:t>
+            </w:r>
+          </w:p>
+        </w:tc>
+        <w:tc>
+          <w:tcPr>
+            <w:tcW w:w="3962" w:type="dxa"/>
+          </w:tcPr>
+          <w:p>
+            <w:pPr>
+              <w:rPr>
+                <w:sz w:val="24"/>
+                <w:szCs w:val="24"/>
+                <w:lang w:val="en-US"/>
+              </w:rPr>
+            </w:pPr>
+          </w:p>
+        </w:tc>
+        <w:tc>
+          <w:tcPr>
+            <w:tcW w:w="1372" w:type="dxa"/>
+          </w:tcPr>
+          <w:p>
+            <w:pPr>
+              <w:rPr>
+                <w:sz w:val="24"/>
+                <w:szCs w:val="24"/>
+                <w:lang w:val="en-US"/>
+              </w:rPr>
+            </w:pPr>
+          </w:p>
+        </w:tc>
+        <w:tc>
+          <w:tcPr>
+            <w:tcW w:w="2552" w:type="dxa"/>
+          </w:tcPr>
+          <w:p>
+            <w:pPr>
+              <w:rPr>
+                <w:sz w:val="24"/>
+                <w:szCs w:val="24"/>
+                <w:lang w:val="en-US"/>
+              </w:rPr>
+            </w:pPr>
+          </w:p>
+        </w:tc>
+        <w:tc>
+          <w:tcPr>
+            <w:tcW w:w="2551" w:type="dxa"/>
+          </w:tcPr>
+          <w:p>
+            <w:pPr>
+              <w:rPr>
+                <w:sz w:val="24"/>
+                <w:szCs w:val="24"/>
+                <w:lang w:val="en-US"/>
+              </w:rPr>
+            </w:pPr>
+          </w:p>
+        </w:tc>
+        <w:tc>
+          <w:tcPr>
+            <w:tcW w:w="3038" w:type="dxa"/>
+          </w:tcPr>
+          <w:p>
+            <w:pPr>
+              <w:rPr>
+                <w:sz w:val="24"/>
+                <w:szCs w:val="24"/>
+                <w:lang w:val="en-US"/>
+              </w:rPr>
+            </w:pPr>
+          </w:p>
+        </w:tc>
+      </w:tr>
+      <w:tr>
+        <w:tc>
+          <w:tcPr>
+            <w:tcW w:w="473" w:type="dxa"/>
+          </w:tcPr>
+          <w:p>
+            <w:pPr>
+              <w:rPr>
+                <w:sz w:val="24"/>
+                <w:szCs w:val="24"/>
+                <w:lang w:val="en-US"/>
+              </w:rPr>
+            </w:pPr>
+            <w:r>
+              <w:rPr>
+                <w:sz w:val="24"/>
+                <w:szCs w:val="24"/>
+                <w:lang w:val="en-US"/>
+              </w:rPr>
+              <w:t>07</w:t>
+            </w:r>
+          </w:p>
+        </w:tc>
+        <w:tc>
+          <w:tcPr>
+            <w:tcW w:w="3962" w:type="dxa"/>
+          </w:tcPr>
+          <w:p>
+            <w:pPr>
+              <w:rPr>
+                <w:sz w:val="24"/>
+                <w:szCs w:val="24"/>
+                <w:lang w:val="en-US"/>
+              </w:rPr>
+            </w:pPr>
+          </w:p>
+        </w:tc>
+        <w:tc>
+          <w:tcPr>
+            <w:tcW w:w="1372" w:type="dxa"/>
+          </w:tcPr>
+          <w:p>
+            <w:pPr>
+              <w:rPr>
+                <w:sz w:val="24"/>
+                <w:szCs w:val="24"/>
+                <w:lang w:val="en-US"/>
+              </w:rPr>
+            </w:pPr>
+          </w:p>
+        </w:tc>
+        <w:tc>
+          <w:tcPr>
+            <w:tcW w:w="2552" w:type="dxa"/>
+          </w:tcPr>
+          <w:p>
+            <w:pPr>
+              <w:rPr>
+                <w:sz w:val="24"/>
+                <w:szCs w:val="24"/>
+                <w:lang w:val="en-US"/>
+              </w:rPr>
+            </w:pPr>
+          </w:p>
+        </w:tc>
+        <w:tc>
+          <w:tcPr>
+            <w:tcW w:w="2551" w:type="dxa"/>
+          </w:tcPr>
+          <w:p>
+            <w:pPr>
+              <w:rPr>
+                <w:sz w:val="24"/>
+                <w:szCs w:val="24"/>
+                <w:lang w:val="en-US"/>
+              </w:rPr>
+            </w:pPr>
+          </w:p>
+        </w:tc>
+        <w:tc>
+          <w:tcPr>
+            <w:tcW w:w="3038" w:type="dxa"/>
+          </w:tcPr>
+          <w:p>
+            <w:pPr>
+              <w:rPr>
+                <w:sz w:val="24"/>
+                <w:szCs w:val="24"/>
+                <w:lang w:val="en-US"/>
+              </w:rPr>
+            </w:pPr>
+          </w:p>
+        </w:tc>
+      </w:tr>
+      <w:tr>
+        <w:tc>
+          <w:tcPr>
+            <w:tcW w:w="473" w:type="dxa"/>
+          </w:tcPr>
+          <w:p>
+            <w:pPr>
+              <w:rPr>
+                <w:sz w:val="24"/>
+                <w:szCs w:val="24"/>
+                <w:lang w:val="en-US"/>
+              </w:rPr>
+            </w:pPr>
+            <w:r>
+              <w:rPr>
+                <w:sz w:val="24"/>
+                <w:szCs w:val="24"/>
+                <w:lang w:val="en-US"/>
+              </w:rPr>
+              <w:t>08</w:t>
+            </w:r>
+          </w:p>
+        </w:tc>
+        <w:tc>
+          <w:tcPr>
+            <w:tcW w:w="3962" w:type="dxa"/>
+          </w:tcPr>
+          <w:p>
+            <w:pPr>
+              <w:rPr>
+                <w:sz w:val="24"/>
+                <w:szCs w:val="24"/>
+                <w:lang w:val="en-US"/>
+              </w:rPr>
+            </w:pPr>
+          </w:p>
+        </w:tc>
+        <w:tc>
+          <w:tcPr>
+            <w:tcW w:w="1372" w:type="dxa"/>
+          </w:tcPr>
+          <w:p>
+            <w:pPr>
+              <w:rPr>
+                <w:sz w:val="24"/>
+                <w:szCs w:val="24"/>
+                <w:lang w:val="en-US"/>
+              </w:rPr>
+            </w:pPr>
+          </w:p>
+        </w:tc>
+        <w:tc>
+          <w:tcPr>
+            <w:tcW w:w="2552" w:type="dxa"/>
+          </w:tcPr>
+          <w:p>
+            <w:pPr>
+              <w:rPr>
+                <w:sz w:val="24"/>
+                <w:szCs w:val="24"/>
+                <w:lang w:val="en-US"/>
+              </w:rPr>
+            </w:pPr>
+          </w:p>
+        </w:tc>
+        <w:tc>
+          <w:tcPr>
+            <w:tcW w:w="2551" w:type="dxa"/>
+          </w:tcPr>
+          <w:p>
+            <w:pPr>
+              <w:rPr>
+                <w:sz w:val="24"/>
+                <w:szCs w:val="24"/>
+                <w:lang w:val="en-US"/>
+              </w:rPr>
+            </w:pPr>
+          </w:p>
+        </w:tc>
+        <w:tc>
+          <w:tcPr>
+            <w:tcW w:w="3038" w:type="dxa"/>
+          </w:tcPr>
+          <w:p>
+            <w:pPr>
+              <w:rPr>
+                <w:sz w:val="24"/>
+                <w:szCs w:val="24"/>
+                <w:lang w:val="en-US"/>
+              </w:rPr>
+            </w:pPr>
+          </w:p>
+        </w:tc>
+      </w:tr>
+      <w:tr>
+        <w:tc>
+          <w:tcPr>
+            <w:tcW w:w="473" w:type="dxa"/>
+          </w:tcPr>
+          <w:p>
+            <w:pPr>
+              <w:rPr>
+                <w:sz w:val="24"/>
+                <w:szCs w:val="24"/>
+                <w:lang w:val="en-US"/>
+              </w:rPr>
+            </w:pPr>
+            <w:r>
+              <w:rPr>
+                <w:sz w:val="24"/>
+                <w:szCs w:val="24"/>
+                <w:lang w:val="en-US"/>
+              </w:rPr>
+              <w:t>09</w:t>
+            </w:r>
+          </w:p>
+        </w:tc>
+        <w:tc>
+          <w:tcPr>
+            <w:tcW w:w="3962" w:type="dxa"/>
+          </w:tcPr>
+          <w:p>
+            <w:pPr>
+              <w:rPr>
+                <w:sz w:val="24"/>
+                <w:szCs w:val="24"/>
+                <w:lang w:val="en-US"/>
+              </w:rPr>
+            </w:pPr>
+          </w:p>
+        </w:tc>
+        <w:tc>
+          <w:tcPr>
+            <w:tcW w:w="1372" w:type="dxa"/>
+          </w:tcPr>
+          <w:p>
+            <w:pPr>
+              <w:rPr>
+                <w:sz w:val="24"/>
+                <w:szCs w:val="24"/>
+                <w:lang w:val="en-US"/>
+              </w:rPr>
+            </w:pPr>
+          </w:p>
+        </w:tc>
+        <w:tc>
+          <w:tcPr>
+            <w:tcW w:w="2552" w:type="dxa"/>
+          </w:tcPr>
+          <w:p>
+            <w:pPr>
+              <w:rPr>
+                <w:sz w:val="24"/>
+                <w:szCs w:val="24"/>
+                <w:lang w:val="en-US"/>
+              </w:rPr>
+            </w:pPr>
+          </w:p>
+        </w:tc>
+        <w:tc>
+          <w:tcPr>
+            <w:tcW w:w="2551" w:type="dxa"/>
+          </w:tcPr>
+          <w:p>
+            <w:pPr>
+              <w:rPr>
+                <w:sz w:val="24"/>
+                <w:szCs w:val="24"/>
+                <w:lang w:val="en-US"/>
+              </w:rPr>
+            </w:pPr>
+          </w:p>
+        </w:tc>
+        <w:tc>
+          <w:tcPr>
+            <w:tcW w:w="3038" w:type="dxa"/>
+          </w:tcPr>
+          <w:p>
+            <w:pPr>
+              <w:rPr>
+                <w:sz w:val="24"/>
+                <w:szCs w:val="24"/>
+                <w:lang w:val="en-US"/>
+              </w:rPr>
+            </w:pPr>
+          </w:p>
+        </w:tc>
+      </w:tr>
+      <w:tr>
+        <w:tc>
+          <w:tcPr>
+            <w:tcW w:w="473" w:type="dxa"/>
+          </w:tcPr>
+          <w:p>
+            <w:pPr>
+              <w:rPr>
+                <w:sz w:val="24"/>
+                <w:szCs w:val="24"/>
+                <w:lang w:val="en-US"/>
+              </w:rPr>
+            </w:pPr>
+            <w:r>
+              <w:rPr>
+                <w:sz w:val="24"/>
+                <w:szCs w:val="24"/>
+                <w:lang w:val="en-US"/>
+              </w:rPr>
+              <w:t>10</w:t>
+            </w:r>
+          </w:p>
+        </w:tc>
+        <w:tc>
+          <w:tcPr>
+            <w:tcW w:w="3962" w:type="dxa"/>
+          </w:tcPr>
+          <w:p>
+            <w:pPr>
+              <w:rPr>
+                <w:sz w:val="24"/>
+                <w:szCs w:val="24"/>
+                <w:lang w:val="en-US"/>
+              </w:rPr>
+            </w:pPr>
+          </w:p>
+        </w:tc>
+        <w:tc>
+          <w:tcPr>
+            <w:tcW w:w="1372" w:type="dxa"/>
+          </w:tcPr>
+          <w:p>
+            <w:pPr>
+              <w:rPr>
+                <w:sz w:val="24"/>
+                <w:szCs w:val="24"/>
+                <w:lang w:val="en-US"/>
+              </w:rPr>
+            </w:pPr>
+          </w:p>
+        </w:tc>
+        <w:tc>
+          <w:tcPr>
+            <w:tcW w:w="2552" w:type="dxa"/>
+          </w:tcPr>
+          <w:p>
+            <w:pPr>
+              <w:rPr>
+                <w:sz w:val="24"/>
+                <w:szCs w:val="24"/>
+                <w:lang w:val="en-US"/>
+              </w:rPr>
+            </w:pPr>
+          </w:p>
+        </w:tc>
+        <w:tc>
+          <w:tcPr>
+            <w:tcW w:w="2551" w:type="dxa"/>
+          </w:tcPr>
+          <w:p>
+            <w:pPr>
+              <w:rPr>
+                <w:sz w:val="24"/>
+                <w:szCs w:val="24"/>
+                <w:lang w:val="en-US"/>
+              </w:rPr>
+            </w:pPr>
+          </w:p>
+        </w:tc>
+        <w:tc>
+          <w:tcPr>
+            <w:tcW w:w="3038" w:type="dxa"/>
+          </w:tcPr>
+          <w:p>
+            <w:pPr>
+              <w:rPr>
+                <w:sz w:val="24"/>
+                <w:szCs w:val="24"/>
+                <w:lang w:val="en-US"/>
+              </w:rPr>
+            </w:pPr>
+          </w:p>
+        </w:tc>
+      </w:tr>
+    </w:tbl>
+    <w:p>
+      <w:pPr>
+        <w:rPr>
+          <w:sz w:val="24"/>
+          <w:szCs w:val="24"/>
+          <w:lang w:val="en-US"/>
+        </w:rPr>
+      </w:pPr>
     </w:p>
     <w:p>
       <w:pPr>
@@ -4524,6 +5813,125 @@
     </w:p>
     <w:p>
       <w:pPr>
+        <w:pStyle w:val="Heading2"/>
+        <w:rPr>
+          <w:sz w:val="24"/>
+          <w:szCs w:val="24"/>
+          <w:lang w:val="en-US"/>
+        </w:rPr>
+      </w:pPr>
+      <w:r>
+        <w:rPr>
+          <w:sz w:val="24"/>
+          <w:szCs w:val="24"/>
+          <w:lang w:val="en-US"/>
+        </w:rPr>
+        <w:lastRenderedPageBreak/>
+        <w:t>Tracking Plan</w:t>
+      </w:r>
+    </w:p>
+    <w:p>
+      <w:pPr>
+        <w:rPr>
+          <w:sz w:val="24"/>
+          <w:szCs w:val="24"/>
+          <w:lang w:val="en-US"/>
+        </w:rPr>
+      </w:pPr>
+      <w:r>
+        <w:rPr>
+          <w:sz w:val="24"/>
+          <w:szCs w:val="24"/>
+          <w:lang w:val="en-US"/>
+        </w:rPr>
+        <w:t xml:space="preserve">Hack n Plan / Jira / Trello – </w:t>
+      </w:r>
+      <w:proofErr w:type="gramStart"/>
+      <w:r>
+        <w:rPr>
+          <w:sz w:val="24"/>
+          <w:szCs w:val="24"/>
+          <w:lang w:val="en-US"/>
+        </w:rPr>
+        <w:t>look into</w:t>
+      </w:r>
+      <w:proofErr w:type="gramEnd"/>
+      <w:r>
+        <w:rPr>
+          <w:sz w:val="24"/>
+          <w:szCs w:val="24"/>
+          <w:lang w:val="en-US"/>
+        </w:rPr>
+        <w:t xml:space="preserve"> </w:t>
+      </w:r>
+      <w:proofErr w:type="spellStart"/>
+      <w:r>
+        <w:rPr>
+          <w:sz w:val="24"/>
+          <w:szCs w:val="24"/>
+          <w:lang w:val="en-US"/>
+        </w:rPr>
+        <w:t>trello</w:t>
+      </w:r>
+      <w:proofErr w:type="spellEnd"/>
+    </w:p>
+    <w:p>
+      <w:pPr>
+        <w:pStyle w:val="Heading3"/>
+        <w:rPr>
+          <w:sz w:val="24"/>
+          <w:szCs w:val="24"/>
+          <w:lang w:val="en-US"/>
+        </w:rPr>
+      </w:pPr>
+      <w:r>
+        <w:rPr>
+          <w:sz w:val="24"/>
+          <w:szCs w:val="24"/>
+          <w:lang w:val="en-US"/>
+        </w:rPr>
+        <w:t>Source control</w:t>
+      </w:r>
+    </w:p>
+    <w:p>
+      <w:pPr>
+        <w:rPr>
+          <w:sz w:val="24"/>
+          <w:szCs w:val="24"/>
+          <w:lang w:val="en-US"/>
+        </w:rPr>
+      </w:pPr>
+      <w:r>
+        <w:rPr>
+          <w:sz w:val="24"/>
+          <w:szCs w:val="24"/>
+          <w:lang w:val="en-US"/>
+        </w:rPr>
+        <w:t>GitHub</w:t>
+      </w:r>
+    </w:p>
+    <w:p>
+      <w:pPr>
+        <w:rPr>
+          <w:caps/>
+          <w:color w:val="FFFFFF" w:themeColor="background1"/>
+          <w:spacing w:val="15"/>
+          <w:sz w:val="24"/>
+          <w:szCs w:val="24"/>
+          <w:lang w:val="en-US"/>
+        </w:rPr>
+      </w:pPr>
+      <w:r>
+        <w:rPr>
+          <w:sz w:val="24"/>
+          <w:szCs w:val="24"/>
+          <w:lang w:val="en-US"/>
+        </w:rPr>
+        <w:br w:type="page"/>
+      </w:r>
+    </w:p>
+    <w:p>
+      <w:pPr>
         <w:pStyle w:val="Heading1"/>
         <w:rPr>
           <w:sz w:val="24"/>
@@ -4540,7 +5948,7 @@
         <w:lastRenderedPageBreak/>
         <w:t>Reference List</w:t>
       </w:r>
-      <w:bookmarkEnd w:id="14"/>
+      <w:bookmarkEnd w:id="12"/>
     </w:p>
     <w:p>
       <w:pPr>
@@ -6510,7 +7918,6 @@
     <w:next w:val="Normal"/>
     <w:link w:val="Heading4Char"/>
     <w:uiPriority w:val="9"/>
-    <w:semiHidden/>
     <w:unhideWhenUsed/>
     <w:qFormat/>
     <w:rsid w:val="00A03BBD"/>
@@ -6708,7 +8115,6 @@
     <w:basedOn w:val="DefaultParagraphFont"/>
     <w:link w:val="Heading4"/>
     <w:uiPriority w:val="9"/>
-    <w:semiHidden/>
     <w:rsid w:val="00A03BBD"/>
     <w:rPr>
       <w:caps/>

--- a/Final Major Project.docx
+++ b/Final Major Project.docx
@@ -1568,18 +1568,8 @@
           <w:szCs w:val="24"/>
           <w:lang w:val="en-US"/>
         </w:rPr>
-        <w:t xml:space="preserve">2D </w:t>
-      </w:r>
-      <w:proofErr w:type="spellStart"/>
-      <w:r>
-        <w:rPr>
-          <w:sz w:val="24"/>
-          <w:szCs w:val="24"/>
-          <w:lang w:val="en-US"/>
-        </w:rPr>
-        <w:t>tilemap</w:t>
-      </w:r>
-      <w:proofErr w:type="spellEnd"/>
+        <w:t>2D tilemap</w:t>
+      </w:r>
       <w:r>
         <w:rPr>
           <w:sz w:val="24"/>
@@ -3946,25 +3936,7 @@
           <w:szCs w:val="24"/>
           <w:lang w:val="en-US"/>
         </w:rPr>
-        <w:t xml:space="preserve"> the mixing tiles stage, just in fewer amounts and clumped </w:t>
-      </w:r>
-      <w:proofErr w:type="spellStart"/>
-      <w:r>
-        <w:rPr>
-          <w:sz w:val="24"/>
-          <w:szCs w:val="24"/>
-          <w:lang w:val="en-US"/>
-        </w:rPr>
-        <w:t>toghether</w:t>
-      </w:r>
-      <w:proofErr w:type="spellEnd"/>
-      <w:r>
-        <w:rPr>
-          <w:sz w:val="24"/>
-          <w:szCs w:val="24"/>
-          <w:lang w:val="en-US"/>
-        </w:rPr>
-        <w:t>.</w:t>
+        <w:t xml:space="preserve"> the mixing tiles stage, just in fewer amounts and clumped toghether.</w:t>
       </w:r>
     </w:p>
     <w:p>
@@ -4052,15 +4024,7 @@
           <w:szCs w:val="24"/>
           <w:lang w:val="en-US"/>
         </w:rPr>
-        <w:t>High Level</w:t>
-      </w:r>
-      <w:r>
-        <w:rPr>
-          <w:sz w:val="24"/>
-          <w:szCs w:val="24"/>
-          <w:lang w:val="en-US"/>
-        </w:rPr>
-        <w:t xml:space="preserve"> – 1</w:t>
+        <w:t>1</w:t>
       </w:r>
       <w:r>
         <w:rPr>
@@ -4146,99 +4110,48 @@
           <w:szCs w:val="24"/>
           <w:lang w:val="en-US"/>
         </w:rPr>
-        <w:t>Low Level</w:t>
-      </w:r>
-    </w:p>
-    <w:p>
-      <w:pPr>
-        <w:rPr>
-          <w:sz w:val="24"/>
-          <w:szCs w:val="24"/>
-          <w:lang w:val="en-US"/>
-        </w:rPr>
-      </w:pPr>
-    </w:p>
-    <w:p>
-      <w:pPr>
-        <w:rPr>
-          <w:sz w:val="24"/>
-          <w:szCs w:val="24"/>
-          <w:lang w:val="en-US"/>
-        </w:rPr>
-      </w:pPr>
-      <w:r>
-        <w:rPr>
-          <w:sz w:val="24"/>
-          <w:szCs w:val="24"/>
-          <w:lang w:val="en-US"/>
-        </w:rPr>
-        <w:br w:type="page"/>
-      </w:r>
-    </w:p>
-    <w:p>
-      <w:pPr>
-        <w:pStyle w:val="Heading3"/>
-        <w:rPr>
-          <w:sz w:val="24"/>
-          <w:szCs w:val="24"/>
-          <w:lang w:val="en-US"/>
-        </w:rPr>
-      </w:pPr>
-      <w:r>
-        <w:rPr>
-          <w:sz w:val="24"/>
-          <w:szCs w:val="24"/>
-          <w:lang w:val="en-US"/>
-        </w:rPr>
-        <w:lastRenderedPageBreak/>
-        <w:t>Flowchart</w:t>
-      </w:r>
-      <w:r>
-        <w:rPr>
-          <w:sz w:val="24"/>
-          <w:szCs w:val="24"/>
-          <w:lang w:val="en-US"/>
-        </w:rPr>
-        <w:t>s</w:t>
-      </w:r>
-    </w:p>
-    <w:p>
-      <w:pPr>
-        <w:rPr>
-          <w:sz w:val="24"/>
-          <w:szCs w:val="24"/>
-          <w:lang w:val="en-US"/>
-        </w:rPr>
-      </w:pPr>
-      <w:r>
-        <w:rPr>
-          <w:sz w:val="24"/>
-          <w:szCs w:val="24"/>
-          <w:lang w:val="en-US"/>
-        </w:rPr>
-        <w:t>Terrain                                                                                    Caves                                                         Ore</w:t>
-      </w:r>
-    </w:p>
-    <w:p>
-      <w:pPr>
-        <w:rPr>
-          <w:sz w:val="24"/>
-          <w:szCs w:val="24"/>
-          <w:lang w:val="en-US"/>
-        </w:rPr>
-      </w:pPr>
-      <w:r>
-        <w:rPr>
-          <w:noProof/>
+        <w:t>Final</w:t>
+      </w:r>
+    </w:p>
+    <w:p>
+      <w:pPr>
+        <w:rPr>
+          <w:sz w:val="24"/>
+          <w:szCs w:val="24"/>
+          <w:lang w:val="en-US"/>
+        </w:rPr>
+      </w:pPr>
+      <w:r>
+        <w:rPr>
+          <w:sz w:val="24"/>
+          <w:szCs w:val="24"/>
+          <w:lang w:val="en-US"/>
+        </w:rPr>
+        <w:t>After looking at cellular noise, try making an ore biome that follows that principle</w:t>
+      </w:r>
+    </w:p>
+    <w:p>
+      <w:pPr>
+        <w:rPr>
+          <w:caps/>
+          <w:color w:val="0A2F40" w:themeColor="accent1" w:themeShade="7F"/>
+          <w:spacing w:val="15"/>
+          <w:sz w:val="24"/>
+          <w:szCs w:val="24"/>
+          <w:lang w:val="en-US"/>
+        </w:rPr>
+      </w:pPr>
+      <w:r>
+        <w:rPr>
           <w:sz w:val="24"/>
           <w:szCs w:val="24"/>
           <w:lang w:val="en-US"/>
         </w:rPr>
         <w:drawing>
-          <wp:inline distT="0" distB="0" distL="0" distR="0" wp14:anchorId="424F5C37" wp14:editId="75388CBD">
-            <wp:extent cx="2485998" cy="5677535"/>
+          <wp:inline distT="0" distB="0" distL="0" distR="0" wp14:anchorId="5BF2113D" wp14:editId="708C3663">
+            <wp:extent cx="2400508" cy="2408129"/>
             <wp:effectExtent l="0" t="0" r="0" b="0"/>
-            <wp:docPr id="510910182" name="Picture 1" descr="A diagram of a flowchart&#10;&#10;Description automatically generated"/>
+            <wp:docPr id="1801938755" name="Picture 1" descr="A colorful circles in different colors&#10;&#10;AI-generated content may be incorrect."/>
             <wp:cNvGraphicFramePr>
               <a:graphicFrameLocks xmlns:a="http://schemas.openxmlformats.org/drawingml/2006/main" noChangeAspect="1"/>
             </wp:cNvGraphicFramePr>
@@ -4246,30 +4159,23 @@
               <a:graphicData uri="http://schemas.openxmlformats.org/drawingml/2006/picture">
                 <pic:pic xmlns:pic="http://schemas.openxmlformats.org/drawingml/2006/picture">
                   <pic:nvPicPr>
-                    <pic:cNvPr id="510910182" name="Picture 1" descr="A diagram of a flowchart&#10;&#10;Description automatically generated"/>
+                    <pic:cNvPr id="1801938755" name="Picture 1" descr="A colorful circles in different colors&#10;&#10;AI-generated content may be incorrect."/>
                     <pic:cNvPicPr/>
                   </pic:nvPicPr>
-                  <pic:blipFill rotWithShape="1">
+                  <pic:blipFill>
                     <a:blip r:embed="rId16"/>
-                    <a:srcRect l="10617"/>
-                    <a:stretch/>
+                    <a:stretch>
+                      <a:fillRect/>
+                    </a:stretch>
                   </pic:blipFill>
-                  <pic:spPr bwMode="auto">
+                  <pic:spPr>
                     <a:xfrm>
                       <a:off x="0" y="0"/>
-                      <a:ext cx="2495529" cy="5699301"/>
+                      <a:ext cx="2400508" cy="2408129"/>
                     </a:xfrm>
                     <a:prstGeom prst="rect">
                       <a:avLst/>
                     </a:prstGeom>
-                    <a:ln>
-                      <a:noFill/>
-                    </a:ln>
-                    <a:extLst>
-                      <a:ext uri="{53640926-AAD7-44D8-BBD7-CCE9431645EC}">
-                        <a14:shadowObscured xmlns:a14="http://schemas.microsoft.com/office/drawing/2010/main"/>
-                      </a:ext>
-                    </a:extLst>
                   </pic:spPr>
                 </pic:pic>
               </a:graphicData>
@@ -4284,6 +4190,129 @@
           <w:caps/>
           <w:color w:val="0A2F40" w:themeColor="accent1" w:themeShade="7F"/>
           <w:spacing w:val="15"/>
+          <w:sz w:val="24"/>
+          <w:szCs w:val="24"/>
+          <w:lang w:val="en-US"/>
+        </w:rPr>
+      </w:pPr>
+      <w:r>
+        <w:rPr>
+          <w:sz w:val="24"/>
+          <w:szCs w:val="24"/>
+          <w:lang w:val="en-US"/>
+        </w:rPr>
+        <w:t>Each colour would be a different ore and the border between them would just be rock</w:t>
+      </w:r>
+      <w:r>
+        <w:rPr>
+          <w:sz w:val="24"/>
+          <w:szCs w:val="24"/>
+          <w:lang w:val="en-US"/>
+        </w:rPr>
+        <w:br w:type="page"/>
+      </w:r>
+    </w:p>
+    <w:p>
+      <w:pPr>
+        <w:pStyle w:val="Heading3"/>
+        <w:rPr>
+          <w:sz w:val="24"/>
+          <w:szCs w:val="24"/>
+          <w:lang w:val="en-US"/>
+        </w:rPr>
+      </w:pPr>
+      <w:r>
+        <w:rPr>
+          <w:sz w:val="24"/>
+          <w:szCs w:val="24"/>
+          <w:lang w:val="en-US"/>
+        </w:rPr>
+        <w:lastRenderedPageBreak/>
+        <w:t>Flowchart</w:t>
+      </w:r>
+      <w:r>
+        <w:rPr>
+          <w:sz w:val="24"/>
+          <w:szCs w:val="24"/>
+          <w:lang w:val="en-US"/>
+        </w:rPr>
+        <w:t>s</w:t>
+      </w:r>
+    </w:p>
+    <w:p>
+      <w:pPr>
+        <w:rPr>
+          <w:sz w:val="24"/>
+          <w:szCs w:val="24"/>
+          <w:lang w:val="en-US"/>
+        </w:rPr>
+      </w:pPr>
+      <w:r>
+        <w:rPr>
+          <w:sz w:val="24"/>
+          <w:szCs w:val="24"/>
+          <w:lang w:val="en-US"/>
+        </w:rPr>
+        <w:t>Terrain                                                                                    Caves                                                         Ore</w:t>
+      </w:r>
+    </w:p>
+    <w:p>
+      <w:pPr>
+        <w:rPr>
+          <w:sz w:val="24"/>
+          <w:szCs w:val="24"/>
+          <w:lang w:val="en-US"/>
+        </w:rPr>
+      </w:pPr>
+      <w:r>
+        <w:rPr>
+          <w:sz w:val="24"/>
+          <w:szCs w:val="24"/>
+          <w:lang w:val="en-US"/>
+        </w:rPr>
+        <w:drawing>
+          <wp:inline distT="0" distB="0" distL="0" distR="0" wp14:anchorId="39AA3647" wp14:editId="28707687">
+            <wp:extent cx="2499577" cy="5982218"/>
+            <wp:effectExtent l="0" t="0" r="0" b="0"/>
+            <wp:docPr id="686685475" name="Picture 1" descr="A diagram of a flowchart&#10;&#10;AI-generated content may be incorrect."/>
+            <wp:cNvGraphicFramePr>
+              <a:graphicFrameLocks xmlns:a="http://schemas.openxmlformats.org/drawingml/2006/main" noChangeAspect="1"/>
+            </wp:cNvGraphicFramePr>
+            <a:graphic xmlns:a="http://schemas.openxmlformats.org/drawingml/2006/main">
+              <a:graphicData uri="http://schemas.openxmlformats.org/drawingml/2006/picture">
+                <pic:pic xmlns:pic="http://schemas.openxmlformats.org/drawingml/2006/picture">
+                  <pic:nvPicPr>
+                    <pic:cNvPr id="686685475" name="Picture 1" descr="A diagram of a flowchart&#10;&#10;AI-generated content may be incorrect."/>
+                    <pic:cNvPicPr/>
+                  </pic:nvPicPr>
+                  <pic:blipFill>
+                    <a:blip r:embed="rId17"/>
+                    <a:stretch>
+                      <a:fillRect/>
+                    </a:stretch>
+                  </pic:blipFill>
+                  <pic:spPr>
+                    <a:xfrm>
+                      <a:off x="0" y="0"/>
+                      <a:ext cx="2499577" cy="5982218"/>
+                    </a:xfrm>
+                    <a:prstGeom prst="rect">
+                      <a:avLst/>
+                    </a:prstGeom>
+                  </pic:spPr>
+                </pic:pic>
+              </a:graphicData>
+            </a:graphic>
+          </wp:inline>
+        </w:drawing>
+      </w:r>
+    </w:p>
+    <w:p>
+      <w:pPr>
+        <w:rPr>
+          <w:caps/>
+          <w:color w:val="0A2F40" w:themeColor="accent1" w:themeShade="7F"/>
+          <w:spacing w:val="15"/>
           <w:lang w:val="en-US"/>
         </w:rPr>
       </w:pPr>
@@ -4337,6 +4366,48 @@
           <w:lang w:val="en-US"/>
         </w:rPr>
       </w:pPr>
+      <w:r>
+        <w:rPr>
+          <w:sz w:val="24"/>
+          <w:szCs w:val="24"/>
+          <w:lang w:val="en-US"/>
+        </w:rPr>
+        <w:drawing>
+          <wp:inline distT="0" distB="0" distL="0" distR="0" wp14:anchorId="137F2DCF" wp14:editId="376E3194">
+            <wp:extent cx="5731510" cy="3589655"/>
+            <wp:effectExtent l="0" t="0" r="2540" b="0"/>
+            <wp:docPr id="1733582656" name="Picture 1" descr="A screenshot of a computer code&#10;&#10;AI-generated content may be incorrect."/>
+            <wp:cNvGraphicFramePr>
+              <a:graphicFrameLocks xmlns:a="http://schemas.openxmlformats.org/drawingml/2006/main" noChangeAspect="1"/>
+            </wp:cNvGraphicFramePr>
+            <a:graphic xmlns:a="http://schemas.openxmlformats.org/drawingml/2006/main">
+              <a:graphicData uri="http://schemas.openxmlformats.org/drawingml/2006/picture">
+                <pic:pic xmlns:pic="http://schemas.openxmlformats.org/drawingml/2006/picture">
+                  <pic:nvPicPr>
+                    <pic:cNvPr id="1733582656" name="Picture 1" descr="A screenshot of a computer code&#10;&#10;AI-generated content may be incorrect."/>
+                    <pic:cNvPicPr/>
+                  </pic:nvPicPr>
+                  <pic:blipFill>
+                    <a:blip r:embed="rId18"/>
+                    <a:stretch>
+                      <a:fillRect/>
+                    </a:stretch>
+                  </pic:blipFill>
+                  <pic:spPr>
+                    <a:xfrm>
+                      <a:off x="0" y="0"/>
+                      <a:ext cx="5731510" cy="3589655"/>
+                    </a:xfrm>
+                    <a:prstGeom prst="rect">
+                      <a:avLst/>
+                    </a:prstGeom>
+                  </pic:spPr>
+                </pic:pic>
+              </a:graphicData>
+            </a:graphic>
+          </wp:inline>
+        </w:drawing>
+      </w:r>
     </w:p>
     <w:p>
       <w:pPr>
@@ -4422,7 +4493,7 @@
                     <pic:cNvPicPr/>
                   </pic:nvPicPr>
                   <pic:blipFill rotWithShape="1">
-                    <a:blip r:embed="rId17"/>
+                    <a:blip r:embed="rId19"/>
                     <a:srcRect l="1883" t="1994" r="1318" b="1861"/>
                     <a:stretch/>
                   </pic:blipFill>
@@ -4491,7 +4562,7 @@
           <w:lang w:val="en-US"/>
         </w:rPr>
         <w:sectPr>
-          <w:footerReference w:type="default" r:id="rId18"/>
+          <w:footerReference w:type="default" r:id="rId20"/>
           <w:pgSz w:w="11906" w:h="16838" w:code="9"/>
           <w:pgMar w:top="1440" w:right="1440" w:bottom="1440" w:left="1440" w:header="709" w:footer="709" w:gutter="0"/>
           <w:cols w:space="708"/>
@@ -4546,7 +4617,7 @@
                     <pic:cNvPicPr/>
                   </pic:nvPicPr>
                   <pic:blipFill>
-                    <a:blip r:embed="rId19">
+                    <a:blip r:embed="rId21">
                       <a:extLst>
                         <a:ext uri="{28A0092B-C50C-407E-A947-70E740481C1C}">
                           <a14:useLocalDpi xmlns:a14="http://schemas.microsoft.com/office/drawing/2010/main" val="0"/>
@@ -5862,18 +5933,8 @@
           <w:szCs w:val="24"/>
           <w:lang w:val="en-US"/>
         </w:rPr>
-        <w:t xml:space="preserve"> </w:t>
-      </w:r>
-      <w:proofErr w:type="spellStart"/>
-      <w:r>
-        <w:rPr>
-          <w:sz w:val="24"/>
-          <w:szCs w:val="24"/>
-          <w:lang w:val="en-US"/>
-        </w:rPr>
-        <w:t>trello</w:t>
-      </w:r>
-      <w:proofErr w:type="spellEnd"/>
+        <w:t xml:space="preserve"> trello</w:t>
+      </w:r>
     </w:p>
     <w:p>
       <w:pPr>

--- a/Final Major Project.docx
+++ b/Final Major Project.docx
@@ -1568,8 +1568,18 @@
           <w:szCs w:val="24"/>
           <w:lang w:val="en-US"/>
         </w:rPr>
-        <w:t>2D tilemap</w:t>
-      </w:r>
+        <w:t xml:space="preserve">2D </w:t>
+      </w:r>
+      <w:proofErr w:type="spellStart"/>
+      <w:r>
+        <w:rPr>
+          <w:sz w:val="24"/>
+          <w:szCs w:val="24"/>
+          <w:lang w:val="en-US"/>
+        </w:rPr>
+        <w:t>tilemap</w:t>
+      </w:r>
+      <w:proofErr w:type="spellEnd"/>
       <w:r>
         <w:rPr>
           <w:sz w:val="24"/>
@@ -3507,53 +3517,49 @@
           <w:szCs w:val="24"/>
           <w:lang w:val="en-US"/>
         </w:rPr>
-        <w:t xml:space="preserve">My product, being closer to an extension or tool, will not have any ‘Game </w:t>
-      </w:r>
-      <w:proofErr w:type="gramStart"/>
-      <w:r>
-        <w:rPr>
-          <w:sz w:val="24"/>
-          <w:szCs w:val="24"/>
-          <w:lang w:val="en-US"/>
-        </w:rPr>
-        <w:t>Design’,</w:t>
-      </w:r>
-      <w:proofErr w:type="gramEnd"/>
-      <w:r>
-        <w:rPr>
-          <w:sz w:val="24"/>
-          <w:szCs w:val="24"/>
-          <w:lang w:val="en-US"/>
-        </w:rPr>
-        <w:t xml:space="preserve"> but instead I will compare it to Terraria to show how I will ‘design’ my code to perform.</w:t>
-      </w:r>
-    </w:p>
-    <w:p>
-      <w:pPr>
-        <w:rPr>
-          <w:sz w:val="24"/>
-          <w:szCs w:val="24"/>
-          <w:lang w:val="en-US"/>
-        </w:rPr>
-      </w:pPr>
-      <w:r>
-        <w:rPr>
-          <w:sz w:val="24"/>
-          <w:szCs w:val="24"/>
-          <w:lang w:val="en-US"/>
-        </w:rPr>
-        <w:t xml:space="preserve">Below are some screenshots from the world generation of Terraria which I will essentially use as ‘sketches’ during my development. </w:t>
-      </w:r>
-      <w:proofErr w:type="gramStart"/>
-      <w:r>
-        <w:rPr>
-          <w:sz w:val="24"/>
-          <w:szCs w:val="24"/>
-          <w:lang w:val="en-US"/>
-        </w:rPr>
-        <w:t>The</w:t>
-      </w:r>
-      <w:proofErr w:type="gramEnd"/>
+        <w:t>My product, being closer to an extension or tool, will not have any Game Design, but instead I will compare it to Terraria to show how I will ‘design’ my code to perform.</w:t>
+      </w:r>
+    </w:p>
+    <w:p>
+      <w:pPr>
+        <w:rPr>
+          <w:sz w:val="24"/>
+          <w:szCs w:val="24"/>
+          <w:lang w:val="en-US"/>
+        </w:rPr>
+      </w:pPr>
+      <w:r>
+        <w:rPr>
+          <w:sz w:val="24"/>
+          <w:szCs w:val="24"/>
+          <w:lang w:val="en-US"/>
+        </w:rPr>
+        <w:t xml:space="preserve">Below are some screenshots from the world generation of Terraria which I will essentially use as </w:t>
+      </w:r>
+      <w:r>
+        <w:rPr>
+          <w:sz w:val="24"/>
+          <w:szCs w:val="24"/>
+          <w:lang w:val="en-US"/>
+        </w:rPr>
+        <w:t xml:space="preserve">concept </w:t>
+      </w:r>
+      <w:r>
+        <w:rPr>
+          <w:sz w:val="24"/>
+          <w:szCs w:val="24"/>
+          <w:lang w:val="en-US"/>
+        </w:rPr>
+        <w:t>sketches during my development. The</w:t>
+      </w:r>
+      <w:r>
+        <w:rPr>
+          <w:sz w:val="24"/>
+          <w:szCs w:val="24"/>
+          <w:lang w:val="en-US"/>
+        </w:rPr>
+        <w:t>y</w:t>
+      </w:r>
       <w:r>
         <w:rPr>
           <w:sz w:val="24"/>
@@ -3936,7 +3942,23 @@
           <w:szCs w:val="24"/>
           <w:lang w:val="en-US"/>
         </w:rPr>
-        <w:t xml:space="preserve"> the mixing tiles stage, just in fewer amounts and clumped toghether.</w:t>
+        <w:t xml:space="preserve"> the mixing tiles stage, just in fewer amounts and clumped </w:t>
+      </w:r>
+      <w:r>
+        <w:rPr>
+          <w:sz w:val="24"/>
+          <w:szCs w:val="24"/>
+          <w:lang w:val="en-US"/>
+        </w:rPr>
+        <w:t>together</w:t>
+      </w:r>
+      <w:r>
+        <w:rPr>
+          <w:sz w:val="24"/>
+          <w:szCs w:val="24"/>
+          <w:lang w:val="en-US"/>
+        </w:rPr>
+        <w:t>.</w:t>
       </w:r>
     </w:p>
     <w:p>
@@ -4000,14 +4022,6 @@
           <w:lang w:val="en-US"/>
         </w:rPr>
         <w:t>Uml</w:t>
-      </w:r>
-      <w:r>
-        <w:rPr>
-          <w:sz w:val="24"/>
-          <w:szCs w:val="24"/>
-          <w:lang w:val="en-US"/>
-        </w:rPr>
-        <w:t>s</w:t>
       </w:r>
     </w:p>
     <w:p>
@@ -4143,6 +4157,7 @@
       </w:pPr>
       <w:r>
         <w:rPr>
+          <w:noProof/>
           <w:sz w:val="24"/>
           <w:szCs w:val="24"/>
           <w:lang w:val="en-US"/>
@@ -4201,7 +4216,25 @@
           <w:szCs w:val="24"/>
           <w:lang w:val="en-US"/>
         </w:rPr>
-        <w:t>Each colour would be a different ore and the border between them would just be rock</w:t>
+        <w:t xml:space="preserve">Each </w:t>
+      </w:r>
+      <w:proofErr w:type="spellStart"/>
+      <w:r>
+        <w:rPr>
+          <w:sz w:val="24"/>
+          <w:szCs w:val="24"/>
+          <w:lang w:val="en-US"/>
+        </w:rPr>
+        <w:t>colour</w:t>
+      </w:r>
+      <w:proofErr w:type="spellEnd"/>
+      <w:r>
+        <w:rPr>
+          <w:sz w:val="24"/>
+          <w:szCs w:val="24"/>
+          <w:lang w:val="en-US"/>
+        </w:rPr>
+        <w:t xml:space="preserve"> would be a different ore and the border between them would just be rock</w:t>
       </w:r>
       <w:r>
         <w:rPr>
@@ -4230,42 +4263,18 @@
         <w:lastRenderedPageBreak/>
         <w:t>Flowchart</w:t>
       </w:r>
-      <w:r>
-        <w:rPr>
-          <w:sz w:val="24"/>
-          <w:szCs w:val="24"/>
-          <w:lang w:val="en-US"/>
-        </w:rPr>
-        <w:t>s</w:t>
-      </w:r>
-    </w:p>
-    <w:p>
-      <w:pPr>
-        <w:rPr>
-          <w:sz w:val="24"/>
-          <w:szCs w:val="24"/>
-          <w:lang w:val="en-US"/>
-        </w:rPr>
-      </w:pPr>
-      <w:r>
-        <w:rPr>
-          <w:sz w:val="24"/>
-          <w:szCs w:val="24"/>
-          <w:lang w:val="en-US"/>
-        </w:rPr>
-        <w:t>Terrain                                                                                    Caves                                                         Ore</w:t>
-      </w:r>
-    </w:p>
-    <w:p>
-      <w:pPr>
-        <w:rPr>
-          <w:sz w:val="24"/>
-          <w:szCs w:val="24"/>
-          <w:lang w:val="en-US"/>
-        </w:rPr>
-      </w:pPr>
-      <w:r>
-        <w:rPr>
+    </w:p>
+    <w:p>
+      <w:pPr>
+        <w:rPr>
+          <w:sz w:val="24"/>
+          <w:szCs w:val="24"/>
+          <w:lang w:val="en-US"/>
+        </w:rPr>
+      </w:pPr>
+      <w:r>
+        <w:rPr>
+          <w:noProof/>
           <w:sz w:val="24"/>
           <w:szCs w:val="24"/>
           <w:lang w:val="en-US"/>
@@ -4368,6 +4377,7 @@
       </w:pPr>
       <w:r>
         <w:rPr>
+          <w:noProof/>
           <w:sz w:val="24"/>
           <w:szCs w:val="24"/>
           <w:lang w:val="en-US"/>
@@ -4684,12 +4694,12 @@
         <w:tblLook w:val="04A0" w:firstRow="1" w:lastRow="0" w:firstColumn="1" w:lastColumn="0" w:noHBand="0" w:noVBand="1"/>
       </w:tblPr>
       <w:tblGrid>
-        <w:gridCol w:w="473"/>
-        <w:gridCol w:w="3962"/>
-        <w:gridCol w:w="1372"/>
-        <w:gridCol w:w="2552"/>
-        <w:gridCol w:w="2551"/>
-        <w:gridCol w:w="3038"/>
+        <w:gridCol w:w="474"/>
+        <w:gridCol w:w="3568"/>
+        <w:gridCol w:w="1328"/>
+        <w:gridCol w:w="3068"/>
+        <w:gridCol w:w="2511"/>
+        <w:gridCol w:w="2999"/>
       </w:tblGrid>
       <w:tr>
         <w:tc>
@@ -4717,7 +4727,7 @@
         </w:tc>
         <w:tc>
           <w:tcPr>
-            <w:tcW w:w="3962" w:type="dxa"/>
+            <w:tcW w:w="3633" w:type="dxa"/>
           </w:tcPr>
           <w:p>
             <w:pPr>
@@ -4739,7 +4749,7 @@
         </w:tc>
         <w:tc>
           <w:tcPr>
-            <w:tcW w:w="1372" w:type="dxa"/>
+            <w:tcW w:w="1134" w:type="dxa"/>
           </w:tcPr>
           <w:p>
             <w:pPr>
@@ -4761,7 +4771,7 @@
         </w:tc>
         <w:tc>
           <w:tcPr>
-            <w:tcW w:w="2552" w:type="dxa"/>
+            <w:tcW w:w="3119" w:type="dxa"/>
           </w:tcPr>
           <w:p>
             <w:pPr>
@@ -4851,7 +4861,7 @@
         </w:tc>
         <w:tc>
           <w:tcPr>
-            <w:tcW w:w="3962" w:type="dxa"/>
+            <w:tcW w:w="3633" w:type="dxa"/>
           </w:tcPr>
           <w:p>
             <w:pPr>
@@ -4869,29 +4879,51 @@
               </w:rPr>
               <w:t xml:space="preserve">Working with noise algorithms for the first time so </w:t>
             </w:r>
-            <w:proofErr w:type="gramStart"/>
-            <w:r>
-              <w:rPr>
-                <w:sz w:val="24"/>
-                <w:szCs w:val="24"/>
-                <w:lang w:val="en-US"/>
-              </w:rPr>
-              <w:t>knowledge</w:t>
-            </w:r>
-            <w:proofErr w:type="gramEnd"/>
-            <w:r>
-              <w:rPr>
-                <w:sz w:val="24"/>
-                <w:szCs w:val="24"/>
-                <w:lang w:val="en-US"/>
-              </w:rPr>
-              <w:t xml:space="preserve"> gap setting me back</w:t>
+            <w:r>
+              <w:rPr>
+                <w:sz w:val="24"/>
+                <w:szCs w:val="24"/>
+                <w:lang w:val="en-US"/>
+              </w:rPr>
+              <w:t>the knowledge</w:t>
+            </w:r>
+            <w:r>
+              <w:rPr>
+                <w:sz w:val="24"/>
+                <w:szCs w:val="24"/>
+                <w:lang w:val="en-US"/>
+              </w:rPr>
+              <w:t xml:space="preserve"> gap </w:t>
+            </w:r>
+            <w:r>
+              <w:rPr>
+                <w:sz w:val="24"/>
+                <w:szCs w:val="24"/>
+                <w:lang w:val="en-US"/>
+              </w:rPr>
+              <w:t xml:space="preserve">might </w:t>
+            </w:r>
+            <w:r>
+              <w:rPr>
+                <w:sz w:val="24"/>
+                <w:szCs w:val="24"/>
+                <w:lang w:val="en-US"/>
+              </w:rPr>
+              <w:t>set me back</w:t>
+            </w:r>
+            <w:r>
+              <w:rPr>
+                <w:sz w:val="24"/>
+                <w:szCs w:val="24"/>
+                <w:lang w:val="en-US"/>
+              </w:rPr>
+              <w:t xml:space="preserve"> in development</w:t>
             </w:r>
           </w:p>
         </w:tc>
         <w:tc>
           <w:tcPr>
-            <w:tcW w:w="1372" w:type="dxa"/>
+            <w:tcW w:w="1134" w:type="dxa"/>
           </w:tcPr>
           <w:p>
             <w:pPr>
@@ -4907,13 +4939,21 @@
                 <w:szCs w:val="24"/>
                 <w:lang w:val="en-US"/>
               </w:rPr>
-              <w:t>5/10</w:t>
+              <w:t>5</w:t>
+            </w:r>
+            <w:r>
+              <w:rPr>
+                <w:sz w:val="24"/>
+                <w:szCs w:val="24"/>
+                <w:lang w:val="en-US"/>
+              </w:rPr>
+              <w:t>0%</w:t>
             </w:r>
           </w:p>
         </w:tc>
         <w:tc>
           <w:tcPr>
-            <w:tcW w:w="2552" w:type="dxa"/>
+            <w:tcW w:w="3119" w:type="dxa"/>
           </w:tcPr>
           <w:p>
             <w:pPr>
@@ -4929,7 +4969,25 @@
                 <w:szCs w:val="24"/>
                 <w:lang w:val="en-US"/>
               </w:rPr>
-              <w:t>-</w:t>
+              <w:t xml:space="preserve">Not getting a desired result out of one of the noise </w:t>
+            </w:r>
+            <w:proofErr w:type="gramStart"/>
+            <w:r>
+              <w:rPr>
+                <w:sz w:val="24"/>
+                <w:szCs w:val="24"/>
+                <w:lang w:val="en-US"/>
+              </w:rPr>
+              <w:t>algorithms</w:t>
+            </w:r>
+            <w:proofErr w:type="gramEnd"/>
+            <w:r>
+              <w:rPr>
+                <w:sz w:val="24"/>
+                <w:szCs w:val="24"/>
+                <w:lang w:val="en-US"/>
+              </w:rPr>
+              <w:t xml:space="preserve"> for example</w:t>
             </w:r>
           </w:p>
         </w:tc>
@@ -5003,7 +5061,447 @@
         </w:tc>
         <w:tc>
           <w:tcPr>
-            <w:tcW w:w="3962" w:type="dxa"/>
+            <w:tcW w:w="3633" w:type="dxa"/>
+          </w:tcPr>
+          <w:p>
+            <w:pPr>
+              <w:rPr>
+                <w:sz w:val="24"/>
+                <w:szCs w:val="24"/>
+                <w:lang w:val="en-US"/>
+              </w:rPr>
+            </w:pPr>
+            <w:r>
+              <w:rPr>
+                <w:sz w:val="24"/>
+                <w:szCs w:val="24"/>
+                <w:lang w:val="en-US"/>
+              </w:rPr>
+              <w:t>Being rusty with Unity C#</w:t>
+            </w:r>
+          </w:p>
+        </w:tc>
+        <w:tc>
+          <w:tcPr>
+            <w:tcW w:w="1134" w:type="dxa"/>
+          </w:tcPr>
+          <w:p>
+            <w:pPr>
+              <w:rPr>
+                <w:sz w:val="24"/>
+                <w:szCs w:val="24"/>
+                <w:lang w:val="en-US"/>
+              </w:rPr>
+            </w:pPr>
+            <w:r>
+              <w:rPr>
+                <w:sz w:val="24"/>
+                <w:szCs w:val="24"/>
+                <w:lang w:val="en-US"/>
+              </w:rPr>
+              <w:t>30%</w:t>
+            </w:r>
+          </w:p>
+        </w:tc>
+        <w:tc>
+          <w:tcPr>
+            <w:tcW w:w="3119" w:type="dxa"/>
+          </w:tcPr>
+          <w:p>
+            <w:pPr>
+              <w:rPr>
+                <w:sz w:val="24"/>
+                <w:szCs w:val="24"/>
+                <w:lang w:val="en-US"/>
+              </w:rPr>
+            </w:pPr>
+            <w:r>
+              <w:rPr>
+                <w:sz w:val="24"/>
+                <w:szCs w:val="24"/>
+                <w:lang w:val="en-US"/>
+              </w:rPr>
+              <w:t>Forgotten how to use certain functionality</w:t>
+            </w:r>
+          </w:p>
+        </w:tc>
+        <w:tc>
+          <w:tcPr>
+            <w:tcW w:w="2551" w:type="dxa"/>
+          </w:tcPr>
+          <w:p>
+            <w:pPr>
+              <w:rPr>
+                <w:sz w:val="24"/>
+                <w:szCs w:val="24"/>
+                <w:lang w:val="en-US"/>
+              </w:rPr>
+            </w:pPr>
+            <w:proofErr w:type="gramStart"/>
+            <w:r>
+              <w:rPr>
+                <w:sz w:val="24"/>
+                <w:szCs w:val="24"/>
+                <w:lang w:val="en-US"/>
+              </w:rPr>
+              <w:t>Might</w:t>
+            </w:r>
+            <w:proofErr w:type="gramEnd"/>
+            <w:r>
+              <w:rPr>
+                <w:sz w:val="24"/>
+                <w:szCs w:val="24"/>
+                <w:lang w:val="en-US"/>
+              </w:rPr>
+              <w:t xml:space="preserve"> attempt complex solutions, when simpler ones are available</w:t>
+            </w:r>
+          </w:p>
+        </w:tc>
+        <w:tc>
+          <w:tcPr>
+            <w:tcW w:w="3038" w:type="dxa"/>
+          </w:tcPr>
+          <w:p>
+            <w:pPr>
+              <w:rPr>
+                <w:sz w:val="24"/>
+                <w:szCs w:val="24"/>
+                <w:lang w:val="en-US"/>
+              </w:rPr>
+            </w:pPr>
+            <w:r>
+              <w:rPr>
+                <w:sz w:val="24"/>
+                <w:szCs w:val="24"/>
+                <w:lang w:val="en-US"/>
+              </w:rPr>
+              <w:t xml:space="preserve">Use either </w:t>
+            </w:r>
+            <w:proofErr w:type="spellStart"/>
+            <w:r>
+              <w:rPr>
+                <w:sz w:val="24"/>
+                <w:szCs w:val="24"/>
+                <w:lang w:val="en-US"/>
+              </w:rPr>
+              <w:t>Youtube</w:t>
+            </w:r>
+            <w:proofErr w:type="spellEnd"/>
+            <w:r>
+              <w:rPr>
+                <w:sz w:val="24"/>
+                <w:szCs w:val="24"/>
+                <w:lang w:val="en-US"/>
+              </w:rPr>
+              <w:t xml:space="preserve"> or documentation in areas of the development I am stuck in</w:t>
+            </w:r>
+          </w:p>
+        </w:tc>
+      </w:tr>
+      <w:tr>
+        <w:tc>
+          <w:tcPr>
+            <w:tcW w:w="473" w:type="dxa"/>
+          </w:tcPr>
+          <w:p>
+            <w:pPr>
+              <w:rPr>
+                <w:sz w:val="24"/>
+                <w:szCs w:val="24"/>
+                <w:lang w:val="en-US"/>
+              </w:rPr>
+            </w:pPr>
+            <w:r>
+              <w:rPr>
+                <w:sz w:val="24"/>
+                <w:szCs w:val="24"/>
+                <w:lang w:val="en-US"/>
+              </w:rPr>
+              <w:t>03</w:t>
+            </w:r>
+          </w:p>
+        </w:tc>
+        <w:tc>
+          <w:tcPr>
+            <w:tcW w:w="3633" w:type="dxa"/>
+          </w:tcPr>
+          <w:p>
+            <w:pPr>
+              <w:rPr>
+                <w:sz w:val="24"/>
+                <w:szCs w:val="24"/>
+                <w:lang w:val="en-US"/>
+              </w:rPr>
+            </w:pPr>
+            <w:proofErr w:type="gramStart"/>
+            <w:r>
+              <w:rPr>
+                <w:sz w:val="24"/>
+                <w:szCs w:val="24"/>
+                <w:lang w:val="en-US"/>
+              </w:rPr>
+              <w:t>End product</w:t>
+            </w:r>
+            <w:proofErr w:type="gramEnd"/>
+            <w:r>
+              <w:rPr>
+                <w:sz w:val="24"/>
+                <w:szCs w:val="24"/>
+                <w:lang w:val="en-US"/>
+              </w:rPr>
+              <w:t xml:space="preserve"> being too simplistic for an FMP</w:t>
+            </w:r>
+          </w:p>
+        </w:tc>
+        <w:tc>
+          <w:tcPr>
+            <w:tcW w:w="1134" w:type="dxa"/>
+          </w:tcPr>
+          <w:p>
+            <w:pPr>
+              <w:rPr>
+                <w:sz w:val="24"/>
+                <w:szCs w:val="24"/>
+                <w:lang w:val="en-US"/>
+              </w:rPr>
+            </w:pPr>
+            <w:r>
+              <w:rPr>
+                <w:sz w:val="24"/>
+                <w:szCs w:val="24"/>
+                <w:lang w:val="en-US"/>
+              </w:rPr>
+              <w:t>10%</w:t>
+            </w:r>
+          </w:p>
+        </w:tc>
+        <w:tc>
+          <w:tcPr>
+            <w:tcW w:w="3119" w:type="dxa"/>
+          </w:tcPr>
+          <w:p>
+            <w:pPr>
+              <w:rPr>
+                <w:sz w:val="24"/>
+                <w:szCs w:val="24"/>
+                <w:lang w:val="en-US"/>
+              </w:rPr>
+            </w:pPr>
+            <w:r>
+              <w:rPr>
+                <w:sz w:val="24"/>
+                <w:szCs w:val="24"/>
+                <w:lang w:val="en-US"/>
+              </w:rPr>
+              <w:t>Algorithm not being polished enough or generated map looking dull</w:t>
+            </w:r>
+          </w:p>
+        </w:tc>
+        <w:tc>
+          <w:tcPr>
+            <w:tcW w:w="2551" w:type="dxa"/>
+          </w:tcPr>
+          <w:p>
+            <w:pPr>
+              <w:rPr>
+                <w:sz w:val="24"/>
+                <w:szCs w:val="24"/>
+                <w:lang w:val="en-US"/>
+              </w:rPr>
+            </w:pPr>
+            <w:r>
+              <w:rPr>
+                <w:sz w:val="24"/>
+                <w:szCs w:val="24"/>
+                <w:lang w:val="en-US"/>
+              </w:rPr>
+              <w:t>Grade and portfolio will be affected negatively</w:t>
+            </w:r>
+          </w:p>
+        </w:tc>
+        <w:tc>
+          <w:tcPr>
+            <w:tcW w:w="3038" w:type="dxa"/>
+          </w:tcPr>
+          <w:p>
+            <w:pPr>
+              <w:rPr>
+                <w:sz w:val="24"/>
+                <w:szCs w:val="24"/>
+                <w:lang w:val="en-US"/>
+              </w:rPr>
+            </w:pPr>
+            <w:r>
+              <w:rPr>
+                <w:sz w:val="24"/>
+                <w:szCs w:val="24"/>
+                <w:lang w:val="en-US"/>
+              </w:rPr>
+              <w:t>Ask for feedback if I run out of ideas for improvements</w:t>
+            </w:r>
+          </w:p>
+        </w:tc>
+      </w:tr>
+      <w:tr>
+        <w:tc>
+          <w:tcPr>
+            <w:tcW w:w="473" w:type="dxa"/>
+          </w:tcPr>
+          <w:p>
+            <w:pPr>
+              <w:rPr>
+                <w:sz w:val="24"/>
+                <w:szCs w:val="24"/>
+                <w:lang w:val="en-US"/>
+              </w:rPr>
+            </w:pPr>
+            <w:r>
+              <w:rPr>
+                <w:sz w:val="24"/>
+                <w:szCs w:val="24"/>
+                <w:lang w:val="en-US"/>
+              </w:rPr>
+              <w:t>04</w:t>
+            </w:r>
+          </w:p>
+        </w:tc>
+        <w:tc>
+          <w:tcPr>
+            <w:tcW w:w="3633" w:type="dxa"/>
+          </w:tcPr>
+          <w:p>
+            <w:pPr>
+              <w:rPr>
+                <w:sz w:val="24"/>
+                <w:szCs w:val="24"/>
+                <w:lang w:val="en-US"/>
+              </w:rPr>
+            </w:pPr>
+            <w:r>
+              <w:rPr>
+                <w:sz w:val="24"/>
+                <w:szCs w:val="24"/>
+                <w:lang w:val="en-US"/>
+              </w:rPr>
+              <w:t>Lacking beta testing due to the nature of the project</w:t>
+            </w:r>
+          </w:p>
+        </w:tc>
+        <w:tc>
+          <w:tcPr>
+            <w:tcW w:w="1134" w:type="dxa"/>
+          </w:tcPr>
+          <w:p>
+            <w:pPr>
+              <w:rPr>
+                <w:sz w:val="24"/>
+                <w:szCs w:val="24"/>
+                <w:lang w:val="en-US"/>
+              </w:rPr>
+            </w:pPr>
+            <w:r>
+              <w:rPr>
+                <w:sz w:val="24"/>
+                <w:szCs w:val="24"/>
+                <w:lang w:val="en-US"/>
+              </w:rPr>
+              <w:t>65%</w:t>
+            </w:r>
+          </w:p>
+        </w:tc>
+        <w:tc>
+          <w:tcPr>
+            <w:tcW w:w="3119" w:type="dxa"/>
+          </w:tcPr>
+          <w:p>
+            <w:pPr>
+              <w:rPr>
+                <w:sz w:val="24"/>
+                <w:szCs w:val="24"/>
+                <w:lang w:val="en-US"/>
+              </w:rPr>
+            </w:pPr>
+            <w:r>
+              <w:rPr>
+                <w:sz w:val="24"/>
+                <w:szCs w:val="24"/>
+                <w:lang w:val="en-US"/>
+              </w:rPr>
+              <w:t>Users not being able to test due to no interface or UX</w:t>
+            </w:r>
+          </w:p>
+        </w:tc>
+        <w:tc>
+          <w:tcPr>
+            <w:tcW w:w="2551" w:type="dxa"/>
+          </w:tcPr>
+          <w:p>
+            <w:pPr>
+              <w:rPr>
+                <w:sz w:val="24"/>
+                <w:szCs w:val="24"/>
+                <w:lang w:val="en-US"/>
+              </w:rPr>
+            </w:pPr>
+            <w:r>
+              <w:rPr>
+                <w:sz w:val="24"/>
+                <w:szCs w:val="24"/>
+                <w:lang w:val="en-US"/>
+              </w:rPr>
+              <w:t>Won’t get any feedback</w:t>
+            </w:r>
+          </w:p>
+        </w:tc>
+        <w:tc>
+          <w:tcPr>
+            <w:tcW w:w="3038" w:type="dxa"/>
+          </w:tcPr>
+          <w:p>
+            <w:pPr>
+              <w:rPr>
+                <w:sz w:val="24"/>
+                <w:szCs w:val="24"/>
+                <w:lang w:val="en-US"/>
+              </w:rPr>
+            </w:pPr>
+            <w:r>
+              <w:rPr>
+                <w:sz w:val="24"/>
+                <w:szCs w:val="24"/>
+                <w:lang w:val="en-US"/>
+              </w:rPr>
+              <w:t>Add some customization features so at least users can engage with product</w:t>
+            </w:r>
+          </w:p>
+        </w:tc>
+      </w:tr>
+      <w:tr>
+        <w:tc>
+          <w:tcPr>
+            <w:tcW w:w="473" w:type="dxa"/>
+          </w:tcPr>
+          <w:p>
+            <w:pPr>
+              <w:rPr>
+                <w:sz w:val="24"/>
+                <w:szCs w:val="24"/>
+                <w:lang w:val="en-US"/>
+              </w:rPr>
+            </w:pPr>
+            <w:r>
+              <w:rPr>
+                <w:sz w:val="24"/>
+                <w:szCs w:val="24"/>
+                <w:lang w:val="en-US"/>
+              </w:rPr>
+              <w:t>05</w:t>
+            </w:r>
+          </w:p>
+        </w:tc>
+        <w:tc>
+          <w:tcPr>
+            <w:tcW w:w="3633" w:type="dxa"/>
           </w:tcPr>
           <w:p>
             <w:pPr>
@@ -5017,7 +5515,7 @@
         </w:tc>
         <w:tc>
           <w:tcPr>
-            <w:tcW w:w="1372" w:type="dxa"/>
+            <w:tcW w:w="1134" w:type="dxa"/>
           </w:tcPr>
           <w:p>
             <w:pPr>
@@ -5031,7 +5529,7 @@
         </w:tc>
         <w:tc>
           <w:tcPr>
-            <w:tcW w:w="2552" w:type="dxa"/>
+            <w:tcW w:w="3119" w:type="dxa"/>
           </w:tcPr>
           <w:p>
             <w:pPr>
@@ -5091,13 +5589,13 @@
                 <w:szCs w:val="24"/>
                 <w:lang w:val="en-US"/>
               </w:rPr>
-              <w:t>03</w:t>
+              <w:t>06</w:t>
             </w:r>
           </w:p>
         </w:tc>
         <w:tc>
           <w:tcPr>
-            <w:tcW w:w="3962" w:type="dxa"/>
+            <w:tcW w:w="3633" w:type="dxa"/>
           </w:tcPr>
           <w:p>
             <w:pPr>
@@ -5111,7 +5609,7 @@
         </w:tc>
         <w:tc>
           <w:tcPr>
-            <w:tcW w:w="1372" w:type="dxa"/>
+            <w:tcW w:w="1134" w:type="dxa"/>
           </w:tcPr>
           <w:p>
             <w:pPr>
@@ -5125,7 +5623,7 @@
         </w:tc>
         <w:tc>
           <w:tcPr>
-            <w:tcW w:w="2552" w:type="dxa"/>
+            <w:tcW w:w="3119" w:type="dxa"/>
           </w:tcPr>
           <w:p>
             <w:pPr>
@@ -5185,13 +5683,13 @@
                 <w:szCs w:val="24"/>
                 <w:lang w:val="en-US"/>
               </w:rPr>
-              <w:t>04</w:t>
+              <w:t>07</w:t>
             </w:r>
           </w:p>
         </w:tc>
         <w:tc>
           <w:tcPr>
-            <w:tcW w:w="3962" w:type="dxa"/>
+            <w:tcW w:w="3633" w:type="dxa"/>
           </w:tcPr>
           <w:p>
             <w:pPr>
@@ -5205,7 +5703,7 @@
         </w:tc>
         <w:tc>
           <w:tcPr>
-            <w:tcW w:w="1372" w:type="dxa"/>
+            <w:tcW w:w="1134" w:type="dxa"/>
           </w:tcPr>
           <w:p>
             <w:pPr>
@@ -5219,7 +5717,7 @@
         </w:tc>
         <w:tc>
           <w:tcPr>
-            <w:tcW w:w="2552" w:type="dxa"/>
+            <w:tcW w:w="3119" w:type="dxa"/>
           </w:tcPr>
           <w:p>
             <w:pPr>
@@ -5279,13 +5777,13 @@
                 <w:szCs w:val="24"/>
                 <w:lang w:val="en-US"/>
               </w:rPr>
-              <w:t>05</w:t>
+              <w:t>08</w:t>
             </w:r>
           </w:p>
         </w:tc>
         <w:tc>
           <w:tcPr>
-            <w:tcW w:w="3962" w:type="dxa"/>
+            <w:tcW w:w="3633" w:type="dxa"/>
           </w:tcPr>
           <w:p>
             <w:pPr>
@@ -5299,7 +5797,7 @@
         </w:tc>
         <w:tc>
           <w:tcPr>
-            <w:tcW w:w="1372" w:type="dxa"/>
+            <w:tcW w:w="1134" w:type="dxa"/>
           </w:tcPr>
           <w:p>
             <w:pPr>
@@ -5313,7 +5811,7 @@
         </w:tc>
         <w:tc>
           <w:tcPr>
-            <w:tcW w:w="2552" w:type="dxa"/>
+            <w:tcW w:w="3119" w:type="dxa"/>
           </w:tcPr>
           <w:p>
             <w:pPr>
@@ -5373,13 +5871,13 @@
                 <w:szCs w:val="24"/>
                 <w:lang w:val="en-US"/>
               </w:rPr>
-              <w:t>06</w:t>
+              <w:t>09</w:t>
             </w:r>
           </w:p>
         </w:tc>
         <w:tc>
           <w:tcPr>
-            <w:tcW w:w="3962" w:type="dxa"/>
+            <w:tcW w:w="3633" w:type="dxa"/>
           </w:tcPr>
           <w:p>
             <w:pPr>
@@ -5393,7 +5891,7 @@
         </w:tc>
         <w:tc>
           <w:tcPr>
-            <w:tcW w:w="1372" w:type="dxa"/>
+            <w:tcW w:w="1134" w:type="dxa"/>
           </w:tcPr>
           <w:p>
             <w:pPr>
@@ -5407,7 +5905,7 @@
         </w:tc>
         <w:tc>
           <w:tcPr>
-            <w:tcW w:w="2552" w:type="dxa"/>
+            <w:tcW w:w="3119" w:type="dxa"/>
           </w:tcPr>
           <w:p>
             <w:pPr>
@@ -5467,13 +5965,13 @@
                 <w:szCs w:val="24"/>
                 <w:lang w:val="en-US"/>
               </w:rPr>
-              <w:t>07</w:t>
+              <w:t>10</w:t>
             </w:r>
           </w:p>
         </w:tc>
         <w:tc>
           <w:tcPr>
-            <w:tcW w:w="3962" w:type="dxa"/>
+            <w:tcW w:w="3633" w:type="dxa"/>
           </w:tcPr>
           <w:p>
             <w:pPr>
@@ -5487,7 +5985,7 @@
         </w:tc>
         <w:tc>
           <w:tcPr>
-            <w:tcW w:w="1372" w:type="dxa"/>
+            <w:tcW w:w="1134" w:type="dxa"/>
           </w:tcPr>
           <w:p>
             <w:pPr>
@@ -5501,7 +5999,7 @@
         </w:tc>
         <w:tc>
           <w:tcPr>
-            <w:tcW w:w="2552" w:type="dxa"/>
+            <w:tcW w:w="3119" w:type="dxa"/>
           </w:tcPr>
           <w:p>
             <w:pPr>
@@ -5542,288 +6040,6 @@
           </w:p>
         </w:tc>
       </w:tr>
-      <w:tr>
-        <w:tc>
-          <w:tcPr>
-            <w:tcW w:w="473" w:type="dxa"/>
-          </w:tcPr>
-          <w:p>
-            <w:pPr>
-              <w:rPr>
-                <w:sz w:val="24"/>
-                <w:szCs w:val="24"/>
-                <w:lang w:val="en-US"/>
-              </w:rPr>
-            </w:pPr>
-            <w:r>
-              <w:rPr>
-                <w:sz w:val="24"/>
-                <w:szCs w:val="24"/>
-                <w:lang w:val="en-US"/>
-              </w:rPr>
-              <w:t>08</w:t>
-            </w:r>
-          </w:p>
-        </w:tc>
-        <w:tc>
-          <w:tcPr>
-            <w:tcW w:w="3962" w:type="dxa"/>
-          </w:tcPr>
-          <w:p>
-            <w:pPr>
-              <w:rPr>
-                <w:sz w:val="24"/>
-                <w:szCs w:val="24"/>
-                <w:lang w:val="en-US"/>
-              </w:rPr>
-            </w:pPr>
-          </w:p>
-        </w:tc>
-        <w:tc>
-          <w:tcPr>
-            <w:tcW w:w="1372" w:type="dxa"/>
-          </w:tcPr>
-          <w:p>
-            <w:pPr>
-              <w:rPr>
-                <w:sz w:val="24"/>
-                <w:szCs w:val="24"/>
-                <w:lang w:val="en-US"/>
-              </w:rPr>
-            </w:pPr>
-          </w:p>
-        </w:tc>
-        <w:tc>
-          <w:tcPr>
-            <w:tcW w:w="2552" w:type="dxa"/>
-          </w:tcPr>
-          <w:p>
-            <w:pPr>
-              <w:rPr>
-                <w:sz w:val="24"/>
-                <w:szCs w:val="24"/>
-                <w:lang w:val="en-US"/>
-              </w:rPr>
-            </w:pPr>
-          </w:p>
-        </w:tc>
-        <w:tc>
-          <w:tcPr>
-            <w:tcW w:w="2551" w:type="dxa"/>
-          </w:tcPr>
-          <w:p>
-            <w:pPr>
-              <w:rPr>
-                <w:sz w:val="24"/>
-                <w:szCs w:val="24"/>
-                <w:lang w:val="en-US"/>
-              </w:rPr>
-            </w:pPr>
-          </w:p>
-        </w:tc>
-        <w:tc>
-          <w:tcPr>
-            <w:tcW w:w="3038" w:type="dxa"/>
-          </w:tcPr>
-          <w:p>
-            <w:pPr>
-              <w:rPr>
-                <w:sz w:val="24"/>
-                <w:szCs w:val="24"/>
-                <w:lang w:val="en-US"/>
-              </w:rPr>
-            </w:pPr>
-          </w:p>
-        </w:tc>
-      </w:tr>
-      <w:tr>
-        <w:tc>
-          <w:tcPr>
-            <w:tcW w:w="473" w:type="dxa"/>
-          </w:tcPr>
-          <w:p>
-            <w:pPr>
-              <w:rPr>
-                <w:sz w:val="24"/>
-                <w:szCs w:val="24"/>
-                <w:lang w:val="en-US"/>
-              </w:rPr>
-            </w:pPr>
-            <w:r>
-              <w:rPr>
-                <w:sz w:val="24"/>
-                <w:szCs w:val="24"/>
-                <w:lang w:val="en-US"/>
-              </w:rPr>
-              <w:t>09</w:t>
-            </w:r>
-          </w:p>
-        </w:tc>
-        <w:tc>
-          <w:tcPr>
-            <w:tcW w:w="3962" w:type="dxa"/>
-          </w:tcPr>
-          <w:p>
-            <w:pPr>
-              <w:rPr>
-                <w:sz w:val="24"/>
-                <w:szCs w:val="24"/>
-                <w:lang w:val="en-US"/>
-              </w:rPr>
-            </w:pPr>
-          </w:p>
-        </w:tc>
-        <w:tc>
-          <w:tcPr>
-            <w:tcW w:w="1372" w:type="dxa"/>
-          </w:tcPr>
-          <w:p>
-            <w:pPr>
-              <w:rPr>
-                <w:sz w:val="24"/>
-                <w:szCs w:val="24"/>
-                <w:lang w:val="en-US"/>
-              </w:rPr>
-            </w:pPr>
-          </w:p>
-        </w:tc>
-        <w:tc>
-          <w:tcPr>
-            <w:tcW w:w="2552" w:type="dxa"/>
-          </w:tcPr>
-          <w:p>
-            <w:pPr>
-              <w:rPr>
-                <w:sz w:val="24"/>
-                <w:szCs w:val="24"/>
-                <w:lang w:val="en-US"/>
-              </w:rPr>
-            </w:pPr>
-          </w:p>
-        </w:tc>
-        <w:tc>
-          <w:tcPr>
-            <w:tcW w:w="2551" w:type="dxa"/>
-          </w:tcPr>
-          <w:p>
-            <w:pPr>
-              <w:rPr>
-                <w:sz w:val="24"/>
-                <w:szCs w:val="24"/>
-                <w:lang w:val="en-US"/>
-              </w:rPr>
-            </w:pPr>
-          </w:p>
-        </w:tc>
-        <w:tc>
-          <w:tcPr>
-            <w:tcW w:w="3038" w:type="dxa"/>
-          </w:tcPr>
-          <w:p>
-            <w:pPr>
-              <w:rPr>
-                <w:sz w:val="24"/>
-                <w:szCs w:val="24"/>
-                <w:lang w:val="en-US"/>
-              </w:rPr>
-            </w:pPr>
-          </w:p>
-        </w:tc>
-      </w:tr>
-      <w:tr>
-        <w:tc>
-          <w:tcPr>
-            <w:tcW w:w="473" w:type="dxa"/>
-          </w:tcPr>
-          <w:p>
-            <w:pPr>
-              <w:rPr>
-                <w:sz w:val="24"/>
-                <w:szCs w:val="24"/>
-                <w:lang w:val="en-US"/>
-              </w:rPr>
-            </w:pPr>
-            <w:r>
-              <w:rPr>
-                <w:sz w:val="24"/>
-                <w:szCs w:val="24"/>
-                <w:lang w:val="en-US"/>
-              </w:rPr>
-              <w:t>10</w:t>
-            </w:r>
-          </w:p>
-        </w:tc>
-        <w:tc>
-          <w:tcPr>
-            <w:tcW w:w="3962" w:type="dxa"/>
-          </w:tcPr>
-          <w:p>
-            <w:pPr>
-              <w:rPr>
-                <w:sz w:val="24"/>
-                <w:szCs w:val="24"/>
-                <w:lang w:val="en-US"/>
-              </w:rPr>
-            </w:pPr>
-          </w:p>
-        </w:tc>
-        <w:tc>
-          <w:tcPr>
-            <w:tcW w:w="1372" w:type="dxa"/>
-          </w:tcPr>
-          <w:p>
-            <w:pPr>
-              <w:rPr>
-                <w:sz w:val="24"/>
-                <w:szCs w:val="24"/>
-                <w:lang w:val="en-US"/>
-              </w:rPr>
-            </w:pPr>
-          </w:p>
-        </w:tc>
-        <w:tc>
-          <w:tcPr>
-            <w:tcW w:w="2552" w:type="dxa"/>
-          </w:tcPr>
-          <w:p>
-            <w:pPr>
-              <w:rPr>
-                <w:sz w:val="24"/>
-                <w:szCs w:val="24"/>
-                <w:lang w:val="en-US"/>
-              </w:rPr>
-            </w:pPr>
-          </w:p>
-        </w:tc>
-        <w:tc>
-          <w:tcPr>
-            <w:tcW w:w="2551" w:type="dxa"/>
-          </w:tcPr>
-          <w:p>
-            <w:pPr>
-              <w:rPr>
-                <w:sz w:val="24"/>
-                <w:szCs w:val="24"/>
-                <w:lang w:val="en-US"/>
-              </w:rPr>
-            </w:pPr>
-          </w:p>
-        </w:tc>
-        <w:tc>
-          <w:tcPr>
-            <w:tcW w:w="3038" w:type="dxa"/>
-          </w:tcPr>
-          <w:p>
-            <w:pPr>
-              <w:rPr>
-                <w:sz w:val="24"/>
-                <w:szCs w:val="24"/>
-                <w:lang w:val="en-US"/>
-              </w:rPr>
-            </w:pPr>
-          </w:p>
-        </w:tc>
-      </w:tr>
     </w:tbl>
     <w:p>
       <w:pPr>
@@ -5915,7 +6131,15 @@
           <w:szCs w:val="24"/>
           <w:lang w:val="en-US"/>
         </w:rPr>
-        <w:t xml:space="preserve">Hack n Plan / Jira / Trello – </w:t>
+        <w:t>In terms</w:t>
+      </w:r>
+      <w:r>
+        <w:rPr>
+          <w:sz w:val="24"/>
+          <w:szCs w:val="24"/>
+          <w:lang w:val="en-US"/>
+        </w:rPr>
+        <w:t xml:space="preserve"> of tracking software, I decided to use Trello. The reason for this was </w:t>
       </w:r>
       <w:proofErr w:type="gramStart"/>
       <w:r>
@@ -5924,7 +6148,7 @@
           <w:szCs w:val="24"/>
           <w:lang w:val="en-US"/>
         </w:rPr>
-        <w:t>look into</w:t>
+        <w:t>pretty simple</w:t>
       </w:r>
       <w:proofErr w:type="gramEnd"/>
       <w:r>
@@ -5933,7 +6157,25 @@
           <w:szCs w:val="24"/>
           <w:lang w:val="en-US"/>
         </w:rPr>
-        <w:t xml:space="preserve"> trello</w:t>
+        <w:t xml:space="preserve">, I wanted to give it a try. On top of that, the ones I had used before, Hack n Plan or Jira were not industry </w:t>
+      </w:r>
+      <w:proofErr w:type="gramStart"/>
+      <w:r>
+        <w:rPr>
+          <w:sz w:val="24"/>
+          <w:szCs w:val="24"/>
+          <w:lang w:val="en-US"/>
+        </w:rPr>
+        <w:t>standard</w:t>
+      </w:r>
+      <w:proofErr w:type="gramEnd"/>
+      <w:r>
+        <w:rPr>
+          <w:sz w:val="24"/>
+          <w:szCs w:val="24"/>
+          <w:lang w:val="en-US"/>
+        </w:rPr>
+        <w:t xml:space="preserve"> or I just was not a fan of, respectively. </w:t>
       </w:r>
     </w:p>
     <w:p>
@@ -5969,6 +6211,14 @@
           <w:lang w:val="en-US"/>
         </w:rPr>
         <w:t>GitHub</w:t>
+      </w:r>
+      <w:r>
+        <w:rPr>
+          <w:sz w:val="24"/>
+          <w:szCs w:val="24"/>
+          <w:lang w:val="en-US"/>
+        </w:rPr>
+        <w:t xml:space="preserve"> will be my go-to software for source control, mainly because it is what I have been mainly using until now, but also because I like it and have not had any issues with it. Furthermore, it has many available plugins for other software if I decide to expand my project later (e.g. Jenkins).</w:t>
       </w:r>
     </w:p>
     <w:p>

--- a/Final Major Project.docx
+++ b/Final Major Project.docx
@@ -268,7 +268,6 @@
     <w:sdt>
       <w:sdtPr>
         <w:rPr>
-          <w:caps w:val="0"/>
           <w:color w:val="auto"/>
           <w:spacing w:val="0"/>
           <w:sz w:val="20"/>
@@ -282,9 +281,10 @@
       </w:sdtPr>
       <w:sdtEndPr>
         <w:rPr>
-          <w:b/>
           <w:bCs/>
+          <w:caps w:val="0"/>
           <w:noProof/>
+          <w:lang w:val="en-GB"/>
         </w:rPr>
       </w:sdtEndPr>
       <w:sdtContent>
@@ -320,13 +320,13 @@
           <w:r>
             <w:fldChar w:fldCharType="separate"/>
           </w:r>
-          <w:hyperlink w:anchor="_Toc189051116" w:history="1">
+          <w:hyperlink w:anchor="_Toc190254260" w:history="1">
             <w:r>
               <w:rPr>
                 <w:rStyle w:val="Hyperlink"/>
                 <w:noProof/>
               </w:rPr>
-              <w:t>Project Definition</w:t>
+              <w:t>Project Rationale</w:t>
             </w:r>
             <w:r>
               <w:rPr>
@@ -347,7 +347,7 @@
                 <w:noProof/>
                 <w:webHidden/>
               </w:rPr>
-              <w:instrText xml:space="preserve"> PAGEREF _Toc189051116 \h </w:instrText>
+              <w:instrText xml:space="preserve"> PAGEREF _Toc190254260 \h </w:instrText>
             </w:r>
             <w:r>
               <w:rPr>
@@ -393,7 +393,7 @@
               <w14:ligatures w14:val="standardContextual"/>
             </w:rPr>
           </w:pPr>
-          <w:hyperlink w:anchor="_Toc189051117" w:history="1">
+          <w:hyperlink w:anchor="_Toc190254261" w:history="1">
             <w:r>
               <w:rPr>
                 <w:rStyle w:val="Hyperlink"/>
@@ -421,7 +421,7 @@
                 <w:noProof/>
                 <w:webHidden/>
               </w:rPr>
-              <w:instrText xml:space="preserve"> PAGEREF _Toc189051117 \h </w:instrText>
+              <w:instrText xml:space="preserve"> PAGEREF _Toc190254261 \h </w:instrText>
             </w:r>
             <w:r>
               <w:rPr>
@@ -467,7 +467,7 @@
               <w14:ligatures w14:val="standardContextual"/>
             </w:rPr>
           </w:pPr>
-          <w:hyperlink w:anchor="_Toc189051118" w:history="1">
+          <w:hyperlink w:anchor="_Toc190254262" w:history="1">
             <w:r>
               <w:rPr>
                 <w:rStyle w:val="Hyperlink"/>
@@ -495,7 +495,7 @@
                 <w:noProof/>
                 <w:webHidden/>
               </w:rPr>
-              <w:instrText xml:space="preserve"> PAGEREF _Toc189051118 \h </w:instrText>
+              <w:instrText xml:space="preserve"> PAGEREF _Toc190254262 \h </w:instrText>
             </w:r>
             <w:r>
               <w:rPr>
@@ -541,7 +541,7 @@
               <w14:ligatures w14:val="standardContextual"/>
             </w:rPr>
           </w:pPr>
-          <w:hyperlink w:anchor="_Toc189051119" w:history="1">
+          <w:hyperlink w:anchor="_Toc190254263" w:history="1">
             <w:r>
               <w:rPr>
                 <w:rStyle w:val="Hyperlink"/>
@@ -569,7 +569,7 @@
                 <w:noProof/>
                 <w:webHidden/>
               </w:rPr>
-              <w:instrText xml:space="preserve"> PAGEREF _Toc189051119 \h </w:instrText>
+              <w:instrText xml:space="preserve"> PAGEREF _Toc190254263 \h </w:instrText>
             </w:r>
             <w:r>
               <w:rPr>
@@ -589,7 +589,377 @@
                 <w:noProof/>
                 <w:webHidden/>
               </w:rPr>
-              <w:t>3</w:t>
+              <w:t>4</w:t>
+            </w:r>
+            <w:r>
+              <w:rPr>
+                <w:noProof/>
+                <w:webHidden/>
+              </w:rPr>
+              <w:fldChar w:fldCharType="end"/>
+            </w:r>
+          </w:hyperlink>
+        </w:p>
+        <w:p>
+          <w:pPr>
+            <w:pStyle w:val="TOC2"/>
+            <w:tabs>
+              <w:tab w:val="right" w:leader="dot" w:pos="9016"/>
+            </w:tabs>
+            <w:rPr>
+              <w:noProof/>
+              <w:kern w:val="2"/>
+              <w:sz w:val="24"/>
+              <w:szCs w:val="24"/>
+              <w:lang w:eastAsia="en-GB"/>
+              <w14:ligatures w14:val="standardContextual"/>
+            </w:rPr>
+          </w:pPr>
+          <w:hyperlink w:anchor="_Toc190254264" w:history="1">
+            <w:r>
+              <w:rPr>
+                <w:rStyle w:val="Hyperlink"/>
+                <w:noProof/>
+                <w:lang w:val="en-US"/>
+              </w:rPr>
+              <w:t>Product Specification and Scope</w:t>
+            </w:r>
+            <w:r>
+              <w:rPr>
+                <w:noProof/>
+                <w:webHidden/>
+              </w:rPr>
+              <w:tab/>
+            </w:r>
+            <w:r>
+              <w:rPr>
+                <w:noProof/>
+                <w:webHidden/>
+              </w:rPr>
+              <w:fldChar w:fldCharType="begin"/>
+            </w:r>
+            <w:r>
+              <w:rPr>
+                <w:noProof/>
+                <w:webHidden/>
+              </w:rPr>
+              <w:instrText xml:space="preserve"> PAGEREF _Toc190254264 \h </w:instrText>
+            </w:r>
+            <w:r>
+              <w:rPr>
+                <w:noProof/>
+                <w:webHidden/>
+              </w:rPr>
+            </w:r>
+            <w:r>
+              <w:rPr>
+                <w:noProof/>
+                <w:webHidden/>
+              </w:rPr>
+              <w:fldChar w:fldCharType="separate"/>
+            </w:r>
+            <w:r>
+              <w:rPr>
+                <w:noProof/>
+                <w:webHidden/>
+              </w:rPr>
+              <w:t>4</w:t>
+            </w:r>
+            <w:r>
+              <w:rPr>
+                <w:noProof/>
+                <w:webHidden/>
+              </w:rPr>
+              <w:fldChar w:fldCharType="end"/>
+            </w:r>
+          </w:hyperlink>
+        </w:p>
+        <w:p>
+          <w:pPr>
+            <w:pStyle w:val="TOC3"/>
+            <w:tabs>
+              <w:tab w:val="right" w:leader="dot" w:pos="9016"/>
+            </w:tabs>
+            <w:rPr>
+              <w:noProof/>
+              <w:kern w:val="2"/>
+              <w:sz w:val="24"/>
+              <w:szCs w:val="24"/>
+              <w:lang w:eastAsia="en-GB"/>
+              <w14:ligatures w14:val="standardContextual"/>
+            </w:rPr>
+          </w:pPr>
+          <w:hyperlink w:anchor="_Toc190254265" w:history="1">
+            <w:r>
+              <w:rPr>
+                <w:rStyle w:val="Hyperlink"/>
+                <w:noProof/>
+                <w:lang w:val="en-US"/>
+              </w:rPr>
+              <w:t>Algorithm Implementation – main focus</w:t>
+            </w:r>
+            <w:r>
+              <w:rPr>
+                <w:noProof/>
+                <w:webHidden/>
+              </w:rPr>
+              <w:tab/>
+            </w:r>
+            <w:r>
+              <w:rPr>
+                <w:noProof/>
+                <w:webHidden/>
+              </w:rPr>
+              <w:fldChar w:fldCharType="begin"/>
+            </w:r>
+            <w:r>
+              <w:rPr>
+                <w:noProof/>
+                <w:webHidden/>
+              </w:rPr>
+              <w:instrText xml:space="preserve"> PAGEREF _Toc190254265 \h </w:instrText>
+            </w:r>
+            <w:r>
+              <w:rPr>
+                <w:noProof/>
+                <w:webHidden/>
+              </w:rPr>
+            </w:r>
+            <w:r>
+              <w:rPr>
+                <w:noProof/>
+                <w:webHidden/>
+              </w:rPr>
+              <w:fldChar w:fldCharType="separate"/>
+            </w:r>
+            <w:r>
+              <w:rPr>
+                <w:noProof/>
+                <w:webHidden/>
+              </w:rPr>
+              <w:t>4</w:t>
+            </w:r>
+            <w:r>
+              <w:rPr>
+                <w:noProof/>
+                <w:webHidden/>
+              </w:rPr>
+              <w:fldChar w:fldCharType="end"/>
+            </w:r>
+          </w:hyperlink>
+        </w:p>
+        <w:p>
+          <w:pPr>
+            <w:pStyle w:val="TOC3"/>
+            <w:tabs>
+              <w:tab w:val="right" w:leader="dot" w:pos="9016"/>
+            </w:tabs>
+            <w:rPr>
+              <w:noProof/>
+              <w:kern w:val="2"/>
+              <w:sz w:val="24"/>
+              <w:szCs w:val="24"/>
+              <w:lang w:eastAsia="en-GB"/>
+              <w14:ligatures w14:val="standardContextual"/>
+            </w:rPr>
+          </w:pPr>
+          <w:hyperlink w:anchor="_Toc190254266" w:history="1">
+            <w:r>
+              <w:rPr>
+                <w:rStyle w:val="Hyperlink"/>
+                <w:noProof/>
+                <w:lang w:val="en-US"/>
+              </w:rPr>
+              <w:t>Helper classes and functions</w:t>
+            </w:r>
+            <w:r>
+              <w:rPr>
+                <w:noProof/>
+                <w:webHidden/>
+              </w:rPr>
+              <w:tab/>
+            </w:r>
+            <w:r>
+              <w:rPr>
+                <w:noProof/>
+                <w:webHidden/>
+              </w:rPr>
+              <w:fldChar w:fldCharType="begin"/>
+            </w:r>
+            <w:r>
+              <w:rPr>
+                <w:noProof/>
+                <w:webHidden/>
+              </w:rPr>
+              <w:instrText xml:space="preserve"> PAGEREF _Toc190254266 \h </w:instrText>
+            </w:r>
+            <w:r>
+              <w:rPr>
+                <w:noProof/>
+                <w:webHidden/>
+              </w:rPr>
+            </w:r>
+            <w:r>
+              <w:rPr>
+                <w:noProof/>
+                <w:webHidden/>
+              </w:rPr>
+              <w:fldChar w:fldCharType="separate"/>
+            </w:r>
+            <w:r>
+              <w:rPr>
+                <w:noProof/>
+                <w:webHidden/>
+              </w:rPr>
+              <w:t>4</w:t>
+            </w:r>
+            <w:r>
+              <w:rPr>
+                <w:noProof/>
+                <w:webHidden/>
+              </w:rPr>
+              <w:fldChar w:fldCharType="end"/>
+            </w:r>
+          </w:hyperlink>
+        </w:p>
+        <w:p>
+          <w:pPr>
+            <w:pStyle w:val="TOC3"/>
+            <w:tabs>
+              <w:tab w:val="right" w:leader="dot" w:pos="9016"/>
+            </w:tabs>
+            <w:rPr>
+              <w:noProof/>
+              <w:kern w:val="2"/>
+              <w:sz w:val="24"/>
+              <w:szCs w:val="24"/>
+              <w:lang w:eastAsia="en-GB"/>
+              <w14:ligatures w14:val="standardContextual"/>
+            </w:rPr>
+          </w:pPr>
+          <w:hyperlink w:anchor="_Toc190254267" w:history="1">
+            <w:r>
+              <w:rPr>
+                <w:rStyle w:val="Hyperlink"/>
+                <w:noProof/>
+                <w:lang w:val="en-US"/>
+              </w:rPr>
+              <w:t>Pitch</w:t>
+            </w:r>
+            <w:r>
+              <w:rPr>
+                <w:noProof/>
+                <w:webHidden/>
+              </w:rPr>
+              <w:tab/>
+            </w:r>
+            <w:r>
+              <w:rPr>
+                <w:noProof/>
+                <w:webHidden/>
+              </w:rPr>
+              <w:fldChar w:fldCharType="begin"/>
+            </w:r>
+            <w:r>
+              <w:rPr>
+                <w:noProof/>
+                <w:webHidden/>
+              </w:rPr>
+              <w:instrText xml:space="preserve"> PAGEREF _Toc190254267 \h </w:instrText>
+            </w:r>
+            <w:r>
+              <w:rPr>
+                <w:noProof/>
+                <w:webHidden/>
+              </w:rPr>
+            </w:r>
+            <w:r>
+              <w:rPr>
+                <w:noProof/>
+                <w:webHidden/>
+              </w:rPr>
+              <w:fldChar w:fldCharType="separate"/>
+            </w:r>
+            <w:r>
+              <w:rPr>
+                <w:noProof/>
+                <w:webHidden/>
+              </w:rPr>
+              <w:t>5</w:t>
+            </w:r>
+            <w:r>
+              <w:rPr>
+                <w:noProof/>
+                <w:webHidden/>
+              </w:rPr>
+              <w:fldChar w:fldCharType="end"/>
+            </w:r>
+          </w:hyperlink>
+        </w:p>
+        <w:p>
+          <w:pPr>
+            <w:pStyle w:val="TOC3"/>
+            <w:tabs>
+              <w:tab w:val="right" w:leader="dot" w:pos="9016"/>
+            </w:tabs>
+            <w:rPr>
+              <w:noProof/>
+              <w:kern w:val="2"/>
+              <w:sz w:val="24"/>
+              <w:szCs w:val="24"/>
+              <w:lang w:eastAsia="en-GB"/>
+              <w14:ligatures w14:val="standardContextual"/>
+            </w:rPr>
+          </w:pPr>
+          <w:hyperlink w:anchor="_Toc190254268" w:history="1">
+            <w:r>
+              <w:rPr>
+                <w:rStyle w:val="Hyperlink"/>
+                <w:noProof/>
+                <w:lang w:val="en-US"/>
+              </w:rPr>
+              <w:t>Project Feasibility</w:t>
+            </w:r>
+            <w:r>
+              <w:rPr>
+                <w:noProof/>
+                <w:webHidden/>
+              </w:rPr>
+              <w:tab/>
+            </w:r>
+            <w:r>
+              <w:rPr>
+                <w:noProof/>
+                <w:webHidden/>
+              </w:rPr>
+              <w:fldChar w:fldCharType="begin"/>
+            </w:r>
+            <w:r>
+              <w:rPr>
+                <w:noProof/>
+                <w:webHidden/>
+              </w:rPr>
+              <w:instrText xml:space="preserve"> PAGEREF _Toc190254268 \h </w:instrText>
+            </w:r>
+            <w:r>
+              <w:rPr>
+                <w:noProof/>
+                <w:webHidden/>
+              </w:rPr>
+            </w:r>
+            <w:r>
+              <w:rPr>
+                <w:noProof/>
+                <w:webHidden/>
+              </w:rPr>
+              <w:fldChar w:fldCharType="separate"/>
+            </w:r>
+            <w:r>
+              <w:rPr>
+                <w:noProof/>
+                <w:webHidden/>
+              </w:rPr>
+              <w:t>6</w:t>
             </w:r>
             <w:r>
               <w:rPr>
@@ -615,14 +985,14 @@
               <w14:ligatures w14:val="standardContextual"/>
             </w:rPr>
           </w:pPr>
-          <w:hyperlink w:anchor="_Toc189051120" w:history="1">
+          <w:hyperlink w:anchor="_Toc190254269" w:history="1">
             <w:r>
               <w:rPr>
                 <w:rStyle w:val="Hyperlink"/>
                 <w:noProof/>
                 <w:lang w:val="en-US"/>
               </w:rPr>
-              <w:t>Product Specification</w:t>
+              <w:t>Product Design</w:t>
             </w:r>
             <w:r>
               <w:rPr>
@@ -643,7 +1013,7 @@
                 <w:noProof/>
                 <w:webHidden/>
               </w:rPr>
-              <w:instrText xml:space="preserve"> PAGEREF _Toc189051120 \h </w:instrText>
+              <w:instrText xml:space="preserve"> PAGEREF _Toc190254269 \h </w:instrText>
             </w:r>
             <w:r>
               <w:rPr>
@@ -663,7 +1033,7 @@
                 <w:noProof/>
                 <w:webHidden/>
               </w:rPr>
-              <w:t>4</w:t>
+              <w:t>7</w:t>
             </w:r>
             <w:r>
               <w:rPr>
@@ -689,14 +1059,14 @@
               <w14:ligatures w14:val="standardContextual"/>
             </w:rPr>
           </w:pPr>
-          <w:hyperlink w:anchor="_Toc189051121" w:history="1">
+          <w:hyperlink w:anchor="_Toc190254270" w:history="1">
             <w:r>
               <w:rPr>
                 <w:rStyle w:val="Hyperlink"/>
                 <w:noProof/>
                 <w:lang w:val="en-US"/>
               </w:rPr>
-              <w:t>Algorithm Implementation</w:t>
+              <w:t>The Technical Design</w:t>
             </w:r>
             <w:r>
               <w:rPr>
@@ -717,7 +1087,7 @@
                 <w:noProof/>
                 <w:webHidden/>
               </w:rPr>
-              <w:instrText xml:space="preserve"> PAGEREF _Toc189051121 \h </w:instrText>
+              <w:instrText xml:space="preserve"> PAGEREF _Toc190254270 \h </w:instrText>
             </w:r>
             <w:r>
               <w:rPr>
@@ -737,7 +1107,303 @@
                 <w:noProof/>
                 <w:webHidden/>
               </w:rPr>
-              <w:t>4</w:t>
+              <w:t>8</w:t>
+            </w:r>
+            <w:r>
+              <w:rPr>
+                <w:noProof/>
+                <w:webHidden/>
+              </w:rPr>
+              <w:fldChar w:fldCharType="end"/>
+            </w:r>
+          </w:hyperlink>
+        </w:p>
+        <w:p>
+          <w:pPr>
+            <w:pStyle w:val="TOC3"/>
+            <w:tabs>
+              <w:tab w:val="right" w:leader="dot" w:pos="9016"/>
+            </w:tabs>
+            <w:rPr>
+              <w:noProof/>
+              <w:kern w:val="2"/>
+              <w:sz w:val="24"/>
+              <w:szCs w:val="24"/>
+              <w:lang w:eastAsia="en-GB"/>
+              <w14:ligatures w14:val="standardContextual"/>
+            </w:rPr>
+          </w:pPr>
+          <w:hyperlink w:anchor="_Toc190254271" w:history="1">
+            <w:r>
+              <w:rPr>
+                <w:rStyle w:val="Hyperlink"/>
+                <w:noProof/>
+                <w:lang w:val="en-US"/>
+              </w:rPr>
+              <w:t>Uml</w:t>
+            </w:r>
+            <w:r>
+              <w:rPr>
+                <w:noProof/>
+                <w:webHidden/>
+              </w:rPr>
+              <w:tab/>
+            </w:r>
+            <w:r>
+              <w:rPr>
+                <w:noProof/>
+                <w:webHidden/>
+              </w:rPr>
+              <w:fldChar w:fldCharType="begin"/>
+            </w:r>
+            <w:r>
+              <w:rPr>
+                <w:noProof/>
+                <w:webHidden/>
+              </w:rPr>
+              <w:instrText xml:space="preserve"> PAGEREF _Toc190254271 \h </w:instrText>
+            </w:r>
+            <w:r>
+              <w:rPr>
+                <w:noProof/>
+                <w:webHidden/>
+              </w:rPr>
+            </w:r>
+            <w:r>
+              <w:rPr>
+                <w:noProof/>
+                <w:webHidden/>
+              </w:rPr>
+              <w:fldChar w:fldCharType="separate"/>
+            </w:r>
+            <w:r>
+              <w:rPr>
+                <w:noProof/>
+                <w:webHidden/>
+              </w:rPr>
+              <w:t>8</w:t>
+            </w:r>
+            <w:r>
+              <w:rPr>
+                <w:noProof/>
+                <w:webHidden/>
+              </w:rPr>
+              <w:fldChar w:fldCharType="end"/>
+            </w:r>
+          </w:hyperlink>
+        </w:p>
+        <w:p>
+          <w:pPr>
+            <w:pStyle w:val="TOC3"/>
+            <w:tabs>
+              <w:tab w:val="right" w:leader="dot" w:pos="9016"/>
+            </w:tabs>
+            <w:rPr>
+              <w:noProof/>
+              <w:kern w:val="2"/>
+              <w:sz w:val="24"/>
+              <w:szCs w:val="24"/>
+              <w:lang w:eastAsia="en-GB"/>
+              <w14:ligatures w14:val="standardContextual"/>
+            </w:rPr>
+          </w:pPr>
+          <w:hyperlink w:anchor="_Toc190254272" w:history="1">
+            <w:r>
+              <w:rPr>
+                <w:rStyle w:val="Hyperlink"/>
+                <w:noProof/>
+                <w:lang w:val="en-US"/>
+              </w:rPr>
+              <w:t>Flowchart</w:t>
+            </w:r>
+            <w:r>
+              <w:rPr>
+                <w:noProof/>
+                <w:webHidden/>
+              </w:rPr>
+              <w:tab/>
+            </w:r>
+            <w:r>
+              <w:rPr>
+                <w:noProof/>
+                <w:webHidden/>
+              </w:rPr>
+              <w:fldChar w:fldCharType="begin"/>
+            </w:r>
+            <w:r>
+              <w:rPr>
+                <w:noProof/>
+                <w:webHidden/>
+              </w:rPr>
+              <w:instrText xml:space="preserve"> PAGEREF _Toc190254272 \h </w:instrText>
+            </w:r>
+            <w:r>
+              <w:rPr>
+                <w:noProof/>
+                <w:webHidden/>
+              </w:rPr>
+            </w:r>
+            <w:r>
+              <w:rPr>
+                <w:noProof/>
+                <w:webHidden/>
+              </w:rPr>
+              <w:fldChar w:fldCharType="separate"/>
+            </w:r>
+            <w:r>
+              <w:rPr>
+                <w:noProof/>
+                <w:webHidden/>
+              </w:rPr>
+              <w:t>9</w:t>
+            </w:r>
+            <w:r>
+              <w:rPr>
+                <w:noProof/>
+                <w:webHidden/>
+              </w:rPr>
+              <w:fldChar w:fldCharType="end"/>
+            </w:r>
+          </w:hyperlink>
+        </w:p>
+        <w:p>
+          <w:pPr>
+            <w:pStyle w:val="TOC3"/>
+            <w:tabs>
+              <w:tab w:val="right" w:leader="dot" w:pos="9016"/>
+            </w:tabs>
+            <w:rPr>
+              <w:noProof/>
+              <w:kern w:val="2"/>
+              <w:sz w:val="24"/>
+              <w:szCs w:val="24"/>
+              <w:lang w:eastAsia="en-GB"/>
+              <w14:ligatures w14:val="standardContextual"/>
+            </w:rPr>
+          </w:pPr>
+          <w:hyperlink w:anchor="_Toc190254273" w:history="1">
+            <w:r>
+              <w:rPr>
+                <w:rStyle w:val="Hyperlink"/>
+                <w:noProof/>
+                <w:lang w:val="en-US"/>
+              </w:rPr>
+              <w:t>Pseudo-Code</w:t>
+            </w:r>
+            <w:r>
+              <w:rPr>
+                <w:noProof/>
+                <w:webHidden/>
+              </w:rPr>
+              <w:tab/>
+            </w:r>
+            <w:r>
+              <w:rPr>
+                <w:noProof/>
+                <w:webHidden/>
+              </w:rPr>
+              <w:fldChar w:fldCharType="begin"/>
+            </w:r>
+            <w:r>
+              <w:rPr>
+                <w:noProof/>
+                <w:webHidden/>
+              </w:rPr>
+              <w:instrText xml:space="preserve"> PAGEREF _Toc190254273 \h </w:instrText>
+            </w:r>
+            <w:r>
+              <w:rPr>
+                <w:noProof/>
+                <w:webHidden/>
+              </w:rPr>
+            </w:r>
+            <w:r>
+              <w:rPr>
+                <w:noProof/>
+                <w:webHidden/>
+              </w:rPr>
+              <w:fldChar w:fldCharType="separate"/>
+            </w:r>
+            <w:r>
+              <w:rPr>
+                <w:noProof/>
+                <w:webHidden/>
+              </w:rPr>
+              <w:t>10</w:t>
+            </w:r>
+            <w:r>
+              <w:rPr>
+                <w:noProof/>
+                <w:webHidden/>
+              </w:rPr>
+              <w:fldChar w:fldCharType="end"/>
+            </w:r>
+          </w:hyperlink>
+        </w:p>
+        <w:p>
+          <w:pPr>
+            <w:pStyle w:val="TOC1"/>
+            <w:tabs>
+              <w:tab w:val="right" w:leader="dot" w:pos="9016"/>
+            </w:tabs>
+            <w:rPr>
+              <w:noProof/>
+              <w:kern w:val="2"/>
+              <w:sz w:val="24"/>
+              <w:szCs w:val="24"/>
+              <w:lang w:eastAsia="en-GB"/>
+              <w14:ligatures w14:val="standardContextual"/>
+            </w:rPr>
+          </w:pPr>
+          <w:hyperlink w:anchor="_Toc190254274" w:history="1">
+            <w:r>
+              <w:rPr>
+                <w:rStyle w:val="Hyperlink"/>
+                <w:noProof/>
+                <w:lang w:val="en-US"/>
+              </w:rPr>
+              <w:t>Project Plan</w:t>
+            </w:r>
+            <w:r>
+              <w:rPr>
+                <w:noProof/>
+                <w:webHidden/>
+              </w:rPr>
+              <w:tab/>
+            </w:r>
+            <w:r>
+              <w:rPr>
+                <w:noProof/>
+                <w:webHidden/>
+              </w:rPr>
+              <w:fldChar w:fldCharType="begin"/>
+            </w:r>
+            <w:r>
+              <w:rPr>
+                <w:noProof/>
+                <w:webHidden/>
+              </w:rPr>
+              <w:instrText xml:space="preserve"> PAGEREF _Toc190254274 \h </w:instrText>
+            </w:r>
+            <w:r>
+              <w:rPr>
+                <w:noProof/>
+                <w:webHidden/>
+              </w:rPr>
+            </w:r>
+            <w:r>
+              <w:rPr>
+                <w:noProof/>
+                <w:webHidden/>
+              </w:rPr>
+              <w:fldChar w:fldCharType="separate"/>
+            </w:r>
+            <w:r>
+              <w:rPr>
+                <w:noProof/>
+                <w:webHidden/>
+              </w:rPr>
+              <w:t>11</w:t>
             </w:r>
             <w:r>
               <w:rPr>
@@ -763,14 +1429,14 @@
               <w14:ligatures w14:val="standardContextual"/>
             </w:rPr>
           </w:pPr>
-          <w:hyperlink w:anchor="_Toc189051122" w:history="1">
+          <w:hyperlink w:anchor="_Toc190254275" w:history="1">
             <w:r>
               <w:rPr>
                 <w:rStyle w:val="Hyperlink"/>
                 <w:noProof/>
                 <w:lang w:val="en-US"/>
               </w:rPr>
-              <w:t>Assets</w:t>
+              <w:t>Work Breakdown Structure</w:t>
             </w:r>
             <w:r>
               <w:rPr>
@@ -791,7 +1457,7 @@
                 <w:noProof/>
                 <w:webHidden/>
               </w:rPr>
-              <w:instrText xml:space="preserve"> PAGEREF _Toc189051122 \h </w:instrText>
+              <w:instrText xml:space="preserve"> PAGEREF _Toc190254275 \h </w:instrText>
             </w:r>
             <w:r>
               <w:rPr>
@@ -811,7 +1477,7 @@
                 <w:noProof/>
                 <w:webHidden/>
               </w:rPr>
-              <w:t>4</w:t>
+              <w:t>11</w:t>
             </w:r>
             <w:r>
               <w:rPr>
@@ -837,14 +1503,14 @@
               <w14:ligatures w14:val="standardContextual"/>
             </w:rPr>
           </w:pPr>
-          <w:hyperlink w:anchor="_Toc189051123" w:history="1">
+          <w:hyperlink w:anchor="_Toc190254276" w:history="1">
             <w:r>
               <w:rPr>
                 <w:rStyle w:val="Hyperlink"/>
                 <w:noProof/>
                 <w:lang w:val="en-US"/>
               </w:rPr>
-              <w:t>Tool</w:t>
+              <w:t>Gantt Chart</w:t>
             </w:r>
             <w:r>
               <w:rPr>
@@ -865,7 +1531,7 @@
                 <w:noProof/>
                 <w:webHidden/>
               </w:rPr>
-              <w:instrText xml:space="preserve"> PAGEREF _Toc189051123 \h </w:instrText>
+              <w:instrText xml:space="preserve"> PAGEREF _Toc190254276 \h </w:instrText>
             </w:r>
             <w:r>
               <w:rPr>
@@ -885,7 +1551,7 @@
                 <w:noProof/>
                 <w:webHidden/>
               </w:rPr>
-              <w:t>5</w:t>
+              <w:t>12</w:t>
             </w:r>
             <w:r>
               <w:rPr>
@@ -911,14 +1577,14 @@
               <w14:ligatures w14:val="standardContextual"/>
             </w:rPr>
           </w:pPr>
-          <w:hyperlink w:anchor="_Toc189051124" w:history="1">
+          <w:hyperlink w:anchor="_Toc190254277" w:history="1">
             <w:r>
               <w:rPr>
                 <w:rStyle w:val="Hyperlink"/>
                 <w:noProof/>
                 <w:lang w:val="en-US"/>
               </w:rPr>
-              <w:t>Pitch</w:t>
+              <w:t>Risk Assessment</w:t>
             </w:r>
             <w:r>
               <w:rPr>
@@ -939,7 +1605,7 @@
                 <w:noProof/>
                 <w:webHidden/>
               </w:rPr>
-              <w:instrText xml:space="preserve"> PAGEREF _Toc189051124 \h </w:instrText>
+              <w:instrText xml:space="preserve"> PAGEREF _Toc190254277 \h </w:instrText>
             </w:r>
             <w:r>
               <w:rPr>
@@ -959,7 +1625,155 @@
                 <w:noProof/>
                 <w:webHidden/>
               </w:rPr>
-              <w:t>5</w:t>
+              <w:t>13</w:t>
+            </w:r>
+            <w:r>
+              <w:rPr>
+                <w:noProof/>
+                <w:webHidden/>
+              </w:rPr>
+              <w:fldChar w:fldCharType="end"/>
+            </w:r>
+          </w:hyperlink>
+        </w:p>
+        <w:p>
+          <w:pPr>
+            <w:pStyle w:val="TOC2"/>
+            <w:tabs>
+              <w:tab w:val="right" w:leader="dot" w:pos="9016"/>
+            </w:tabs>
+            <w:rPr>
+              <w:noProof/>
+              <w:kern w:val="2"/>
+              <w:sz w:val="24"/>
+              <w:szCs w:val="24"/>
+              <w:lang w:eastAsia="en-GB"/>
+              <w14:ligatures w14:val="standardContextual"/>
+            </w:rPr>
+          </w:pPr>
+          <w:hyperlink w:anchor="_Toc190254278" w:history="1">
+            <w:r>
+              <w:rPr>
+                <w:rStyle w:val="Hyperlink"/>
+                <w:noProof/>
+                <w:lang w:val="en-US"/>
+              </w:rPr>
+              <w:t>Tracking Plan</w:t>
+            </w:r>
+            <w:r>
+              <w:rPr>
+                <w:noProof/>
+                <w:webHidden/>
+              </w:rPr>
+              <w:tab/>
+            </w:r>
+            <w:r>
+              <w:rPr>
+                <w:noProof/>
+                <w:webHidden/>
+              </w:rPr>
+              <w:fldChar w:fldCharType="begin"/>
+            </w:r>
+            <w:r>
+              <w:rPr>
+                <w:noProof/>
+                <w:webHidden/>
+              </w:rPr>
+              <w:instrText xml:space="preserve"> PAGEREF _Toc190254278 \h </w:instrText>
+            </w:r>
+            <w:r>
+              <w:rPr>
+                <w:noProof/>
+                <w:webHidden/>
+              </w:rPr>
+            </w:r>
+            <w:r>
+              <w:rPr>
+                <w:noProof/>
+                <w:webHidden/>
+              </w:rPr>
+              <w:fldChar w:fldCharType="separate"/>
+            </w:r>
+            <w:r>
+              <w:rPr>
+                <w:noProof/>
+                <w:webHidden/>
+              </w:rPr>
+              <w:t>14</w:t>
+            </w:r>
+            <w:r>
+              <w:rPr>
+                <w:noProof/>
+                <w:webHidden/>
+              </w:rPr>
+              <w:fldChar w:fldCharType="end"/>
+            </w:r>
+          </w:hyperlink>
+        </w:p>
+        <w:p>
+          <w:pPr>
+            <w:pStyle w:val="TOC3"/>
+            <w:tabs>
+              <w:tab w:val="right" w:leader="dot" w:pos="9016"/>
+            </w:tabs>
+            <w:rPr>
+              <w:noProof/>
+              <w:kern w:val="2"/>
+              <w:sz w:val="24"/>
+              <w:szCs w:val="24"/>
+              <w:lang w:eastAsia="en-GB"/>
+              <w14:ligatures w14:val="standardContextual"/>
+            </w:rPr>
+          </w:pPr>
+          <w:hyperlink w:anchor="_Toc190254279" w:history="1">
+            <w:r>
+              <w:rPr>
+                <w:rStyle w:val="Hyperlink"/>
+                <w:noProof/>
+                <w:lang w:val="en-US"/>
+              </w:rPr>
+              <w:t>Source control</w:t>
+            </w:r>
+            <w:r>
+              <w:rPr>
+                <w:noProof/>
+                <w:webHidden/>
+              </w:rPr>
+              <w:tab/>
+            </w:r>
+            <w:r>
+              <w:rPr>
+                <w:noProof/>
+                <w:webHidden/>
+              </w:rPr>
+              <w:fldChar w:fldCharType="begin"/>
+            </w:r>
+            <w:r>
+              <w:rPr>
+                <w:noProof/>
+                <w:webHidden/>
+              </w:rPr>
+              <w:instrText xml:space="preserve"> PAGEREF _Toc190254279 \h </w:instrText>
+            </w:r>
+            <w:r>
+              <w:rPr>
+                <w:noProof/>
+                <w:webHidden/>
+              </w:rPr>
+            </w:r>
+            <w:r>
+              <w:rPr>
+                <w:noProof/>
+                <w:webHidden/>
+              </w:rPr>
+              <w:fldChar w:fldCharType="separate"/>
+            </w:r>
+            <w:r>
+              <w:rPr>
+                <w:noProof/>
+                <w:webHidden/>
+              </w:rPr>
+              <w:t>14</w:t>
             </w:r>
             <w:r>
               <w:rPr>
@@ -985,14 +1799,14 @@
               <w14:ligatures w14:val="standardContextual"/>
             </w:rPr>
           </w:pPr>
-          <w:hyperlink w:anchor="_Toc189051125" w:history="1">
+          <w:hyperlink w:anchor="_Toc190254280" w:history="1">
             <w:r>
               <w:rPr>
                 <w:rStyle w:val="Hyperlink"/>
                 <w:noProof/>
                 <w:lang w:val="en-US"/>
               </w:rPr>
-              <w:t>Project Feasibility</w:t>
+              <w:t>Reference List</w:t>
             </w:r>
             <w:r>
               <w:rPr>
@@ -1013,7 +1827,7 @@
                 <w:noProof/>
                 <w:webHidden/>
               </w:rPr>
-              <w:instrText xml:space="preserve"> PAGEREF _Toc189051125 \h </w:instrText>
+              <w:instrText xml:space="preserve"> PAGEREF _Toc190254280 \h </w:instrText>
             </w:r>
             <w:r>
               <w:rPr>
@@ -1033,303 +1847,7 @@
                 <w:noProof/>
                 <w:webHidden/>
               </w:rPr>
-              <w:t>6</w:t>
-            </w:r>
-            <w:r>
-              <w:rPr>
-                <w:noProof/>
-                <w:webHidden/>
-              </w:rPr>
-              <w:fldChar w:fldCharType="end"/>
-            </w:r>
-          </w:hyperlink>
-        </w:p>
-        <w:p>
-          <w:pPr>
-            <w:pStyle w:val="TOC1"/>
-            <w:tabs>
-              <w:tab w:val="right" w:leader="dot" w:pos="9016"/>
-            </w:tabs>
-            <w:rPr>
-              <w:noProof/>
-              <w:kern w:val="2"/>
-              <w:sz w:val="24"/>
-              <w:szCs w:val="24"/>
-              <w:lang w:eastAsia="en-GB"/>
-              <w14:ligatures w14:val="standardContextual"/>
-            </w:rPr>
-          </w:pPr>
-          <w:hyperlink w:anchor="_Toc189051126" w:history="1">
-            <w:r>
-              <w:rPr>
-                <w:rStyle w:val="Hyperlink"/>
-                <w:noProof/>
-                <w:lang w:val="en-US"/>
-              </w:rPr>
-              <w:t>Chapter 2 –</w:t>
-            </w:r>
-            <w:r>
-              <w:rPr>
-                <w:noProof/>
-                <w:webHidden/>
-              </w:rPr>
-              <w:tab/>
-            </w:r>
-            <w:r>
-              <w:rPr>
-                <w:noProof/>
-                <w:webHidden/>
-              </w:rPr>
-              <w:fldChar w:fldCharType="begin"/>
-            </w:r>
-            <w:r>
-              <w:rPr>
-                <w:noProof/>
-                <w:webHidden/>
-              </w:rPr>
-              <w:instrText xml:space="preserve"> PAGEREF _Toc189051126 \h </w:instrText>
-            </w:r>
-            <w:r>
-              <w:rPr>
-                <w:noProof/>
-                <w:webHidden/>
-              </w:rPr>
-            </w:r>
-            <w:r>
-              <w:rPr>
-                <w:noProof/>
-                <w:webHidden/>
-              </w:rPr>
-              <w:fldChar w:fldCharType="separate"/>
-            </w:r>
-            <w:r>
-              <w:rPr>
-                <w:noProof/>
-                <w:webHidden/>
-              </w:rPr>
-              <w:t>7</w:t>
-            </w:r>
-            <w:r>
-              <w:rPr>
-                <w:noProof/>
-                <w:webHidden/>
-              </w:rPr>
-              <w:fldChar w:fldCharType="end"/>
-            </w:r>
-          </w:hyperlink>
-        </w:p>
-        <w:p>
-          <w:pPr>
-            <w:pStyle w:val="TOC2"/>
-            <w:tabs>
-              <w:tab w:val="right" w:leader="dot" w:pos="9016"/>
-            </w:tabs>
-            <w:rPr>
-              <w:noProof/>
-              <w:kern w:val="2"/>
-              <w:sz w:val="24"/>
-              <w:szCs w:val="24"/>
-              <w:lang w:eastAsia="en-GB"/>
-              <w14:ligatures w14:val="standardContextual"/>
-            </w:rPr>
-          </w:pPr>
-          <w:hyperlink w:anchor="_Toc189051127" w:history="1">
-            <w:r>
-              <w:rPr>
-                <w:rStyle w:val="Hyperlink"/>
-                <w:noProof/>
-                <w:lang w:val="en-US"/>
-              </w:rPr>
-              <w:t>The Product</w:t>
-            </w:r>
-            <w:r>
-              <w:rPr>
-                <w:noProof/>
-                <w:webHidden/>
-              </w:rPr>
-              <w:tab/>
-            </w:r>
-            <w:r>
-              <w:rPr>
-                <w:noProof/>
-                <w:webHidden/>
-              </w:rPr>
-              <w:fldChar w:fldCharType="begin"/>
-            </w:r>
-            <w:r>
-              <w:rPr>
-                <w:noProof/>
-                <w:webHidden/>
-              </w:rPr>
-              <w:instrText xml:space="preserve"> PAGEREF _Toc189051127 \h </w:instrText>
-            </w:r>
-            <w:r>
-              <w:rPr>
-                <w:noProof/>
-                <w:webHidden/>
-              </w:rPr>
-            </w:r>
-            <w:r>
-              <w:rPr>
-                <w:noProof/>
-                <w:webHidden/>
-              </w:rPr>
-              <w:fldChar w:fldCharType="separate"/>
-            </w:r>
-            <w:r>
-              <w:rPr>
-                <w:noProof/>
-                <w:webHidden/>
-              </w:rPr>
-              <w:t>7</w:t>
-            </w:r>
-            <w:r>
-              <w:rPr>
-                <w:noProof/>
-                <w:webHidden/>
-              </w:rPr>
-              <w:fldChar w:fldCharType="end"/>
-            </w:r>
-          </w:hyperlink>
-        </w:p>
-        <w:p>
-          <w:pPr>
-            <w:pStyle w:val="TOC2"/>
-            <w:tabs>
-              <w:tab w:val="right" w:leader="dot" w:pos="9016"/>
-            </w:tabs>
-            <w:rPr>
-              <w:noProof/>
-              <w:kern w:val="2"/>
-              <w:sz w:val="24"/>
-              <w:szCs w:val="24"/>
-              <w:lang w:eastAsia="en-GB"/>
-              <w14:ligatures w14:val="standardContextual"/>
-            </w:rPr>
-          </w:pPr>
-          <w:hyperlink w:anchor="_Toc189051128" w:history="1">
-            <w:r>
-              <w:rPr>
-                <w:rStyle w:val="Hyperlink"/>
-                <w:noProof/>
-                <w:lang w:val="en-US"/>
-              </w:rPr>
-              <w:t>The TDD</w:t>
-            </w:r>
-            <w:r>
-              <w:rPr>
-                <w:noProof/>
-                <w:webHidden/>
-              </w:rPr>
-              <w:tab/>
-            </w:r>
-            <w:r>
-              <w:rPr>
-                <w:noProof/>
-                <w:webHidden/>
-              </w:rPr>
-              <w:fldChar w:fldCharType="begin"/>
-            </w:r>
-            <w:r>
-              <w:rPr>
-                <w:noProof/>
-                <w:webHidden/>
-              </w:rPr>
-              <w:instrText xml:space="preserve"> PAGEREF _Toc189051128 \h </w:instrText>
-            </w:r>
-            <w:r>
-              <w:rPr>
-                <w:noProof/>
-                <w:webHidden/>
-              </w:rPr>
-            </w:r>
-            <w:r>
-              <w:rPr>
-                <w:noProof/>
-                <w:webHidden/>
-              </w:rPr>
-              <w:fldChar w:fldCharType="separate"/>
-            </w:r>
-            <w:r>
-              <w:rPr>
-                <w:noProof/>
-                <w:webHidden/>
-              </w:rPr>
-              <w:t>7</w:t>
-            </w:r>
-            <w:r>
-              <w:rPr>
-                <w:noProof/>
-                <w:webHidden/>
-              </w:rPr>
-              <w:fldChar w:fldCharType="end"/>
-            </w:r>
-          </w:hyperlink>
-        </w:p>
-        <w:p>
-          <w:pPr>
-            <w:pStyle w:val="TOC1"/>
-            <w:tabs>
-              <w:tab w:val="right" w:leader="dot" w:pos="9016"/>
-            </w:tabs>
-            <w:rPr>
-              <w:noProof/>
-              <w:kern w:val="2"/>
-              <w:sz w:val="24"/>
-              <w:szCs w:val="24"/>
-              <w:lang w:eastAsia="en-GB"/>
-              <w14:ligatures w14:val="standardContextual"/>
-            </w:rPr>
-          </w:pPr>
-          <w:hyperlink w:anchor="_Toc189051129" w:history="1">
-            <w:r>
-              <w:rPr>
-                <w:rStyle w:val="Hyperlink"/>
-                <w:noProof/>
-                <w:lang w:val="en-US"/>
-              </w:rPr>
-              <w:t>Reference List</w:t>
-            </w:r>
-            <w:r>
-              <w:rPr>
-                <w:noProof/>
-                <w:webHidden/>
-              </w:rPr>
-              <w:tab/>
-            </w:r>
-            <w:r>
-              <w:rPr>
-                <w:noProof/>
-                <w:webHidden/>
-              </w:rPr>
-              <w:fldChar w:fldCharType="begin"/>
-            </w:r>
-            <w:r>
-              <w:rPr>
-                <w:noProof/>
-                <w:webHidden/>
-              </w:rPr>
-              <w:instrText xml:space="preserve"> PAGEREF _Toc189051129 \h </w:instrText>
-            </w:r>
-            <w:r>
-              <w:rPr>
-                <w:noProof/>
-                <w:webHidden/>
-              </w:rPr>
-            </w:r>
-            <w:r>
-              <w:rPr>
-                <w:noProof/>
-                <w:webHidden/>
-              </w:rPr>
-              <w:fldChar w:fldCharType="separate"/>
-            </w:r>
-            <w:r>
-              <w:rPr>
-                <w:noProof/>
-                <w:webHidden/>
-              </w:rPr>
-              <w:t>7</w:t>
+              <w:t>15</w:t>
             </w:r>
             <w:r>
               <w:rPr>
@@ -1373,45 +1891,49 @@
     <w:p>
       <w:pPr>
         <w:pStyle w:val="Heading1"/>
-        <w:rPr>
-          <w:sz w:val="24"/>
-          <w:szCs w:val="24"/>
-        </w:rPr>
-      </w:pPr>
-      <w:bookmarkStart w:id="1" w:name="_Toc189051116"/>
-      <w:r>
-        <w:rPr>
-          <w:sz w:val="24"/>
-          <w:szCs w:val="24"/>
-        </w:rPr>
+      </w:pPr>
+      <w:bookmarkStart w:id="1" w:name="_Toc190254260"/>
+      <w:r>
         <w:lastRenderedPageBreak/>
         <w:t xml:space="preserve">Project </w:t>
       </w:r>
       <w:bookmarkEnd w:id="0"/>
+      <w:r>
+        <w:t>Rationale</w:t>
+      </w:r>
       <w:bookmarkEnd w:id="1"/>
-      <w:r>
-        <w:rPr>
-          <w:sz w:val="24"/>
-          <w:szCs w:val="24"/>
-        </w:rPr>
-        <w:t>Rationale</w:t>
-      </w:r>
-    </w:p>
-    <w:p>
-      <w:pPr>
-        <w:rPr>
-          <w:sz w:val="24"/>
-          <w:szCs w:val="24"/>
-          <w:lang w:val="en-US"/>
-        </w:rPr>
-      </w:pPr>
-      <w:r>
-        <w:rPr>
-          <w:sz w:val="24"/>
-          <w:szCs w:val="24"/>
-          <w:lang w:val="en-US"/>
-        </w:rPr>
-        <w:t xml:space="preserve">I will be developing a world generation algorithm highly inspired by the sandbox game ‘Terraria’, made by Re-Logic, which has a lot of very intricate rules and details in its procedural generation. I will be aiming to recreate a small portion of a Terraria style world, focusing mainly on terrain and ignoring elements like vegetation on the surface, maybe </w:t>
+    </w:p>
+    <w:p>
+      <w:pPr>
+        <w:rPr>
+          <w:sz w:val="24"/>
+          <w:szCs w:val="24"/>
+          <w:lang w:val="en-US"/>
+        </w:rPr>
+      </w:pPr>
+      <w:r>
+        <w:rPr>
+          <w:sz w:val="24"/>
+          <w:szCs w:val="24"/>
+          <w:lang w:val="en-US"/>
+        </w:rPr>
+        <w:t>I will be developing a world generation algorithm highly inspired by the sandbox game ‘Terraria’, made by Re-Logic</w:t>
+      </w:r>
+      <w:r>
+        <w:rPr>
+          <w:sz w:val="24"/>
+          <w:szCs w:val="24"/>
+          <w:lang w:val="en-US"/>
+        </w:rPr>
+        <w:t xml:space="preserve"> (add reference)</w:t>
+      </w:r>
+      <w:r>
+        <w:rPr>
+          <w:sz w:val="24"/>
+          <w:szCs w:val="24"/>
+          <w:lang w:val="en-US"/>
+        </w:rPr>
+        <w:t xml:space="preserve">, which has a lot of very intricate rules and details in its procedural generation. I will be aiming to recreate a small portion of a Terraria style world, focusing mainly on terrain and ignoring elements like vegetation on the surface, maybe </w:t>
       </w:r>
       <w:proofErr w:type="gramStart"/>
       <w:r>
@@ -1458,7 +1980,7 @@
           <w:lang w:val="en-US"/>
         </w:rPr>
       </w:pPr>
-      <w:bookmarkStart w:id="2" w:name="_Toc189051117"/>
+      <w:bookmarkStart w:id="2" w:name="_Toc190254261"/>
       <w:r>
         <w:rPr>
           <w:sz w:val="24"/>
@@ -1530,7 +2052,7 @@
           <w:lang w:val="en-US"/>
         </w:rPr>
       </w:pPr>
-      <w:bookmarkStart w:id="3" w:name="_Toc189051118"/>
+      <w:bookmarkStart w:id="3" w:name="_Toc190254262"/>
       <w:r>
         <w:rPr>
           <w:sz w:val="24"/>
@@ -1886,18 +2408,21 @@
     <w:p>
       <w:pPr>
         <w:rPr>
-          <w:sz w:val="24"/>
-          <w:szCs w:val="24"/>
-          <w:lang w:val="en-US"/>
-        </w:rPr>
-      </w:pPr>
-      <w:r>
-        <w:rPr>
-          <w:sz w:val="24"/>
-          <w:szCs w:val="24"/>
-          <w:lang w:val="en-US"/>
-        </w:rPr>
-        <w:t>Surface level generation – hills, trees, lake maybe</w:t>
+          <w:caps/>
+          <w:spacing w:val="15"/>
+          <w:sz w:val="24"/>
+          <w:szCs w:val="24"/>
+          <w:lang w:val="en-US"/>
+        </w:rPr>
+      </w:pPr>
+      <w:bookmarkStart w:id="4" w:name="_Toc190254263"/>
+      <w:r>
+        <w:rPr>
+          <w:sz w:val="24"/>
+          <w:szCs w:val="24"/>
+          <w:lang w:val="en-US"/>
+        </w:rPr>
+        <w:br w:type="page"/>
       </w:r>
     </w:p>
     <w:p>
@@ -1909,7 +2434,6 @@
           <w:lang w:val="en-US"/>
         </w:rPr>
       </w:pPr>
-      <w:bookmarkStart w:id="4" w:name="_Toc189051119"/>
       <w:r>
         <w:rPr>
           <w:sz w:val="24"/>
@@ -2099,7 +2623,7 @@
           <w:lang w:val="en-US"/>
         </w:rPr>
       </w:pPr>
-      <w:bookmarkStart w:id="5" w:name="_Toc189051120"/>
+      <w:bookmarkStart w:id="5" w:name="_Toc190254264"/>
       <w:r>
         <w:rPr>
           <w:sz w:val="24"/>
@@ -2108,15 +2632,15 @@
         </w:rPr>
         <w:t>Product Specification</w:t>
       </w:r>
+      <w:r>
+        <w:rPr>
+          <w:sz w:val="24"/>
+          <w:szCs w:val="24"/>
+          <w:lang w:val="en-US"/>
+        </w:rPr>
+        <w:t xml:space="preserve"> and Scope</w:t>
+      </w:r>
       <w:bookmarkEnd w:id="5"/>
-      <w:r>
-        <w:rPr>
-          <w:sz w:val="24"/>
-          <w:szCs w:val="24"/>
-          <w:lang w:val="en-US"/>
-        </w:rPr>
-        <w:t xml:space="preserve"> and Scope</w:t>
-      </w:r>
     </w:p>
     <w:p>
       <w:pPr>
@@ -2127,7 +2651,7 @@
           <w:lang w:val="en-US"/>
         </w:rPr>
       </w:pPr>
-      <w:bookmarkStart w:id="6" w:name="_Toc189051121"/>
+      <w:bookmarkStart w:id="6" w:name="_Toc190254265"/>
       <w:r>
         <w:rPr>
           <w:sz w:val="24"/>
@@ -2136,15 +2660,15 @@
         </w:rPr>
         <w:t>Algorithm Implementation</w:t>
       </w:r>
+      <w:r>
+        <w:rPr>
+          <w:sz w:val="24"/>
+          <w:szCs w:val="24"/>
+          <w:lang w:val="en-US"/>
+        </w:rPr>
+        <w:t xml:space="preserve"> – main focus</w:t>
+      </w:r>
       <w:bookmarkEnd w:id="6"/>
-      <w:r>
-        <w:rPr>
-          <w:sz w:val="24"/>
-          <w:szCs w:val="24"/>
-          <w:lang w:val="en-US"/>
-        </w:rPr>
-        <w:t xml:space="preserve"> – main focus</w:t>
-      </w:r>
     </w:p>
     <w:p>
       <w:pPr>
@@ -2464,23 +2988,6 @@
           <w:szCs w:val="24"/>
           <w:lang w:val="en-US"/>
         </w:rPr>
-        <w:t>Helper classes and functions</w:t>
-      </w:r>
-    </w:p>
-    <w:p>
-      <w:pPr>
-        <w:rPr>
-          <w:sz w:val="24"/>
-          <w:szCs w:val="24"/>
-          <w:lang w:val="en-US"/>
-        </w:rPr>
-      </w:pPr>
-      <w:r>
-        <w:rPr>
-          <w:sz w:val="24"/>
-          <w:szCs w:val="24"/>
-          <w:lang w:val="en-US"/>
-        </w:rPr>
         <w:t>Tiles</w:t>
       </w:r>
     </w:p>
@@ -2577,166 +3084,40 @@
     <w:p>
       <w:pPr>
         <w:rPr>
-          <w:sz w:val="24"/>
-          <w:szCs w:val="24"/>
-          <w:lang w:val="en-US"/>
-        </w:rPr>
-      </w:pPr>
-    </w:p>
-    <w:p>
-      <w:pPr>
-        <w:rPr>
-          <w:sz w:val="24"/>
-          <w:szCs w:val="24"/>
-          <w:lang w:val="en-US"/>
-        </w:rPr>
-      </w:pPr>
-      <w:r>
-        <w:rPr>
-          <w:noProof/>
+          <w:caps/>
+          <w:color w:val="0A2F40" w:themeColor="accent1" w:themeShade="7F"/>
+          <w:spacing w:val="15"/>
+          <w:sz w:val="24"/>
+          <w:szCs w:val="24"/>
+          <w:lang w:val="en-US"/>
+        </w:rPr>
+      </w:pPr>
+      <w:r>
+        <w:rPr>
+          <w:sz w:val="24"/>
+          <w:szCs w:val="24"/>
+          <w:lang w:val="en-US"/>
+        </w:rPr>
+        <w:br w:type="page"/>
+      </w:r>
+    </w:p>
+    <w:p>
+      <w:pPr>
+        <w:pStyle w:val="Heading3"/>
+        <w:rPr>
+          <w:sz w:val="24"/>
+          <w:szCs w:val="24"/>
+          <w:lang w:val="en-US"/>
+        </w:rPr>
+      </w:pPr>
+      <w:r>
+        <w:rPr>
+          <w:sz w:val="24"/>
+          <w:szCs w:val="24"/>
+          <w:lang w:val="en-US"/>
         </w:rPr>
         <w:lastRenderedPageBreak/>
-        <w:drawing>
-          <wp:anchor distT="0" distB="0" distL="114300" distR="114300" simplePos="0" relativeHeight="251660288" behindDoc="0" locked="0" layoutInCell="1" allowOverlap="1" wp14:anchorId="5D84A278" wp14:editId="57640E08">
-            <wp:simplePos x="0" y="0"/>
-            <wp:positionH relativeFrom="column">
-              <wp:posOffset>5295900</wp:posOffset>
-            </wp:positionH>
-            <wp:positionV relativeFrom="paragraph">
-              <wp:posOffset>10795</wp:posOffset>
-            </wp:positionV>
-            <wp:extent cx="1238250" cy="1978025"/>
-            <wp:effectExtent l="0" t="0" r="0" b="3175"/>
-            <wp:wrapSquare wrapText="bothSides"/>
-            <wp:docPr id="1914047365" name="Picture 1" descr="I'm making a giant terraria tree with luminite, yeah, i'm bored : r/Terraria"/>
-            <wp:cNvGraphicFramePr>
-              <a:graphicFrameLocks xmlns:a="http://schemas.openxmlformats.org/drawingml/2006/main" noChangeAspect="1"/>
-            </wp:cNvGraphicFramePr>
-            <a:graphic xmlns:a="http://schemas.openxmlformats.org/drawingml/2006/main">
-              <a:graphicData uri="http://schemas.openxmlformats.org/drawingml/2006/picture">
-                <pic:pic xmlns:pic="http://schemas.openxmlformats.org/drawingml/2006/picture">
-                  <pic:nvPicPr>
-                    <pic:cNvPr id="0" name="Picture 1" descr="I'm making a giant terraria tree with luminite, yeah, i'm bored : r/Terraria"/>
-                    <pic:cNvPicPr>
-                      <a:picLocks noChangeAspect="1" noChangeArrowheads="1"/>
-                    </pic:cNvPicPr>
-                  </pic:nvPicPr>
-                  <pic:blipFill>
-                    <a:blip r:embed="rId8" cstate="print">
-                      <a:extLst>
-                        <a:ext uri="{28A0092B-C50C-407E-A947-70E740481C1C}">
-                          <a14:useLocalDpi xmlns:a14="http://schemas.microsoft.com/office/drawing/2010/main" val="0"/>
-                        </a:ext>
-                      </a:extLst>
-                    </a:blip>
-                    <a:srcRect/>
-                    <a:stretch>
-                      <a:fillRect/>
-                    </a:stretch>
-                  </pic:blipFill>
-                  <pic:spPr bwMode="auto">
-                    <a:xfrm>
-                      <a:off x="0" y="0"/>
-                      <a:ext cx="1238250" cy="1978025"/>
-                    </a:xfrm>
-                    <a:prstGeom prst="rect">
-                      <a:avLst/>
-                    </a:prstGeom>
-                    <a:noFill/>
-                    <a:ln>
-                      <a:noFill/>
-                    </a:ln>
-                  </pic:spPr>
-                </pic:pic>
-              </a:graphicData>
-            </a:graphic>
-            <wp14:sizeRelH relativeFrom="margin">
-              <wp14:pctWidth>0</wp14:pctWidth>
-            </wp14:sizeRelH>
-            <wp14:sizeRelV relativeFrom="margin">
-              <wp14:pctHeight>0</wp14:pctHeight>
-            </wp14:sizeRelV>
-          </wp:anchor>
-        </w:drawing>
-      </w:r>
-      <w:r>
-        <w:rPr>
-          <w:noProof/>
-          <w:sz w:val="24"/>
-          <w:szCs w:val="24"/>
-          <w:lang w:val="en-US"/>
-        </w:rPr>
-        <w:drawing>
-          <wp:anchor distT="0" distB="0" distL="114300" distR="114300" simplePos="0" relativeHeight="251659264" behindDoc="0" locked="0" layoutInCell="1" allowOverlap="1" wp14:anchorId="53BD4873" wp14:editId="54C77E56">
-            <wp:simplePos x="0" y="0"/>
-            <wp:positionH relativeFrom="column">
-              <wp:posOffset>4210050</wp:posOffset>
-            </wp:positionH>
-            <wp:positionV relativeFrom="paragraph">
-              <wp:posOffset>13970</wp:posOffset>
-            </wp:positionV>
-            <wp:extent cx="1028700" cy="1087120"/>
-            <wp:effectExtent l="0" t="0" r="0" b="0"/>
-            <wp:wrapSquare wrapText="bothSides"/>
-            <wp:docPr id="605237504" name="Picture 1" descr="A pixelated video game&#10;&#10;Description automatically generated"/>
-            <wp:cNvGraphicFramePr>
-              <a:graphicFrameLocks xmlns:a="http://schemas.openxmlformats.org/drawingml/2006/main" noChangeAspect="1"/>
-            </wp:cNvGraphicFramePr>
-            <a:graphic xmlns:a="http://schemas.openxmlformats.org/drawingml/2006/main">
-              <a:graphicData uri="http://schemas.openxmlformats.org/drawingml/2006/picture">
-                <pic:pic xmlns:pic="http://schemas.openxmlformats.org/drawingml/2006/picture">
-                  <pic:nvPicPr>
-                    <pic:cNvPr id="605237504" name="Picture 1" descr="A pixelated video game&#10;&#10;Description automatically generated"/>
-                    <pic:cNvPicPr/>
-                  </pic:nvPicPr>
-                  <pic:blipFill>
-                    <a:blip r:embed="rId9">
-                      <a:extLst>
-                        <a:ext uri="{28A0092B-C50C-407E-A947-70E740481C1C}">
-                          <a14:useLocalDpi xmlns:a14="http://schemas.microsoft.com/office/drawing/2010/main" val="0"/>
-                        </a:ext>
-                      </a:extLst>
-                    </a:blip>
-                    <a:stretch>
-                      <a:fillRect/>
-                    </a:stretch>
-                  </pic:blipFill>
-                  <pic:spPr>
-                    <a:xfrm>
-                      <a:off x="0" y="0"/>
-                      <a:ext cx="1028700" cy="1087120"/>
-                    </a:xfrm>
-                    <a:prstGeom prst="rect">
-                      <a:avLst/>
-                    </a:prstGeom>
-                  </pic:spPr>
-                </pic:pic>
-              </a:graphicData>
-            </a:graphic>
-            <wp14:sizeRelH relativeFrom="margin">
-              <wp14:pctWidth>0</wp14:pctWidth>
-            </wp14:sizeRelH>
-            <wp14:sizeRelV relativeFrom="margin">
-              <wp14:pctHeight>0</wp14:pctHeight>
-            </wp14:sizeRelV>
-          </wp:anchor>
-        </w:drawing>
-      </w:r>
-      <w:r>
-        <w:rPr>
-          <w:sz w:val="24"/>
-          <w:szCs w:val="24"/>
-          <w:lang w:val="en-US"/>
-        </w:rPr>
-        <w:t>Chest</w:t>
-      </w:r>
-      <w:r>
-        <w:rPr>
-          <w:sz w:val="24"/>
-          <w:szCs w:val="24"/>
-          <w:lang w:val="en-US"/>
-        </w:rPr>
-        <w:t xml:space="preserve"> Spawner</w:t>
+        <w:t>Helper classes and functions</w:t>
       </w:r>
     </w:p>
     <w:p>
@@ -2758,13 +3139,15 @@
           <w:szCs w:val="24"/>
           <w:lang w:val="en-US"/>
         </w:rPr>
-        <w:t>Unique object that occupies 4 tiles (2x2)</w:t>
-      </w:r>
-      <w:r>
-        <w:rPr>
-          <w:noProof/>
-        </w:rPr>
-        <w:t xml:space="preserve"> </w:t>
+        <w:t>Out of Bounds Check</w:t>
+      </w:r>
+      <w:r>
+        <w:rPr>
+          <w:sz w:val="24"/>
+          <w:szCs w:val="24"/>
+          <w:lang w:val="en-US"/>
+        </w:rPr>
+        <w:t xml:space="preserve"> to ensure complex structures like caves don’t generate off map</w:t>
       </w:r>
     </w:p>
     <w:p>
@@ -2786,7 +3169,15 @@
           <w:szCs w:val="24"/>
           <w:lang w:val="en-US"/>
         </w:rPr>
-        <w:t>Must be on flat ground, above two tiles (no hanging)</w:t>
+        <w:t>Switching Backgrounds</w:t>
+      </w:r>
+      <w:r>
+        <w:rPr>
+          <w:sz w:val="24"/>
+          <w:szCs w:val="24"/>
+          <w:lang w:val="en-US"/>
+        </w:rPr>
+        <w:t xml:space="preserve"> in different biomes and at depth</w:t>
       </w:r>
     </w:p>
     <w:p>
@@ -2796,151 +3187,19 @@
           <w:ilvl w:val="0"/>
           <w:numId w:val="10"/>
         </w:numPr>
-        <w:ind w:left="0" w:firstLine="360"/>
-        <w:rPr>
-          <w:sz w:val="24"/>
-          <w:szCs w:val="24"/>
-          <w:lang w:val="en-US"/>
-        </w:rPr>
-      </w:pPr>
-      <w:r>
-        <w:rPr>
-          <w:sz w:val="24"/>
-          <w:szCs w:val="24"/>
-          <w:lang w:val="en-US"/>
-        </w:rPr>
-        <w:t xml:space="preserve">Must have an empty tile above It (effectively taking 3x2) </w:t>
-      </w:r>
-    </w:p>
-    <w:p>
-      <w:pPr>
-        <w:rPr>
-          <w:sz w:val="24"/>
-          <w:szCs w:val="24"/>
-          <w:lang w:val="en-US"/>
-        </w:rPr>
-      </w:pPr>
-      <w:r>
-        <w:rPr>
-          <w:sz w:val="24"/>
-          <w:szCs w:val="24"/>
-          <w:lang w:val="en-US"/>
-        </w:rPr>
-        <w:t>Trees</w:t>
-      </w:r>
-      <w:r>
-        <w:rPr>
-          <w:sz w:val="24"/>
-          <w:szCs w:val="24"/>
-          <w:lang w:val="en-US"/>
-        </w:rPr>
-        <w:t xml:space="preserve"> function</w:t>
-      </w:r>
-      <w:r>
-        <w:rPr>
-          <w:sz w:val="24"/>
-          <w:szCs w:val="24"/>
-          <w:lang w:val="en-US"/>
-        </w:rPr>
-        <w:t xml:space="preserve"> </w:t>
-      </w:r>
-      <w:r>
-        <w:rPr>
-          <w:sz w:val="24"/>
-          <w:szCs w:val="24"/>
-          <w:lang w:val="en-US"/>
-        </w:rPr>
-        <w:t>(optional challenge)</w:t>
-      </w:r>
-    </w:p>
-    <w:p>
-      <w:pPr>
-        <w:pStyle w:val="ListParagraph"/>
-        <w:numPr>
-          <w:ilvl w:val="0"/>
-          <w:numId w:val="10"/>
-        </w:numPr>
-        <w:rPr>
-          <w:sz w:val="24"/>
-          <w:szCs w:val="24"/>
-          <w:lang w:val="en-US"/>
-        </w:rPr>
-      </w:pPr>
-      <w:r>
-        <w:rPr>
-          <w:sz w:val="24"/>
-          <w:szCs w:val="24"/>
-          <w:lang w:val="en-US"/>
-        </w:rPr>
-        <w:t xml:space="preserve">Generate trunk </w:t>
-      </w:r>
-      <w:r>
-        <w:rPr>
-          <w:sz w:val="24"/>
-          <w:szCs w:val="24"/>
-          <w:lang w:val="en-US"/>
-        </w:rPr>
-        <w:t>–</w:t>
-      </w:r>
-      <w:r>
-        <w:rPr>
-          <w:sz w:val="24"/>
-          <w:szCs w:val="24"/>
-          <w:lang w:val="en-US"/>
-        </w:rPr>
-        <w:t xml:space="preserve"> </w:t>
-      </w:r>
-      <w:r>
-        <w:rPr>
-          <w:sz w:val="24"/>
-          <w:szCs w:val="24"/>
-          <w:lang w:val="en-US"/>
-        </w:rPr>
-        <w:t>1 tile wide</w:t>
-      </w:r>
-    </w:p>
-    <w:p>
-      <w:pPr>
-        <w:pStyle w:val="ListParagraph"/>
-        <w:numPr>
-          <w:ilvl w:val="0"/>
-          <w:numId w:val="10"/>
-        </w:numPr>
-        <w:rPr>
-          <w:sz w:val="24"/>
-          <w:szCs w:val="24"/>
-          <w:lang w:val="en-US"/>
-        </w:rPr>
-      </w:pPr>
-      <w:r>
-        <w:rPr>
-          <w:sz w:val="24"/>
-          <w:szCs w:val="24"/>
-          <w:lang w:val="en-US"/>
-        </w:rPr>
-        <w:t>Generate canopy – 2 by 3 wide</w:t>
-      </w:r>
-    </w:p>
-    <w:p>
-      <w:pPr>
-        <w:pStyle w:val="ListParagraph"/>
-        <w:numPr>
-          <w:ilvl w:val="0"/>
-          <w:numId w:val="10"/>
-        </w:numPr>
-        <w:rPr>
-          <w:sz w:val="24"/>
-          <w:szCs w:val="24"/>
-          <w:lang w:val="en-US"/>
-        </w:rPr>
-      </w:pPr>
-      <w:r>
-        <w:rPr>
-          <w:sz w:val="24"/>
-          <w:szCs w:val="24"/>
-          <w:lang w:val="en-US"/>
-        </w:rPr>
-        <w:t>Generate a couple of branches – 1 wood 1 leaf</w:t>
+        <w:rPr>
+          <w:sz w:val="24"/>
+          <w:szCs w:val="24"/>
+          <w:lang w:val="en-US"/>
+        </w:rPr>
+      </w:pPr>
+      <w:r>
+        <w:rPr>
+          <w:sz w:val="24"/>
+          <w:szCs w:val="24"/>
+          <w:lang w:val="en-US"/>
+        </w:rPr>
+        <w:t>Remove tiles in bulk – unity has one</w:t>
       </w:r>
     </w:p>
     <w:p>
@@ -2952,7 +3211,6 @@
           <w:lang w:val="en-US"/>
         </w:rPr>
       </w:pPr>
-      <w:bookmarkStart w:id="7" w:name="_Toc189051123"/>
       <w:r>
         <w:rPr>
           <w:sz w:val="24"/>
@@ -2961,7 +3219,6 @@
         </w:rPr>
         <w:t>Tool</w:t>
       </w:r>
-      <w:bookmarkEnd w:id="7"/>
       <w:r>
         <w:rPr>
           <w:sz w:val="24"/>
@@ -3050,7 +3307,31 @@
           <w:szCs w:val="24"/>
           <w:lang w:val="en-US"/>
         </w:rPr>
-        <w:t>Chests (depending on cave size) – 0/1/2/3</w:t>
+        <w:t xml:space="preserve">Biomes </w:t>
+      </w:r>
+      <w:r>
+        <w:rPr>
+          <w:sz w:val="24"/>
+          <w:szCs w:val="24"/>
+          <w:lang w:val="en-US"/>
+        </w:rPr>
+        <w:t>–</w:t>
+      </w:r>
+      <w:r>
+        <w:rPr>
+          <w:sz w:val="24"/>
+          <w:szCs w:val="24"/>
+          <w:lang w:val="en-US"/>
+        </w:rPr>
+        <w:t xml:space="preserve"> </w:t>
+      </w:r>
+      <w:r>
+        <w:rPr>
+          <w:sz w:val="24"/>
+          <w:szCs w:val="24"/>
+          <w:lang w:val="en-US"/>
+        </w:rPr>
+        <w:t>1 biome world or based on world size – 2/3/4</w:t>
       </w:r>
     </w:p>
     <w:p>
@@ -3072,31 +3353,7 @@
           <w:szCs w:val="24"/>
           <w:lang w:val="en-US"/>
         </w:rPr>
-        <w:t xml:space="preserve">Biomes </w:t>
-      </w:r>
-      <w:r>
-        <w:rPr>
-          <w:sz w:val="24"/>
-          <w:szCs w:val="24"/>
-          <w:lang w:val="en-US"/>
-        </w:rPr>
-        <w:t>–</w:t>
-      </w:r>
-      <w:r>
-        <w:rPr>
-          <w:sz w:val="24"/>
-          <w:szCs w:val="24"/>
-          <w:lang w:val="en-US"/>
-        </w:rPr>
-        <w:t xml:space="preserve"> </w:t>
-      </w:r>
-      <w:r>
-        <w:rPr>
-          <w:sz w:val="24"/>
-          <w:szCs w:val="24"/>
-          <w:lang w:val="en-US"/>
-        </w:rPr>
-        <w:t>1 biome world or based on world size – 2/3/4</w:t>
+        <w:t>User swapping in and out biomes through scriptable objects</w:t>
       </w:r>
     </w:p>
     <w:p>
@@ -3108,7 +3365,7 @@
           <w:lang w:val="en-US"/>
         </w:rPr>
       </w:pPr>
-      <w:bookmarkStart w:id="8" w:name="_Toc189051124"/>
+      <w:bookmarkStart w:id="7" w:name="_Toc190254267"/>
       <w:r>
         <w:rPr>
           <w:sz w:val="24"/>
@@ -3117,7 +3374,7 @@
         </w:rPr>
         <w:t>Pitch</w:t>
       </w:r>
-      <w:bookmarkEnd w:id="8"/>
+      <w:bookmarkEnd w:id="7"/>
     </w:p>
     <w:p>
       <w:pPr>
@@ -3183,36 +3440,16 @@
           <w:szCs w:val="24"/>
           <w:lang w:val="en-US"/>
         </w:rPr>
-        <w:t xml:space="preserve">Once satisfied, I am going to introduce some level of tool development, which would include basic </w:t>
-      </w:r>
-      <w:proofErr w:type="gramStart"/>
-      <w:r>
-        <w:rPr>
-          <w:sz w:val="24"/>
-          <w:szCs w:val="24"/>
-          <w:lang w:val="en-US"/>
-        </w:rPr>
-        <w:t>UI</w:t>
-      </w:r>
-      <w:proofErr w:type="gramEnd"/>
-      <w:r>
-        <w:rPr>
-          <w:sz w:val="24"/>
-          <w:szCs w:val="24"/>
-          <w:lang w:val="en-US"/>
-        </w:rPr>
-        <w:t xml:space="preserve"> and a few </w:t>
-      </w:r>
-      <w:proofErr w:type="gramStart"/>
-      <w:r>
-        <w:rPr>
-          <w:sz w:val="24"/>
-          <w:szCs w:val="24"/>
-          <w:lang w:val="en-US"/>
-        </w:rPr>
-        <w:t>drop down</w:t>
-      </w:r>
-      <w:proofErr w:type="gramEnd"/>
+        <w:t xml:space="preserve">Once satisfied, I am going to introduce some level of tool development, which would include basic UI and a few </w:t>
+      </w:r>
+      <w:r>
+        <w:rPr>
+          <w:sz w:val="24"/>
+          <w:szCs w:val="24"/>
+          <w:lang w:val="en-US"/>
+        </w:rPr>
+        <w:t>drop-down</w:t>
+      </w:r>
       <w:r>
         <w:rPr>
           <w:sz w:val="24"/>
@@ -3232,14 +3469,14 @@
     </w:p>
     <w:p>
       <w:pPr>
-        <w:pStyle w:val="Heading3"/>
-        <w:rPr>
-          <w:sz w:val="24"/>
-          <w:szCs w:val="24"/>
-          <w:lang w:val="en-US"/>
-        </w:rPr>
-      </w:pPr>
-      <w:bookmarkStart w:id="9" w:name="_Toc189051125"/>
+        <w:pStyle w:val="Heading2"/>
+        <w:rPr>
+          <w:sz w:val="24"/>
+          <w:szCs w:val="24"/>
+          <w:lang w:val="en-US"/>
+        </w:rPr>
+      </w:pPr>
+      <w:bookmarkStart w:id="8" w:name="_Toc190254268"/>
       <w:r>
         <w:rPr>
           <w:sz w:val="24"/>
@@ -3249,7 +3486,7 @@
         <w:lastRenderedPageBreak/>
         <w:t>Project Feasibility</w:t>
       </w:r>
-      <w:bookmarkEnd w:id="9"/>
+      <w:bookmarkEnd w:id="8"/>
     </w:p>
     <w:p>
       <w:pPr>
@@ -3283,6 +3520,30 @@
         </w:rPr>
         <w:t xml:space="preserve"> studio, researching Perlin noise and the like since I was assigned to making levels </w:t>
       </w:r>
+      <w:r>
+        <w:rPr>
+          <w:sz w:val="24"/>
+          <w:szCs w:val="24"/>
+          <w:lang w:val="en-US"/>
+        </w:rPr>
+        <w:t>midway</w:t>
+      </w:r>
+      <w:r>
+        <w:rPr>
+          <w:sz w:val="24"/>
+          <w:szCs w:val="24"/>
+          <w:lang w:val="en-US"/>
+        </w:rPr>
+        <w:t>, which didn’t really lead anywhere; and during summer, working on a project under Thunder Blossom</w:t>
+      </w:r>
+      <w:r>
+        <w:rPr>
+          <w:sz w:val="24"/>
+          <w:szCs w:val="24"/>
+          <w:lang w:val="en-US"/>
+        </w:rPr>
+        <w:t xml:space="preserve"> Studios, I was working on grid based </w:t>
+      </w:r>
       <w:proofErr w:type="gramStart"/>
       <w:r>
         <w:rPr>
@@ -3290,7 +3551,7 @@
           <w:szCs w:val="24"/>
           <w:lang w:val="en-US"/>
         </w:rPr>
-        <w:t>mid-way</w:t>
+        <w:t>proc</w:t>
       </w:r>
       <w:proofErr w:type="gramEnd"/>
       <w:r>
@@ -3299,15 +3560,7 @@
           <w:szCs w:val="24"/>
           <w:lang w:val="en-US"/>
         </w:rPr>
-        <w:t>, which didn’t really lead anywhere; and during summer, working on a project under Thunder Blossom</w:t>
-      </w:r>
-      <w:r>
-        <w:rPr>
-          <w:sz w:val="24"/>
-          <w:szCs w:val="24"/>
-          <w:lang w:val="en-US"/>
-        </w:rPr>
-        <w:t xml:space="preserve"> Studios, I was working on grid based proc-gen. </w:t>
+        <w:t xml:space="preserve">-gen. </w:t>
       </w:r>
     </w:p>
     <w:p>
@@ -3335,75 +3588,6 @@
           <w:lang w:val="en-US"/>
         </w:rPr>
       </w:pPr>
-      <w:r>
-        <w:rPr>
-          <w:noProof/>
-          <w:sz w:val="24"/>
-          <w:szCs w:val="24"/>
-        </w:rPr>
-        <w:drawing>
-          <wp:anchor distT="0" distB="0" distL="114300" distR="114300" simplePos="0" relativeHeight="251658240" behindDoc="0" locked="0" layoutInCell="1" allowOverlap="1" wp14:anchorId="1D7641D8" wp14:editId="361E0ED3">
-            <wp:simplePos x="0" y="0"/>
-            <wp:positionH relativeFrom="column">
-              <wp:posOffset>3838575</wp:posOffset>
-            </wp:positionH>
-            <wp:positionV relativeFrom="paragraph">
-              <wp:posOffset>880745</wp:posOffset>
-            </wp:positionV>
-            <wp:extent cx="1704975" cy="954405"/>
-            <wp:effectExtent l="0" t="0" r="9525" b="0"/>
-            <wp:wrapSquare wrapText="bothSides"/>
-            <wp:docPr id="1297245543" name="Picture 1" descr="MOTIVATION! - Devil May Cry - Meme Trigger | Facebook"/>
-            <wp:cNvGraphicFramePr>
-              <a:graphicFrameLocks xmlns:a="http://schemas.openxmlformats.org/drawingml/2006/main" noChangeAspect="1"/>
-            </wp:cNvGraphicFramePr>
-            <a:graphic xmlns:a="http://schemas.openxmlformats.org/drawingml/2006/main">
-              <a:graphicData uri="http://schemas.openxmlformats.org/drawingml/2006/picture">
-                <pic:pic xmlns:pic="http://schemas.openxmlformats.org/drawingml/2006/picture">
-                  <pic:nvPicPr>
-                    <pic:cNvPr id="0" name="Picture 1" descr="MOTIVATION! - Devil May Cry - Meme Trigger | Facebook"/>
-                    <pic:cNvPicPr>
-                      <a:picLocks noChangeAspect="1" noChangeArrowheads="1"/>
-                    </pic:cNvPicPr>
-                  </pic:nvPicPr>
-                  <pic:blipFill>
-                    <a:blip r:embed="rId10">
-                      <a:extLst>
-                        <a:ext uri="{28A0092B-C50C-407E-A947-70E740481C1C}">
-                          <a14:useLocalDpi xmlns:a14="http://schemas.microsoft.com/office/drawing/2010/main" val="0"/>
-                        </a:ext>
-                      </a:extLst>
-                    </a:blip>
-                    <a:srcRect/>
-                    <a:stretch>
-                      <a:fillRect/>
-                    </a:stretch>
-                  </pic:blipFill>
-                  <pic:spPr bwMode="auto">
-                    <a:xfrm>
-                      <a:off x="0" y="0"/>
-                      <a:ext cx="1704975" cy="954405"/>
-                    </a:xfrm>
-                    <a:prstGeom prst="rect">
-                      <a:avLst/>
-                    </a:prstGeom>
-                    <a:noFill/>
-                    <a:ln>
-                      <a:noFill/>
-                    </a:ln>
-                  </pic:spPr>
-                </pic:pic>
-              </a:graphicData>
-            </a:graphic>
-            <wp14:sizeRelH relativeFrom="margin">
-              <wp14:pctWidth>0</wp14:pctWidth>
-            </wp14:sizeRelH>
-            <wp14:sizeRelV relativeFrom="margin">
-              <wp14:pctHeight>0</wp14:pctHeight>
-            </wp14:sizeRelV>
-          </wp:anchor>
-        </w:drawing>
-      </w:r>
       <w:r>
         <w:rPr>
           <w:sz w:val="24"/>
@@ -3477,31 +3661,16 @@
     <w:p>
       <w:pPr>
         <w:pStyle w:val="Heading1"/>
-        <w:rPr>
-          <w:sz w:val="24"/>
-          <w:szCs w:val="24"/>
-          <w:lang w:val="en-US"/>
-        </w:rPr>
-      </w:pPr>
-      <w:bookmarkStart w:id="10" w:name="_Toc189051127"/>
-      <w:r>
-        <w:rPr>
-          <w:sz w:val="24"/>
-          <w:szCs w:val="24"/>
-          <w:lang w:val="en-US"/>
-        </w:rPr>
+      </w:pPr>
+      <w:bookmarkStart w:id="9" w:name="_Toc190254269"/>
+      <w:r>
         <w:lastRenderedPageBreak/>
         <w:t>Product</w:t>
       </w:r>
-      <w:bookmarkEnd w:id="10"/>
-      <w:r>
-        <w:rPr>
-          <w:sz w:val="24"/>
-          <w:szCs w:val="24"/>
-          <w:lang w:val="en-US"/>
-        </w:rPr>
+      <w:r>
         <w:t xml:space="preserve"> Design</w:t>
       </w:r>
+      <w:bookmarkEnd w:id="9"/>
     </w:p>
     <w:p>
       <w:pPr>
@@ -3617,7 +3786,7 @@
                     <pic:cNvPicPr/>
                   </pic:nvPicPr>
                   <pic:blipFill>
-                    <a:blip r:embed="rId11"/>
+                    <a:blip r:embed="rId8"/>
                     <a:stretch>
                       <a:fillRect/>
                     </a:stretch>
@@ -3686,7 +3855,7 @@
                     <pic:cNvPicPr/>
                   </pic:nvPicPr>
                   <pic:blipFill rotWithShape="1">
-                    <a:blip r:embed="rId12"/>
+                    <a:blip r:embed="rId9"/>
                     <a:srcRect l="1994"/>
                     <a:stretch/>
                   </pic:blipFill>
@@ -3762,7 +3931,7 @@
                     <pic:cNvPicPr/>
                   </pic:nvPicPr>
                   <pic:blipFill>
-                    <a:blip r:embed="rId13"/>
+                    <a:blip r:embed="rId10"/>
                     <a:stretch>
                       <a:fillRect/>
                     </a:stretch>
@@ -3831,7 +4000,7 @@
                     <pic:cNvPicPr/>
                   </pic:nvPicPr>
                   <pic:blipFill>
-                    <a:blip r:embed="rId14"/>
+                    <a:blip r:embed="rId11"/>
                     <a:stretch>
                       <a:fillRect/>
                     </a:stretch>
@@ -3900,6 +4069,30 @@
         </w:rPr>
         <w:t xml:space="preserve"> but that is too small of a change to be shown </w:t>
       </w:r>
+      <w:r>
+        <w:rPr>
+          <w:sz w:val="24"/>
+          <w:szCs w:val="24"/>
+          <w:lang w:val="en-US"/>
+        </w:rPr>
+        <w:t>on</w:t>
+      </w:r>
+      <w:r>
+        <w:rPr>
+          <w:sz w:val="24"/>
+          <w:szCs w:val="24"/>
+          <w:lang w:val="en-US"/>
+        </w:rPr>
+        <w:t xml:space="preserve"> this scale</w:t>
+      </w:r>
+      <w:r>
+        <w:rPr>
+          <w:sz w:val="24"/>
+          <w:szCs w:val="24"/>
+          <w:lang w:val="en-US"/>
+        </w:rPr>
+        <w:t xml:space="preserve">. It will be </w:t>
+      </w:r>
       <w:proofErr w:type="gramStart"/>
       <w:r>
         <w:rPr>
@@ -3907,7 +4100,7 @@
           <w:szCs w:val="24"/>
           <w:lang w:val="en-US"/>
         </w:rPr>
-        <w:t>at</w:t>
+        <w:t>similar to</w:t>
       </w:r>
       <w:proofErr w:type="gramEnd"/>
       <w:r>
@@ -3916,32 +4109,6 @@
           <w:szCs w:val="24"/>
           <w:lang w:val="en-US"/>
         </w:rPr>
-        <w:t xml:space="preserve"> this scale</w:t>
-      </w:r>
-      <w:r>
-        <w:rPr>
-          <w:sz w:val="24"/>
-          <w:szCs w:val="24"/>
-          <w:lang w:val="en-US"/>
-        </w:rPr>
-        <w:t xml:space="preserve">. It will be </w:t>
-      </w:r>
-      <w:proofErr w:type="gramStart"/>
-      <w:r>
-        <w:rPr>
-          <w:sz w:val="24"/>
-          <w:szCs w:val="24"/>
-          <w:lang w:val="en-US"/>
-        </w:rPr>
-        <w:t>similar to</w:t>
-      </w:r>
-      <w:proofErr w:type="gramEnd"/>
-      <w:r>
-        <w:rPr>
-          <w:sz w:val="24"/>
-          <w:szCs w:val="24"/>
-          <w:lang w:val="en-US"/>
-        </w:rPr>
         <w:t xml:space="preserve"> the mixing tiles stage, just in fewer amounts and clumped </w:t>
       </w:r>
       <w:r>
@@ -3970,7 +4137,7 @@
           <w:lang w:val="en-US"/>
         </w:rPr>
       </w:pPr>
-      <w:bookmarkStart w:id="11" w:name="_Toc189051128"/>
+      <w:bookmarkStart w:id="10" w:name="_Toc190254270"/>
       <w:r>
         <w:rPr>
           <w:sz w:val="24"/>
@@ -4004,62 +4171,30 @@
         </w:rPr>
         <w:t>esign</w:t>
       </w:r>
+      <w:bookmarkEnd w:id="10"/>
+    </w:p>
+    <w:p>
+      <w:pPr>
+        <w:pStyle w:val="Heading3"/>
+        <w:rPr>
+          <w:sz w:val="24"/>
+          <w:szCs w:val="24"/>
+          <w:lang w:val="en-US"/>
+        </w:rPr>
+      </w:pPr>
+      <w:bookmarkStart w:id="11" w:name="_Toc190254271"/>
+      <w:r>
+        <w:rPr>
+          <w:sz w:val="24"/>
+          <w:szCs w:val="24"/>
+          <w:lang w:val="en-US"/>
+        </w:rPr>
+        <w:t>Uml</w:t>
+      </w:r>
       <w:bookmarkEnd w:id="11"/>
     </w:p>
     <w:p>
       <w:pPr>
-        <w:pStyle w:val="Heading3"/>
-        <w:rPr>
-          <w:sz w:val="24"/>
-          <w:szCs w:val="24"/>
-          <w:lang w:val="en-US"/>
-        </w:rPr>
-      </w:pPr>
-      <w:r>
-        <w:rPr>
-          <w:sz w:val="24"/>
-          <w:szCs w:val="24"/>
-          <w:lang w:val="en-US"/>
-        </w:rPr>
-        <w:t>Uml</w:t>
-      </w:r>
-    </w:p>
-    <w:p>
-      <w:pPr>
-        <w:rPr>
-          <w:sz w:val="24"/>
-          <w:szCs w:val="24"/>
-          <w:lang w:val="en-US"/>
-        </w:rPr>
-      </w:pPr>
-      <w:r>
-        <w:rPr>
-          <w:sz w:val="24"/>
-          <w:szCs w:val="24"/>
-          <w:lang w:val="en-US"/>
-        </w:rPr>
-        <w:t>1</w:t>
-      </w:r>
-      <w:r>
-        <w:rPr>
-          <w:sz w:val="24"/>
-          <w:szCs w:val="24"/>
-          <w:vertAlign w:val="superscript"/>
-          <w:lang w:val="en-US"/>
-        </w:rPr>
-        <w:t>st</w:t>
-      </w:r>
-      <w:r>
-        <w:rPr>
-          <w:sz w:val="24"/>
-          <w:szCs w:val="24"/>
-          <w:lang w:val="en-US"/>
-        </w:rPr>
-        <w:t xml:space="preserve"> pass</w:t>
-      </w:r>
-    </w:p>
-    <w:p>
-      <w:pPr>
         <w:rPr>
           <w:sz w:val="24"/>
           <w:szCs w:val="24"/>
@@ -4074,10 +4209,10 @@
           <w:lang w:val="en-US"/>
         </w:rPr>
         <w:drawing>
-          <wp:inline distT="0" distB="0" distL="0" distR="0" wp14:anchorId="6065546F" wp14:editId="4E1B6F79">
-            <wp:extent cx="4305300" cy="2619145"/>
+          <wp:inline distT="0" distB="0" distL="0" distR="0" wp14:anchorId="6065546F" wp14:editId="5F8580A4">
+            <wp:extent cx="5950927" cy="4133850"/>
             <wp:effectExtent l="0" t="0" r="0" b="0"/>
-            <wp:docPr id="84479214" name="Picture 1" descr="A diagram of a computer&#10;&#10;Description automatically generated with medium confidence"/>
+            <wp:docPr id="84479214" name="Picture 1"/>
             <wp:cNvGraphicFramePr>
               <a:graphicFrameLocks xmlns:a="http://schemas.openxmlformats.org/drawingml/2006/main" noChangeAspect="1"/>
             </wp:cNvGraphicFramePr>
@@ -4085,11 +4220,17 @@
               <a:graphicData uri="http://schemas.openxmlformats.org/drawingml/2006/picture">
                 <pic:pic xmlns:pic="http://schemas.openxmlformats.org/drawingml/2006/picture">
                   <pic:nvPicPr>
-                    <pic:cNvPr id="84479214" name="Picture 1" descr="A diagram of a computer&#10;&#10;Description automatically generated with medium confidence"/>
+                    <pic:cNvPr id="84479214" name="Picture 1"/>
                     <pic:cNvPicPr/>
                   </pic:nvPicPr>
                   <pic:blipFill>
-                    <a:blip r:embed="rId15"/>
+                    <a:blip r:embed="rId12">
+                      <a:extLst>
+                        <a:ext uri="{28A0092B-C50C-407E-A947-70E740481C1C}">
+                          <a14:useLocalDpi xmlns:a14="http://schemas.microsoft.com/office/drawing/2010/main" val="0"/>
+                        </a:ext>
+                      </a:extLst>
+                    </a:blip>
                     <a:stretch>
                       <a:fillRect/>
                     </a:stretch>
@@ -4097,7 +4238,7 @@
                   <pic:spPr>
                     <a:xfrm>
                       <a:off x="0" y="0"/>
-                      <a:ext cx="4315225" cy="2625183"/>
+                      <a:ext cx="5956715" cy="4137871"/>
                     </a:xfrm>
                     <a:prstGeom prst="rect">
                       <a:avLst/>
@@ -4113,40 +4254,6 @@
     <w:p>
       <w:pPr>
         <w:rPr>
-          <w:sz w:val="24"/>
-          <w:szCs w:val="24"/>
-          <w:lang w:val="en-US"/>
-        </w:rPr>
-      </w:pPr>
-      <w:r>
-        <w:rPr>
-          <w:sz w:val="24"/>
-          <w:szCs w:val="24"/>
-          <w:lang w:val="en-US"/>
-        </w:rPr>
-        <w:t>Final</w:t>
-      </w:r>
-    </w:p>
-    <w:p>
-      <w:pPr>
-        <w:rPr>
-          <w:sz w:val="24"/>
-          <w:szCs w:val="24"/>
-          <w:lang w:val="en-US"/>
-        </w:rPr>
-      </w:pPr>
-      <w:r>
-        <w:rPr>
-          <w:sz w:val="24"/>
-          <w:szCs w:val="24"/>
-          <w:lang w:val="en-US"/>
-        </w:rPr>
-        <w:t>After looking at cellular noise, try making an ore biome that follows that principle</w:t>
-      </w:r>
-    </w:p>
-    <w:p>
-      <w:pPr>
-        <w:rPr>
           <w:caps/>
           <w:color w:val="0A2F40" w:themeColor="accent1" w:themeShade="7F"/>
           <w:spacing w:val="15"/>
@@ -4157,16 +4264,70 @@
       </w:pPr>
       <w:r>
         <w:rPr>
+          <w:sz w:val="24"/>
+          <w:szCs w:val="24"/>
+          <w:lang w:val="en-US"/>
+        </w:rPr>
+        <w:br w:type="page"/>
+      </w:r>
+    </w:p>
+    <w:p>
+      <w:pPr>
+        <w:pStyle w:val="Heading3"/>
+        <w:rPr>
+          <w:sz w:val="24"/>
+          <w:szCs w:val="24"/>
+          <w:lang w:val="en-US"/>
+        </w:rPr>
+      </w:pPr>
+      <w:bookmarkStart w:id="12" w:name="_Toc190254272"/>
+      <w:r>
+        <w:rPr>
+          <w:sz w:val="24"/>
+          <w:szCs w:val="24"/>
+          <w:lang w:val="en-US"/>
+        </w:rPr>
+        <w:lastRenderedPageBreak/>
+        <w:t>Flowchart</w:t>
+      </w:r>
+      <w:bookmarkEnd w:id="12"/>
+    </w:p>
+    <w:p>
+      <w:pPr>
+        <w:rPr>
+          <w:sz w:val="24"/>
+          <w:szCs w:val="24"/>
+          <w:lang w:val="en-US"/>
+        </w:rPr>
+      </w:pPr>
+      <w:r>
+        <w:rPr>
           <w:noProof/>
           <w:sz w:val="24"/>
           <w:szCs w:val="24"/>
           <w:lang w:val="en-US"/>
         </w:rPr>
         <w:drawing>
-          <wp:inline distT="0" distB="0" distL="0" distR="0" wp14:anchorId="5BF2113D" wp14:editId="708C3663">
-            <wp:extent cx="2400508" cy="2408129"/>
-            <wp:effectExtent l="0" t="0" r="0" b="0"/>
-            <wp:docPr id="1801938755" name="Picture 1" descr="A colorful circles in different colors&#10;&#10;AI-generated content may be incorrect."/>
+          <wp:anchor distT="0" distB="0" distL="114300" distR="114300" simplePos="0" relativeHeight="251662336" behindDoc="1" locked="0" layoutInCell="1" allowOverlap="1" wp14:anchorId="39AA3647" wp14:editId="7B6F900F">
+            <wp:simplePos x="0" y="0"/>
+            <wp:positionH relativeFrom="margin">
+              <wp:align>center</wp:align>
+            </wp:positionH>
+            <wp:positionV relativeFrom="paragraph">
+              <wp:posOffset>74295</wp:posOffset>
+            </wp:positionV>
+            <wp:extent cx="2873375" cy="7953375"/>
+            <wp:effectExtent l="0" t="0" r="3175" b="0"/>
+            <wp:wrapTight wrapText="bothSides">
+              <wp:wrapPolygon edited="0">
+                <wp:start x="0" y="0"/>
+                <wp:lineTo x="0" y="21522"/>
+                <wp:lineTo x="21481" y="21522"/>
+                <wp:lineTo x="21481" y="0"/>
+                <wp:lineTo x="0" y="0"/>
+              </wp:wrapPolygon>
+            </wp:wrapTight>
+            <wp:docPr id="686685475" name="Picture 1"/>
             <wp:cNvGraphicFramePr>
               <a:graphicFrameLocks xmlns:a="http://schemas.openxmlformats.org/drawingml/2006/main" noChangeAspect="1"/>
             </wp:cNvGraphicFramePr>
@@ -4174,11 +4335,17 @@
               <a:graphicData uri="http://schemas.openxmlformats.org/drawingml/2006/picture">
                 <pic:pic xmlns:pic="http://schemas.openxmlformats.org/drawingml/2006/picture">
                   <pic:nvPicPr>
-                    <pic:cNvPr id="1801938755" name="Picture 1" descr="A colorful circles in different colors&#10;&#10;AI-generated content may be incorrect."/>
+                    <pic:cNvPr id="686685475" name="Picture 1"/>
                     <pic:cNvPicPr/>
                   </pic:nvPicPr>
                   <pic:blipFill>
-                    <a:blip r:embed="rId16"/>
+                    <a:blip r:embed="rId13">
+                      <a:extLst>
+                        <a:ext uri="{28A0092B-C50C-407E-A947-70E740481C1C}">
+                          <a14:useLocalDpi xmlns:a14="http://schemas.microsoft.com/office/drawing/2010/main" val="0"/>
+                        </a:ext>
+                      </a:extLst>
+                    </a:blip>
                     <a:stretch>
                       <a:fillRect/>
                     </a:stretch>
@@ -4186,7 +4353,7 @@
                   <pic:spPr>
                     <a:xfrm>
                       <a:off x="0" y="0"/>
-                      <a:ext cx="2400508" cy="2408129"/>
+                      <a:ext cx="2873981" cy="7953375"/>
                     </a:xfrm>
                     <a:prstGeom prst="rect">
                       <a:avLst/>
@@ -4195,7 +4362,13 @@
                 </pic:pic>
               </a:graphicData>
             </a:graphic>
-          </wp:inline>
+            <wp14:sizeRelH relativeFrom="margin">
+              <wp14:pctWidth>0</wp14:pctWidth>
+            </wp14:sizeRelH>
+            <wp14:sizeRelV relativeFrom="margin">
+              <wp14:pctHeight>0</wp14:pctHeight>
+            </wp14:sizeRelV>
+          </wp:anchor>
         </w:drawing>
       </w:r>
     </w:p>
@@ -4205,41 +4378,11 @@
           <w:caps/>
           <w:color w:val="0A2F40" w:themeColor="accent1" w:themeShade="7F"/>
           <w:spacing w:val="15"/>
-          <w:sz w:val="24"/>
-          <w:szCs w:val="24"/>
-          <w:lang w:val="en-US"/>
-        </w:rPr>
-      </w:pPr>
-      <w:r>
-        <w:rPr>
-          <w:sz w:val="24"/>
-          <w:szCs w:val="24"/>
-          <w:lang w:val="en-US"/>
-        </w:rPr>
-        <w:t xml:space="preserve">Each </w:t>
-      </w:r>
-      <w:proofErr w:type="spellStart"/>
-      <w:r>
-        <w:rPr>
-          <w:sz w:val="24"/>
-          <w:szCs w:val="24"/>
-          <w:lang w:val="en-US"/>
-        </w:rPr>
-        <w:t>colour</w:t>
-      </w:r>
-      <w:proofErr w:type="spellEnd"/>
-      <w:r>
-        <w:rPr>
-          <w:sz w:val="24"/>
-          <w:szCs w:val="24"/>
-          <w:lang w:val="en-US"/>
-        </w:rPr>
-        <w:t xml:space="preserve"> would be a different ore and the border between them would just be rock</w:t>
-      </w:r>
-      <w:r>
-        <w:rPr>
-          <w:sz w:val="24"/>
-          <w:szCs w:val="24"/>
+          <w:lang w:val="en-US"/>
+        </w:rPr>
+      </w:pPr>
+      <w:r>
+        <w:rPr>
           <w:lang w:val="en-US"/>
         </w:rPr>
         <w:br w:type="page"/>
@@ -4254,93 +4397,7 @@
           <w:lang w:val="en-US"/>
         </w:rPr>
       </w:pPr>
-      <w:r>
-        <w:rPr>
-          <w:sz w:val="24"/>
-          <w:szCs w:val="24"/>
-          <w:lang w:val="en-US"/>
-        </w:rPr>
-        <w:lastRenderedPageBreak/>
-        <w:t>Flowchart</w:t>
-      </w:r>
-    </w:p>
-    <w:p>
-      <w:pPr>
-        <w:rPr>
-          <w:sz w:val="24"/>
-          <w:szCs w:val="24"/>
-          <w:lang w:val="en-US"/>
-        </w:rPr>
-      </w:pPr>
-      <w:r>
-        <w:rPr>
-          <w:noProof/>
-          <w:sz w:val="24"/>
-          <w:szCs w:val="24"/>
-          <w:lang w:val="en-US"/>
-        </w:rPr>
-        <w:drawing>
-          <wp:inline distT="0" distB="0" distL="0" distR="0" wp14:anchorId="39AA3647" wp14:editId="28707687">
-            <wp:extent cx="2499577" cy="5982218"/>
-            <wp:effectExtent l="0" t="0" r="0" b="0"/>
-            <wp:docPr id="686685475" name="Picture 1" descr="A diagram of a flowchart&#10;&#10;AI-generated content may be incorrect."/>
-            <wp:cNvGraphicFramePr>
-              <a:graphicFrameLocks xmlns:a="http://schemas.openxmlformats.org/drawingml/2006/main" noChangeAspect="1"/>
-            </wp:cNvGraphicFramePr>
-            <a:graphic xmlns:a="http://schemas.openxmlformats.org/drawingml/2006/main">
-              <a:graphicData uri="http://schemas.openxmlformats.org/drawingml/2006/picture">
-                <pic:pic xmlns:pic="http://schemas.openxmlformats.org/drawingml/2006/picture">
-                  <pic:nvPicPr>
-                    <pic:cNvPr id="686685475" name="Picture 1" descr="A diagram of a flowchart&#10;&#10;AI-generated content may be incorrect."/>
-                    <pic:cNvPicPr/>
-                  </pic:nvPicPr>
-                  <pic:blipFill>
-                    <a:blip r:embed="rId17"/>
-                    <a:stretch>
-                      <a:fillRect/>
-                    </a:stretch>
-                  </pic:blipFill>
-                  <pic:spPr>
-                    <a:xfrm>
-                      <a:off x="0" y="0"/>
-                      <a:ext cx="2499577" cy="5982218"/>
-                    </a:xfrm>
-                    <a:prstGeom prst="rect">
-                      <a:avLst/>
-                    </a:prstGeom>
-                  </pic:spPr>
-                </pic:pic>
-              </a:graphicData>
-            </a:graphic>
-          </wp:inline>
-        </w:drawing>
-      </w:r>
-    </w:p>
-    <w:p>
-      <w:pPr>
-        <w:rPr>
-          <w:caps/>
-          <w:color w:val="0A2F40" w:themeColor="accent1" w:themeShade="7F"/>
-          <w:spacing w:val="15"/>
-          <w:lang w:val="en-US"/>
-        </w:rPr>
-      </w:pPr>
-      <w:r>
-        <w:rPr>
-          <w:lang w:val="en-US"/>
-        </w:rPr>
-        <w:br w:type="page"/>
-      </w:r>
-    </w:p>
-    <w:p>
-      <w:pPr>
-        <w:pStyle w:val="Heading3"/>
-        <w:rPr>
-          <w:sz w:val="24"/>
-          <w:szCs w:val="24"/>
-          <w:lang w:val="en-US"/>
-        </w:rPr>
-      </w:pPr>
+      <w:bookmarkStart w:id="13" w:name="_Toc190254273"/>
       <w:r>
         <w:rPr>
           <w:sz w:val="24"/>
@@ -4366,6 +4423,7 @@
         </w:rPr>
         <w:t>Code</w:t>
       </w:r>
+      <w:bookmarkEnd w:id="13"/>
     </w:p>
     <w:p>
       <w:pPr>
@@ -4398,7 +4456,7 @@
                     <pic:cNvPicPr/>
                   </pic:nvPicPr>
                   <pic:blipFill>
-                    <a:blip r:embed="rId18"/>
+                    <a:blip r:embed="rId14"/>
                     <a:stretch>
                       <a:fillRect/>
                     </a:stretch>
@@ -4442,21 +4500,13 @@
     <w:p>
       <w:pPr>
         <w:pStyle w:val="Heading1"/>
-        <w:rPr>
-          <w:sz w:val="24"/>
-          <w:szCs w:val="24"/>
-          <w:lang w:val="en-US"/>
-        </w:rPr>
-      </w:pPr>
-      <w:r>
-        <w:rPr>
-          <w:sz w:val="24"/>
-          <w:szCs w:val="24"/>
-          <w:lang w:val="en-US"/>
-        </w:rPr>
+      </w:pPr>
+      <w:bookmarkStart w:id="14" w:name="_Toc190254274"/>
+      <w:r>
         <w:lastRenderedPageBreak/>
         <w:t>Project Plan</w:t>
       </w:r>
+      <w:bookmarkEnd w:id="14"/>
     </w:p>
     <w:p>
       <w:pPr>
@@ -4467,6 +4517,7 @@
           <w:lang w:val="en-US"/>
         </w:rPr>
       </w:pPr>
+      <w:bookmarkStart w:id="15" w:name="_Toc190254275"/>
       <w:r>
         <w:rPr>
           <w:sz w:val="24"/>
@@ -4475,23 +4526,23 @@
         </w:rPr>
         <w:t>Work Breakdown Structure</w:t>
       </w:r>
-    </w:p>
-    <w:p>
-      <w:pPr>
-        <w:rPr>
-          <w:lang w:val="en-US"/>
-        </w:rPr>
-      </w:pPr>
-      <w:r>
-        <w:rPr>
-          <w:noProof/>
+      <w:bookmarkEnd w:id="15"/>
+    </w:p>
+    <w:p>
+      <w:pPr>
+        <w:rPr>
+          <w:lang w:val="en-US"/>
+        </w:rPr>
+      </w:pPr>
+      <w:r>
+        <w:rPr>
           <w:lang w:val="en-US"/>
         </w:rPr>
         <w:drawing>
-          <wp:inline distT="0" distB="0" distL="0" distR="0" wp14:anchorId="5AF152A8" wp14:editId="354C870B">
-            <wp:extent cx="4210050" cy="5528214"/>
-            <wp:effectExtent l="0" t="0" r="0" b="0"/>
-            <wp:docPr id="156464343" name="Picture 1" descr="A diagram of a computer&#10;&#10;Description automatically generated with medium confidence"/>
+          <wp:inline distT="0" distB="0" distL="0" distR="0" wp14:anchorId="0E816CDB" wp14:editId="7B8C0331">
+            <wp:extent cx="5251145" cy="6954220"/>
+            <wp:effectExtent l="0" t="0" r="6985" b="0"/>
+            <wp:docPr id="231555781" name="Picture 1"/>
             <wp:cNvGraphicFramePr>
               <a:graphicFrameLocks xmlns:a="http://schemas.openxmlformats.org/drawingml/2006/main" noChangeAspect="1"/>
             </wp:cNvGraphicFramePr>
@@ -4499,30 +4550,29 @@
               <a:graphicData uri="http://schemas.openxmlformats.org/drawingml/2006/picture">
                 <pic:pic xmlns:pic="http://schemas.openxmlformats.org/drawingml/2006/picture">
                   <pic:nvPicPr>
-                    <pic:cNvPr id="156464343" name="Picture 1" descr="A diagram of a computer&#10;&#10;Description automatically generated with medium confidence"/>
+                    <pic:cNvPr id="231555781" name="Picture 1"/>
                     <pic:cNvPicPr/>
                   </pic:nvPicPr>
-                  <pic:blipFill rotWithShape="1">
-                    <a:blip r:embed="rId19"/>
-                    <a:srcRect l="1883" t="1994" r="1318" b="1861"/>
-                    <a:stretch/>
+                  <pic:blipFill>
+                    <a:blip r:embed="rId15">
+                      <a:extLst>
+                        <a:ext uri="{28A0092B-C50C-407E-A947-70E740481C1C}">
+                          <a14:useLocalDpi xmlns:a14="http://schemas.microsoft.com/office/drawing/2010/main" val="0"/>
+                        </a:ext>
+                      </a:extLst>
+                    </a:blip>
+                    <a:stretch>
+                      <a:fillRect/>
+                    </a:stretch>
                   </pic:blipFill>
-                  <pic:spPr bwMode="auto">
+                  <pic:spPr>
                     <a:xfrm>
                       <a:off x="0" y="0"/>
-                      <a:ext cx="4222977" cy="5545189"/>
+                      <a:ext cx="5251145" cy="6954220"/>
                     </a:xfrm>
                     <a:prstGeom prst="rect">
                       <a:avLst/>
                     </a:prstGeom>
-                    <a:ln>
-                      <a:noFill/>
-                    </a:ln>
-                    <a:extLst>
-                      <a:ext uri="{53640926-AAD7-44D8-BBD7-CCE9431645EC}">
-                        <a14:shadowObscured xmlns:a14="http://schemas.microsoft.com/office/drawing/2010/main"/>
-                      </a:ext>
-                    </a:extLst>
                   </pic:spPr>
                 </pic:pic>
               </a:graphicData>
@@ -4572,7 +4622,7 @@
           <w:lang w:val="en-US"/>
         </w:rPr>
         <w:sectPr>
-          <w:footerReference w:type="default" r:id="rId20"/>
+          <w:footerReference w:type="default" r:id="rId16"/>
           <w:pgSz w:w="11906" w:h="16838" w:code="9"/>
           <w:pgMar w:top="1440" w:right="1440" w:bottom="1440" w:left="1440" w:header="709" w:footer="709" w:gutter="0"/>
           <w:cols w:space="708"/>
@@ -4595,6 +4645,7 @@
           <w:docGrid w:linePitch="360"/>
         </w:sectPr>
       </w:pPr>
+      <w:bookmarkStart w:id="16" w:name="_Toc190254276"/>
       <w:r>
         <w:rPr>
           <w:noProof/>
@@ -4627,7 +4678,7 @@
                     <pic:cNvPicPr/>
                   </pic:nvPicPr>
                   <pic:blipFill>
-                    <a:blip r:embed="rId21">
+                    <a:blip r:embed="rId17">
                       <a:extLst>
                         <a:ext uri="{28A0092B-C50C-407E-A947-70E740481C1C}">
                           <a14:useLocalDpi xmlns:a14="http://schemas.microsoft.com/office/drawing/2010/main" val="0"/>
@@ -4667,6 +4718,7 @@
         </w:rPr>
         <w:t>Gantt Chart</w:t>
       </w:r>
+      <w:bookmarkEnd w:id="16"/>
     </w:p>
     <w:p>
       <w:pPr>
@@ -4677,6 +4729,7 @@
           <w:lang w:val="en-US"/>
         </w:rPr>
       </w:pPr>
+      <w:bookmarkStart w:id="17" w:name="_Toc190254277"/>
       <w:r>
         <w:rPr>
           <w:sz w:val="24"/>
@@ -4686,25 +4739,27 @@
         <w:lastRenderedPageBreak/>
         <w:t>Risk Assessment</w:t>
       </w:r>
+      <w:bookmarkEnd w:id="17"/>
     </w:p>
     <w:tbl>
       <w:tblPr>
         <w:tblStyle w:val="TableGrid"/>
-        <w:tblW w:w="0" w:type="auto"/>
+        <w:tblW w:w="15735" w:type="dxa"/>
+        <w:tblInd w:w="-856" w:type="dxa"/>
         <w:tblLook w:val="04A0" w:firstRow="1" w:lastRow="0" w:firstColumn="1" w:lastColumn="0" w:noHBand="0" w:noVBand="1"/>
       </w:tblPr>
       <w:tblGrid>
-        <w:gridCol w:w="474"/>
-        <w:gridCol w:w="3568"/>
+        <w:gridCol w:w="567"/>
+        <w:gridCol w:w="3969"/>
         <w:gridCol w:w="1328"/>
-        <w:gridCol w:w="3068"/>
-        <w:gridCol w:w="2511"/>
-        <w:gridCol w:w="2999"/>
+        <w:gridCol w:w="3067"/>
+        <w:gridCol w:w="2876"/>
+        <w:gridCol w:w="3928"/>
       </w:tblGrid>
       <w:tr>
         <w:tc>
           <w:tcPr>
-            <w:tcW w:w="473" w:type="dxa"/>
+            <w:tcW w:w="567" w:type="dxa"/>
           </w:tcPr>
           <w:p>
             <w:pPr>
@@ -4714,7 +4769,6 @@
                 <w:lang w:val="en-US"/>
               </w:rPr>
             </w:pPr>
-            <w:bookmarkStart w:id="12" w:name="_Toc189051129"/>
             <w:r>
               <w:rPr>
                 <w:sz w:val="24"/>
@@ -4727,7 +4781,7 @@
         </w:tc>
         <w:tc>
           <w:tcPr>
-            <w:tcW w:w="3633" w:type="dxa"/>
+            <w:tcW w:w="3969" w:type="dxa"/>
           </w:tcPr>
           <w:p>
             <w:pPr>
@@ -4749,7 +4803,7 @@
         </w:tc>
         <w:tc>
           <w:tcPr>
-            <w:tcW w:w="1134" w:type="dxa"/>
+            <w:tcW w:w="1328" w:type="dxa"/>
           </w:tcPr>
           <w:p>
             <w:pPr>
@@ -4771,7 +4825,7 @@
         </w:tc>
         <w:tc>
           <w:tcPr>
-            <w:tcW w:w="3119" w:type="dxa"/>
+            <w:tcW w:w="3067" w:type="dxa"/>
           </w:tcPr>
           <w:p>
             <w:pPr>
@@ -4793,7 +4847,7 @@
         </w:tc>
         <w:tc>
           <w:tcPr>
-            <w:tcW w:w="2551" w:type="dxa"/>
+            <w:tcW w:w="2876" w:type="dxa"/>
           </w:tcPr>
           <w:p>
             <w:pPr>
@@ -4815,7 +4869,7 @@
         </w:tc>
         <w:tc>
           <w:tcPr>
-            <w:tcW w:w="3038" w:type="dxa"/>
+            <w:tcW w:w="3928" w:type="dxa"/>
           </w:tcPr>
           <w:p>
             <w:pPr>
@@ -4839,7 +4893,7 @@
       <w:tr>
         <w:tc>
           <w:tcPr>
-            <w:tcW w:w="473" w:type="dxa"/>
+            <w:tcW w:w="567" w:type="dxa"/>
           </w:tcPr>
           <w:p>
             <w:pPr>
@@ -4861,7 +4915,7 @@
         </w:tc>
         <w:tc>
           <w:tcPr>
-            <w:tcW w:w="3633" w:type="dxa"/>
+            <w:tcW w:w="3969" w:type="dxa"/>
           </w:tcPr>
           <w:p>
             <w:pPr>
@@ -4923,7 +4977,7 @@
         </w:tc>
         <w:tc>
           <w:tcPr>
-            <w:tcW w:w="1134" w:type="dxa"/>
+            <w:tcW w:w="1328" w:type="dxa"/>
           </w:tcPr>
           <w:p>
             <w:pPr>
@@ -4953,7 +5007,7 @@
         </w:tc>
         <w:tc>
           <w:tcPr>
-            <w:tcW w:w="3119" w:type="dxa"/>
+            <w:tcW w:w="3067" w:type="dxa"/>
           </w:tcPr>
           <w:p>
             <w:pPr>
@@ -4993,7 +5047,7 @@
         </w:tc>
         <w:tc>
           <w:tcPr>
-            <w:tcW w:w="2551" w:type="dxa"/>
+            <w:tcW w:w="2876" w:type="dxa"/>
           </w:tcPr>
           <w:p>
             <w:pPr>
@@ -5015,7 +5069,7 @@
         </w:tc>
         <w:tc>
           <w:tcPr>
-            <w:tcW w:w="3038" w:type="dxa"/>
+            <w:tcW w:w="3928" w:type="dxa"/>
           </w:tcPr>
           <w:p>
             <w:pPr>
@@ -5039,7 +5093,7 @@
       <w:tr>
         <w:tc>
           <w:tcPr>
-            <w:tcW w:w="473" w:type="dxa"/>
+            <w:tcW w:w="567" w:type="dxa"/>
           </w:tcPr>
           <w:p>
             <w:pPr>
@@ -5061,7 +5115,7 @@
         </w:tc>
         <w:tc>
           <w:tcPr>
-            <w:tcW w:w="3633" w:type="dxa"/>
+            <w:tcW w:w="3969" w:type="dxa"/>
           </w:tcPr>
           <w:p>
             <w:pPr>
@@ -5083,7 +5137,7 @@
         </w:tc>
         <w:tc>
           <w:tcPr>
-            <w:tcW w:w="1134" w:type="dxa"/>
+            <w:tcW w:w="1328" w:type="dxa"/>
           </w:tcPr>
           <w:p>
             <w:pPr>
@@ -5105,7 +5159,7 @@
         </w:tc>
         <w:tc>
           <w:tcPr>
-            <w:tcW w:w="3119" w:type="dxa"/>
+            <w:tcW w:w="3067" w:type="dxa"/>
           </w:tcPr>
           <w:p>
             <w:pPr>
@@ -5127,7 +5181,7 @@
         </w:tc>
         <w:tc>
           <w:tcPr>
-            <w:tcW w:w="2551" w:type="dxa"/>
+            <w:tcW w:w="2876" w:type="dxa"/>
           </w:tcPr>
           <w:p>
             <w:pPr>
@@ -5159,7 +5213,7 @@
         </w:tc>
         <w:tc>
           <w:tcPr>
-            <w:tcW w:w="3038" w:type="dxa"/>
+            <w:tcW w:w="3928" w:type="dxa"/>
           </w:tcPr>
           <w:p>
             <w:pPr>
@@ -5201,7 +5255,7 @@
       <w:tr>
         <w:tc>
           <w:tcPr>
-            <w:tcW w:w="473" w:type="dxa"/>
+            <w:tcW w:w="567" w:type="dxa"/>
           </w:tcPr>
           <w:p>
             <w:pPr>
@@ -5223,7 +5277,7 @@
         </w:tc>
         <w:tc>
           <w:tcPr>
-            <w:tcW w:w="3633" w:type="dxa"/>
+            <w:tcW w:w="3969" w:type="dxa"/>
           </w:tcPr>
           <w:p>
             <w:pPr>
@@ -5255,7 +5309,7 @@
         </w:tc>
         <w:tc>
           <w:tcPr>
-            <w:tcW w:w="1134" w:type="dxa"/>
+            <w:tcW w:w="1328" w:type="dxa"/>
           </w:tcPr>
           <w:p>
             <w:pPr>
@@ -5271,13 +5325,21 @@
                 <w:szCs w:val="24"/>
                 <w:lang w:val="en-US"/>
               </w:rPr>
-              <w:t>10%</w:t>
+              <w:t>2</w:t>
+            </w:r>
+            <w:r>
+              <w:rPr>
+                <w:sz w:val="24"/>
+                <w:szCs w:val="24"/>
+                <w:lang w:val="en-US"/>
+              </w:rPr>
+              <w:t>0%</w:t>
             </w:r>
           </w:p>
         </w:tc>
         <w:tc>
           <w:tcPr>
-            <w:tcW w:w="3119" w:type="dxa"/>
+            <w:tcW w:w="3067" w:type="dxa"/>
           </w:tcPr>
           <w:p>
             <w:pPr>
@@ -5299,7 +5361,7 @@
         </w:tc>
         <w:tc>
           <w:tcPr>
-            <w:tcW w:w="2551" w:type="dxa"/>
+            <w:tcW w:w="2876" w:type="dxa"/>
           </w:tcPr>
           <w:p>
             <w:pPr>
@@ -5321,7 +5383,7 @@
         </w:tc>
         <w:tc>
           <w:tcPr>
-            <w:tcW w:w="3038" w:type="dxa"/>
+            <w:tcW w:w="3928" w:type="dxa"/>
           </w:tcPr>
           <w:p>
             <w:pPr>
@@ -5345,7 +5407,7 @@
       <w:tr>
         <w:tc>
           <w:tcPr>
-            <w:tcW w:w="473" w:type="dxa"/>
+            <w:tcW w:w="567" w:type="dxa"/>
           </w:tcPr>
           <w:p>
             <w:pPr>
@@ -5367,7 +5429,7 @@
         </w:tc>
         <w:tc>
           <w:tcPr>
-            <w:tcW w:w="3633" w:type="dxa"/>
+            <w:tcW w:w="3969" w:type="dxa"/>
           </w:tcPr>
           <w:p>
             <w:pPr>
@@ -5389,7 +5451,7 @@
         </w:tc>
         <w:tc>
           <w:tcPr>
-            <w:tcW w:w="1134" w:type="dxa"/>
+            <w:tcW w:w="1328" w:type="dxa"/>
           </w:tcPr>
           <w:p>
             <w:pPr>
@@ -5411,7 +5473,7 @@
         </w:tc>
         <w:tc>
           <w:tcPr>
-            <w:tcW w:w="3119" w:type="dxa"/>
+            <w:tcW w:w="3067" w:type="dxa"/>
           </w:tcPr>
           <w:p>
             <w:pPr>
@@ -5433,7 +5495,7 @@
         </w:tc>
         <w:tc>
           <w:tcPr>
-            <w:tcW w:w="2551" w:type="dxa"/>
+            <w:tcW w:w="2876" w:type="dxa"/>
           </w:tcPr>
           <w:p>
             <w:pPr>
@@ -5455,7 +5517,7 @@
         </w:tc>
         <w:tc>
           <w:tcPr>
-            <w:tcW w:w="3038" w:type="dxa"/>
+            <w:tcW w:w="3928" w:type="dxa"/>
           </w:tcPr>
           <w:p>
             <w:pPr>
@@ -5471,7 +5533,23 @@
                 <w:szCs w:val="24"/>
                 <w:lang w:val="en-US"/>
               </w:rPr>
-              <w:t>Add some customization features so at least users can engage with product</w:t>
+              <w:t xml:space="preserve">Add some customization features so at least users can engage with </w:t>
+            </w:r>
+            <w:r>
+              <w:rPr>
+                <w:sz w:val="24"/>
+                <w:szCs w:val="24"/>
+                <w:lang w:val="en-US"/>
+              </w:rPr>
+              <w:t xml:space="preserve">the </w:t>
+            </w:r>
+            <w:r>
+              <w:rPr>
+                <w:sz w:val="24"/>
+                <w:szCs w:val="24"/>
+                <w:lang w:val="en-US"/>
+              </w:rPr>
+              <w:t>product</w:t>
             </w:r>
           </w:p>
         </w:tc>
@@ -5479,7 +5557,7 @@
       <w:tr>
         <w:tc>
           <w:tcPr>
-            <w:tcW w:w="473" w:type="dxa"/>
+            <w:tcW w:w="567" w:type="dxa"/>
           </w:tcPr>
           <w:p>
             <w:pPr>
@@ -5501,7 +5579,7 @@
         </w:tc>
         <w:tc>
           <w:tcPr>
-            <w:tcW w:w="3633" w:type="dxa"/>
+            <w:tcW w:w="3969" w:type="dxa"/>
           </w:tcPr>
           <w:p>
             <w:pPr>
@@ -5511,11 +5589,19 @@
                 <w:lang w:val="en-US"/>
               </w:rPr>
             </w:pPr>
+            <w:r>
+              <w:rPr>
+                <w:sz w:val="24"/>
+                <w:szCs w:val="24"/>
+                <w:lang w:val="en-US"/>
+              </w:rPr>
+              <w:t>Issue with noise not generating caves in a visually appealing way</w:t>
+            </w:r>
           </w:p>
         </w:tc>
         <w:tc>
           <w:tcPr>
-            <w:tcW w:w="1134" w:type="dxa"/>
+            <w:tcW w:w="1328" w:type="dxa"/>
           </w:tcPr>
           <w:p>
             <w:pPr>
@@ -5525,11 +5611,19 @@
                 <w:lang w:val="en-US"/>
               </w:rPr>
             </w:pPr>
+            <w:r>
+              <w:rPr>
+                <w:sz w:val="24"/>
+                <w:szCs w:val="24"/>
+                <w:lang w:val="en-US"/>
+              </w:rPr>
+              <w:t>40%</w:t>
+            </w:r>
           </w:p>
         </w:tc>
         <w:tc>
           <w:tcPr>
-            <w:tcW w:w="3119" w:type="dxa"/>
+            <w:tcW w:w="3067" w:type="dxa"/>
           </w:tcPr>
           <w:p>
             <w:pPr>
@@ -5539,11 +5633,19 @@
                 <w:lang w:val="en-US"/>
               </w:rPr>
             </w:pPr>
+            <w:r>
+              <w:rPr>
+                <w:sz w:val="24"/>
+                <w:szCs w:val="24"/>
+                <w:lang w:val="en-US"/>
+              </w:rPr>
+              <w:t>Caves not looking at least halfway natural</w:t>
+            </w:r>
           </w:p>
         </w:tc>
         <w:tc>
           <w:tcPr>
-            <w:tcW w:w="2551" w:type="dxa"/>
+            <w:tcW w:w="2876" w:type="dxa"/>
           </w:tcPr>
           <w:p>
             <w:pPr>
@@ -5553,11 +5655,19 @@
                 <w:lang w:val="en-US"/>
               </w:rPr>
             </w:pPr>
+            <w:r>
+              <w:rPr>
+                <w:sz w:val="24"/>
+                <w:szCs w:val="24"/>
+                <w:lang w:val="en-US"/>
+              </w:rPr>
+              <w:t>World would look to have lower quality</w:t>
+            </w:r>
           </w:p>
         </w:tc>
         <w:tc>
           <w:tcPr>
-            <w:tcW w:w="3038" w:type="dxa"/>
+            <w:tcW w:w="3928" w:type="dxa"/>
           </w:tcPr>
           <w:p>
             <w:pPr>
@@ -5567,13 +5677,21 @@
                 <w:lang w:val="en-US"/>
               </w:rPr>
             </w:pPr>
+            <w:r>
+              <w:rPr>
+                <w:sz w:val="24"/>
+                <w:szCs w:val="24"/>
+                <w:lang w:val="en-US"/>
+              </w:rPr>
+              <w:t>Try a different noise algorithm or change the values to mold the shape</w:t>
+            </w:r>
           </w:p>
         </w:tc>
       </w:tr>
       <w:tr>
         <w:tc>
           <w:tcPr>
-            <w:tcW w:w="473" w:type="dxa"/>
+            <w:tcW w:w="567" w:type="dxa"/>
           </w:tcPr>
           <w:p>
             <w:pPr>
@@ -5595,7 +5713,7 @@
         </w:tc>
         <w:tc>
           <w:tcPr>
-            <w:tcW w:w="3633" w:type="dxa"/>
+            <w:tcW w:w="3969" w:type="dxa"/>
           </w:tcPr>
           <w:p>
             <w:pPr>
@@ -5605,11 +5723,19 @@
                 <w:lang w:val="en-US"/>
               </w:rPr>
             </w:pPr>
+            <w:r>
+              <w:rPr>
+                <w:sz w:val="24"/>
+                <w:szCs w:val="24"/>
+                <w:lang w:val="en-US"/>
+              </w:rPr>
+              <w:t xml:space="preserve">Not being able to showcase my product </w:t>
+            </w:r>
           </w:p>
         </w:tc>
         <w:tc>
           <w:tcPr>
-            <w:tcW w:w="1134" w:type="dxa"/>
+            <w:tcW w:w="1328" w:type="dxa"/>
           </w:tcPr>
           <w:p>
             <w:pPr>
@@ -5619,11 +5745,19 @@
                 <w:lang w:val="en-US"/>
               </w:rPr>
             </w:pPr>
+            <w:r>
+              <w:rPr>
+                <w:sz w:val="24"/>
+                <w:szCs w:val="24"/>
+                <w:lang w:val="en-US"/>
+              </w:rPr>
+              <w:t>50%</w:t>
+            </w:r>
           </w:p>
         </w:tc>
         <w:tc>
           <w:tcPr>
-            <w:tcW w:w="3119" w:type="dxa"/>
+            <w:tcW w:w="3067" w:type="dxa"/>
           </w:tcPr>
           <w:p>
             <w:pPr>
@@ -5633,11 +5767,19 @@
                 <w:lang w:val="en-US"/>
               </w:rPr>
             </w:pPr>
+            <w:r>
+              <w:rPr>
+                <w:sz w:val="24"/>
+                <w:szCs w:val="24"/>
+                <w:lang w:val="en-US"/>
+              </w:rPr>
+              <w:t>The build of the game being too zoomed in or out</w:t>
+            </w:r>
           </w:p>
         </w:tc>
         <w:tc>
           <w:tcPr>
-            <w:tcW w:w="2551" w:type="dxa"/>
+            <w:tcW w:w="2876" w:type="dxa"/>
           </w:tcPr>
           <w:p>
             <w:pPr>
@@ -5647,11 +5789,37 @@
                 <w:lang w:val="en-US"/>
               </w:rPr>
             </w:pPr>
+            <w:r>
+              <w:rPr>
+                <w:sz w:val="24"/>
+                <w:szCs w:val="24"/>
+                <w:lang w:val="en-US"/>
+              </w:rPr>
+              <w:t xml:space="preserve">Details </w:t>
+            </w:r>
+            <w:proofErr w:type="gramStart"/>
+            <w:r>
+              <w:rPr>
+                <w:sz w:val="24"/>
+                <w:szCs w:val="24"/>
+                <w:lang w:val="en-US"/>
+              </w:rPr>
+              <w:t>would</w:t>
+            </w:r>
+            <w:proofErr w:type="gramEnd"/>
+            <w:r>
+              <w:rPr>
+                <w:sz w:val="24"/>
+                <w:szCs w:val="24"/>
+                <w:lang w:val="en-US"/>
+              </w:rPr>
+              <w:t xml:space="preserve"> be missed</w:t>
+            </w:r>
           </w:p>
         </w:tc>
         <w:tc>
           <w:tcPr>
-            <w:tcW w:w="3038" w:type="dxa"/>
+            <w:tcW w:w="3928" w:type="dxa"/>
           </w:tcPr>
           <w:p>
             <w:pPr>
@@ -5661,13 +5829,39 @@
                 <w:lang w:val="en-US"/>
               </w:rPr>
             </w:pPr>
+            <w:r>
+              <w:rPr>
+                <w:sz w:val="24"/>
+                <w:szCs w:val="24"/>
+                <w:lang w:val="en-US"/>
+              </w:rPr>
+              <w:t xml:space="preserve">Add functionality for </w:t>
+            </w:r>
+            <w:proofErr w:type="gramStart"/>
+            <w:r>
+              <w:rPr>
+                <w:sz w:val="24"/>
+                <w:szCs w:val="24"/>
+                <w:lang w:val="en-US"/>
+              </w:rPr>
+              <w:t>zoom</w:t>
+            </w:r>
+            <w:proofErr w:type="gramEnd"/>
+            <w:r>
+              <w:rPr>
+                <w:sz w:val="24"/>
+                <w:szCs w:val="24"/>
+                <w:lang w:val="en-US"/>
+              </w:rPr>
+              <w:t xml:space="preserve"> in/out and panning around the world</w:t>
+            </w:r>
           </w:p>
         </w:tc>
       </w:tr>
       <w:tr>
         <w:tc>
           <w:tcPr>
-            <w:tcW w:w="473" w:type="dxa"/>
+            <w:tcW w:w="567" w:type="dxa"/>
           </w:tcPr>
           <w:p>
             <w:pPr>
@@ -5689,7 +5883,7 @@
         </w:tc>
         <w:tc>
           <w:tcPr>
-            <w:tcW w:w="3633" w:type="dxa"/>
+            <w:tcW w:w="3969" w:type="dxa"/>
           </w:tcPr>
           <w:p>
             <w:pPr>
@@ -5699,11 +5893,29 @@
                 <w:lang w:val="en-US"/>
               </w:rPr>
             </w:pPr>
+            <w:r>
+              <w:rPr>
+                <w:sz w:val="24"/>
+                <w:szCs w:val="24"/>
+                <w:lang w:val="en-US"/>
+              </w:rPr>
+              <w:t xml:space="preserve">Internet issues making me unable to upload to </w:t>
+            </w:r>
+            <w:proofErr w:type="spellStart"/>
+            <w:r>
+              <w:rPr>
+                <w:sz w:val="24"/>
+                <w:szCs w:val="24"/>
+                <w:lang w:val="en-US"/>
+              </w:rPr>
+              <w:t>github</w:t>
+            </w:r>
+            <w:proofErr w:type="spellEnd"/>
           </w:p>
         </w:tc>
         <w:tc>
           <w:tcPr>
-            <w:tcW w:w="1134" w:type="dxa"/>
+            <w:tcW w:w="1328" w:type="dxa"/>
           </w:tcPr>
           <w:p>
             <w:pPr>
@@ -5713,11 +5925,19 @@
                 <w:lang w:val="en-US"/>
               </w:rPr>
             </w:pPr>
+            <w:r>
+              <w:rPr>
+                <w:sz w:val="24"/>
+                <w:szCs w:val="24"/>
+                <w:lang w:val="en-US"/>
+              </w:rPr>
+              <w:t>40%</w:t>
+            </w:r>
           </w:p>
         </w:tc>
         <w:tc>
           <w:tcPr>
-            <w:tcW w:w="3119" w:type="dxa"/>
+            <w:tcW w:w="3067" w:type="dxa"/>
           </w:tcPr>
           <w:p>
             <w:pPr>
@@ -5727,11 +5947,19 @@
                 <w:lang w:val="en-US"/>
               </w:rPr>
             </w:pPr>
+            <w:r>
+              <w:rPr>
+                <w:sz w:val="24"/>
+                <w:szCs w:val="24"/>
+                <w:lang w:val="en-US"/>
+              </w:rPr>
+              <w:t>Internet going down</w:t>
+            </w:r>
           </w:p>
         </w:tc>
         <w:tc>
           <w:tcPr>
-            <w:tcW w:w="2551" w:type="dxa"/>
+            <w:tcW w:w="2876" w:type="dxa"/>
           </w:tcPr>
           <w:p>
             <w:pPr>
@@ -5741,11 +5969,19 @@
                 <w:lang w:val="en-US"/>
               </w:rPr>
             </w:pPr>
+            <w:r>
+              <w:rPr>
+                <w:sz w:val="24"/>
+                <w:szCs w:val="24"/>
+                <w:lang w:val="en-US"/>
+              </w:rPr>
+              <w:t>Won’t be able to show progress in class sessions</w:t>
+            </w:r>
           </w:p>
         </w:tc>
         <w:tc>
           <w:tcPr>
-            <w:tcW w:w="3038" w:type="dxa"/>
+            <w:tcW w:w="3928" w:type="dxa"/>
           </w:tcPr>
           <w:p>
             <w:pPr>
@@ -5755,13 +5991,21 @@
                 <w:lang w:val="en-US"/>
               </w:rPr>
             </w:pPr>
+            <w:r>
+              <w:rPr>
+                <w:sz w:val="24"/>
+                <w:szCs w:val="24"/>
+                <w:lang w:val="en-US"/>
+              </w:rPr>
+              <w:t>Mobile hotspot or just switch to laptop mainly for a while</w:t>
+            </w:r>
           </w:p>
         </w:tc>
       </w:tr>
       <w:tr>
         <w:tc>
           <w:tcPr>
-            <w:tcW w:w="473" w:type="dxa"/>
+            <w:tcW w:w="567" w:type="dxa"/>
           </w:tcPr>
           <w:p>
             <w:pPr>
@@ -5783,7 +6027,7 @@
         </w:tc>
         <w:tc>
           <w:tcPr>
-            <w:tcW w:w="3633" w:type="dxa"/>
+            <w:tcW w:w="3969" w:type="dxa"/>
           </w:tcPr>
           <w:p>
             <w:pPr>
@@ -5793,11 +6037,37 @@
                 <w:lang w:val="en-US"/>
               </w:rPr>
             </w:pPr>
+            <w:r>
+              <w:rPr>
+                <w:sz w:val="24"/>
+                <w:szCs w:val="24"/>
+                <w:lang w:val="en-US"/>
+              </w:rPr>
+              <w:t xml:space="preserve">Motivation </w:t>
+            </w:r>
+            <w:proofErr w:type="gramStart"/>
+            <w:r>
+              <w:rPr>
+                <w:sz w:val="24"/>
+                <w:szCs w:val="24"/>
+                <w:lang w:val="en-US"/>
+              </w:rPr>
+              <w:t>running</w:t>
+            </w:r>
+            <w:proofErr w:type="gramEnd"/>
+            <w:r>
+              <w:rPr>
+                <w:sz w:val="24"/>
+                <w:szCs w:val="24"/>
+                <w:lang w:val="en-US"/>
+              </w:rPr>
+              <w:t xml:space="preserve"> very low due to multiple good games coming out</w:t>
+            </w:r>
           </w:p>
         </w:tc>
         <w:tc>
           <w:tcPr>
-            <w:tcW w:w="1134" w:type="dxa"/>
+            <w:tcW w:w="1328" w:type="dxa"/>
           </w:tcPr>
           <w:p>
             <w:pPr>
@@ -5807,11 +6077,19 @@
                 <w:lang w:val="en-US"/>
               </w:rPr>
             </w:pPr>
+            <w:r>
+              <w:rPr>
+                <w:sz w:val="24"/>
+                <w:szCs w:val="24"/>
+                <w:lang w:val="en-US"/>
+              </w:rPr>
+              <w:t>80%</w:t>
+            </w:r>
           </w:p>
         </w:tc>
         <w:tc>
           <w:tcPr>
-            <w:tcW w:w="3119" w:type="dxa"/>
+            <w:tcW w:w="3067" w:type="dxa"/>
           </w:tcPr>
           <w:p>
             <w:pPr>
@@ -5821,11 +6099,19 @@
                 <w:lang w:val="en-US"/>
               </w:rPr>
             </w:pPr>
+            <w:r>
+              <w:rPr>
+                <w:sz w:val="24"/>
+                <w:szCs w:val="24"/>
+                <w:lang w:val="en-US"/>
+              </w:rPr>
+              <w:t>Release date of Monster Hunter: Wilds</w:t>
+            </w:r>
           </w:p>
         </w:tc>
         <w:tc>
           <w:tcPr>
-            <w:tcW w:w="2551" w:type="dxa"/>
+            <w:tcW w:w="2876" w:type="dxa"/>
           </w:tcPr>
           <w:p>
             <w:pPr>
@@ -5835,11 +6121,19 @@
                 <w:lang w:val="en-US"/>
               </w:rPr>
             </w:pPr>
+            <w:r>
+              <w:rPr>
+                <w:sz w:val="24"/>
+                <w:szCs w:val="24"/>
+                <w:lang w:val="en-US"/>
+              </w:rPr>
+              <w:t>Procrastination will increase massively</w:t>
+            </w:r>
           </w:p>
         </w:tc>
         <w:tc>
           <w:tcPr>
-            <w:tcW w:w="3038" w:type="dxa"/>
+            <w:tcW w:w="3928" w:type="dxa"/>
           </w:tcPr>
           <w:p>
             <w:pPr>
@@ -5849,13 +6143,21 @@
                 <w:lang w:val="en-US"/>
               </w:rPr>
             </w:pPr>
+            <w:r>
+              <w:rPr>
+                <w:sz w:val="24"/>
+                <w:szCs w:val="24"/>
+                <w:lang w:val="en-US"/>
+              </w:rPr>
+              <w:t>Make sure I make some amount of progress before playing games</w:t>
+            </w:r>
           </w:p>
         </w:tc>
       </w:tr>
       <w:tr>
         <w:tc>
           <w:tcPr>
-            <w:tcW w:w="473" w:type="dxa"/>
+            <w:tcW w:w="567" w:type="dxa"/>
           </w:tcPr>
           <w:p>
             <w:pPr>
@@ -5877,7 +6179,7 @@
         </w:tc>
         <w:tc>
           <w:tcPr>
-            <w:tcW w:w="3633" w:type="dxa"/>
+            <w:tcW w:w="3969" w:type="dxa"/>
           </w:tcPr>
           <w:p>
             <w:pPr>
@@ -5887,11 +6189,19 @@
                 <w:lang w:val="en-US"/>
               </w:rPr>
             </w:pPr>
+            <w:r>
+              <w:rPr>
+                <w:sz w:val="24"/>
+                <w:szCs w:val="24"/>
+                <w:lang w:val="en-US"/>
+              </w:rPr>
+              <w:t>Biomes not overwriting the terrain properly</w:t>
+            </w:r>
           </w:p>
         </w:tc>
         <w:tc>
           <w:tcPr>
-            <w:tcW w:w="1134" w:type="dxa"/>
+            <w:tcW w:w="1328" w:type="dxa"/>
           </w:tcPr>
           <w:p>
             <w:pPr>
@@ -5901,11 +6211,19 @@
                 <w:lang w:val="en-US"/>
               </w:rPr>
             </w:pPr>
+            <w:r>
+              <w:rPr>
+                <w:sz w:val="24"/>
+                <w:szCs w:val="24"/>
+                <w:lang w:val="en-US"/>
+              </w:rPr>
+              <w:t>60%</w:t>
+            </w:r>
           </w:p>
         </w:tc>
         <w:tc>
           <w:tcPr>
-            <w:tcW w:w="3119" w:type="dxa"/>
+            <w:tcW w:w="3067" w:type="dxa"/>
           </w:tcPr>
           <w:p>
             <w:pPr>
@@ -5915,11 +6233,19 @@
                 <w:lang w:val="en-US"/>
               </w:rPr>
             </w:pPr>
+            <w:r>
+              <w:rPr>
+                <w:sz w:val="24"/>
+                <w:szCs w:val="24"/>
+                <w:lang w:val="en-US"/>
+              </w:rPr>
+              <w:t>Some surface tiles might be ignored, being outside the biomes range</w:t>
+            </w:r>
           </w:p>
         </w:tc>
         <w:tc>
           <w:tcPr>
-            <w:tcW w:w="2551" w:type="dxa"/>
+            <w:tcW w:w="2876" w:type="dxa"/>
           </w:tcPr>
           <w:p>
             <w:pPr>
@@ -5929,11 +6255,19 @@
                 <w:lang w:val="en-US"/>
               </w:rPr>
             </w:pPr>
+            <w:r>
+              <w:rPr>
+                <w:sz w:val="24"/>
+                <w:szCs w:val="24"/>
+                <w:lang w:val="en-US"/>
+              </w:rPr>
+              <w:t>Hill tops will stand out being different tiles</w:t>
+            </w:r>
           </w:p>
         </w:tc>
         <w:tc>
           <w:tcPr>
-            <w:tcW w:w="3038" w:type="dxa"/>
+            <w:tcW w:w="3928" w:type="dxa"/>
           </w:tcPr>
           <w:p>
             <w:pPr>
@@ -5943,13 +6277,21 @@
                 <w:lang w:val="en-US"/>
               </w:rPr>
             </w:pPr>
+            <w:r>
+              <w:rPr>
+                <w:sz w:val="24"/>
+                <w:szCs w:val="24"/>
+                <w:lang w:val="en-US"/>
+              </w:rPr>
+              <w:t>Make the biome spread a little bit outside its boundaries, but not overwrite empty tiles</w:t>
+            </w:r>
           </w:p>
         </w:tc>
       </w:tr>
       <w:tr>
         <w:tc>
           <w:tcPr>
-            <w:tcW w:w="473" w:type="dxa"/>
+            <w:tcW w:w="567" w:type="dxa"/>
           </w:tcPr>
           <w:p>
             <w:pPr>
@@ -5971,7 +6313,7 @@
         </w:tc>
         <w:tc>
           <w:tcPr>
-            <w:tcW w:w="3633" w:type="dxa"/>
+            <w:tcW w:w="3969" w:type="dxa"/>
           </w:tcPr>
           <w:p>
             <w:pPr>
@@ -5981,11 +6323,19 @@
                 <w:lang w:val="en-US"/>
               </w:rPr>
             </w:pPr>
+            <w:r>
+              <w:rPr>
+                <w:sz w:val="24"/>
+                <w:szCs w:val="24"/>
+                <w:lang w:val="en-US"/>
+              </w:rPr>
+              <w:t>Wasting time on functionality that Unity already has</w:t>
+            </w:r>
           </w:p>
         </w:tc>
         <w:tc>
           <w:tcPr>
-            <w:tcW w:w="1134" w:type="dxa"/>
+            <w:tcW w:w="1328" w:type="dxa"/>
           </w:tcPr>
           <w:p>
             <w:pPr>
@@ -5995,11 +6345,19 @@
                 <w:lang w:val="en-US"/>
               </w:rPr>
             </w:pPr>
+            <w:r>
+              <w:rPr>
+                <w:sz w:val="24"/>
+                <w:szCs w:val="24"/>
+                <w:lang w:val="en-US"/>
+              </w:rPr>
+              <w:t>30%</w:t>
+            </w:r>
           </w:p>
         </w:tc>
         <w:tc>
           <w:tcPr>
-            <w:tcW w:w="3119" w:type="dxa"/>
+            <w:tcW w:w="3067" w:type="dxa"/>
           </w:tcPr>
           <w:p>
             <w:pPr>
@@ -6009,11 +6367,29 @@
                 <w:lang w:val="en-US"/>
               </w:rPr>
             </w:pPr>
+            <w:r>
+              <w:rPr>
+                <w:sz w:val="24"/>
+                <w:szCs w:val="24"/>
+                <w:lang w:val="en-US"/>
+              </w:rPr>
+              <w:t xml:space="preserve">Working on tiles and </w:t>
+            </w:r>
+            <w:proofErr w:type="spellStart"/>
+            <w:r>
+              <w:rPr>
+                <w:sz w:val="24"/>
+                <w:szCs w:val="24"/>
+                <w:lang w:val="en-US"/>
+              </w:rPr>
+              <w:t>tilemap</w:t>
+            </w:r>
+            <w:proofErr w:type="spellEnd"/>
           </w:p>
         </w:tc>
         <w:tc>
           <w:tcPr>
-            <w:tcW w:w="2551" w:type="dxa"/>
+            <w:tcW w:w="2876" w:type="dxa"/>
           </w:tcPr>
           <w:p>
             <w:pPr>
@@ -6023,11 +6399,19 @@
                 <w:lang w:val="en-US"/>
               </w:rPr>
             </w:pPr>
+            <w:r>
+              <w:rPr>
+                <w:sz w:val="24"/>
+                <w:szCs w:val="24"/>
+                <w:lang w:val="en-US"/>
+              </w:rPr>
+              <w:t>Scope might be lost unnecessarily</w:t>
+            </w:r>
           </w:p>
         </w:tc>
         <w:tc>
           <w:tcPr>
-            <w:tcW w:w="3038" w:type="dxa"/>
+            <w:tcW w:w="3928" w:type="dxa"/>
           </w:tcPr>
           <w:p>
             <w:pPr>
@@ -6037,54 +6421,166 @@
                 <w:lang w:val="en-US"/>
               </w:rPr>
             </w:pPr>
+            <w:r>
+              <w:rPr>
+                <w:sz w:val="24"/>
+                <w:szCs w:val="24"/>
+                <w:lang w:val="en-US"/>
+              </w:rPr>
+              <w:t>Look into base functionality first before extending classes</w:t>
+            </w:r>
+          </w:p>
+        </w:tc>
+      </w:tr>
+      <w:tr>
+        <w:tc>
+          <w:tcPr>
+            <w:tcW w:w="567" w:type="dxa"/>
+          </w:tcPr>
+          <w:p>
+            <w:pPr>
+              <w:rPr>
+                <w:sz w:val="24"/>
+                <w:szCs w:val="24"/>
+                <w:lang w:val="en-US"/>
+              </w:rPr>
+            </w:pPr>
+            <w:r>
+              <w:rPr>
+                <w:sz w:val="24"/>
+                <w:szCs w:val="24"/>
+                <w:lang w:val="en-US"/>
+              </w:rPr>
+              <w:lastRenderedPageBreak/>
+              <w:t>11</w:t>
+            </w:r>
+          </w:p>
+        </w:tc>
+        <w:tc>
+          <w:tcPr>
+            <w:tcW w:w="3969" w:type="dxa"/>
+          </w:tcPr>
+          <w:p>
+            <w:pPr>
+              <w:rPr>
+                <w:sz w:val="24"/>
+                <w:szCs w:val="24"/>
+                <w:lang w:val="en-US"/>
+              </w:rPr>
+            </w:pPr>
+            <w:r>
+              <w:rPr>
+                <w:sz w:val="24"/>
+                <w:szCs w:val="24"/>
+                <w:lang w:val="en-US"/>
+              </w:rPr>
+              <w:t xml:space="preserve">Performance issues </w:t>
+            </w:r>
+          </w:p>
+        </w:tc>
+        <w:tc>
+          <w:tcPr>
+            <w:tcW w:w="1328" w:type="dxa"/>
+          </w:tcPr>
+          <w:p>
+            <w:pPr>
+              <w:rPr>
+                <w:sz w:val="24"/>
+                <w:szCs w:val="24"/>
+                <w:lang w:val="en-US"/>
+              </w:rPr>
+            </w:pPr>
+            <w:r>
+              <w:rPr>
+                <w:sz w:val="24"/>
+                <w:szCs w:val="24"/>
+                <w:lang w:val="en-US"/>
+              </w:rPr>
+              <w:t>30%</w:t>
+            </w:r>
+          </w:p>
+        </w:tc>
+        <w:tc>
+          <w:tcPr>
+            <w:tcW w:w="3067" w:type="dxa"/>
+          </w:tcPr>
+          <w:p>
+            <w:pPr>
+              <w:rPr>
+                <w:sz w:val="24"/>
+                <w:szCs w:val="24"/>
+                <w:lang w:val="en-US"/>
+              </w:rPr>
+            </w:pPr>
+            <w:r>
+              <w:rPr>
+                <w:sz w:val="24"/>
+                <w:szCs w:val="24"/>
+                <w:lang w:val="en-US"/>
+              </w:rPr>
+              <w:t>World being too large or too many noise functions</w:t>
+            </w:r>
+          </w:p>
+        </w:tc>
+        <w:tc>
+          <w:tcPr>
+            <w:tcW w:w="2876" w:type="dxa"/>
+          </w:tcPr>
+          <w:p>
+            <w:pPr>
+              <w:rPr>
+                <w:sz w:val="24"/>
+                <w:szCs w:val="24"/>
+                <w:lang w:val="en-US"/>
+              </w:rPr>
+            </w:pPr>
+            <w:r>
+              <w:rPr>
+                <w:sz w:val="24"/>
+                <w:szCs w:val="24"/>
+                <w:lang w:val="en-US"/>
+              </w:rPr>
+              <w:t>Loading times will be long</w:t>
+            </w:r>
+            <w:r>
+              <w:rPr>
+                <w:sz w:val="24"/>
+                <w:szCs w:val="24"/>
+                <w:lang w:val="en-US"/>
+              </w:rPr>
+              <w:t xml:space="preserve"> or world might not even display</w:t>
+            </w:r>
+          </w:p>
+        </w:tc>
+        <w:tc>
+          <w:tcPr>
+            <w:tcW w:w="3928" w:type="dxa"/>
+          </w:tcPr>
+          <w:p>
+            <w:pPr>
+              <w:rPr>
+                <w:sz w:val="24"/>
+                <w:szCs w:val="24"/>
+                <w:lang w:val="en-US"/>
+              </w:rPr>
+            </w:pPr>
+            <w:r>
+              <w:rPr>
+                <w:sz w:val="24"/>
+                <w:szCs w:val="24"/>
+                <w:lang w:val="en-US"/>
+              </w:rPr>
+              <w:t>Use as much of the Unity functionality to ensure clean creation and deletion</w:t>
+            </w:r>
           </w:p>
         </w:tc>
       </w:tr>
     </w:tbl>
     <w:p>
       <w:pPr>
-        <w:rPr>
-          <w:sz w:val="24"/>
-          <w:szCs w:val="24"/>
-          <w:lang w:val="en-US"/>
-        </w:rPr>
-      </w:pPr>
-    </w:p>
-    <w:p>
-      <w:pPr>
-        <w:rPr>
-          <w:caps/>
-          <w:color w:val="FFFFFF" w:themeColor="background1"/>
-          <w:spacing w:val="15"/>
-          <w:sz w:val="24"/>
-          <w:szCs w:val="24"/>
-          <w:lang w:val="en-US"/>
-        </w:rPr>
-      </w:pPr>
-    </w:p>
-    <w:p>
-      <w:pPr>
-        <w:rPr>
-          <w:caps/>
-          <w:color w:val="FFFFFF" w:themeColor="background1"/>
-          <w:spacing w:val="15"/>
-          <w:sz w:val="24"/>
-          <w:szCs w:val="24"/>
-          <w:lang w:val="en-US"/>
-        </w:rPr>
-      </w:pPr>
-      <w:r>
-        <w:rPr>
-          <w:sz w:val="24"/>
-          <w:szCs w:val="24"/>
-          <w:lang w:val="en-US"/>
-        </w:rPr>
-        <w:br w:type="page"/>
-      </w:r>
-    </w:p>
-    <w:p>
-      <w:pPr>
-        <w:pStyle w:val="Heading1"/>
+        <w:tabs>
+          <w:tab w:val="left" w:pos="3570"/>
+        </w:tabs>
         <w:rPr>
           <w:sz w:val="24"/>
           <w:szCs w:val="24"/>
@@ -6107,6 +6603,7 @@
           <w:lang w:val="en-US"/>
         </w:rPr>
       </w:pPr>
+      <w:bookmarkStart w:id="18" w:name="_Toc190254278"/>
       <w:r>
         <w:rPr>
           <w:sz w:val="24"/>
@@ -6116,6 +6613,7 @@
         <w:lastRenderedPageBreak/>
         <w:t>Tracking Plan</w:t>
       </w:r>
+      <w:bookmarkEnd w:id="18"/>
     </w:p>
     <w:p>
       <w:pPr>
@@ -6187,6 +6685,7 @@
           <w:lang w:val="en-US"/>
         </w:rPr>
       </w:pPr>
+      <w:bookmarkStart w:id="19" w:name="_Toc190254279"/>
       <w:r>
         <w:rPr>
           <w:sz w:val="24"/>
@@ -6195,6 +6694,7 @@
         </w:rPr>
         <w:t>Source control</w:t>
       </w:r>
+      <w:bookmarkEnd w:id="19"/>
     </w:p>
     <w:p>
       <w:pPr>
@@ -6219,6 +6719,24 @@
           <w:lang w:val="en-US"/>
         </w:rPr>
         <w:t xml:space="preserve"> will be my go-to software for source control, mainly because it is what I have been mainly using until now, but also because I like it and have not had any issues with it. Furthermore, it has many available plugins for other software if I decide to expand my project later (e.g. Jenkins).</w:t>
+      </w:r>
+    </w:p>
+    <w:p>
+      <w:pPr>
+        <w:pStyle w:val="Heading3"/>
+        <w:rPr>
+          <w:sz w:val="24"/>
+          <w:szCs w:val="24"/>
+          <w:lang w:val="en-US"/>
+        </w:rPr>
+      </w:pPr>
+      <w:r>
+        <w:rPr>
+          <w:sz w:val="24"/>
+          <w:szCs w:val="24"/>
+          <w:lang w:val="en-US"/>
+        </w:rPr>
+        <w:t>Bug Tracking</w:t>
       </w:r>
     </w:p>
     <w:p>
@@ -6238,52 +6756,100 @@
           <w:szCs w:val="24"/>
           <w:lang w:val="en-US"/>
         </w:rPr>
+        <w:t xml:space="preserve">Apart from the testing table which will be in the overall documentation, tracking bugs will be done through Excel spreadsheets because it is simple to add entries and read the data by highlighting rows. </w:t>
+      </w:r>
+      <w:r>
+        <w:rPr>
+          <w:sz w:val="24"/>
+          <w:szCs w:val="24"/>
+          <w:lang w:val="en-US"/>
+        </w:rPr>
         <w:br w:type="page"/>
       </w:r>
     </w:p>
     <w:p>
       <w:pPr>
         <w:pStyle w:val="Heading1"/>
-        <w:rPr>
-          <w:sz w:val="24"/>
-          <w:szCs w:val="24"/>
-          <w:lang w:val="en-US"/>
-        </w:rPr>
-      </w:pPr>
-      <w:r>
-        <w:rPr>
-          <w:sz w:val="24"/>
-          <w:szCs w:val="24"/>
-          <w:lang w:val="en-US"/>
-        </w:rPr>
+      </w:pPr>
+      <w:r>
         <w:lastRenderedPageBreak/>
         <w:t>Reference List</w:t>
       </w:r>
-      <w:bookmarkEnd w:id="12"/>
-    </w:p>
-    <w:p>
-      <w:pPr>
-        <w:rPr>
-          <w:sz w:val="24"/>
-          <w:szCs w:val="24"/>
-          <w:lang w:val="en-US"/>
-        </w:rPr>
-      </w:pPr>
-      <w:r>
-        <w:rPr>
-          <w:sz w:val="24"/>
-          <w:szCs w:val="24"/>
-          <w:lang w:val="en-US"/>
-        </w:rPr>
-        <w:t>Vergil, Devil may cry - quote</w:t>
-      </w:r>
-      <w:r>
-        <w:rPr>
-          <w:sz w:val="24"/>
-          <w:szCs w:val="24"/>
-          <w:lang w:val="en-US"/>
-        </w:rPr>
-        <w:t xml:space="preserve"> </w:t>
+    </w:p>
+    <w:p>
+      <w:pPr>
+        <w:rPr>
+          <w:sz w:val="24"/>
+          <w:szCs w:val="24"/>
+          <w:lang w:val="en-US"/>
+        </w:rPr>
+      </w:pPr>
+      <w:r>
+        <w:rPr>
+          <w:sz w:val="24"/>
+          <w:szCs w:val="24"/>
+          <w:lang w:val="en-US"/>
+        </w:rPr>
+        <w:t>Link Terraria as a game</w:t>
+      </w:r>
+    </w:p>
+    <w:p>
+      <w:pPr>
+        <w:rPr>
+          <w:sz w:val="24"/>
+          <w:szCs w:val="24"/>
+          <w:lang w:val="en-US"/>
+        </w:rPr>
+      </w:pPr>
+      <w:r>
+        <w:rPr>
+          <w:sz w:val="24"/>
+          <w:szCs w:val="24"/>
+          <w:lang w:val="en-US"/>
+        </w:rPr>
+        <w:t xml:space="preserve">Link Perlin Noise </w:t>
+      </w:r>
+    </w:p>
+    <w:p>
+      <w:pPr>
+        <w:pStyle w:val="Heading1"/>
+      </w:pPr>
+      <w:r>
+        <w:t>Bibliography</w:t>
+      </w:r>
+    </w:p>
+    <w:p>
+      <w:pPr>
+        <w:rPr>
+          <w:sz w:val="24"/>
+          <w:szCs w:val="24"/>
+          <w:lang w:val="en-US"/>
+        </w:rPr>
+      </w:pPr>
+      <w:r>
+        <w:rPr>
+          <w:sz w:val="24"/>
+          <w:szCs w:val="24"/>
+          <w:lang w:val="en-US"/>
+        </w:rPr>
+        <w:t xml:space="preserve">Link the websites I read from </w:t>
+      </w:r>
+    </w:p>
+    <w:p>
+      <w:pPr>
+        <w:rPr>
+          <w:sz w:val="24"/>
+          <w:szCs w:val="24"/>
+          <w:lang w:val="en-US"/>
+        </w:rPr>
+      </w:pPr>
+      <w:r>
+        <w:rPr>
+          <w:sz w:val="24"/>
+          <w:szCs w:val="24"/>
+          <w:lang w:val="en-US"/>
+        </w:rPr>
+        <w:t>Book of shaders</w:t>
       </w:r>
     </w:p>
     <w:sectPr>
@@ -8154,9 +8720,10 @@
     <w:basedOn w:val="Normal"/>
     <w:next w:val="Normal"/>
     <w:link w:val="Heading1Char"/>
+    <w:autoRedefine/>
     <w:uiPriority w:val="9"/>
     <w:qFormat/>
-    <w:rsid w:val="00A03BBD"/>
+    <w:rsid w:val="006657C7"/>
     <w:pPr>
       <w:pBdr>
         <w:top w:val="single" w:sz="24" w:space="0" w:color="156082" w:themeColor="accent1"/>
@@ -8169,11 +8736,13 @@
       <w:outlineLvl w:val="0"/>
     </w:pPr>
     <w:rPr>
+      <w:b/>
       <w:caps/>
       <w:color w:val="FFFFFF" w:themeColor="background1"/>
       <w:spacing w:val="15"/>
-      <w:sz w:val="22"/>
-      <w:szCs w:val="22"/>
+      <w:sz w:val="24"/>
+      <w:szCs w:val="24"/>
+      <w:lang w:val="en-US"/>
     </w:rPr>
   </w:style>
   <w:style w:type="paragraph" w:styleId="Heading2">
@@ -8387,14 +8956,16 @@
     <w:basedOn w:val="DefaultParagraphFont"/>
     <w:link w:val="Heading1"/>
     <w:uiPriority w:val="9"/>
-    <w:rsid w:val="00A03BBD"/>
+    <w:rsid w:val="006657C7"/>
     <w:rPr>
+      <w:b/>
       <w:caps/>
       <w:color w:val="FFFFFF" w:themeColor="background1"/>
       <w:spacing w:val="15"/>
-      <w:sz w:val="22"/>
-      <w:szCs w:val="22"/>
+      <w:sz w:val="24"/>
+      <w:szCs w:val="24"/>
       <w:shd w:val="clear" w:color="auto" w:fill="156082" w:themeFill="accent1"/>
+      <w:lang w:val="en-US"/>
     </w:rPr>
   </w:style>
   <w:style w:type="character" w:customStyle="1" w:styleId="Heading2Char">

--- a/Final Major Project.docx
+++ b/Final Major Project.docx
@@ -1917,15 +1917,39 @@
           <w:szCs w:val="24"/>
           <w:lang w:val="en-US"/>
         </w:rPr>
-        <w:t>I will be developing a world generation algorithm highly inspired by the sandbox game ‘Terraria’, made by Re-Logic</w:t>
-      </w:r>
-      <w:r>
-        <w:rPr>
-          <w:sz w:val="24"/>
-          <w:szCs w:val="24"/>
-          <w:lang w:val="en-US"/>
-        </w:rPr>
-        <w:t xml:space="preserve"> (add reference)</w:t>
+        <w:t>I will be developing a world generation algorithm highly inspired by the sandbox game ‘Terraria’</w:t>
+      </w:r>
+      <w:r>
+        <w:rPr>
+          <w:sz w:val="24"/>
+          <w:szCs w:val="24"/>
+          <w:lang w:val="en-US"/>
+        </w:rPr>
+        <w:t xml:space="preserve"> (</w:t>
+      </w:r>
+      <w:r>
+        <w:rPr>
+          <w:sz w:val="24"/>
+          <w:szCs w:val="24"/>
+          <w:lang w:val="en-US"/>
+        </w:rPr>
+        <w:t>Re-Logic</w:t>
+      </w:r>
+      <w:r>
+        <w:rPr>
+          <w:sz w:val="24"/>
+          <w:szCs w:val="24"/>
+          <w:lang w:val="en-US"/>
+        </w:rPr>
+        <w:t>, 2011</w:t>
+      </w:r>
+      <w:r>
+        <w:rPr>
+          <w:sz w:val="24"/>
+          <w:szCs w:val="24"/>
+          <w:lang w:val="en-US"/>
+        </w:rPr>
+        <w:t>)</w:t>
       </w:r>
       <w:r>
         <w:rPr>
@@ -1951,7 +1975,23 @@
           <w:szCs w:val="24"/>
           <w:lang w:val="en-US"/>
         </w:rPr>
-        <w:t xml:space="preserve"> trees as a challenge if everything looks to be going too well. This will be done in Unity C# as I plan to turn it into a tool at some point down the line if not able to within this project.</w:t>
+        <w:t xml:space="preserve"> trees as a challenge if everything looks to be going too well. This will be done in Unity C# as I plan to turn it into a tool at some point down the line if not able to within</w:t>
+      </w:r>
+      <w:r>
+        <w:rPr>
+          <w:sz w:val="24"/>
+          <w:szCs w:val="24"/>
+          <w:lang w:val="en-US"/>
+        </w:rPr>
+        <w:t xml:space="preserve"> the scope of</w:t>
+      </w:r>
+      <w:r>
+        <w:rPr>
+          <w:sz w:val="24"/>
+          <w:szCs w:val="24"/>
+          <w:lang w:val="en-US"/>
+        </w:rPr>
+        <w:t xml:space="preserve"> this project.</w:t>
       </w:r>
     </w:p>
     <w:p>
@@ -2250,23 +2290,71 @@
           <w:szCs w:val="24"/>
           <w:lang w:val="en-US"/>
         </w:rPr>
-        <w:t>Generate caves with surface entrances</w:t>
-      </w:r>
-      <w:r>
-        <w:rPr>
-          <w:sz w:val="24"/>
-          <w:szCs w:val="24"/>
-          <w:lang w:val="en-US"/>
-        </w:rPr>
-        <w:t xml:space="preserve"> [w/c 15.03]</w:t>
-      </w:r>
-      <w:r>
-        <w:rPr>
-          <w:sz w:val="24"/>
-          <w:szCs w:val="24"/>
-          <w:lang w:val="en-US"/>
-        </w:rPr>
-        <w:t xml:space="preserve"> – cave will start from a hill on the surface, going downwards through big rooms and corridors that connect them, the size of the cave is decided by amount of rooms</w:t>
+        <w:t>Generate caves</w:t>
+      </w:r>
+      <w:r>
+        <w:rPr>
+          <w:sz w:val="24"/>
+          <w:szCs w:val="24"/>
+          <w:lang w:val="en-US"/>
+        </w:rPr>
+        <w:t xml:space="preserve"> </w:t>
+      </w:r>
+      <w:r>
+        <w:rPr>
+          <w:sz w:val="24"/>
+          <w:szCs w:val="24"/>
+          <w:lang w:val="en-US"/>
+        </w:rPr>
+        <w:t>[w/c 15.03]</w:t>
+      </w:r>
+      <w:r>
+        <w:rPr>
+          <w:sz w:val="24"/>
+          <w:szCs w:val="24"/>
+          <w:lang w:val="en-US"/>
+        </w:rPr>
+        <w:t xml:space="preserve"> – cave</w:t>
+      </w:r>
+      <w:r>
+        <w:rPr>
+          <w:sz w:val="24"/>
+          <w:szCs w:val="24"/>
+          <w:lang w:val="en-US"/>
+        </w:rPr>
+        <w:t>s</w:t>
+      </w:r>
+      <w:r>
+        <w:rPr>
+          <w:sz w:val="24"/>
+          <w:szCs w:val="24"/>
+          <w:lang w:val="en-US"/>
+        </w:rPr>
+        <w:t xml:space="preserve"> will start from </w:t>
+      </w:r>
+      <w:r>
+        <w:rPr>
+          <w:sz w:val="24"/>
+          <w:szCs w:val="24"/>
+          <w:lang w:val="en-US"/>
+        </w:rPr>
+        <w:t>10 or so tiles underground</w:t>
+      </w:r>
+      <w:r>
+        <w:rPr>
+          <w:sz w:val="24"/>
+          <w:szCs w:val="24"/>
+          <w:lang w:val="en-US"/>
+        </w:rPr>
+        <w:t xml:space="preserve">, going downwards through big rooms and corridors that connect them, the size of the cave is decided by </w:t>
+      </w:r>
+      <w:r>
+        <w:rPr>
+          <w:sz w:val="24"/>
+          <w:szCs w:val="24"/>
+          <w:lang w:val="en-US"/>
+        </w:rPr>
+        <w:t>depth</w:t>
       </w:r>
     </w:p>
     <w:p>
@@ -2376,7 +2464,23 @@
           <w:szCs w:val="24"/>
           <w:lang w:val="en-US"/>
         </w:rPr>
-        <w:t xml:space="preserve"> – desert or jungle</w:t>
+        <w:t xml:space="preserve"> – </w:t>
+      </w:r>
+      <w:r>
+        <w:rPr>
+          <w:sz w:val="24"/>
+          <w:szCs w:val="24"/>
+          <w:lang w:val="en-US"/>
+        </w:rPr>
+        <w:t xml:space="preserve">e.g. </w:t>
+      </w:r>
+      <w:r>
+        <w:rPr>
+          <w:sz w:val="24"/>
+          <w:szCs w:val="24"/>
+          <w:lang w:val="en-US"/>
+        </w:rPr>
+        <w:t>desert or jungle</w:t>
       </w:r>
       <w:r>
         <w:rPr>
@@ -2607,15 +2711,6 @@
     </w:p>
     <w:p>
       <w:pPr>
-        <w:rPr>
-          <w:sz w:val="24"/>
-          <w:szCs w:val="24"/>
-          <w:lang w:val="en-US"/>
-        </w:rPr>
-      </w:pPr>
-    </w:p>
-    <w:p>
-      <w:pPr>
         <w:pStyle w:val="Heading2"/>
         <w:rPr>
           <w:sz w:val="24"/>
@@ -3083,26 +3178,6 @@
     </w:p>
     <w:p>
       <w:pPr>
-        <w:rPr>
-          <w:caps/>
-          <w:color w:val="0A2F40" w:themeColor="accent1" w:themeShade="7F"/>
-          <w:spacing w:val="15"/>
-          <w:sz w:val="24"/>
-          <w:szCs w:val="24"/>
-          <w:lang w:val="en-US"/>
-        </w:rPr>
-      </w:pPr>
-      <w:r>
-        <w:rPr>
-          <w:sz w:val="24"/>
-          <w:szCs w:val="24"/>
-          <w:lang w:val="en-US"/>
-        </w:rPr>
-        <w:br w:type="page"/>
-      </w:r>
-    </w:p>
-    <w:p>
-      <w:pPr>
         <w:pStyle w:val="Heading3"/>
         <w:rPr>
           <w:sz w:val="24"/>
@@ -3116,7 +3191,6 @@
           <w:szCs w:val="24"/>
           <w:lang w:val="en-US"/>
         </w:rPr>
-        <w:lastRenderedPageBreak/>
         <w:t>Helper classes and functions</w:t>
       </w:r>
     </w:p>
@@ -3217,6 +3291,7 @@
           <w:szCs w:val="24"/>
           <w:lang w:val="en-US"/>
         </w:rPr>
+        <w:lastRenderedPageBreak/>
         <w:t>Tool</w:t>
       </w:r>
       <w:r>
@@ -3458,14 +3533,7 @@
         </w:rPr>
         <w:t xml:space="preserve"> options for the user to create something more to their liking.</w:t>
       </w:r>
-      <w:r>
-        <w:rPr>
-          <w:sz w:val="24"/>
-          <w:szCs w:val="24"/>
-          <w:lang w:val="en-US"/>
-        </w:rPr>
-        <w:br w:type="page"/>
-      </w:r>
+      <w:bookmarkStart w:id="8" w:name="_Toc190254268"/>
     </w:p>
     <w:p>
       <w:pPr>
@@ -3476,14 +3544,12 @@
           <w:lang w:val="en-US"/>
         </w:rPr>
       </w:pPr>
-      <w:bookmarkStart w:id="8" w:name="_Toc190254268"/>
-      <w:r>
-        <w:rPr>
-          <w:sz w:val="24"/>
-          <w:szCs w:val="24"/>
-          <w:lang w:val="en-US"/>
-        </w:rPr>
-        <w:lastRenderedPageBreak/>
+      <w:r>
+        <w:rPr>
+          <w:sz w:val="24"/>
+          <w:szCs w:val="24"/>
+          <w:lang w:val="en-US"/>
+        </w:rPr>
         <w:t>Project Feasibility</w:t>
       </w:r>
       <w:bookmarkEnd w:id="8"/>
@@ -3619,43 +3685,7 @@
           <w:szCs w:val="24"/>
           <w:lang w:val="en-US"/>
         </w:rPr>
-        <w:t xml:space="preserve">“Now I’m motivated!” – Vergil </w:t>
-      </w:r>
-    </w:p>
-    <w:p>
-      <w:pPr>
-        <w:rPr>
-          <w:sz w:val="24"/>
-          <w:szCs w:val="24"/>
-          <w:lang w:val="en-US"/>
-        </w:rPr>
-      </w:pPr>
-    </w:p>
-    <w:p>
-      <w:pPr>
-        <w:rPr>
-          <w:sz w:val="24"/>
-          <w:szCs w:val="24"/>
-          <w:lang w:val="en-US"/>
-        </w:rPr>
-      </w:pPr>
-    </w:p>
-    <w:p>
-      <w:pPr>
-        <w:rPr>
-          <w:caps/>
-          <w:color w:val="FFFFFF" w:themeColor="background1"/>
-          <w:spacing w:val="15"/>
-          <w:sz w:val="22"/>
-          <w:szCs w:val="22"/>
-          <w:lang w:val="en-US"/>
-        </w:rPr>
-      </w:pPr>
-      <w:r>
-        <w:rPr>
-          <w:lang w:val="en-US"/>
-        </w:rPr>
-        <w:br w:type="page"/>
+        <w:t>“Now I’m motivated!” – Vergil</w:t>
       </w:r>
     </w:p>
     <w:p>
@@ -4201,6 +4231,18 @@
           <w:lang w:val="en-US"/>
         </w:rPr>
       </w:pPr>
+    </w:p>
+    <w:p>
+      <w:pPr>
+        <w:rPr>
+          <w:caps/>
+          <w:color w:val="0A2F40" w:themeColor="accent1" w:themeShade="7F"/>
+          <w:spacing w:val="15"/>
+          <w:sz w:val="24"/>
+          <w:szCs w:val="24"/>
+          <w:lang w:val="en-US"/>
+        </w:rPr>
+      </w:pPr>
       <w:r>
         <w:rPr>
           <w:noProof/>
@@ -4209,9 +4251,25 @@
           <w:lang w:val="en-US"/>
         </w:rPr>
         <w:drawing>
-          <wp:inline distT="0" distB="0" distL="0" distR="0" wp14:anchorId="6065546F" wp14:editId="5F8580A4">
+          <wp:anchor distT="0" distB="0" distL="114300" distR="114300" simplePos="0" relativeHeight="251663360" behindDoc="1" locked="0" layoutInCell="1" allowOverlap="1" wp14:anchorId="6065546F" wp14:editId="02BB89D2">
+            <wp:simplePos x="0" y="0"/>
+            <wp:positionH relativeFrom="margin">
+              <wp:align>center</wp:align>
+            </wp:positionH>
+            <wp:positionV relativeFrom="paragraph">
+              <wp:posOffset>1228090</wp:posOffset>
+            </wp:positionV>
             <wp:extent cx="5950927" cy="4133850"/>
             <wp:effectExtent l="0" t="0" r="0" b="0"/>
+            <wp:wrapTight wrapText="bothSides">
+              <wp:wrapPolygon edited="0">
+                <wp:start x="0" y="0"/>
+                <wp:lineTo x="0" y="21500"/>
+                <wp:lineTo x="21505" y="21500"/>
+                <wp:lineTo x="21505" y="0"/>
+                <wp:lineTo x="0" y="0"/>
+              </wp:wrapPolygon>
+            </wp:wrapTight>
             <wp:docPr id="84479214" name="Picture 1"/>
             <wp:cNvGraphicFramePr>
               <a:graphicFrameLocks xmlns:a="http://schemas.openxmlformats.org/drawingml/2006/main" noChangeAspect="1"/>
@@ -4238,7 +4296,7 @@
                   <pic:spPr>
                     <a:xfrm>
                       <a:off x="0" y="0"/>
-                      <a:ext cx="5956715" cy="4137871"/>
+                      <a:ext cx="5950927" cy="4133850"/>
                     </a:xfrm>
                     <a:prstGeom prst="rect">
                       <a:avLst/>
@@ -4247,9 +4305,38 @@
                 </pic:pic>
               </a:graphicData>
             </a:graphic>
-          </wp:inline>
+          </wp:anchor>
         </w:drawing>
       </w:r>
+      <w:r>
+        <w:rPr>
+          <w:sz w:val="24"/>
+          <w:szCs w:val="24"/>
+          <w:lang w:val="en-US"/>
+        </w:rPr>
+        <w:br w:type="page"/>
+      </w:r>
+    </w:p>
+    <w:p>
+      <w:pPr>
+        <w:pStyle w:val="Heading3"/>
+        <w:rPr>
+          <w:sz w:val="24"/>
+          <w:szCs w:val="24"/>
+          <w:lang w:val="en-US"/>
+        </w:rPr>
+      </w:pPr>
+      <w:bookmarkStart w:id="12" w:name="_Toc190254272"/>
+      <w:r>
+        <w:rPr>
+          <w:sz w:val="24"/>
+          <w:szCs w:val="24"/>
+          <w:lang w:val="en-US"/>
+        </w:rPr>
+        <w:lastRenderedPageBreak/>
+        <w:t>Flowchart</w:t>
+      </w:r>
+      <w:bookmarkEnd w:id="12"/>
     </w:p>
     <w:p>
       <w:pPr>
@@ -4257,46 +4344,6 @@
           <w:caps/>
           <w:color w:val="0A2F40" w:themeColor="accent1" w:themeShade="7F"/>
           <w:spacing w:val="15"/>
-          <w:sz w:val="24"/>
-          <w:szCs w:val="24"/>
-          <w:lang w:val="en-US"/>
-        </w:rPr>
-      </w:pPr>
-      <w:r>
-        <w:rPr>
-          <w:sz w:val="24"/>
-          <w:szCs w:val="24"/>
-          <w:lang w:val="en-US"/>
-        </w:rPr>
-        <w:br w:type="page"/>
-      </w:r>
-    </w:p>
-    <w:p>
-      <w:pPr>
-        <w:pStyle w:val="Heading3"/>
-        <w:rPr>
-          <w:sz w:val="24"/>
-          <w:szCs w:val="24"/>
-          <w:lang w:val="en-US"/>
-        </w:rPr>
-      </w:pPr>
-      <w:bookmarkStart w:id="12" w:name="_Toc190254272"/>
-      <w:r>
-        <w:rPr>
-          <w:sz w:val="24"/>
-          <w:szCs w:val="24"/>
-          <w:lang w:val="en-US"/>
-        </w:rPr>
-        <w:lastRenderedPageBreak/>
-        <w:t>Flowchart</w:t>
-      </w:r>
-      <w:bookmarkEnd w:id="12"/>
-    </w:p>
-    <w:p>
-      <w:pPr>
-        <w:rPr>
-          <w:sz w:val="24"/>
-          <w:szCs w:val="24"/>
           <w:lang w:val="en-US"/>
         </w:rPr>
       </w:pPr>
@@ -4308,22 +4355,22 @@
           <w:lang w:val="en-US"/>
         </w:rPr>
         <w:drawing>
-          <wp:anchor distT="0" distB="0" distL="114300" distR="114300" simplePos="0" relativeHeight="251662336" behindDoc="1" locked="0" layoutInCell="1" allowOverlap="1" wp14:anchorId="39AA3647" wp14:editId="7B6F900F">
+          <wp:anchor distT="0" distB="0" distL="114300" distR="114300" simplePos="0" relativeHeight="251662336" behindDoc="1" locked="0" layoutInCell="1" allowOverlap="1" wp14:anchorId="39AA3647" wp14:editId="079EFA80">
             <wp:simplePos x="0" y="0"/>
             <wp:positionH relativeFrom="margin">
               <wp:align>center</wp:align>
             </wp:positionH>
             <wp:positionV relativeFrom="paragraph">
-              <wp:posOffset>74295</wp:posOffset>
+              <wp:posOffset>298450</wp:posOffset>
             </wp:positionV>
-            <wp:extent cx="2873375" cy="7953375"/>
-            <wp:effectExtent l="0" t="0" r="3175" b="0"/>
+            <wp:extent cx="2874010" cy="7134225"/>
+            <wp:effectExtent l="0" t="0" r="2540" b="9525"/>
             <wp:wrapTight wrapText="bothSides">
               <wp:wrapPolygon edited="0">
                 <wp:start x="0" y="0"/>
-                <wp:lineTo x="0" y="21522"/>
-                <wp:lineTo x="21481" y="21522"/>
-                <wp:lineTo x="21481" y="0"/>
+                <wp:lineTo x="0" y="21571"/>
+                <wp:lineTo x="21476" y="21571"/>
+                <wp:lineTo x="21476" y="0"/>
                 <wp:lineTo x="0" y="0"/>
               </wp:wrapPolygon>
             </wp:wrapTight>
@@ -4353,7 +4400,7 @@
                   <pic:spPr>
                     <a:xfrm>
                       <a:off x="0" y="0"/>
-                      <a:ext cx="2873981" cy="7953375"/>
+                      <a:ext cx="2874010" cy="7134225"/>
                     </a:xfrm>
                     <a:prstGeom prst="rect">
                       <a:avLst/>
@@ -4371,16 +4418,6 @@
           </wp:anchor>
         </w:drawing>
       </w:r>
-    </w:p>
-    <w:p>
-      <w:pPr>
-        <w:rPr>
-          <w:caps/>
-          <w:color w:val="0A2F40" w:themeColor="accent1" w:themeShade="7F"/>
-          <w:spacing w:val="15"/>
-          <w:lang w:val="en-US"/>
-        </w:rPr>
-      </w:pPr>
       <w:r>
         <w:rPr>
           <w:lang w:val="en-US"/>
@@ -4584,14 +4621,50 @@
     <w:p>
       <w:pPr>
         <w:rPr>
-          <w:lang w:val="en-US"/>
-        </w:rPr>
-      </w:pPr>
-      <w:r>
-        <w:rPr>
-          <w:lang w:val="en-US"/>
-        </w:rPr>
-        <w:t>Red - Cut</w:t>
+          <w:sz w:val="24"/>
+          <w:szCs w:val="24"/>
+          <w:lang w:val="en-US"/>
+        </w:rPr>
+      </w:pPr>
+      <w:r>
+        <w:rPr>
+          <w:sz w:val="24"/>
+          <w:szCs w:val="24"/>
+          <w:lang w:val="en-US"/>
+        </w:rPr>
+        <w:t xml:space="preserve">Red </w:t>
+      </w:r>
+      <w:r>
+        <w:rPr>
+          <w:sz w:val="24"/>
+          <w:szCs w:val="24"/>
+          <w:lang w:val="en-US"/>
+        </w:rPr>
+        <w:t>–</w:t>
+      </w:r>
+      <w:r>
+        <w:rPr>
+          <w:sz w:val="24"/>
+          <w:szCs w:val="24"/>
+          <w:lang w:val="en-US"/>
+        </w:rPr>
+        <w:t xml:space="preserve"> </w:t>
+      </w:r>
+      <w:r>
+        <w:rPr>
+          <w:sz w:val="24"/>
+          <w:szCs w:val="24"/>
+          <w:lang w:val="en-US"/>
+        </w:rPr>
+        <w:t xml:space="preserve">Potential </w:t>
+      </w:r>
+      <w:r>
+        <w:rPr>
+          <w:sz w:val="24"/>
+          <w:szCs w:val="24"/>
+          <w:lang w:val="en-US"/>
+        </w:rPr>
+        <w:t>Cut</w:t>
       </w:r>
     </w:p>
     <w:p>
@@ -4638,35 +4711,34 @@
           <w:szCs w:val="24"/>
           <w:lang w:val="en-US"/>
         </w:rPr>
-        <w:sectPr>
-          <w:pgSz w:w="16838" w:h="11906" w:orient="landscape" w:code="9"/>
-          <w:pgMar w:top="1440" w:right="1440" w:bottom="1440" w:left="1440" w:header="709" w:footer="709" w:gutter="0"/>
-          <w:cols w:space="708"/>
-          <w:docGrid w:linePitch="360"/>
-        </w:sectPr>
       </w:pPr>
       <w:bookmarkStart w:id="16" w:name="_Toc190254276"/>
       <w:r>
         <w:rPr>
-          <w:noProof/>
           <w:sz w:val="24"/>
           <w:szCs w:val="24"/>
           <w:lang w:val="en-US"/>
         </w:rPr>
         <w:lastRenderedPageBreak/>
+        <w:t>Gantt Chart</w:t>
+      </w:r>
+      <w:bookmarkEnd w:id="16"/>
+    </w:p>
+    <w:p>
+      <w:pPr>
+        <w:rPr>
+          <w:lang w:val="en-US"/>
+        </w:rPr>
+      </w:pPr>
+      <w:r>
+        <w:rPr>
+          <w:lang w:val="en-US"/>
+        </w:rPr>
         <w:drawing>
-          <wp:anchor distT="0" distB="0" distL="114300" distR="114300" simplePos="0" relativeHeight="251661312" behindDoc="0" locked="0" layoutInCell="1" allowOverlap="1" wp14:anchorId="3E965ACB" wp14:editId="25E81489">
-            <wp:simplePos x="0" y="0"/>
-            <wp:positionH relativeFrom="column">
-              <wp:posOffset>-9525</wp:posOffset>
-            </wp:positionH>
-            <wp:positionV relativeFrom="paragraph">
-              <wp:posOffset>666750</wp:posOffset>
-            </wp:positionV>
-            <wp:extent cx="8801100" cy="3549650"/>
-            <wp:effectExtent l="0" t="0" r="0" b="0"/>
-            <wp:wrapSquare wrapText="bothSides"/>
-            <wp:docPr id="127108943" name="Picture 1" descr="A screenshot of a computer&#10;&#10;Description automatically generated"/>
+          <wp:inline distT="0" distB="0" distL="0" distR="0" wp14:anchorId="69C0AD47" wp14:editId="7DB8AB96">
+            <wp:extent cx="8863330" cy="4488180"/>
+            <wp:effectExtent l="0" t="0" r="0" b="7620"/>
+            <wp:docPr id="2142921043" name="Picture 1" descr="A screenshot of a project&#10;&#10;AI-generated content may be incorrect."/>
             <wp:cNvGraphicFramePr>
               <a:graphicFrameLocks xmlns:a="http://schemas.openxmlformats.org/drawingml/2006/main" noChangeAspect="1"/>
             </wp:cNvGraphicFramePr>
@@ -4674,17 +4746,11 @@
               <a:graphicData uri="http://schemas.openxmlformats.org/drawingml/2006/picture">
                 <pic:pic xmlns:pic="http://schemas.openxmlformats.org/drawingml/2006/picture">
                   <pic:nvPicPr>
-                    <pic:cNvPr id="127108943" name="Picture 1" descr="A screenshot of a computer&#10;&#10;Description automatically generated"/>
+                    <pic:cNvPr id="2142921043" name="Picture 1" descr="A screenshot of a project&#10;&#10;AI-generated content may be incorrect."/>
                     <pic:cNvPicPr/>
                   </pic:nvPicPr>
                   <pic:blipFill>
-                    <a:blip r:embed="rId17">
-                      <a:extLst>
-                        <a:ext uri="{28A0092B-C50C-407E-A947-70E740481C1C}">
-                          <a14:useLocalDpi xmlns:a14="http://schemas.microsoft.com/office/drawing/2010/main" val="0"/>
-                        </a:ext>
-                      </a:extLst>
-                    </a:blip>
+                    <a:blip r:embed="rId17"/>
                     <a:stretch>
                       <a:fillRect/>
                     </a:stretch>
@@ -4692,7 +4758,7 @@
                   <pic:spPr>
                     <a:xfrm>
                       <a:off x="0" y="0"/>
-                      <a:ext cx="8801100" cy="3549650"/>
+                      <a:ext cx="8863330" cy="4488180"/>
                     </a:xfrm>
                     <a:prstGeom prst="rect">
                       <a:avLst/>
@@ -4701,24 +4767,22 @@
                 </pic:pic>
               </a:graphicData>
             </a:graphic>
-            <wp14:sizeRelH relativeFrom="margin">
-              <wp14:pctWidth>0</wp14:pctWidth>
-            </wp14:sizeRelH>
-            <wp14:sizeRelV relativeFrom="margin">
-              <wp14:pctHeight>0</wp14:pctHeight>
-            </wp14:sizeRelV>
-          </wp:anchor>
+          </wp:inline>
         </w:drawing>
       </w:r>
-      <w:r>
-        <w:rPr>
-          <w:sz w:val="24"/>
-          <w:szCs w:val="24"/>
-          <w:lang w:val="en-US"/>
-        </w:rPr>
-        <w:t>Gantt Chart</w:t>
-      </w:r>
-      <w:bookmarkEnd w:id="16"/>
+    </w:p>
+    <w:p>
+      <w:pPr>
+        <w:rPr>
+          <w:lang w:val="en-US"/>
+        </w:rPr>
+        <w:sectPr>
+          <w:pgSz w:w="16838" w:h="11906" w:orient="landscape" w:code="9"/>
+          <w:pgMar w:top="1440" w:right="1440" w:bottom="1440" w:left="1440" w:header="709" w:footer="709" w:gutter="0"/>
+          <w:cols w:space="708"/>
+          <w:docGrid w:linePitch="360"/>
+        </w:sectPr>
+      </w:pPr>
     </w:p>
     <w:p>
       <w:pPr>
@@ -6790,24 +6854,7 @@
           <w:szCs w:val="24"/>
           <w:lang w:val="en-US"/>
         </w:rPr>
-        <w:t>Link Terraria as a game</w:t>
-      </w:r>
-    </w:p>
-    <w:p>
-      <w:pPr>
-        <w:rPr>
-          <w:sz w:val="24"/>
-          <w:szCs w:val="24"/>
-          <w:lang w:val="en-US"/>
-        </w:rPr>
-      </w:pPr>
-      <w:r>
-        <w:rPr>
-          <w:sz w:val="24"/>
-          <w:szCs w:val="24"/>
-          <w:lang w:val="en-US"/>
-        </w:rPr>
-        <w:t xml:space="preserve">Link Perlin Noise </w:t>
+        <w:t>Re-Logic (2011) Terraria [game, Windows] Re-Logic, USA ()</w:t>
       </w:r>
     </w:p>
     <w:p>
@@ -6832,25 +6879,147 @@
           <w:szCs w:val="24"/>
           <w:lang w:val="en-US"/>
         </w:rPr>
-        <w:t xml:space="preserve">Link the websites I read from </w:t>
-      </w:r>
-    </w:p>
-    <w:p>
-      <w:pPr>
-        <w:rPr>
-          <w:sz w:val="24"/>
-          <w:szCs w:val="24"/>
-          <w:lang w:val="en-US"/>
-        </w:rPr>
-      </w:pPr>
-      <w:r>
-        <w:rPr>
-          <w:sz w:val="24"/>
-          <w:szCs w:val="24"/>
-          <w:lang w:val="en-US"/>
-        </w:rPr>
-        <w:t>Book of shaders</w:t>
-      </w:r>
+        <w:t>Patricio Gonzalez &amp; Jen Lowe (2015) The Book of Shaders. Available at:</w:t>
+      </w:r>
+      <w:hyperlink r:id="rId18" w:history="1">
+        <w:r>
+          <w:rPr>
+            <w:rStyle w:val="Hyperlink"/>
+            <w:sz w:val="24"/>
+            <w:szCs w:val="24"/>
+            <w:lang w:val="en-US"/>
+          </w:rPr>
+          <w:t xml:space="preserve"> </w:t>
+        </w:r>
+        <w:r>
+          <w:rPr>
+            <w:rStyle w:val="Hyperlink"/>
+            <w:sz w:val="24"/>
+            <w:szCs w:val="24"/>
+            <w:lang w:val="en-US"/>
+          </w:rPr>
+          <w:t>https://thebookofshaders.com/11/</w:t>
+        </w:r>
+      </w:hyperlink>
+      <w:r>
+        <w:rPr>
+          <w:sz w:val="24"/>
+          <w:szCs w:val="24"/>
+          <w:lang w:val="en-US"/>
+        </w:rPr>
+        <w:t xml:space="preserve"> </w:t>
+      </w:r>
+      <w:r>
+        <w:rPr>
+          <w:sz w:val="24"/>
+          <w:szCs w:val="24"/>
+          <w:lang w:val="en-US"/>
+        </w:rPr>
+        <w:t>[Accessed 27</w:t>
+      </w:r>
+      <w:r>
+        <w:rPr>
+          <w:sz w:val="24"/>
+          <w:szCs w:val="24"/>
+          <w:vertAlign w:val="superscript"/>
+          <w:lang w:val="en-US"/>
+        </w:rPr>
+        <w:t>th</w:t>
+      </w:r>
+      <w:r>
+        <w:rPr>
+          <w:sz w:val="24"/>
+          <w:szCs w:val="24"/>
+          <w:lang w:val="en-US"/>
+        </w:rPr>
+        <w:t xml:space="preserve"> January 2025]</w:t>
+      </w:r>
+    </w:p>
+    <w:p>
+      <w:pPr>
+        <w:rPr>
+          <w:sz w:val="24"/>
+          <w:szCs w:val="24"/>
+          <w:lang w:val="en-US"/>
+        </w:rPr>
+      </w:pPr>
+      <w:r>
+        <w:rPr>
+          <w:sz w:val="24"/>
+          <w:szCs w:val="24"/>
+          <w:lang w:val="en-US"/>
+        </w:rPr>
+        <w:t>Patricio Gonzalez &amp; Jen Lowe (2015) The Book of Shaders. Available at:</w:t>
+      </w:r>
+      <w:r>
+        <w:rPr>
+          <w:sz w:val="24"/>
+          <w:szCs w:val="24"/>
+          <w:lang w:val="en-US"/>
+        </w:rPr>
+        <w:t xml:space="preserve"> </w:t>
+      </w:r>
+      <w:hyperlink r:id="rId19" w:history="1">
+        <w:r>
+          <w:rPr>
+            <w:rStyle w:val="Hyperlink"/>
+            <w:sz w:val="24"/>
+            <w:szCs w:val="24"/>
+            <w:lang w:val="en-US"/>
+          </w:rPr>
+          <w:t>https://thebookofshaders.com/12/</w:t>
+        </w:r>
+      </w:hyperlink>
+      <w:r>
+        <w:rPr>
+          <w:sz w:val="24"/>
+          <w:szCs w:val="24"/>
+          <w:lang w:val="en-US"/>
+        </w:rPr>
+        <w:t xml:space="preserve"> </w:t>
+      </w:r>
+      <w:r>
+        <w:rPr>
+          <w:sz w:val="24"/>
+          <w:szCs w:val="24"/>
+          <w:lang w:val="en-US"/>
+        </w:rPr>
+        <w:t xml:space="preserve">[Accessed </w:t>
+      </w:r>
+      <w:r>
+        <w:rPr>
+          <w:sz w:val="24"/>
+          <w:szCs w:val="24"/>
+          <w:lang w:val="en-US"/>
+        </w:rPr>
+        <w:t>6</w:t>
+      </w:r>
+      <w:r>
+        <w:rPr>
+          <w:sz w:val="24"/>
+          <w:szCs w:val="24"/>
+          <w:vertAlign w:val="superscript"/>
+          <w:lang w:val="en-US"/>
+        </w:rPr>
+        <w:t>th</w:t>
+      </w:r>
+      <w:r>
+        <w:rPr>
+          <w:sz w:val="24"/>
+          <w:szCs w:val="24"/>
+          <w:lang w:val="en-US"/>
+        </w:rPr>
+        <w:t xml:space="preserve"> February 2025]</w:t>
+      </w:r>
+    </w:p>
+    <w:p>
+      <w:pPr>
+        <w:rPr>
+          <w:sz w:val="24"/>
+          <w:szCs w:val="24"/>
+          <w:lang w:val="en-US"/>
+        </w:rPr>
+      </w:pPr>
     </w:p>
     <w:sectPr>
       <w:pgSz w:w="11906" w:h="16838" w:code="9"/>

--- a/Final Major Project.docx
+++ b/Final Major Project.docx
@@ -4,17 +4,18 @@
   <w:body>
     <w:p>
       <w:pPr>
+        <w:pStyle w:val="Title"/>
         <w:jc w:val="center"/>
         <w:rPr>
-          <w:sz w:val="24"/>
-          <w:szCs w:val="24"/>
-          <w:lang w:val="en-US"/>
-        </w:rPr>
-      </w:pPr>
-      <w:r>
-        <w:rPr>
-          <w:sz w:val="24"/>
-          <w:szCs w:val="24"/>
+          <w:sz w:val="44"/>
+          <w:szCs w:val="44"/>
+          <w:lang w:val="en-US"/>
+        </w:rPr>
+      </w:pPr>
+      <w:r>
+        <w:rPr>
+          <w:sz w:val="44"/>
+          <w:szCs w:val="44"/>
           <w:lang w:val="en-US"/>
         </w:rPr>
         <w:t>Final Major Project</w:t>
@@ -22,17 +23,18 @@
     </w:p>
     <w:p>
       <w:pPr>
+        <w:pStyle w:val="Title"/>
         <w:jc w:val="center"/>
         <w:rPr>
-          <w:sz w:val="24"/>
-          <w:szCs w:val="24"/>
-          <w:lang w:val="en-US"/>
-        </w:rPr>
-      </w:pPr>
-      <w:r>
-        <w:rPr>
-          <w:sz w:val="24"/>
-          <w:szCs w:val="24"/>
+          <w:sz w:val="44"/>
+          <w:szCs w:val="44"/>
+          <w:lang w:val="en-US"/>
+        </w:rPr>
+      </w:pPr>
+      <w:r>
+        <w:rPr>
+          <w:sz w:val="44"/>
+          <w:szCs w:val="44"/>
           <w:lang w:val="en-US"/>
         </w:rPr>
         <w:t>2D World Generator</w:t>
@@ -40,201 +42,30 @@
     </w:p>
     <w:p>
       <w:pPr>
+        <w:pStyle w:val="Title"/>
         <w:jc w:val="center"/>
         <w:rPr>
-          <w:sz w:val="24"/>
-          <w:szCs w:val="24"/>
-          <w:lang w:val="en-US"/>
-        </w:rPr>
-      </w:pPr>
-      <w:r>
-        <w:rPr>
-          <w:sz w:val="24"/>
-          <w:szCs w:val="24"/>
+          <w:sz w:val="44"/>
+          <w:szCs w:val="44"/>
+          <w:lang w:val="en-US"/>
+        </w:rPr>
+      </w:pPr>
+      <w:r>
+        <w:rPr>
+          <w:sz w:val="44"/>
+          <w:szCs w:val="44"/>
           <w:lang w:val="en-US"/>
         </w:rPr>
         <w:t>Alex Izak – Q</w:t>
       </w:r>
-    </w:p>
-    <w:p>
-      <w:pPr>
-        <w:rPr>
-          <w:sz w:val="24"/>
-          <w:szCs w:val="24"/>
-          <w:lang w:val="en-US"/>
-        </w:rPr>
-      </w:pPr>
-    </w:p>
-    <w:p>
-      <w:pPr>
-        <w:rPr>
-          <w:sz w:val="24"/>
-          <w:szCs w:val="24"/>
-          <w:lang w:val="en-US"/>
-        </w:rPr>
-      </w:pPr>
-    </w:p>
-    <w:p>
-      <w:pPr>
-        <w:rPr>
-          <w:sz w:val="24"/>
-          <w:szCs w:val="24"/>
-          <w:lang w:val="en-US"/>
-        </w:rPr>
-      </w:pPr>
-    </w:p>
-    <w:p>
-      <w:pPr>
-        <w:rPr>
-          <w:sz w:val="24"/>
-          <w:szCs w:val="24"/>
-          <w:lang w:val="en-US"/>
-        </w:rPr>
-      </w:pPr>
-    </w:p>
-    <w:p>
-      <w:pPr>
-        <w:rPr>
-          <w:sz w:val="24"/>
-          <w:szCs w:val="24"/>
-          <w:lang w:val="en-US"/>
-        </w:rPr>
-      </w:pPr>
-    </w:p>
-    <w:p>
-      <w:pPr>
-        <w:rPr>
-          <w:sz w:val="24"/>
-          <w:szCs w:val="24"/>
-          <w:lang w:val="en-US"/>
-        </w:rPr>
-      </w:pPr>
-    </w:p>
-    <w:p>
-      <w:pPr>
-        <w:rPr>
-          <w:sz w:val="24"/>
-          <w:szCs w:val="24"/>
-          <w:lang w:val="en-US"/>
-        </w:rPr>
-      </w:pPr>
-    </w:p>
-    <w:p>
-      <w:pPr>
-        <w:rPr>
-          <w:sz w:val="24"/>
-          <w:szCs w:val="24"/>
-          <w:lang w:val="en-US"/>
-        </w:rPr>
-      </w:pPr>
-    </w:p>
-    <w:p>
-      <w:pPr>
-        <w:rPr>
-          <w:sz w:val="24"/>
-          <w:szCs w:val="24"/>
-          <w:lang w:val="en-US"/>
-        </w:rPr>
-      </w:pPr>
-    </w:p>
-    <w:p>
-      <w:pPr>
-        <w:rPr>
-          <w:sz w:val="24"/>
-          <w:szCs w:val="24"/>
-          <w:lang w:val="en-US"/>
-        </w:rPr>
-      </w:pPr>
-    </w:p>
-    <w:p>
-      <w:pPr>
-        <w:rPr>
-          <w:sz w:val="24"/>
-          <w:szCs w:val="24"/>
-          <w:lang w:val="en-US"/>
-        </w:rPr>
-      </w:pPr>
-    </w:p>
-    <w:p>
-      <w:pPr>
-        <w:rPr>
-          <w:sz w:val="24"/>
-          <w:szCs w:val="24"/>
-          <w:lang w:val="en-US"/>
-        </w:rPr>
-      </w:pPr>
-    </w:p>
-    <w:p>
-      <w:pPr>
-        <w:rPr>
-          <w:sz w:val="24"/>
-          <w:szCs w:val="24"/>
-          <w:lang w:val="en-US"/>
-        </w:rPr>
-      </w:pPr>
-    </w:p>
-    <w:p>
-      <w:pPr>
-        <w:rPr>
-          <w:sz w:val="24"/>
-          <w:szCs w:val="24"/>
-          <w:lang w:val="en-US"/>
-        </w:rPr>
-      </w:pPr>
-    </w:p>
-    <w:p>
-      <w:pPr>
-        <w:rPr>
-          <w:sz w:val="24"/>
-          <w:szCs w:val="24"/>
-          <w:lang w:val="en-US"/>
-        </w:rPr>
-      </w:pPr>
-    </w:p>
-    <w:p>
-      <w:pPr>
-        <w:rPr>
-          <w:sz w:val="24"/>
-          <w:szCs w:val="24"/>
-          <w:lang w:val="en-US"/>
-        </w:rPr>
-      </w:pPr>
-    </w:p>
-    <w:p>
-      <w:pPr>
-        <w:rPr>
-          <w:sz w:val="24"/>
-          <w:szCs w:val="24"/>
-          <w:lang w:val="en-US"/>
-        </w:rPr>
-      </w:pPr>
-    </w:p>
-    <w:p>
-      <w:pPr>
-        <w:rPr>
-          <w:sz w:val="24"/>
-          <w:szCs w:val="24"/>
-          <w:lang w:val="en-US"/>
-        </w:rPr>
-      </w:pPr>
-    </w:p>
-    <w:p>
-      <w:pPr>
-        <w:rPr>
-          <w:sz w:val="24"/>
-          <w:szCs w:val="24"/>
-          <w:lang w:val="en-US"/>
-        </w:rPr>
-      </w:pPr>
-    </w:p>
-    <w:p>
-      <w:pPr>
-        <w:rPr>
-          <w:sz w:val="24"/>
-          <w:szCs w:val="24"/>
-          <w:lang w:val="en-US"/>
-        </w:rPr>
-      </w:pPr>
+      <w:r>
+        <w:rPr>
+          <w:sz w:val="44"/>
+          <w:szCs w:val="44"/>
+          <w:lang w:val="en-US"/>
+        </w:rPr>
+        <w:t>15581713</w:t>
+      </w:r>
     </w:p>
     <w:p>
       <w:pPr>
@@ -268,10 +99,13 @@
     <w:sdt>
       <w:sdtPr>
         <w:rPr>
+          <w:b w:val="0"/>
+          <w:caps w:val="0"/>
           <w:color w:val="auto"/>
           <w:spacing w:val="0"/>
           <w:sz w:val="20"/>
           <w:szCs w:val="20"/>
+          <w:lang w:val="en-GB"/>
         </w:rPr>
         <w:id w:val="-816721996"/>
         <w:docPartObj>
@@ -282,9 +116,7 @@
       <w:sdtEndPr>
         <w:rPr>
           <w:bCs/>
-          <w:caps w:val="0"/>
           <w:noProof/>
-          <w:lang w:val="en-GB"/>
         </w:rPr>
       </w:sdtEndPr>
       <w:sdtContent>
@@ -320,7 +152,7 @@
           <w:r>
             <w:fldChar w:fldCharType="separate"/>
           </w:r>
-          <w:hyperlink w:anchor="_Toc190254260" w:history="1">
+          <w:hyperlink w:anchor="_Toc190349479" w:history="1">
             <w:r>
               <w:rPr>
                 <w:rStyle w:val="Hyperlink"/>
@@ -347,7 +179,7 @@
                 <w:noProof/>
                 <w:webHidden/>
               </w:rPr>
-              <w:instrText xml:space="preserve"> PAGEREF _Toc190254260 \h </w:instrText>
+              <w:instrText xml:space="preserve"> PAGEREF _Toc190349479 \h </w:instrText>
             </w:r>
             <w:r>
               <w:rPr>
@@ -393,7 +225,7 @@
               <w14:ligatures w14:val="standardContextual"/>
             </w:rPr>
           </w:pPr>
-          <w:hyperlink w:anchor="_Toc190254261" w:history="1">
+          <w:hyperlink w:anchor="_Toc190349480" w:history="1">
             <w:r>
               <w:rPr>
                 <w:rStyle w:val="Hyperlink"/>
@@ -421,7 +253,7 @@
                 <w:noProof/>
                 <w:webHidden/>
               </w:rPr>
-              <w:instrText xml:space="preserve"> PAGEREF _Toc190254261 \h </w:instrText>
+              <w:instrText xml:space="preserve"> PAGEREF _Toc190349480 \h </w:instrText>
             </w:r>
             <w:r>
               <w:rPr>
@@ -467,7 +299,7 @@
               <w14:ligatures w14:val="standardContextual"/>
             </w:rPr>
           </w:pPr>
-          <w:hyperlink w:anchor="_Toc190254262" w:history="1">
+          <w:hyperlink w:anchor="_Toc190349481" w:history="1">
             <w:r>
               <w:rPr>
                 <w:rStyle w:val="Hyperlink"/>
@@ -495,7 +327,7 @@
                 <w:noProof/>
                 <w:webHidden/>
               </w:rPr>
-              <w:instrText xml:space="preserve"> PAGEREF _Toc190254262 \h </w:instrText>
+              <w:instrText xml:space="preserve"> PAGEREF _Toc190349481 \h </w:instrText>
             </w:r>
             <w:r>
               <w:rPr>
@@ -541,7 +373,7 @@
               <w14:ligatures w14:val="standardContextual"/>
             </w:rPr>
           </w:pPr>
-          <w:hyperlink w:anchor="_Toc190254263" w:history="1">
+          <w:hyperlink w:anchor="_Toc190349482" w:history="1">
             <w:r>
               <w:rPr>
                 <w:rStyle w:val="Hyperlink"/>
@@ -569,7 +401,7 @@
                 <w:noProof/>
                 <w:webHidden/>
               </w:rPr>
-              <w:instrText xml:space="preserve"> PAGEREF _Toc190254263 \h </w:instrText>
+              <w:instrText xml:space="preserve"> PAGEREF _Toc190349482 \h </w:instrText>
             </w:r>
             <w:r>
               <w:rPr>
@@ -615,7 +447,7 @@
               <w14:ligatures w14:val="standardContextual"/>
             </w:rPr>
           </w:pPr>
-          <w:hyperlink w:anchor="_Toc190254264" w:history="1">
+          <w:hyperlink w:anchor="_Toc190349483" w:history="1">
             <w:r>
               <w:rPr>
                 <w:rStyle w:val="Hyperlink"/>
@@ -643,7 +475,7 @@
                 <w:noProof/>
                 <w:webHidden/>
               </w:rPr>
-              <w:instrText xml:space="preserve"> PAGEREF _Toc190254264 \h </w:instrText>
+              <w:instrText xml:space="preserve"> PAGEREF _Toc190349483 \h </w:instrText>
             </w:r>
             <w:r>
               <w:rPr>
@@ -689,7 +521,7 @@
               <w14:ligatures w14:val="standardContextual"/>
             </w:rPr>
           </w:pPr>
-          <w:hyperlink w:anchor="_Toc190254265" w:history="1">
+          <w:hyperlink w:anchor="_Toc190349484" w:history="1">
             <w:r>
               <w:rPr>
                 <w:rStyle w:val="Hyperlink"/>
@@ -717,7 +549,7 @@
                 <w:noProof/>
                 <w:webHidden/>
               </w:rPr>
-              <w:instrText xml:space="preserve"> PAGEREF _Toc190254265 \h </w:instrText>
+              <w:instrText xml:space="preserve"> PAGEREF _Toc190349484 \h </w:instrText>
             </w:r>
             <w:r>
               <w:rPr>
@@ -763,14 +595,14 @@
               <w14:ligatures w14:val="standardContextual"/>
             </w:rPr>
           </w:pPr>
-          <w:hyperlink w:anchor="_Toc190254266" w:history="1">
+          <w:hyperlink w:anchor="_Toc190349485" w:history="1">
             <w:r>
               <w:rPr>
                 <w:rStyle w:val="Hyperlink"/>
                 <w:noProof/>
                 <w:lang w:val="en-US"/>
               </w:rPr>
-              <w:t>Helper classes and functions</w:t>
+              <w:t>Tiles</w:t>
             </w:r>
             <w:r>
               <w:rPr>
@@ -791,7 +623,7 @@
                 <w:noProof/>
                 <w:webHidden/>
               </w:rPr>
-              <w:instrText xml:space="preserve"> PAGEREF _Toc190254266 \h </w:instrText>
+              <w:instrText xml:space="preserve"> PAGEREF _Toc190349485 \h </w:instrText>
             </w:r>
             <w:r>
               <w:rPr>
@@ -837,14 +669,14 @@
               <w14:ligatures w14:val="standardContextual"/>
             </w:rPr>
           </w:pPr>
-          <w:hyperlink w:anchor="_Toc190254267" w:history="1">
+          <w:hyperlink w:anchor="_Toc190349486" w:history="1">
             <w:r>
               <w:rPr>
                 <w:rStyle w:val="Hyperlink"/>
                 <w:noProof/>
                 <w:lang w:val="en-US"/>
               </w:rPr>
-              <w:t>Pitch</w:t>
+              <w:t>Helper classes and functions</w:t>
             </w:r>
             <w:r>
               <w:rPr>
@@ -865,7 +697,7 @@
                 <w:noProof/>
                 <w:webHidden/>
               </w:rPr>
-              <w:instrText xml:space="preserve"> PAGEREF _Toc190254267 \h </w:instrText>
+              <w:instrText xml:space="preserve"> PAGEREF _Toc190349486 \h </w:instrText>
             </w:r>
             <w:r>
               <w:rPr>
@@ -885,7 +717,7 @@
                 <w:noProof/>
                 <w:webHidden/>
               </w:rPr>
-              <w:t>5</w:t>
+              <w:t>4</w:t>
             </w:r>
             <w:r>
               <w:rPr>
@@ -911,13 +743,87 @@
               <w14:ligatures w14:val="standardContextual"/>
             </w:rPr>
           </w:pPr>
-          <w:hyperlink w:anchor="_Toc190254268" w:history="1">
+          <w:hyperlink w:anchor="_Toc190349487" w:history="1">
             <w:r>
               <w:rPr>
                 <w:rStyle w:val="Hyperlink"/>
                 <w:noProof/>
                 <w:lang w:val="en-US"/>
               </w:rPr>
+              <w:t>Pitch</w:t>
+            </w:r>
+            <w:r>
+              <w:rPr>
+                <w:noProof/>
+                <w:webHidden/>
+              </w:rPr>
+              <w:tab/>
+            </w:r>
+            <w:r>
+              <w:rPr>
+                <w:noProof/>
+                <w:webHidden/>
+              </w:rPr>
+              <w:fldChar w:fldCharType="begin"/>
+            </w:r>
+            <w:r>
+              <w:rPr>
+                <w:noProof/>
+                <w:webHidden/>
+              </w:rPr>
+              <w:instrText xml:space="preserve"> PAGEREF _Toc190349487 \h </w:instrText>
+            </w:r>
+            <w:r>
+              <w:rPr>
+                <w:noProof/>
+                <w:webHidden/>
+              </w:rPr>
+            </w:r>
+            <w:r>
+              <w:rPr>
+                <w:noProof/>
+                <w:webHidden/>
+              </w:rPr>
+              <w:fldChar w:fldCharType="separate"/>
+            </w:r>
+            <w:r>
+              <w:rPr>
+                <w:noProof/>
+                <w:webHidden/>
+              </w:rPr>
+              <w:t>5</w:t>
+            </w:r>
+            <w:r>
+              <w:rPr>
+                <w:noProof/>
+                <w:webHidden/>
+              </w:rPr>
+              <w:fldChar w:fldCharType="end"/>
+            </w:r>
+          </w:hyperlink>
+        </w:p>
+        <w:p>
+          <w:pPr>
+            <w:pStyle w:val="TOC2"/>
+            <w:tabs>
+              <w:tab w:val="right" w:leader="dot" w:pos="9016"/>
+            </w:tabs>
+            <w:rPr>
+              <w:noProof/>
+              <w:kern w:val="2"/>
+              <w:sz w:val="24"/>
+              <w:szCs w:val="24"/>
+              <w:lang w:eastAsia="en-GB"/>
+              <w14:ligatures w14:val="standardContextual"/>
+            </w:rPr>
+          </w:pPr>
+          <w:hyperlink w:anchor="_Toc190349488" w:history="1">
+            <w:r>
+              <w:rPr>
+                <w:rStyle w:val="Hyperlink"/>
+                <w:noProof/>
+                <w:lang w:val="en-US"/>
+              </w:rPr>
               <w:t>Project Feasibility</w:t>
             </w:r>
             <w:r>
@@ -939,7 +845,7 @@
                 <w:noProof/>
                 <w:webHidden/>
               </w:rPr>
-              <w:instrText xml:space="preserve"> PAGEREF _Toc190254268 \h </w:instrText>
+              <w:instrText xml:space="preserve"> PAGEREF _Toc190349488 \h </w:instrText>
             </w:r>
             <w:r>
               <w:rPr>
@@ -959,7 +865,7 @@
                 <w:noProof/>
                 <w:webHidden/>
               </w:rPr>
-              <w:t>6</w:t>
+              <w:t>5</w:t>
             </w:r>
             <w:r>
               <w:rPr>
@@ -985,12 +891,11 @@
               <w14:ligatures w14:val="standardContextual"/>
             </w:rPr>
           </w:pPr>
-          <w:hyperlink w:anchor="_Toc190254269" w:history="1">
+          <w:hyperlink w:anchor="_Toc190349489" w:history="1">
             <w:r>
               <w:rPr>
                 <w:rStyle w:val="Hyperlink"/>
                 <w:noProof/>
-                <w:lang w:val="en-US"/>
               </w:rPr>
               <w:t>Product Design</w:t>
             </w:r>
@@ -1013,7 +918,7 @@
                 <w:noProof/>
                 <w:webHidden/>
               </w:rPr>
-              <w:instrText xml:space="preserve"> PAGEREF _Toc190254269 \h </w:instrText>
+              <w:instrText xml:space="preserve"> PAGEREF _Toc190349489 \h </w:instrText>
             </w:r>
             <w:r>
               <w:rPr>
@@ -1033,7 +938,7 @@
                 <w:noProof/>
                 <w:webHidden/>
               </w:rPr>
-              <w:t>7</w:t>
+              <w:t>6</w:t>
             </w:r>
             <w:r>
               <w:rPr>
@@ -1059,7 +964,7 @@
               <w14:ligatures w14:val="standardContextual"/>
             </w:rPr>
           </w:pPr>
-          <w:hyperlink w:anchor="_Toc190254270" w:history="1">
+          <w:hyperlink w:anchor="_Toc190349490" w:history="1">
             <w:r>
               <w:rPr>
                 <w:rStyle w:val="Hyperlink"/>
@@ -1087,7 +992,7 @@
                 <w:noProof/>
                 <w:webHidden/>
               </w:rPr>
-              <w:instrText xml:space="preserve"> PAGEREF _Toc190254270 \h </w:instrText>
+              <w:instrText xml:space="preserve"> PAGEREF _Toc190349490 \h </w:instrText>
             </w:r>
             <w:r>
               <w:rPr>
@@ -1107,7 +1012,7 @@
                 <w:noProof/>
                 <w:webHidden/>
               </w:rPr>
-              <w:t>8</w:t>
+              <w:t>7</w:t>
             </w:r>
             <w:r>
               <w:rPr>
@@ -1133,7 +1038,7 @@
               <w14:ligatures w14:val="standardContextual"/>
             </w:rPr>
           </w:pPr>
-          <w:hyperlink w:anchor="_Toc190254271" w:history="1">
+          <w:hyperlink w:anchor="_Toc190349491" w:history="1">
             <w:r>
               <w:rPr>
                 <w:rStyle w:val="Hyperlink"/>
@@ -1161,7 +1066,7 @@
                 <w:noProof/>
                 <w:webHidden/>
               </w:rPr>
-              <w:instrText xml:space="preserve"> PAGEREF _Toc190254271 \h </w:instrText>
+              <w:instrText xml:space="preserve"> PAGEREF _Toc190349491 \h </w:instrText>
             </w:r>
             <w:r>
               <w:rPr>
@@ -1181,7 +1086,7 @@
                 <w:noProof/>
                 <w:webHidden/>
               </w:rPr>
-              <w:t>8</w:t>
+              <w:t>7</w:t>
             </w:r>
             <w:r>
               <w:rPr>
@@ -1207,7 +1112,7 @@
               <w14:ligatures w14:val="standardContextual"/>
             </w:rPr>
           </w:pPr>
-          <w:hyperlink w:anchor="_Toc190254272" w:history="1">
+          <w:hyperlink w:anchor="_Toc190349492" w:history="1">
             <w:r>
               <w:rPr>
                 <w:rStyle w:val="Hyperlink"/>
@@ -1235,7 +1140,7 @@
                 <w:noProof/>
                 <w:webHidden/>
               </w:rPr>
-              <w:instrText xml:space="preserve"> PAGEREF _Toc190254272 \h </w:instrText>
+              <w:instrText xml:space="preserve"> PAGEREF _Toc190349492 \h </w:instrText>
             </w:r>
             <w:r>
               <w:rPr>
@@ -1255,7 +1160,7 @@
                 <w:noProof/>
                 <w:webHidden/>
               </w:rPr>
-              <w:t>9</w:t>
+              <w:t>8</w:t>
             </w:r>
             <w:r>
               <w:rPr>
@@ -1281,7 +1186,7 @@
               <w14:ligatures w14:val="standardContextual"/>
             </w:rPr>
           </w:pPr>
-          <w:hyperlink w:anchor="_Toc190254273" w:history="1">
+          <w:hyperlink w:anchor="_Toc190349493" w:history="1">
             <w:r>
               <w:rPr>
                 <w:rStyle w:val="Hyperlink"/>
@@ -1309,7 +1214,7 @@
                 <w:noProof/>
                 <w:webHidden/>
               </w:rPr>
-              <w:instrText xml:space="preserve"> PAGEREF _Toc190254273 \h </w:instrText>
+              <w:instrText xml:space="preserve"> PAGEREF _Toc190349493 \h </w:instrText>
             </w:r>
             <w:r>
               <w:rPr>
@@ -1329,7 +1234,7 @@
                 <w:noProof/>
                 <w:webHidden/>
               </w:rPr>
-              <w:t>10</w:t>
+              <w:t>9</w:t>
             </w:r>
             <w:r>
               <w:rPr>
@@ -1355,12 +1260,11 @@
               <w14:ligatures w14:val="standardContextual"/>
             </w:rPr>
           </w:pPr>
-          <w:hyperlink w:anchor="_Toc190254274" w:history="1">
+          <w:hyperlink w:anchor="_Toc190349494" w:history="1">
             <w:r>
               <w:rPr>
                 <w:rStyle w:val="Hyperlink"/>
                 <w:noProof/>
-                <w:lang w:val="en-US"/>
               </w:rPr>
               <w:t>Project Plan</w:t>
             </w:r>
@@ -1383,7 +1287,7 @@
                 <w:noProof/>
                 <w:webHidden/>
               </w:rPr>
-              <w:instrText xml:space="preserve"> PAGEREF _Toc190254274 \h </w:instrText>
+              <w:instrText xml:space="preserve"> PAGEREF _Toc190349494 \h </w:instrText>
             </w:r>
             <w:r>
               <w:rPr>
@@ -1403,7 +1307,7 @@
                 <w:noProof/>
                 <w:webHidden/>
               </w:rPr>
-              <w:t>11</w:t>
+              <w:t>10</w:t>
             </w:r>
             <w:r>
               <w:rPr>
@@ -1429,7 +1333,7 @@
               <w14:ligatures w14:val="standardContextual"/>
             </w:rPr>
           </w:pPr>
-          <w:hyperlink w:anchor="_Toc190254275" w:history="1">
+          <w:hyperlink w:anchor="_Toc190349495" w:history="1">
             <w:r>
               <w:rPr>
                 <w:rStyle w:val="Hyperlink"/>
@@ -1457,7 +1361,7 @@
                 <w:noProof/>
                 <w:webHidden/>
               </w:rPr>
-              <w:instrText xml:space="preserve"> PAGEREF _Toc190254275 \h </w:instrText>
+              <w:instrText xml:space="preserve"> PAGEREF _Toc190349495 \h </w:instrText>
             </w:r>
             <w:r>
               <w:rPr>
@@ -1477,7 +1381,7 @@
                 <w:noProof/>
                 <w:webHidden/>
               </w:rPr>
-              <w:t>11</w:t>
+              <w:t>10</w:t>
             </w:r>
             <w:r>
               <w:rPr>
@@ -1503,7 +1407,7 @@
               <w14:ligatures w14:val="standardContextual"/>
             </w:rPr>
           </w:pPr>
-          <w:hyperlink w:anchor="_Toc190254276" w:history="1">
+          <w:hyperlink w:anchor="_Toc190349496" w:history="1">
             <w:r>
               <w:rPr>
                 <w:rStyle w:val="Hyperlink"/>
@@ -1531,7 +1435,7 @@
                 <w:noProof/>
                 <w:webHidden/>
               </w:rPr>
-              <w:instrText xml:space="preserve"> PAGEREF _Toc190254276 \h </w:instrText>
+              <w:instrText xml:space="preserve"> PAGEREF _Toc190349496 \h </w:instrText>
             </w:r>
             <w:r>
               <w:rPr>
@@ -1551,7 +1455,7 @@
                 <w:noProof/>
                 <w:webHidden/>
               </w:rPr>
-              <w:t>12</w:t>
+              <w:t>11</w:t>
             </w:r>
             <w:r>
               <w:rPr>
@@ -1577,7 +1481,7 @@
               <w14:ligatures w14:val="standardContextual"/>
             </w:rPr>
           </w:pPr>
-          <w:hyperlink w:anchor="_Toc190254277" w:history="1">
+          <w:hyperlink w:anchor="_Toc190349497" w:history="1">
             <w:r>
               <w:rPr>
                 <w:rStyle w:val="Hyperlink"/>
@@ -1605,7 +1509,7 @@
                 <w:noProof/>
                 <w:webHidden/>
               </w:rPr>
-              <w:instrText xml:space="preserve"> PAGEREF _Toc190254277 \h </w:instrText>
+              <w:instrText xml:space="preserve"> PAGEREF _Toc190349497 \h </w:instrText>
             </w:r>
             <w:r>
               <w:rPr>
@@ -1625,7 +1529,7 @@
                 <w:noProof/>
                 <w:webHidden/>
               </w:rPr>
-              <w:t>13</w:t>
+              <w:t>12</w:t>
             </w:r>
             <w:r>
               <w:rPr>
@@ -1651,7 +1555,7 @@
               <w14:ligatures w14:val="standardContextual"/>
             </w:rPr>
           </w:pPr>
-          <w:hyperlink w:anchor="_Toc190254278" w:history="1">
+          <w:hyperlink w:anchor="_Toc190349498" w:history="1">
             <w:r>
               <w:rPr>
                 <w:rStyle w:val="Hyperlink"/>
@@ -1679,7 +1583,7 @@
                 <w:noProof/>
                 <w:webHidden/>
               </w:rPr>
-              <w:instrText xml:space="preserve"> PAGEREF _Toc190254278 \h </w:instrText>
+              <w:instrText xml:space="preserve"> PAGEREF _Toc190349498 \h </w:instrText>
             </w:r>
             <w:r>
               <w:rPr>
@@ -1725,7 +1629,7 @@
               <w14:ligatures w14:val="standardContextual"/>
             </w:rPr>
           </w:pPr>
-          <w:hyperlink w:anchor="_Toc190254279" w:history="1">
+          <w:hyperlink w:anchor="_Toc190349499" w:history="1">
             <w:r>
               <w:rPr>
                 <w:rStyle w:val="Hyperlink"/>
@@ -1753,7 +1657,81 @@
                 <w:noProof/>
                 <w:webHidden/>
               </w:rPr>
-              <w:instrText xml:space="preserve"> PAGEREF _Toc190254279 \h </w:instrText>
+              <w:instrText xml:space="preserve"> PAGEREF _Toc190349499 \h </w:instrText>
+            </w:r>
+            <w:r>
+              <w:rPr>
+                <w:noProof/>
+                <w:webHidden/>
+              </w:rPr>
+            </w:r>
+            <w:r>
+              <w:rPr>
+                <w:noProof/>
+                <w:webHidden/>
+              </w:rPr>
+              <w:fldChar w:fldCharType="separate"/>
+            </w:r>
+            <w:r>
+              <w:rPr>
+                <w:noProof/>
+                <w:webHidden/>
+              </w:rPr>
+              <w:t>14</w:t>
+            </w:r>
+            <w:r>
+              <w:rPr>
+                <w:noProof/>
+                <w:webHidden/>
+              </w:rPr>
+              <w:fldChar w:fldCharType="end"/>
+            </w:r>
+          </w:hyperlink>
+        </w:p>
+        <w:p>
+          <w:pPr>
+            <w:pStyle w:val="TOC3"/>
+            <w:tabs>
+              <w:tab w:val="right" w:leader="dot" w:pos="9016"/>
+            </w:tabs>
+            <w:rPr>
+              <w:noProof/>
+              <w:kern w:val="2"/>
+              <w:sz w:val="24"/>
+              <w:szCs w:val="24"/>
+              <w:lang w:eastAsia="en-GB"/>
+              <w14:ligatures w14:val="standardContextual"/>
+            </w:rPr>
+          </w:pPr>
+          <w:hyperlink w:anchor="_Toc190349500" w:history="1">
+            <w:r>
+              <w:rPr>
+                <w:rStyle w:val="Hyperlink"/>
+                <w:noProof/>
+                <w:lang w:val="en-US"/>
+              </w:rPr>
+              <w:t>Bug Tracking</w:t>
+            </w:r>
+            <w:r>
+              <w:rPr>
+                <w:noProof/>
+                <w:webHidden/>
+              </w:rPr>
+              <w:tab/>
+            </w:r>
+            <w:r>
+              <w:rPr>
+                <w:noProof/>
+                <w:webHidden/>
+              </w:rPr>
+              <w:fldChar w:fldCharType="begin"/>
+            </w:r>
+            <w:r>
+              <w:rPr>
+                <w:noProof/>
+                <w:webHidden/>
+              </w:rPr>
+              <w:instrText xml:space="preserve"> PAGEREF _Toc190349500 \h </w:instrText>
             </w:r>
             <w:r>
               <w:rPr>
@@ -1799,12 +1777,11 @@
               <w14:ligatures w14:val="standardContextual"/>
             </w:rPr>
           </w:pPr>
-          <w:hyperlink w:anchor="_Toc190254280" w:history="1">
+          <w:hyperlink w:anchor="_Toc190349501" w:history="1">
             <w:r>
               <w:rPr>
                 <w:rStyle w:val="Hyperlink"/>
                 <w:noProof/>
-                <w:lang w:val="en-US"/>
               </w:rPr>
               <w:t>Reference List</w:t>
             </w:r>
@@ -1827,7 +1804,80 @@
                 <w:noProof/>
                 <w:webHidden/>
               </w:rPr>
-              <w:instrText xml:space="preserve"> PAGEREF _Toc190254280 \h </w:instrText>
+              <w:instrText xml:space="preserve"> PAGEREF _Toc190349501 \h </w:instrText>
+            </w:r>
+            <w:r>
+              <w:rPr>
+                <w:noProof/>
+                <w:webHidden/>
+              </w:rPr>
+            </w:r>
+            <w:r>
+              <w:rPr>
+                <w:noProof/>
+                <w:webHidden/>
+              </w:rPr>
+              <w:fldChar w:fldCharType="separate"/>
+            </w:r>
+            <w:r>
+              <w:rPr>
+                <w:noProof/>
+                <w:webHidden/>
+              </w:rPr>
+              <w:t>15</w:t>
+            </w:r>
+            <w:r>
+              <w:rPr>
+                <w:noProof/>
+                <w:webHidden/>
+              </w:rPr>
+              <w:fldChar w:fldCharType="end"/>
+            </w:r>
+          </w:hyperlink>
+        </w:p>
+        <w:p>
+          <w:pPr>
+            <w:pStyle w:val="TOC1"/>
+            <w:tabs>
+              <w:tab w:val="right" w:leader="dot" w:pos="9016"/>
+            </w:tabs>
+            <w:rPr>
+              <w:noProof/>
+              <w:kern w:val="2"/>
+              <w:sz w:val="24"/>
+              <w:szCs w:val="24"/>
+              <w:lang w:eastAsia="en-GB"/>
+              <w14:ligatures w14:val="standardContextual"/>
+            </w:rPr>
+          </w:pPr>
+          <w:hyperlink w:anchor="_Toc190349502" w:history="1">
+            <w:r>
+              <w:rPr>
+                <w:rStyle w:val="Hyperlink"/>
+                <w:noProof/>
+              </w:rPr>
+              <w:t>Bibliography</w:t>
+            </w:r>
+            <w:r>
+              <w:rPr>
+                <w:noProof/>
+                <w:webHidden/>
+              </w:rPr>
+              <w:tab/>
+            </w:r>
+            <w:r>
+              <w:rPr>
+                <w:noProof/>
+                <w:webHidden/>
+              </w:rPr>
+              <w:fldChar w:fldCharType="begin"/>
+            </w:r>
+            <w:r>
+              <w:rPr>
+                <w:noProof/>
+                <w:webHidden/>
+              </w:rPr>
+              <w:instrText xml:space="preserve"> PAGEREF _Toc190349502 \h </w:instrText>
             </w:r>
             <w:r>
               <w:rPr>
@@ -1892,7 +1942,7 @@
       <w:pPr>
         <w:pStyle w:val="Heading1"/>
       </w:pPr>
-      <w:bookmarkStart w:id="1" w:name="_Toc190254260"/>
+      <w:bookmarkStart w:id="1" w:name="_Toc190349479"/>
       <w:r>
         <w:lastRenderedPageBreak/>
         <w:t xml:space="preserve">Project </w:t>
@@ -2020,7 +2070,7 @@
           <w:lang w:val="en-US"/>
         </w:rPr>
       </w:pPr>
-      <w:bookmarkStart w:id="2" w:name="_Toc190254261"/>
+      <w:bookmarkStart w:id="2" w:name="_Toc190349480"/>
       <w:r>
         <w:rPr>
           <w:sz w:val="24"/>
@@ -2046,7 +2096,15 @@
           <w:szCs w:val="24"/>
           <w:lang w:val="en-US"/>
         </w:rPr>
-        <w:t xml:space="preserve">My main aims I want to achieve or get closer to by undertaking this project are to gain experience regarding procedural generation, getting more familiar with the algorithms and the approach to randomly generating worlds, which effectively leads into </w:t>
+        <w:t>The</w:t>
+      </w:r>
+      <w:r>
+        <w:rPr>
+          <w:sz w:val="24"/>
+          <w:szCs w:val="24"/>
+          <w:lang w:val="en-US"/>
+        </w:rPr>
+        <w:t xml:space="preserve"> main aims I want to achieve or get closer to by undertaking this project are to gain experience regarding procedural generation, getting more familiar with the algorithms and the approach to randomly generating worlds, which effectively leads into </w:t>
       </w:r>
       <w:proofErr w:type="gramStart"/>
       <w:r>
@@ -2092,7 +2150,7 @@
           <w:lang w:val="en-US"/>
         </w:rPr>
       </w:pPr>
-      <w:bookmarkStart w:id="3" w:name="_Toc190254262"/>
+      <w:bookmarkStart w:id="3" w:name="_Toc190349481"/>
       <w:r>
         <w:rPr>
           <w:sz w:val="24"/>
@@ -2338,7 +2396,15 @@
           <w:szCs w:val="24"/>
           <w:lang w:val="en-US"/>
         </w:rPr>
-        <w:t>10 or so tiles underground</w:t>
+        <w:t>the</w:t>
+      </w:r>
+      <w:r>
+        <w:rPr>
+          <w:sz w:val="24"/>
+          <w:szCs w:val="24"/>
+          <w:lang w:val="en-US"/>
+        </w:rPr>
+        <w:t xml:space="preserve"> underground</w:t>
       </w:r>
       <w:r>
         <w:rPr>
@@ -2519,7 +2585,6 @@
           <w:lang w:val="en-US"/>
         </w:rPr>
       </w:pPr>
-      <w:bookmarkStart w:id="4" w:name="_Toc190254263"/>
       <w:r>
         <w:rPr>
           <w:sz w:val="24"/>
@@ -2538,6 +2603,7 @@
           <w:lang w:val="en-US"/>
         </w:rPr>
       </w:pPr>
+      <w:bookmarkStart w:id="4" w:name="_Toc190349482"/>
       <w:r>
         <w:rPr>
           <w:sz w:val="24"/>
@@ -2614,7 +2680,7 @@
           <w:szCs w:val="24"/>
           <w:lang w:val="en-US"/>
         </w:rPr>
-        <w:t>Add certain level of customization to migrate to a tool</w:t>
+        <w:t>Generate random trees on the surface through code</w:t>
       </w:r>
       <w:r>
         <w:rPr>
@@ -2718,7 +2784,7 @@
           <w:lang w:val="en-US"/>
         </w:rPr>
       </w:pPr>
-      <w:bookmarkStart w:id="5" w:name="_Toc190254264"/>
+      <w:bookmarkStart w:id="5" w:name="_Toc190349483"/>
       <w:r>
         <w:rPr>
           <w:sz w:val="24"/>
@@ -2746,7 +2812,7 @@
           <w:lang w:val="en-US"/>
         </w:rPr>
       </w:pPr>
-      <w:bookmarkStart w:id="6" w:name="_Toc190254265"/>
+      <w:bookmarkStart w:id="6" w:name="_Toc190349484"/>
       <w:r>
         <w:rPr>
           <w:sz w:val="24"/>
@@ -3077,6 +3143,7 @@
           <w:lang w:val="en-US"/>
         </w:rPr>
       </w:pPr>
+      <w:bookmarkStart w:id="7" w:name="_Toc190349485"/>
       <w:r>
         <w:rPr>
           <w:sz w:val="24"/>
@@ -3085,6 +3152,7 @@
         </w:rPr>
         <w:t>Tiles</w:t>
       </w:r>
+      <w:bookmarkEnd w:id="7"/>
     </w:p>
     <w:p>
       <w:pPr>
@@ -3185,6 +3253,7 @@
           <w:lang w:val="en-US"/>
         </w:rPr>
       </w:pPr>
+      <w:bookmarkStart w:id="8" w:name="_Toc190349486"/>
       <w:r>
         <w:rPr>
           <w:sz w:val="24"/>
@@ -3193,6 +3262,7 @@
         </w:rPr>
         <w:t>Helper classes and functions</w:t>
       </w:r>
+      <w:bookmarkEnd w:id="8"/>
     </w:p>
     <w:p>
       <w:pPr>
@@ -3273,7 +3343,25 @@
           <w:szCs w:val="24"/>
           <w:lang w:val="en-US"/>
         </w:rPr>
-        <w:t>Remove tiles in bulk – unity has one</w:t>
+        <w:t xml:space="preserve">Remove tiles in bulk – </w:t>
+      </w:r>
+      <w:proofErr w:type="gramStart"/>
+      <w:r>
+        <w:rPr>
+          <w:sz w:val="24"/>
+          <w:szCs w:val="24"/>
+          <w:lang w:val="en-US"/>
+        </w:rPr>
+        <w:t>look into</w:t>
+      </w:r>
+      <w:proofErr w:type="gramEnd"/>
+      <w:r>
+        <w:rPr>
+          <w:sz w:val="24"/>
+          <w:szCs w:val="24"/>
+          <w:lang w:val="en-US"/>
+        </w:rPr>
+        <w:t xml:space="preserve"> the Unity functionality and maybe extend it</w:t>
       </w:r>
     </w:p>
     <w:p>
@@ -3440,7 +3528,7 @@
           <w:lang w:val="en-US"/>
         </w:rPr>
       </w:pPr>
-      <w:bookmarkStart w:id="7" w:name="_Toc190254267"/>
+      <w:bookmarkStart w:id="9" w:name="_Toc190349487"/>
       <w:r>
         <w:rPr>
           <w:sz w:val="24"/>
@@ -3449,7 +3537,7 @@
         </w:rPr>
         <w:t>Pitch</w:t>
       </w:r>
-      <w:bookmarkEnd w:id="7"/>
+      <w:bookmarkEnd w:id="9"/>
     </w:p>
     <w:p>
       <w:pPr>
@@ -3533,7 +3621,6 @@
         </w:rPr>
         <w:t xml:space="preserve"> options for the user to create something more to their liking.</w:t>
       </w:r>
-      <w:bookmarkStart w:id="8" w:name="_Toc190254268"/>
     </w:p>
     <w:p>
       <w:pPr>
@@ -3544,6 +3631,7 @@
           <w:lang w:val="en-US"/>
         </w:rPr>
       </w:pPr>
+      <w:bookmarkStart w:id="10" w:name="_Toc190349488"/>
       <w:r>
         <w:rPr>
           <w:sz w:val="24"/>
@@ -3552,7 +3640,7 @@
         </w:rPr>
         <w:t>Project Feasibility</w:t>
       </w:r>
-      <w:bookmarkEnd w:id="8"/>
+      <w:bookmarkEnd w:id="10"/>
     </w:p>
     <w:p>
       <w:pPr>
@@ -3643,7 +3731,39 @@
           <w:szCs w:val="24"/>
           <w:lang w:val="en-US"/>
         </w:rPr>
-        <w:t>Another reason is my great interest in the topic, sparked by Terraria many years ago. The more I played Terraria, the more I noticed each detail in the world generation, especially since I saw changes with each new update since I have been playing quite a lot. However, these details were only taken seriously into consideration once I started undertaking the programming course, to be completely honest, since I could now understand and start to picture each algorithm and rule behind each area of the map.</w:t>
+        <w:t xml:space="preserve">Another reason is my great interest in the topic, sparked by Terraria many years ago. The more I played Terraria, the more I noticed each detail in the world generation, especially since I saw changes with each new update </w:t>
+      </w:r>
+      <w:r>
+        <w:rPr>
+          <w:sz w:val="24"/>
+          <w:szCs w:val="24"/>
+          <w:lang w:val="en-US"/>
+        </w:rPr>
+        <w:t>because</w:t>
+      </w:r>
+      <w:r>
+        <w:rPr>
+          <w:sz w:val="24"/>
+          <w:szCs w:val="24"/>
+          <w:lang w:val="en-US"/>
+        </w:rPr>
+        <w:t xml:space="preserve"> I </w:t>
+      </w:r>
+      <w:r>
+        <w:rPr>
+          <w:sz w:val="24"/>
+          <w:szCs w:val="24"/>
+          <w:lang w:val="en-US"/>
+        </w:rPr>
+        <w:t>was</w:t>
+      </w:r>
+      <w:r>
+        <w:rPr>
+          <w:sz w:val="24"/>
+          <w:szCs w:val="24"/>
+          <w:lang w:val="en-US"/>
+        </w:rPr>
+        <w:t xml:space="preserve"> playing quite a lot. However, these details were only taken seriously into consideration once I started undertaking the programming course, to be completely honest, since I could now understand and start to picture each algorithm and rule behind each area of the map.</w:t>
       </w:r>
     </w:p>
     <w:p>
@@ -3692,7 +3812,7 @@
       <w:pPr>
         <w:pStyle w:val="Heading1"/>
       </w:pPr>
-      <w:bookmarkStart w:id="9" w:name="_Toc190254269"/>
+      <w:bookmarkStart w:id="11" w:name="_Toc190349489"/>
       <w:r>
         <w:lastRenderedPageBreak/>
         <w:t>Product</w:t>
@@ -3700,7 +3820,7 @@
       <w:r>
         <w:t xml:space="preserve"> Design</w:t>
       </w:r>
-      <w:bookmarkEnd w:id="9"/>
+      <w:bookmarkEnd w:id="11"/>
     </w:p>
     <w:p>
       <w:pPr>
@@ -3783,6 +3903,14 @@
           <w:lang w:val="en-US"/>
         </w:rPr>
         <w:t>Terrain</w:t>
+      </w:r>
+      <w:r>
+        <w:rPr>
+          <w:sz w:val="24"/>
+          <w:szCs w:val="24"/>
+          <w:lang w:val="en-US"/>
+        </w:rPr>
+        <w:t xml:space="preserve"> – Just generating a layer of dirt and a layer of stone</w:t>
       </w:r>
     </w:p>
     <w:p>
@@ -3852,6 +3980,14 @@
           <w:lang w:val="en-US"/>
         </w:rPr>
         <w:t>Mixing tiles in layers</w:t>
+      </w:r>
+      <w:r>
+        <w:rPr>
+          <w:sz w:val="24"/>
+          <w:szCs w:val="24"/>
+          <w:lang w:val="en-US"/>
+        </w:rPr>
+        <w:t xml:space="preserve"> – use noise algorithms to change tiles</w:t>
       </w:r>
     </w:p>
     <w:p>
@@ -3929,6 +4065,14 @@
         </w:rPr>
         <w:t>Hollow areas</w:t>
       </w:r>
+      <w:r>
+        <w:rPr>
+          <w:sz w:val="24"/>
+          <w:szCs w:val="24"/>
+          <w:lang w:val="en-US"/>
+        </w:rPr>
+        <w:t xml:space="preserve"> – same as above, but affecting more than 1 tile at a time</w:t>
+      </w:r>
     </w:p>
     <w:p>
       <w:pPr>
@@ -3998,6 +4142,14 @@
         </w:rPr>
         <w:t>Caves</w:t>
       </w:r>
+      <w:r>
+        <w:rPr>
+          <w:sz w:val="24"/>
+          <w:szCs w:val="24"/>
+          <w:lang w:val="en-US"/>
+        </w:rPr>
+        <w:t xml:space="preserve"> – create random shapes and empty them out</w:t>
+      </w:r>
     </w:p>
     <w:p>
       <w:pPr>
@@ -4167,7 +4319,7 @@
           <w:lang w:val="en-US"/>
         </w:rPr>
       </w:pPr>
-      <w:bookmarkStart w:id="10" w:name="_Toc190254270"/>
+      <w:bookmarkStart w:id="12" w:name="_Toc190349490"/>
       <w:r>
         <w:rPr>
           <w:sz w:val="24"/>
@@ -4201,7 +4353,7 @@
         </w:rPr>
         <w:t>esign</w:t>
       </w:r>
-      <w:bookmarkEnd w:id="10"/>
+      <w:bookmarkEnd w:id="12"/>
     </w:p>
     <w:p>
       <w:pPr>
@@ -4212,7 +4364,7 @@
           <w:lang w:val="en-US"/>
         </w:rPr>
       </w:pPr>
-      <w:bookmarkStart w:id="11" w:name="_Toc190254271"/>
+      <w:bookmarkStart w:id="13" w:name="_Toc190349491"/>
       <w:r>
         <w:rPr>
           <w:sz w:val="24"/>
@@ -4221,7 +4373,7 @@
         </w:rPr>
         <w:t>Uml</w:t>
       </w:r>
-      <w:bookmarkEnd w:id="11"/>
+      <w:bookmarkEnd w:id="13"/>
     </w:p>
     <w:p>
       <w:pPr>
@@ -4326,7 +4478,7 @@
           <w:lang w:val="en-US"/>
         </w:rPr>
       </w:pPr>
-      <w:bookmarkStart w:id="12" w:name="_Toc190254272"/>
+      <w:bookmarkStart w:id="14" w:name="_Toc190349492"/>
       <w:r>
         <w:rPr>
           <w:sz w:val="24"/>
@@ -4336,7 +4488,7 @@
         <w:lastRenderedPageBreak/>
         <w:t>Flowchart</w:t>
       </w:r>
-      <w:bookmarkEnd w:id="12"/>
+      <w:bookmarkEnd w:id="14"/>
     </w:p>
     <w:p>
       <w:pPr>
@@ -4434,7 +4586,7 @@
           <w:lang w:val="en-US"/>
         </w:rPr>
       </w:pPr>
-      <w:bookmarkStart w:id="13" w:name="_Toc190254273"/>
+      <w:bookmarkStart w:id="15" w:name="_Toc190349493"/>
       <w:r>
         <w:rPr>
           <w:sz w:val="24"/>
@@ -4460,7 +4612,7 @@
         </w:rPr>
         <w:t>Code</w:t>
       </w:r>
-      <w:bookmarkEnd w:id="13"/>
+      <w:bookmarkEnd w:id="15"/>
     </w:p>
     <w:p>
       <w:pPr>
@@ -4538,12 +4690,12 @@
       <w:pPr>
         <w:pStyle w:val="Heading1"/>
       </w:pPr>
-      <w:bookmarkStart w:id="14" w:name="_Toc190254274"/>
+      <w:bookmarkStart w:id="16" w:name="_Toc190349494"/>
       <w:r>
         <w:lastRenderedPageBreak/>
         <w:t>Project Plan</w:t>
       </w:r>
-      <w:bookmarkEnd w:id="14"/>
+      <w:bookmarkEnd w:id="16"/>
     </w:p>
     <w:p>
       <w:pPr>
@@ -4554,7 +4706,7 @@
           <w:lang w:val="en-US"/>
         </w:rPr>
       </w:pPr>
-      <w:bookmarkStart w:id="15" w:name="_Toc190254275"/>
+      <w:bookmarkStart w:id="17" w:name="_Toc190349495"/>
       <w:r>
         <w:rPr>
           <w:sz w:val="24"/>
@@ -4563,16 +4715,17 @@
         </w:rPr>
         <w:t>Work Breakdown Structure</w:t>
       </w:r>
-      <w:bookmarkEnd w:id="15"/>
-    </w:p>
-    <w:p>
-      <w:pPr>
-        <w:rPr>
-          <w:lang w:val="en-US"/>
-        </w:rPr>
-      </w:pPr>
-      <w:r>
-        <w:rPr>
+      <w:bookmarkEnd w:id="17"/>
+    </w:p>
+    <w:p>
+      <w:pPr>
+        <w:rPr>
+          <w:lang w:val="en-US"/>
+        </w:rPr>
+      </w:pPr>
+      <w:r>
+        <w:rPr>
+          <w:noProof/>
           <w:lang w:val="en-US"/>
         </w:rPr>
         <w:drawing>
@@ -4712,7 +4865,7 @@
           <w:lang w:val="en-US"/>
         </w:rPr>
       </w:pPr>
-      <w:bookmarkStart w:id="16" w:name="_Toc190254276"/>
+      <w:bookmarkStart w:id="18" w:name="_Toc190349496"/>
       <w:r>
         <w:rPr>
           <w:sz w:val="24"/>
@@ -4722,16 +4875,17 @@
         <w:lastRenderedPageBreak/>
         <w:t>Gantt Chart</w:t>
       </w:r>
-      <w:bookmarkEnd w:id="16"/>
-    </w:p>
-    <w:p>
-      <w:pPr>
-        <w:rPr>
-          <w:lang w:val="en-US"/>
-        </w:rPr>
-      </w:pPr>
-      <w:r>
-        <w:rPr>
+      <w:bookmarkEnd w:id="18"/>
+    </w:p>
+    <w:p>
+      <w:pPr>
+        <w:rPr>
+          <w:lang w:val="en-US"/>
+        </w:rPr>
+      </w:pPr>
+      <w:r>
+        <w:rPr>
+          <w:noProof/>
           <w:lang w:val="en-US"/>
         </w:rPr>
         <w:drawing>
@@ -4793,7 +4947,7 @@
           <w:lang w:val="en-US"/>
         </w:rPr>
       </w:pPr>
-      <w:bookmarkStart w:id="17" w:name="_Toc190254277"/>
+      <w:bookmarkStart w:id="19" w:name="_Toc190349497"/>
       <w:r>
         <w:rPr>
           <w:sz w:val="24"/>
@@ -4803,7 +4957,7 @@
         <w:lastRenderedPageBreak/>
         <w:t>Risk Assessment</w:t>
       </w:r>
-      <w:bookmarkEnd w:id="17"/>
+      <w:bookmarkEnd w:id="19"/>
     </w:p>
     <w:tbl>
       <w:tblPr>
@@ -5965,16 +6119,14 @@
               </w:rPr>
               <w:t xml:space="preserve">Internet issues making me unable to upload to </w:t>
             </w:r>
-            <w:proofErr w:type="spellStart"/>
-            <w:r>
-              <w:rPr>
-                <w:sz w:val="24"/>
-                <w:szCs w:val="24"/>
-                <w:lang w:val="en-US"/>
-              </w:rPr>
-              <w:t>github</w:t>
-            </w:r>
-            <w:proofErr w:type="spellEnd"/>
+            <w:r>
+              <w:rPr>
+                <w:sz w:val="24"/>
+                <w:szCs w:val="24"/>
+                <w:lang w:val="en-US"/>
+              </w:rPr>
+              <w:t>GitHub</w:t>
+            </w:r>
           </w:p>
         </w:tc>
         <w:tc>
@@ -6639,6 +6791,426 @@
           </w:p>
         </w:tc>
       </w:tr>
+      <w:tr>
+        <w:tc>
+          <w:tcPr>
+            <w:tcW w:w="567" w:type="dxa"/>
+          </w:tcPr>
+          <w:p>
+            <w:pPr>
+              <w:rPr>
+                <w:sz w:val="24"/>
+                <w:szCs w:val="24"/>
+                <w:lang w:val="en-US"/>
+              </w:rPr>
+            </w:pPr>
+            <w:r>
+              <w:rPr>
+                <w:sz w:val="24"/>
+                <w:szCs w:val="24"/>
+                <w:lang w:val="en-US"/>
+              </w:rPr>
+              <w:t>12</w:t>
+            </w:r>
+          </w:p>
+        </w:tc>
+        <w:tc>
+          <w:tcPr>
+            <w:tcW w:w="3969" w:type="dxa"/>
+          </w:tcPr>
+          <w:p>
+            <w:pPr>
+              <w:rPr>
+                <w:sz w:val="24"/>
+                <w:szCs w:val="24"/>
+                <w:lang w:val="en-US"/>
+              </w:rPr>
+            </w:pPr>
+            <w:r>
+              <w:rPr>
+                <w:sz w:val="24"/>
+                <w:szCs w:val="24"/>
+                <w:lang w:val="en-US"/>
+              </w:rPr>
+              <w:t>Build-only bugs</w:t>
+            </w:r>
+          </w:p>
+        </w:tc>
+        <w:tc>
+          <w:tcPr>
+            <w:tcW w:w="1328" w:type="dxa"/>
+          </w:tcPr>
+          <w:p>
+            <w:pPr>
+              <w:rPr>
+                <w:sz w:val="24"/>
+                <w:szCs w:val="24"/>
+                <w:lang w:val="en-US"/>
+              </w:rPr>
+            </w:pPr>
+            <w:r>
+              <w:rPr>
+                <w:sz w:val="24"/>
+                <w:szCs w:val="24"/>
+                <w:lang w:val="en-US"/>
+              </w:rPr>
+              <w:t>50%</w:t>
+            </w:r>
+          </w:p>
+        </w:tc>
+        <w:tc>
+          <w:tcPr>
+            <w:tcW w:w="3067" w:type="dxa"/>
+          </w:tcPr>
+          <w:p>
+            <w:pPr>
+              <w:rPr>
+                <w:sz w:val="24"/>
+                <w:szCs w:val="24"/>
+                <w:lang w:val="en-US"/>
+              </w:rPr>
+            </w:pPr>
+            <w:r>
+              <w:rPr>
+                <w:sz w:val="24"/>
+                <w:szCs w:val="24"/>
+                <w:lang w:val="en-US"/>
+              </w:rPr>
+              <w:t>Trying to run a build of the project</w:t>
+            </w:r>
+          </w:p>
+        </w:tc>
+        <w:tc>
+          <w:tcPr>
+            <w:tcW w:w="2876" w:type="dxa"/>
+          </w:tcPr>
+          <w:p>
+            <w:pPr>
+              <w:rPr>
+                <w:sz w:val="24"/>
+                <w:szCs w:val="24"/>
+                <w:lang w:val="en-US"/>
+              </w:rPr>
+            </w:pPr>
+            <w:r>
+              <w:rPr>
+                <w:sz w:val="24"/>
+                <w:szCs w:val="24"/>
+                <w:lang w:val="en-US"/>
+              </w:rPr>
+              <w:t>Worst case, world might not generate</w:t>
+            </w:r>
+          </w:p>
+        </w:tc>
+        <w:tc>
+          <w:tcPr>
+            <w:tcW w:w="3928" w:type="dxa"/>
+          </w:tcPr>
+          <w:p>
+            <w:pPr>
+              <w:rPr>
+                <w:sz w:val="24"/>
+                <w:szCs w:val="24"/>
+                <w:lang w:val="en-US"/>
+              </w:rPr>
+            </w:pPr>
+            <w:r>
+              <w:rPr>
+                <w:sz w:val="24"/>
+                <w:szCs w:val="24"/>
+                <w:lang w:val="en-US"/>
+              </w:rPr>
+              <w:t xml:space="preserve">Try to </w:t>
+            </w:r>
+            <w:proofErr w:type="gramStart"/>
+            <w:r>
+              <w:rPr>
+                <w:sz w:val="24"/>
+                <w:szCs w:val="24"/>
+                <w:lang w:val="en-US"/>
+              </w:rPr>
+              <w:t>make</w:t>
+            </w:r>
+            <w:proofErr w:type="gramEnd"/>
+            <w:r>
+              <w:rPr>
+                <w:sz w:val="24"/>
+                <w:szCs w:val="24"/>
+                <w:lang w:val="en-US"/>
+              </w:rPr>
+              <w:t xml:space="preserve"> builds early on and consistently</w:t>
+            </w:r>
+          </w:p>
+        </w:tc>
+      </w:tr>
+      <w:tr>
+        <w:tc>
+          <w:tcPr>
+            <w:tcW w:w="567" w:type="dxa"/>
+          </w:tcPr>
+          <w:p>
+            <w:pPr>
+              <w:rPr>
+                <w:sz w:val="24"/>
+                <w:szCs w:val="24"/>
+                <w:lang w:val="en-US"/>
+              </w:rPr>
+            </w:pPr>
+            <w:r>
+              <w:rPr>
+                <w:sz w:val="24"/>
+                <w:szCs w:val="24"/>
+                <w:lang w:val="en-US"/>
+              </w:rPr>
+              <w:t>13</w:t>
+            </w:r>
+          </w:p>
+        </w:tc>
+        <w:tc>
+          <w:tcPr>
+            <w:tcW w:w="3969" w:type="dxa"/>
+          </w:tcPr>
+          <w:p>
+            <w:pPr>
+              <w:rPr>
+                <w:sz w:val="24"/>
+                <w:szCs w:val="24"/>
+                <w:lang w:val="en-US"/>
+              </w:rPr>
+            </w:pPr>
+            <w:r>
+              <w:rPr>
+                <w:sz w:val="24"/>
+                <w:szCs w:val="24"/>
+                <w:lang w:val="en-US"/>
+              </w:rPr>
+              <w:t>Unity debugging not working with my Visual Studios</w:t>
+            </w:r>
+          </w:p>
+        </w:tc>
+        <w:tc>
+          <w:tcPr>
+            <w:tcW w:w="1328" w:type="dxa"/>
+          </w:tcPr>
+          <w:p>
+            <w:pPr>
+              <w:rPr>
+                <w:sz w:val="24"/>
+                <w:szCs w:val="24"/>
+                <w:lang w:val="en-US"/>
+              </w:rPr>
+            </w:pPr>
+            <w:r>
+              <w:rPr>
+                <w:sz w:val="24"/>
+                <w:szCs w:val="24"/>
+                <w:lang w:val="en-US"/>
+              </w:rPr>
+              <w:t>60%</w:t>
+            </w:r>
+          </w:p>
+        </w:tc>
+        <w:tc>
+          <w:tcPr>
+            <w:tcW w:w="3067" w:type="dxa"/>
+          </w:tcPr>
+          <w:p>
+            <w:pPr>
+              <w:rPr>
+                <w:sz w:val="24"/>
+                <w:szCs w:val="24"/>
+                <w:lang w:val="en-US"/>
+              </w:rPr>
+            </w:pPr>
+            <w:r>
+              <w:rPr>
+                <w:sz w:val="24"/>
+                <w:szCs w:val="24"/>
+                <w:lang w:val="en-US"/>
+              </w:rPr>
+              <w:t>Trying to break point a line of code for testing</w:t>
+            </w:r>
+          </w:p>
+        </w:tc>
+        <w:tc>
+          <w:tcPr>
+            <w:tcW w:w="2876" w:type="dxa"/>
+          </w:tcPr>
+          <w:p>
+            <w:pPr>
+              <w:rPr>
+                <w:sz w:val="24"/>
+                <w:szCs w:val="24"/>
+                <w:lang w:val="en-US"/>
+              </w:rPr>
+            </w:pPr>
+            <w:r>
+              <w:rPr>
+                <w:sz w:val="24"/>
+                <w:szCs w:val="24"/>
+                <w:lang w:val="en-US"/>
+              </w:rPr>
+              <w:t>Not finding out the cause for issues and bugs</w:t>
+            </w:r>
+          </w:p>
+        </w:tc>
+        <w:tc>
+          <w:tcPr>
+            <w:tcW w:w="3928" w:type="dxa"/>
+          </w:tcPr>
+          <w:p>
+            <w:pPr>
+              <w:rPr>
+                <w:sz w:val="24"/>
+                <w:szCs w:val="24"/>
+                <w:lang w:val="en-US"/>
+              </w:rPr>
+            </w:pPr>
+            <w:r>
+              <w:rPr>
+                <w:sz w:val="24"/>
+                <w:szCs w:val="24"/>
+                <w:lang w:val="en-US"/>
+              </w:rPr>
+              <w:t>Learn how to fix it so that I don’t have to waste time every time it happens</w:t>
+            </w:r>
+          </w:p>
+        </w:tc>
+      </w:tr>
+      <w:tr>
+        <w:tc>
+          <w:tcPr>
+            <w:tcW w:w="567" w:type="dxa"/>
+          </w:tcPr>
+          <w:p>
+            <w:pPr>
+              <w:rPr>
+                <w:sz w:val="24"/>
+                <w:szCs w:val="24"/>
+                <w:lang w:val="en-US"/>
+              </w:rPr>
+            </w:pPr>
+            <w:r>
+              <w:rPr>
+                <w:sz w:val="24"/>
+                <w:szCs w:val="24"/>
+                <w:lang w:val="en-US"/>
+              </w:rPr>
+              <w:t>14</w:t>
+            </w:r>
+          </w:p>
+        </w:tc>
+        <w:tc>
+          <w:tcPr>
+            <w:tcW w:w="3969" w:type="dxa"/>
+          </w:tcPr>
+          <w:p>
+            <w:pPr>
+              <w:rPr>
+                <w:sz w:val="24"/>
+                <w:szCs w:val="24"/>
+                <w:lang w:val="en-US"/>
+              </w:rPr>
+            </w:pPr>
+            <w:r>
+              <w:rPr>
+                <w:sz w:val="24"/>
+                <w:szCs w:val="24"/>
+                <w:lang w:val="en-US"/>
+              </w:rPr>
+              <w:t>Surface terrain being too bland</w:t>
+            </w:r>
+          </w:p>
+        </w:tc>
+        <w:tc>
+          <w:tcPr>
+            <w:tcW w:w="1328" w:type="dxa"/>
+          </w:tcPr>
+          <w:p>
+            <w:pPr>
+              <w:rPr>
+                <w:sz w:val="24"/>
+                <w:szCs w:val="24"/>
+                <w:lang w:val="en-US"/>
+              </w:rPr>
+            </w:pPr>
+            <w:r>
+              <w:rPr>
+                <w:sz w:val="24"/>
+                <w:szCs w:val="24"/>
+                <w:lang w:val="en-US"/>
+              </w:rPr>
+              <w:t>40%</w:t>
+            </w:r>
+          </w:p>
+        </w:tc>
+        <w:tc>
+          <w:tcPr>
+            <w:tcW w:w="3067" w:type="dxa"/>
+          </w:tcPr>
+          <w:p>
+            <w:pPr>
+              <w:rPr>
+                <w:sz w:val="24"/>
+                <w:szCs w:val="24"/>
+                <w:lang w:val="en-US"/>
+              </w:rPr>
+            </w:pPr>
+            <w:r>
+              <w:rPr>
+                <w:sz w:val="24"/>
+                <w:szCs w:val="24"/>
+                <w:lang w:val="en-US"/>
+              </w:rPr>
+              <w:t>Perlin noise generating either too boring or too exaggerated terrain</w:t>
+            </w:r>
+          </w:p>
+        </w:tc>
+        <w:tc>
+          <w:tcPr>
+            <w:tcW w:w="2876" w:type="dxa"/>
+          </w:tcPr>
+          <w:p>
+            <w:pPr>
+              <w:rPr>
+                <w:sz w:val="24"/>
+                <w:szCs w:val="24"/>
+                <w:lang w:val="en-US"/>
+              </w:rPr>
+            </w:pPr>
+            <w:r>
+              <w:rPr>
+                <w:sz w:val="24"/>
+                <w:szCs w:val="24"/>
+                <w:lang w:val="en-US"/>
+              </w:rPr>
+              <w:t>World would look weird or uninteresting</w:t>
+            </w:r>
+          </w:p>
+        </w:tc>
+        <w:tc>
+          <w:tcPr>
+            <w:tcW w:w="3928" w:type="dxa"/>
+          </w:tcPr>
+          <w:p>
+            <w:pPr>
+              <w:rPr>
+                <w:sz w:val="24"/>
+                <w:szCs w:val="24"/>
+                <w:lang w:val="en-US"/>
+              </w:rPr>
+            </w:pPr>
+            <w:r>
+              <w:rPr>
+                <w:sz w:val="24"/>
+                <w:szCs w:val="24"/>
+                <w:lang w:val="en-US"/>
+              </w:rPr>
+              <w:t>Try to patch together multiple different Perlin noises for more variety</w:t>
+            </w:r>
+          </w:p>
+        </w:tc>
+      </w:tr>
     </w:tbl>
     <w:p>
       <w:pPr>
@@ -6667,7 +7239,7 @@
           <w:lang w:val="en-US"/>
         </w:rPr>
       </w:pPr>
-      <w:bookmarkStart w:id="18" w:name="_Toc190254278"/>
+      <w:bookmarkStart w:id="20" w:name="_Toc190349498"/>
       <w:r>
         <w:rPr>
           <w:sz w:val="24"/>
@@ -6677,7 +7249,7 @@
         <w:lastRenderedPageBreak/>
         <w:t>Tracking Plan</w:t>
       </w:r>
-      <w:bookmarkEnd w:id="18"/>
+      <w:bookmarkEnd w:id="20"/>
     </w:p>
     <w:p>
       <w:pPr>
@@ -6749,7 +7321,7 @@
           <w:lang w:val="en-US"/>
         </w:rPr>
       </w:pPr>
-      <w:bookmarkStart w:id="19" w:name="_Toc190254279"/>
+      <w:bookmarkStart w:id="21" w:name="_Toc190349499"/>
       <w:r>
         <w:rPr>
           <w:sz w:val="24"/>
@@ -6758,7 +7330,7 @@
         </w:rPr>
         <w:t>Source control</w:t>
       </w:r>
-      <w:bookmarkEnd w:id="19"/>
+      <w:bookmarkEnd w:id="21"/>
     </w:p>
     <w:p>
       <w:pPr>
@@ -6794,6 +7366,7 @@
           <w:lang w:val="en-US"/>
         </w:rPr>
       </w:pPr>
+      <w:bookmarkStart w:id="22" w:name="_Toc190349500"/>
       <w:r>
         <w:rPr>
           <w:sz w:val="24"/>
@@ -6802,6 +7375,7 @@
         </w:rPr>
         <w:t>Bug Tracking</w:t>
       </w:r>
+      <w:bookmarkEnd w:id="22"/>
     </w:p>
     <w:p>
       <w:pPr>
@@ -6835,10 +7409,12 @@
       <w:pPr>
         <w:pStyle w:val="Heading1"/>
       </w:pPr>
+      <w:bookmarkStart w:id="23" w:name="_Toc190349501"/>
       <w:r>
         <w:lastRenderedPageBreak/>
         <w:t>Reference List</w:t>
       </w:r>
+      <w:bookmarkEnd w:id="23"/>
     </w:p>
     <w:p>
       <w:pPr>
@@ -6861,9 +7437,11 @@
       <w:pPr>
         <w:pStyle w:val="Heading1"/>
       </w:pPr>
+      <w:bookmarkStart w:id="24" w:name="_Toc190349502"/>
       <w:r>
         <w:t>Bibliography</w:t>
       </w:r>
+      <w:bookmarkEnd w:id="24"/>
     </w:p>
     <w:p>
       <w:pPr>
@@ -6889,16 +7467,7 @@
             <w:szCs w:val="24"/>
             <w:lang w:val="en-US"/>
           </w:rPr>
-          <w:t xml:space="preserve"> </w:t>
-        </w:r>
-        <w:r>
-          <w:rPr>
-            <w:rStyle w:val="Hyperlink"/>
-            <w:sz w:val="24"/>
-            <w:szCs w:val="24"/>
-            <w:lang w:val="en-US"/>
-          </w:rPr>
-          <w:t>https://thebookofshaders.com/11/</w:t>
+          <w:t xml:space="preserve"> https://thebookofshaders.com/11/</w:t>
         </w:r>
       </w:hyperlink>
       <w:r>
@@ -6949,15 +7518,7 @@
           <w:szCs w:val="24"/>
           <w:lang w:val="en-US"/>
         </w:rPr>
-        <w:t>Patricio Gonzalez &amp; Jen Lowe (2015) The Book of Shaders. Available at:</w:t>
-      </w:r>
-      <w:r>
-        <w:rPr>
-          <w:sz w:val="24"/>
-          <w:szCs w:val="24"/>
-          <w:lang w:val="en-US"/>
-        </w:rPr>
-        <w:t xml:space="preserve"> </w:t>
+        <w:t xml:space="preserve">Patricio Gonzalez &amp; Jen Lowe (2015) The Book of Shaders. Available at: </w:t>
       </w:r>
       <w:hyperlink r:id="rId19" w:history="1">
         <w:r>
@@ -6984,15 +7545,7 @@
           <w:szCs w:val="24"/>
           <w:lang w:val="en-US"/>
         </w:rPr>
-        <w:t xml:space="preserve">[Accessed </w:t>
-      </w:r>
-      <w:r>
-        <w:rPr>
-          <w:sz w:val="24"/>
-          <w:szCs w:val="24"/>
-          <w:lang w:val="en-US"/>
-        </w:rPr>
-        <w:t>6</w:t>
+        <w:t>[Accessed 6</w:t>
       </w:r>
       <w:r>
         <w:rPr>
